--- a/AI.docx
+++ b/AI.docx
@@ -8942,15 +8942,68 @@
         <w:t xml:space="preserve">  </w:t>
       </w:r>
     </w:p>
+    <w:p/>
+    <w:p/>
+    <w:p/>
+    <w:p/>
+    <w:p/>
+    <w:p/>
+    <w:p/>
+    <w:p/>
+    <w:p>
+      <w:r>
+        <w:drawing>
+          <wp:inline distT="0" distB="0" distL="0" distR="0">
+            <wp:extent cx="5829300" cy="3886200"/>
+            <wp:effectExtent l="0" t="0" r="0" b="0"/>
+            <wp:docPr id="100000" name="Picture 100000" descr="image.png"/>
+            <wp:cNvGraphicFramePr>
+              <a:graphicFrameLocks xmlns:a="http://schemas.openxmlformats.org/drawingml/2006/main" noChangeAspect="1"/>
+            </wp:cNvGraphicFramePr>
+            <a:graphic xmlns:a="http://schemas.openxmlformats.org/drawingml/2006/main">
+              <a:graphicData uri="http://schemas.openxmlformats.org/drawingml/2006/picture">
+                <pic:pic xmlns:pic="http://schemas.openxmlformats.org/drawingml/2006/picture">
+                  <pic:nvPicPr>
+                    <pic:cNvPr id="100000" name="image100000" descr="image.png"/>
+                    <pic:cNvPicPr/>
+                  </pic:nvPicPr>
+                  <pic:blipFill>
+                    <a:blip r:embed="rId19"/>
+                    <a:stretch>
+                      <a:fillRect/>
+                    </a:stretch>
+                  </pic:blipFill>
+                  <pic:spPr>
+                    <a:xfrm>
+                      <a:off x="0" y="0"/>
+                      <a:ext cx="5829300" cy="3886200"/>
+                    </a:xfrm>
+                    <a:prstGeom prst="rect">
+                      <a:avLst/>
+                    </a:prstGeom>
+                  </pic:spPr>
+                </pic:pic>
+              </a:graphicData>
+            </a:graphic>
+          </wp:inline>
+        </w:drawing>
+      </w:r>
+    </w:p>
+    <w:p/>
     <w:p>
       <w:pPr>
         <w:spacing w:after="160" w:line="278" w:lineRule="auto"/>
       </w:pPr>
-    </w:p>
-    <w:p>
-      <w:pPr>
-        <w:spacing w:after="160" w:line="278" w:lineRule="auto"/>
-      </w:pPr>
+      <w:r>
+        <w:rPr>
+          <w:rFonts w:ascii="Aptos" w:hAnsi="Aptos" w:cs="Aptos" w:asciiTheme="minorHAnsi"/>
+          <w:b/>
+          <w:bCs/>
+          <w:sz w:val="24"/>
+          <w:szCs w:val="24"/>
+        </w:rPr>
+        <w:t>h</w:t>
+      </w:r>
     </w:p>
     <w:sectPr>
       <w:pgSz w:w="11906" w:h="16838"/>

--- a/AI.docx
+++ b/AI.docx
@@ -458,6 +458,61 @@
     </w:p>
     <w:p>
       <w:pPr>
+        <w:spacing w:after="160" w:line="278" w:lineRule="auto"/>
+      </w:pPr>
+    </w:p>
+    <w:p>
+      <w:pPr>
+        <w:spacing w:after="160" w:line="278" w:lineRule="auto"/>
+      </w:pPr>
+    </w:p>
+    <w:p>
+      <w:pPr>
+        <w:spacing w:after="160" w:line="278" w:lineRule="auto"/>
+      </w:pPr>
+      <w:hyperlink r:id="rId21">
+        <w:r>
+          <w:t>Transforming Crop Disease Classification with Hybrid Quantum Deep Learning | IEEE Conference Publication | IEEE Xplore</w:t>
+        </w:r>
+      </w:hyperlink>
+    </w:p>
+    <w:p>
+      <w:pPr>
+        <w:spacing w:after="160" w:line="278" w:lineRule="auto"/>
+      </w:pPr>
+    </w:p>
+    <w:p>
+      <w:pPr>
+        <w:spacing w:after="160" w:line="278" w:lineRule="auto"/>
+      </w:pPr>
+      <w:hyperlink r:id="rId22">
+        <w:r>
+          <w:t>EQID: Entangled quantum image descriptor an approach for early plant disease detection - ScienceDirect</w:t>
+        </w:r>
+      </w:hyperlink>
+    </w:p>
+    <w:p>
+      <w:pPr>
+        <w:spacing w:after="160" w:line="278" w:lineRule="auto"/>
+      </w:pPr>
+    </w:p>
+    <w:p>
+      <w:pPr>
+        <w:spacing w:after="160" w:line="278" w:lineRule="auto"/>
+      </w:pPr>
+      <w:hyperlink r:id="rId23">
+        <w:r>
+          <w:t>Revolutionizing smart farming: Quantum computing applications in plant disease detection: A hybrid quantum-classical approach for sustainable agriculture</w:t>
+        </w:r>
+      </w:hyperlink>
+    </w:p>
+    <w:p>
+      <w:pPr>
+        <w:spacing w:after="160" w:line="278" w:lineRule="auto"/>
+      </w:pPr>
+    </w:p>
+    <w:p>
+      <w:pPr>
         <w:rPr>
           <w:b/>
           <w:bCs/>
@@ -8968,7 +9023,7 @@
                     <pic:cNvPicPr/>
                   </pic:nvPicPr>
                   <pic:blipFill>
-                    <a:blip r:embed="rId19"/>
+                    <a:blip r:embed="rId20"/>
                     <a:stretch>
                       <a:fillRect/>
                     </a:stretch>

--- a/AI.docx
+++ b/AI.docx
@@ -8,7 +8,7 @@
       </w:pPr>
       <w:r>
         <w:rPr>
-          <w:rFonts w:ascii="Aptos" w:hAnsi="Aptos" w:eastAsia="Aptos" w:cs="Aptos" w:asciiTheme="minorHAnsi" w:hAnsiTheme="minorHAnsi" w:eastAsiaTheme="minorHAnsi" w:csTheme="minorBidi"/>
+          <w:rFonts w:ascii="Aptos" w:hAnsi="Aptos" w:eastAsia="Aptos" w:cs="Aptos" w:asciiTheme="minorHAnsi" w:hAnsiTheme="minorHAnsi" w:eastAsiaTheme="minorHAnsi"/>
           <w:kern w:val="2"/>
           <w:sz w:val="24"/>
           <w:szCs w:val="24"/>
@@ -30,7 +30,7 @@
       </w:pPr>
       <w:r>
         <w:rPr>
-          <w:rFonts w:ascii="Aptos" w:hAnsi="Aptos" w:eastAsia="Aptos" w:cs="Aptos" w:asciiTheme="minorHAnsi" w:hAnsiTheme="minorHAnsi" w:eastAsiaTheme="minorHAnsi" w:csTheme="minorBidi"/>
+          <w:rFonts w:ascii="Aptos" w:hAnsi="Aptos" w:eastAsia="Aptos" w:cs="Aptos" w:asciiTheme="minorHAnsi" w:hAnsiTheme="minorHAnsi" w:eastAsiaTheme="minorHAnsi"/>
           <w:b/>
           <w:bCs/>
           <w:kern w:val="2"/>
@@ -41,7 +41,7 @@
       </w:r>
       <w:r>
         <w:rPr>
-          <w:rFonts w:ascii="Aptos" w:hAnsi="Aptos" w:eastAsia="Aptos" w:cs="Aptos" w:asciiTheme="minorHAnsi" w:hAnsiTheme="minorHAnsi" w:eastAsiaTheme="minorHAnsi" w:csTheme="minorBidi"/>
+          <w:rFonts w:ascii="Aptos" w:hAnsi="Aptos" w:eastAsia="Aptos" w:cs="Aptos" w:asciiTheme="minorHAnsi" w:hAnsiTheme="minorHAnsi" w:eastAsiaTheme="minorHAnsi"/>
           <w:b/>
           <w:bCs/>
           <w:kern w:val="2"/>
@@ -59,7 +59,7 @@
         <w:r>
           <w:rPr>
             <w:rStyle w:val="Hyperlink"/>
-            <w:rFonts w:ascii="Aptos" w:hAnsi="Aptos" w:eastAsia="Aptos" w:cs="Aptos" w:asciiTheme="minorHAnsi" w:hAnsiTheme="minorHAnsi" w:eastAsiaTheme="minorHAnsi" w:csTheme="minorBidi"/>
+            <w:rFonts w:ascii="Aptos" w:hAnsi="Aptos" w:eastAsia="Aptos" w:cs="Aptos" w:asciiTheme="minorHAnsi" w:hAnsiTheme="minorHAnsi" w:eastAsiaTheme="minorHAnsi"/>
             <w:color w:val="467886" w:themeColor="hyperlink"/>
             <w:kern w:val="2"/>
             <w:sz w:val="24"/>
@@ -78,7 +78,7 @@
         <w:r>
           <w:rPr>
             <w:rStyle w:val="Hyperlink"/>
-            <w:rFonts w:ascii="Aptos" w:hAnsi="Aptos" w:eastAsia="Aptos" w:cs="Aptos" w:asciiTheme="minorHAnsi" w:hAnsiTheme="minorHAnsi" w:eastAsiaTheme="minorHAnsi" w:csTheme="minorBidi"/>
+            <w:rFonts w:ascii="Aptos" w:hAnsi="Aptos" w:eastAsia="Aptos" w:cs="Aptos" w:asciiTheme="minorHAnsi" w:hAnsiTheme="minorHAnsi" w:eastAsiaTheme="minorHAnsi"/>
             <w:color w:val="467886" w:themeColor="hyperlink"/>
             <w:kern w:val="2"/>
             <w:sz w:val="24"/>
@@ -97,7 +97,7 @@
         <w:r>
           <w:rPr>
             <w:rStyle w:val="Hyperlink"/>
-            <w:rFonts w:ascii="Aptos" w:hAnsi="Aptos" w:eastAsia="Aptos" w:cs="Aptos" w:asciiTheme="minorHAnsi" w:hAnsiTheme="minorHAnsi" w:eastAsiaTheme="minorHAnsi" w:csTheme="minorBidi"/>
+            <w:rFonts w:ascii="Aptos" w:hAnsi="Aptos" w:eastAsia="Aptos" w:cs="Aptos" w:asciiTheme="minorHAnsi" w:hAnsiTheme="minorHAnsi" w:eastAsiaTheme="minorHAnsi"/>
             <w:color w:val="467886" w:themeColor="hyperlink"/>
             <w:kern w:val="2"/>
             <w:sz w:val="24"/>
@@ -116,7 +116,7 @@
         <w:r>
           <w:rPr>
             <w:rStyle w:val="Hyperlink"/>
-            <w:rFonts w:ascii="Aptos" w:hAnsi="Aptos" w:eastAsia="Aptos" w:cs="Aptos" w:asciiTheme="minorHAnsi" w:hAnsiTheme="minorHAnsi" w:eastAsiaTheme="minorHAnsi" w:csTheme="minorBidi"/>
+            <w:rFonts w:ascii="Aptos" w:hAnsi="Aptos" w:eastAsia="Aptos" w:cs="Aptos" w:asciiTheme="minorHAnsi" w:hAnsiTheme="minorHAnsi" w:eastAsiaTheme="minorHAnsi"/>
             <w:color w:val="467886" w:themeColor="hyperlink"/>
             <w:kern w:val="2"/>
             <w:sz w:val="24"/>
@@ -140,7 +140,7 @@
         <w:r>
           <w:rPr>
             <w:rStyle w:val="Hyperlink"/>
-            <w:rFonts w:ascii="Aptos" w:hAnsi="Aptos" w:eastAsia="Aptos" w:cs="Aptos" w:asciiTheme="minorHAnsi" w:hAnsiTheme="minorHAnsi" w:eastAsiaTheme="minorHAnsi" w:csTheme="minorBidi"/>
+            <w:rFonts w:ascii="Aptos" w:hAnsi="Aptos" w:eastAsia="Aptos" w:cs="Aptos" w:asciiTheme="minorHAnsi" w:hAnsiTheme="minorHAnsi" w:eastAsiaTheme="minorHAnsi"/>
             <w:color w:val="467886" w:themeColor="hyperlink"/>
             <w:kern w:val="2"/>
             <w:sz w:val="24"/>
@@ -165,7 +165,7 @@
       </w:pPr>
       <w:r>
         <w:rPr>
-          <w:rFonts w:ascii="Aptos" w:hAnsi="Aptos" w:eastAsia="Aptos" w:cs="Aptos" w:asciiTheme="minorHAnsi" w:hAnsiTheme="minorHAnsi" w:eastAsiaTheme="minorHAnsi" w:csTheme="minorBidi"/>
+          <w:rFonts w:ascii="Aptos" w:hAnsi="Aptos" w:eastAsia="Aptos" w:cs="Aptos" w:asciiTheme="minorHAnsi" w:hAnsiTheme="minorHAnsi" w:eastAsiaTheme="minorHAnsi"/>
           <w:b/>
           <w:bCs/>
           <w:kern w:val="2"/>
@@ -176,7 +176,7 @@
       </w:r>
       <w:r>
         <w:rPr>
-          <w:rFonts w:ascii="Aptos" w:hAnsi="Aptos" w:eastAsia="Aptos" w:cs="Aptos" w:asciiTheme="minorHAnsi" w:hAnsiTheme="minorHAnsi" w:eastAsiaTheme="minorHAnsi" w:csTheme="minorBidi"/>
+          <w:rFonts w:ascii="Aptos" w:hAnsi="Aptos" w:eastAsia="Aptos" w:cs="Aptos" w:asciiTheme="minorHAnsi" w:hAnsiTheme="minorHAnsi" w:eastAsiaTheme="minorHAnsi"/>
           <w:b/>
           <w:bCs/>
           <w:kern w:val="2"/>
@@ -197,7 +197,7 @@
         <w:r>
           <w:rPr>
             <w:rStyle w:val="Hyperlink"/>
-            <w:rFonts w:ascii="Aptos" w:hAnsi="Aptos" w:eastAsia="Aptos" w:cs="Aptos" w:asciiTheme="minorHAnsi" w:hAnsiTheme="minorHAnsi" w:eastAsiaTheme="minorHAnsi" w:csTheme="minorBidi"/>
+            <w:rFonts w:ascii="Aptos" w:hAnsi="Aptos" w:eastAsia="Aptos" w:cs="Aptos" w:asciiTheme="minorHAnsi" w:hAnsiTheme="minorHAnsi" w:eastAsiaTheme="minorHAnsi"/>
             <w:b/>
             <w:bCs/>
             <w:color w:val="467886" w:themeColor="hyperlink"/>
@@ -221,7 +221,7 @@
         <w:r>
           <w:rPr>
             <w:rStyle w:val="Hyperlink"/>
-            <w:rFonts w:ascii="Aptos" w:hAnsi="Aptos" w:eastAsia="Aptos" w:cs="Aptos" w:asciiTheme="minorHAnsi" w:hAnsiTheme="minorHAnsi" w:eastAsiaTheme="minorHAnsi" w:csTheme="minorBidi"/>
+            <w:rFonts w:ascii="Aptos" w:hAnsi="Aptos" w:eastAsia="Aptos" w:cs="Aptos" w:asciiTheme="minorHAnsi" w:hAnsiTheme="minorHAnsi" w:eastAsiaTheme="minorHAnsi"/>
             <w:b/>
             <w:bCs/>
             <w:color w:val="467886" w:themeColor="hyperlink"/>
@@ -245,7 +245,7 @@
         <w:r>
           <w:rPr>
             <w:rStyle w:val="Hyperlink"/>
-            <w:rFonts w:ascii="Aptos" w:hAnsi="Aptos" w:eastAsia="Aptos" w:cs="Aptos" w:asciiTheme="minorHAnsi" w:hAnsiTheme="minorHAnsi" w:eastAsiaTheme="minorHAnsi" w:csTheme="minorBidi"/>
+            <w:rFonts w:ascii="Aptos" w:hAnsi="Aptos" w:eastAsia="Aptos" w:cs="Aptos" w:asciiTheme="minorHAnsi" w:hAnsiTheme="minorHAnsi" w:eastAsiaTheme="minorHAnsi"/>
             <w:b/>
             <w:bCs/>
             <w:color w:val="467886" w:themeColor="hyperlink"/>
@@ -275,7 +275,7 @@
       </w:pPr>
       <w:r>
         <w:rPr>
-          <w:rFonts w:ascii="Aptos" w:hAnsi="Aptos" w:eastAsia="Aptos" w:cs="Aptos" w:asciiTheme="minorHAnsi" w:hAnsiTheme="minorHAnsi" w:eastAsiaTheme="minorHAnsi" w:csTheme="minorBidi"/>
+          <w:rFonts w:ascii="Aptos" w:hAnsi="Aptos" w:eastAsia="Aptos" w:cs="Aptos" w:asciiTheme="minorHAnsi" w:hAnsiTheme="minorHAnsi" w:eastAsiaTheme="minorHAnsi"/>
           <w:b/>
           <w:bCs/>
           <w:kern w:val="2"/>
@@ -296,7 +296,7 @@
         <w:r>
           <w:rPr>
             <w:rStyle w:val="Hyperlink"/>
-            <w:rFonts w:ascii="Aptos" w:hAnsi="Aptos" w:eastAsia="Aptos" w:cs="Aptos" w:asciiTheme="minorHAnsi" w:hAnsiTheme="minorHAnsi" w:eastAsiaTheme="minorHAnsi" w:csTheme="minorBidi"/>
+            <w:rFonts w:ascii="Aptos" w:hAnsi="Aptos" w:eastAsia="Aptos" w:cs="Aptos" w:asciiTheme="minorHAnsi" w:hAnsiTheme="minorHAnsi" w:eastAsiaTheme="minorHAnsi"/>
             <w:b/>
             <w:bCs/>
             <w:color w:val="467886" w:themeColor="hyperlink"/>
@@ -320,7 +320,7 @@
         <w:r>
           <w:rPr>
             <w:rStyle w:val="Hyperlink"/>
-            <w:rFonts w:ascii="Aptos" w:hAnsi="Aptos" w:eastAsia="Aptos" w:cs="Aptos" w:asciiTheme="minorHAnsi" w:hAnsiTheme="minorHAnsi" w:eastAsiaTheme="minorHAnsi" w:csTheme="minorBidi"/>
+            <w:rFonts w:ascii="Aptos" w:hAnsi="Aptos" w:eastAsia="Aptos" w:cs="Aptos" w:asciiTheme="minorHAnsi" w:hAnsiTheme="minorHAnsi" w:eastAsiaTheme="minorHAnsi"/>
             <w:b/>
             <w:bCs/>
             <w:color w:val="467886" w:themeColor="hyperlink"/>
@@ -344,7 +344,7 @@
         <w:r>
           <w:rPr>
             <w:rStyle w:val="Hyperlink"/>
-            <w:rFonts w:ascii="Aptos" w:hAnsi="Aptos" w:eastAsia="Aptos" w:cs="Aptos" w:asciiTheme="minorHAnsi" w:hAnsiTheme="minorHAnsi" w:eastAsiaTheme="minorHAnsi" w:csTheme="minorBidi"/>
+            <w:rFonts w:ascii="Aptos" w:hAnsi="Aptos" w:eastAsia="Aptos" w:cs="Aptos" w:asciiTheme="minorHAnsi" w:hAnsiTheme="minorHAnsi" w:eastAsiaTheme="minorHAnsi"/>
             <w:b/>
             <w:bCs/>
             <w:color w:val="467886" w:themeColor="hyperlink"/>
@@ -374,7 +374,7 @@
       </w:pPr>
       <w:r>
         <w:rPr>
-          <w:rFonts w:ascii="Aptos" w:hAnsi="Aptos" w:eastAsia="Aptos" w:cs="Aptos" w:asciiTheme="minorHAnsi" w:hAnsiTheme="minorHAnsi" w:eastAsiaTheme="minorHAnsi" w:csTheme="minorBidi"/>
+          <w:rFonts w:ascii="Aptos" w:hAnsi="Aptos" w:eastAsia="Aptos" w:cs="Aptos" w:asciiTheme="minorHAnsi" w:hAnsiTheme="minorHAnsi" w:eastAsiaTheme="minorHAnsi"/>
           <w:b/>
           <w:bCs/>
           <w:kern w:val="2"/>
@@ -395,7 +395,7 @@
         <w:r>
           <w:rPr>
             <w:rStyle w:val="Hyperlink"/>
-            <w:rFonts w:ascii="Aptos" w:hAnsi="Aptos" w:eastAsia="Aptos" w:cs="Aptos" w:asciiTheme="minorHAnsi" w:hAnsiTheme="minorHAnsi" w:eastAsiaTheme="minorHAnsi" w:csTheme="minorBidi"/>
+            <w:rFonts w:ascii="Aptos" w:hAnsi="Aptos" w:eastAsia="Aptos" w:cs="Aptos" w:asciiTheme="minorHAnsi" w:hAnsiTheme="minorHAnsi" w:eastAsiaTheme="minorHAnsi"/>
             <w:b/>
             <w:bCs/>
             <w:color w:val="467886" w:themeColor="hyperlink"/>
@@ -419,7 +419,7 @@
         <w:r>
           <w:rPr>
             <w:rStyle w:val="Hyperlink"/>
-            <w:rFonts w:ascii="Aptos" w:hAnsi="Aptos" w:eastAsia="Aptos" w:cs="Aptos" w:asciiTheme="minorHAnsi" w:hAnsiTheme="minorHAnsi" w:eastAsiaTheme="minorHAnsi" w:csTheme="minorBidi"/>
+            <w:rFonts w:ascii="Aptos" w:hAnsi="Aptos" w:eastAsia="Aptos" w:cs="Aptos" w:asciiTheme="minorHAnsi" w:hAnsiTheme="minorHAnsi" w:eastAsiaTheme="minorHAnsi"/>
             <w:b/>
             <w:bCs/>
             <w:color w:val="467886" w:themeColor="hyperlink"/>
@@ -443,7 +443,7 @@
         <w:r>
           <w:rPr>
             <w:rStyle w:val="Hyperlink"/>
-            <w:rFonts w:ascii="Aptos" w:hAnsi="Aptos" w:eastAsia="Aptos" w:cs="Aptos" w:asciiTheme="minorHAnsi" w:hAnsiTheme="minorHAnsi" w:eastAsiaTheme="minorHAnsi" w:csTheme="minorBidi"/>
+            <w:rFonts w:ascii="Aptos" w:hAnsi="Aptos" w:eastAsia="Aptos" w:cs="Aptos" w:asciiTheme="minorHAnsi" w:hAnsiTheme="minorHAnsi" w:eastAsiaTheme="minorHAnsi"/>
             <w:b/>
             <w:bCs/>
             <w:color w:val="467886" w:themeColor="hyperlink"/>
@@ -472,6 +472,12 @@
       </w:pPr>
       <w:hyperlink r:id="rId21">
         <w:r>
+          <w:rPr>
+            <w:rFonts w:ascii="Aptos" w:hAnsi="Aptos" w:eastAsia="Aptos" w:cs="Aptos" w:asciiTheme="minorHAnsi" w:hAnsiTheme="minorHAnsi" w:eastAsiaTheme="minorHAnsi" w:csTheme="minorBidi"/>
+            <w:kern w:val="2"/>
+            <w:sz w:val="24"/>
+            <w:szCs w:val="24"/>
+          </w:rPr>
           <w:t>Transforming Crop Disease Classification with Hybrid Quantum Deep Learning | IEEE Conference Publication | IEEE Xplore</w:t>
         </w:r>
       </w:hyperlink>
@@ -487,6 +493,12 @@
       </w:pPr>
       <w:hyperlink r:id="rId22">
         <w:r>
+          <w:rPr>
+            <w:rFonts w:ascii="Aptos" w:hAnsi="Aptos" w:eastAsia="Aptos" w:cs="Aptos" w:asciiTheme="minorHAnsi" w:hAnsiTheme="minorHAnsi" w:eastAsiaTheme="minorHAnsi" w:csTheme="minorBidi"/>
+            <w:kern w:val="2"/>
+            <w:sz w:val="24"/>
+            <w:szCs w:val="24"/>
+          </w:rPr>
           <w:t>EQID: Entangled quantum image descriptor an approach for early plant disease detection - ScienceDirect</w:t>
         </w:r>
       </w:hyperlink>
@@ -502,6 +514,12 @@
       </w:pPr>
       <w:hyperlink r:id="rId23">
         <w:r>
+          <w:rPr>
+            <w:rFonts w:ascii="Aptos" w:hAnsi="Aptos" w:eastAsia="Aptos" w:cs="Aptos" w:asciiTheme="minorHAnsi" w:hAnsiTheme="minorHAnsi" w:eastAsiaTheme="minorHAnsi" w:csTheme="minorBidi"/>
+            <w:kern w:val="2"/>
+            <w:sz w:val="24"/>
+            <w:szCs w:val="24"/>
+          </w:rPr>
           <w:t>Revolutionizing smart farming: Quantum computing applications in plant disease detection: A hybrid quantum-classical approach for sustainable agriculture</w:t>
         </w:r>
       </w:hyperlink>
@@ -521,7 +539,7 @@
       <w:r>
         <w:lastRenderedPageBreak/>
         <w:rPr>
-          <w:rFonts w:ascii="Aptos" w:hAnsi="Aptos" w:eastAsia="Aptos" w:cs="Aptos" w:asciiTheme="minorHAnsi" w:hAnsiTheme="minorHAnsi" w:eastAsiaTheme="minorHAnsi" w:csTheme="minorBidi"/>
+          <w:rFonts w:ascii="Aptos" w:hAnsi="Aptos" w:eastAsia="Aptos" w:cs="Aptos" w:asciiTheme="minorHAnsi" w:hAnsiTheme="minorHAnsi" w:eastAsiaTheme="minorHAnsi"/>
           <w:b/>
           <w:bCs/>
           <w:kern w:val="2"/>
@@ -540,7 +558,7 @@
       </w:pPr>
       <w:r>
         <w:rPr>
-          <w:rFonts w:ascii="Aptos" w:hAnsi="Aptos" w:eastAsia="Aptos" w:cs="Aptos" w:asciiTheme="minorHAnsi" w:hAnsiTheme="minorHAnsi" w:eastAsiaTheme="minorHAnsi" w:csTheme="minorBidi"/>
+          <w:rFonts w:ascii="Aptos" w:hAnsi="Aptos" w:eastAsia="Aptos" w:cs="Aptos" w:asciiTheme="minorHAnsi" w:hAnsiTheme="minorHAnsi" w:eastAsiaTheme="minorHAnsi"/>
           <w:b/>
           <w:bCs/>
           <w:kern w:val="2"/>
@@ -567,7 +585,7 @@
       </w:pPr>
       <w:r>
         <w:rPr>
-          <w:rFonts w:ascii="Aptos" w:hAnsi="Aptos" w:eastAsia="Aptos" w:cs="Aptos" w:asciiTheme="minorHAnsi" w:hAnsiTheme="minorHAnsi" w:eastAsiaTheme="minorHAnsi" w:csTheme="minorBidi"/>
+          <w:rFonts w:ascii="Aptos" w:hAnsi="Aptos" w:eastAsia="Aptos" w:cs="Aptos" w:asciiTheme="minorHAnsi" w:hAnsiTheme="minorHAnsi" w:eastAsiaTheme="minorHAnsi"/>
           <w:b/>
           <w:bCs/>
           <w:kern w:val="2"/>
@@ -586,7 +604,7 @@
       </w:pPr>
       <w:r>
         <w:rPr>
-          <w:rFonts w:ascii="Aptos" w:hAnsi="Aptos" w:eastAsia="Aptos" w:cs="Aptos" w:asciiTheme="minorHAnsi" w:hAnsiTheme="minorHAnsi" w:eastAsiaTheme="minorHAnsi" w:csTheme="minorBidi"/>
+          <w:rFonts w:ascii="Aptos" w:hAnsi="Aptos" w:eastAsia="Aptos" w:cs="Aptos" w:asciiTheme="minorHAnsi" w:hAnsiTheme="minorHAnsi" w:eastAsiaTheme="minorHAnsi"/>
           <w:b/>
           <w:bCs/>
           <w:kern w:val="2"/>
@@ -605,7 +623,7 @@
       </w:pPr>
       <w:r>
         <w:rPr>
-          <w:rFonts w:ascii="Aptos" w:hAnsi="Aptos" w:eastAsia="Aptos" w:cs="Aptos" w:asciiTheme="minorHAnsi" w:hAnsiTheme="minorHAnsi" w:eastAsiaTheme="minorHAnsi" w:csTheme="minorBidi"/>
+          <w:rFonts w:ascii="Aptos" w:hAnsi="Aptos" w:eastAsia="Aptos" w:cs="Aptos" w:asciiTheme="minorHAnsi" w:hAnsiTheme="minorHAnsi" w:eastAsiaTheme="minorHAnsi"/>
           <w:b/>
           <w:bCs/>
           <w:kern w:val="2"/>
@@ -616,7 +634,7 @@
       </w:r>
       <w:r>
         <w:rPr>
-          <w:rFonts w:ascii="Aptos" w:hAnsi="Aptos" w:eastAsia="Aptos" w:cs="Aptos" w:asciiTheme="minorHAnsi" w:hAnsiTheme="minorHAnsi" w:eastAsiaTheme="minorHAnsi" w:csTheme="minorBidi"/>
+          <w:rFonts w:ascii="Aptos" w:hAnsi="Aptos" w:eastAsia="Aptos" w:cs="Aptos" w:asciiTheme="minorHAnsi" w:hAnsiTheme="minorHAnsi" w:eastAsiaTheme="minorHAnsi"/>
           <w:b/>
           <w:bCs/>
           <w:kern w:val="2"/>
@@ -627,7 +645,7 @@
       </w:r>
       <w:r>
         <w:rPr>
-          <w:rFonts w:ascii="Aptos" w:hAnsi="Aptos" w:eastAsia="Aptos" w:cs="Aptos" w:asciiTheme="minorHAnsi" w:hAnsiTheme="minorHAnsi" w:eastAsiaTheme="minorHAnsi" w:csTheme="minorBidi"/>
+          <w:rFonts w:ascii="Aptos" w:hAnsi="Aptos" w:eastAsia="Aptos" w:cs="Aptos" w:asciiTheme="minorHAnsi" w:hAnsiTheme="minorHAnsi" w:eastAsiaTheme="minorHAnsi"/>
           <w:b/>
           <w:bCs/>
           <w:kern w:val="2"/>
@@ -646,7 +664,7 @@
       </w:pPr>
       <w:r>
         <w:rPr>
-          <w:rFonts w:ascii="Aptos" w:hAnsi="Aptos" w:eastAsia="Aptos" w:cs="Aptos" w:asciiTheme="minorHAnsi" w:hAnsiTheme="minorHAnsi" w:eastAsiaTheme="minorHAnsi" w:csTheme="minorBidi"/>
+          <w:rFonts w:ascii="Aptos" w:hAnsi="Aptos" w:eastAsia="Aptos" w:cs="Aptos" w:asciiTheme="minorHAnsi" w:hAnsiTheme="minorHAnsi" w:eastAsiaTheme="minorHAnsi"/>
           <w:b/>
           <w:bCs/>
           <w:kern w:val="2"/>
@@ -673,7 +691,7 @@
       </w:pPr>
       <w:r>
         <w:rPr>
-          <w:rFonts w:ascii="Aptos" w:hAnsi="Aptos" w:eastAsia="Aptos" w:cs="Aptos" w:asciiTheme="minorHAnsi" w:hAnsiTheme="minorHAnsi" w:eastAsiaTheme="minorHAnsi" w:csTheme="minorBidi"/>
+          <w:rFonts w:ascii="Aptos" w:hAnsi="Aptos" w:eastAsia="Aptos" w:cs="Aptos" w:asciiTheme="minorHAnsi" w:hAnsiTheme="minorHAnsi" w:eastAsiaTheme="minorHAnsi"/>
           <w:b/>
           <w:bCs/>
           <w:kern w:val="2"/>
@@ -692,7 +710,7 @@
       </w:pPr>
       <w:r>
         <w:rPr>
-          <w:rFonts w:ascii="Aptos" w:hAnsi="Aptos" w:eastAsia="Aptos" w:cs="Aptos" w:asciiTheme="minorHAnsi" w:hAnsiTheme="minorHAnsi" w:eastAsiaTheme="minorHAnsi" w:csTheme="minorBidi"/>
+          <w:rFonts w:ascii="Aptos" w:hAnsi="Aptos" w:eastAsia="Aptos" w:cs="Aptos" w:asciiTheme="minorHAnsi" w:hAnsiTheme="minorHAnsi" w:eastAsiaTheme="minorHAnsi"/>
           <w:b/>
           <w:bCs/>
           <w:kern w:val="2"/>
@@ -711,7 +729,7 @@
       </w:pPr>
       <w:r>
         <w:rPr>
-          <w:rFonts w:ascii="Aptos" w:hAnsi="Aptos" w:eastAsia="Aptos" w:cs="Aptos" w:asciiTheme="minorHAnsi" w:hAnsiTheme="minorHAnsi" w:eastAsiaTheme="minorHAnsi" w:csTheme="minorBidi"/>
+          <w:rFonts w:ascii="Aptos" w:hAnsi="Aptos" w:eastAsia="Aptos" w:cs="Aptos" w:asciiTheme="minorHAnsi" w:hAnsiTheme="minorHAnsi" w:eastAsiaTheme="minorHAnsi"/>
           <w:b/>
           <w:bCs/>
           <w:kern w:val="2"/>
@@ -722,7 +740,7 @@
       </w:r>
       <w:r>
         <w:rPr>
-          <w:rFonts w:ascii="Aptos" w:hAnsi="Aptos" w:eastAsia="Aptos" w:cs="Aptos" w:asciiTheme="minorHAnsi" w:hAnsiTheme="minorHAnsi" w:eastAsiaTheme="minorHAnsi" w:csTheme="minorBidi"/>
+          <w:rFonts w:ascii="Aptos" w:hAnsi="Aptos" w:eastAsia="Aptos" w:cs="Aptos" w:asciiTheme="minorHAnsi" w:hAnsiTheme="minorHAnsi" w:eastAsiaTheme="minorHAnsi"/>
           <w:b/>
           <w:bCs/>
           <w:kern w:val="2"/>
@@ -733,7 +751,7 @@
       </w:r>
       <w:r>
         <w:rPr>
-          <w:rFonts w:ascii="Aptos" w:hAnsi="Aptos" w:eastAsia="Aptos" w:cs="Aptos" w:asciiTheme="minorHAnsi" w:hAnsiTheme="minorHAnsi" w:eastAsiaTheme="minorHAnsi" w:csTheme="minorBidi"/>
+          <w:rFonts w:ascii="Aptos" w:hAnsi="Aptos" w:eastAsia="Aptos" w:cs="Aptos" w:asciiTheme="minorHAnsi" w:hAnsiTheme="minorHAnsi" w:eastAsiaTheme="minorHAnsi"/>
           <w:b/>
           <w:bCs/>
           <w:kern w:val="2"/>
@@ -752,7 +770,7 @@
       </w:pPr>
       <w:r>
         <w:rPr>
-          <w:rFonts w:ascii="Aptos" w:hAnsi="Aptos" w:eastAsia="Aptos" w:cs="Aptos" w:asciiTheme="minorHAnsi" w:hAnsiTheme="minorHAnsi" w:eastAsiaTheme="minorHAnsi" w:csTheme="minorBidi"/>
+          <w:rFonts w:ascii="Aptos" w:hAnsi="Aptos" w:eastAsia="Aptos" w:cs="Aptos" w:asciiTheme="minorHAnsi" w:hAnsiTheme="minorHAnsi" w:eastAsiaTheme="minorHAnsi"/>
           <w:b/>
           <w:bCs/>
           <w:kern w:val="2"/>
@@ -771,7 +789,7 @@
       </w:pPr>
       <w:r>
         <w:rPr>
-          <w:rFonts w:ascii="Aptos" w:hAnsi="Aptos" w:eastAsia="Aptos" w:cs="Aptos" w:asciiTheme="minorHAnsi" w:hAnsiTheme="minorHAnsi" w:eastAsiaTheme="minorHAnsi" w:csTheme="minorBidi"/>
+          <w:rFonts w:ascii="Aptos" w:hAnsi="Aptos" w:eastAsia="Aptos" w:cs="Aptos" w:asciiTheme="minorHAnsi" w:hAnsiTheme="minorHAnsi" w:eastAsiaTheme="minorHAnsi"/>
           <w:b/>
           <w:bCs/>
           <w:kern w:val="2"/>
@@ -790,7 +808,7 @@
       </w:pPr>
       <w:r>
         <w:rPr>
-          <w:rFonts w:ascii="Aptos" w:hAnsi="Aptos" w:eastAsia="Aptos" w:cs="Aptos" w:asciiTheme="minorHAnsi" w:hAnsiTheme="minorHAnsi" w:eastAsiaTheme="minorHAnsi" w:csTheme="minorBidi"/>
+          <w:rFonts w:ascii="Aptos" w:hAnsi="Aptos" w:eastAsia="Aptos" w:cs="Aptos" w:asciiTheme="minorHAnsi" w:hAnsiTheme="minorHAnsi" w:eastAsiaTheme="minorHAnsi"/>
           <w:b/>
           <w:bCs/>
           <w:kern w:val="2"/>
@@ -817,7 +835,7 @@
       </w:pPr>
       <w:r>
         <w:rPr>
-          <w:rFonts w:ascii="Aptos" w:hAnsi="Aptos" w:eastAsia="Aptos" w:cs="Aptos" w:asciiTheme="minorHAnsi" w:hAnsiTheme="minorHAnsi" w:eastAsiaTheme="minorHAnsi" w:csTheme="minorBidi"/>
+          <w:rFonts w:ascii="Aptos" w:hAnsi="Aptos" w:eastAsia="Aptos" w:cs="Aptos" w:asciiTheme="minorHAnsi" w:hAnsiTheme="minorHAnsi" w:eastAsiaTheme="minorHAnsi"/>
           <w:b/>
           <w:bCs/>
           <w:kern w:val="2"/>
@@ -836,7 +854,7 @@
       </w:pPr>
       <w:r>
         <w:rPr>
-          <w:rFonts w:ascii="Aptos" w:hAnsi="Aptos" w:eastAsia="Aptos" w:cs="Aptos" w:asciiTheme="minorHAnsi" w:hAnsiTheme="minorHAnsi" w:eastAsiaTheme="minorHAnsi" w:csTheme="minorBidi"/>
+          <w:rFonts w:ascii="Aptos" w:hAnsi="Aptos" w:eastAsia="Aptos" w:cs="Aptos" w:asciiTheme="minorHAnsi" w:hAnsiTheme="minorHAnsi" w:eastAsiaTheme="minorHAnsi"/>
           <w:b/>
           <w:bCs/>
           <w:kern w:val="2"/>
@@ -847,7 +865,7 @@
       </w:r>
       <w:r>
         <w:rPr>
-          <w:rFonts w:ascii="Aptos" w:hAnsi="Aptos" w:eastAsia="Aptos" w:cs="Aptos" w:asciiTheme="minorHAnsi" w:hAnsiTheme="minorHAnsi" w:eastAsiaTheme="minorHAnsi" w:csTheme="minorBidi"/>
+          <w:rFonts w:ascii="Aptos" w:hAnsi="Aptos" w:eastAsia="Aptos" w:cs="Aptos" w:asciiTheme="minorHAnsi" w:hAnsiTheme="minorHAnsi" w:eastAsiaTheme="minorHAnsi"/>
           <w:b/>
           <w:bCs/>
           <w:kern w:val="2"/>
@@ -858,7 +876,7 @@
       </w:r>
       <w:r>
         <w:rPr>
-          <w:rFonts w:ascii="Aptos" w:hAnsi="Aptos" w:eastAsia="Aptos" w:cs="Aptos" w:asciiTheme="minorHAnsi" w:hAnsiTheme="minorHAnsi" w:eastAsiaTheme="minorHAnsi" w:csTheme="minorBidi"/>
+          <w:rFonts w:ascii="Aptos" w:hAnsi="Aptos" w:eastAsia="Aptos" w:cs="Aptos" w:asciiTheme="minorHAnsi" w:hAnsiTheme="minorHAnsi" w:eastAsiaTheme="minorHAnsi"/>
           <w:b/>
           <w:bCs/>
           <w:kern w:val="2"/>
@@ -877,7 +895,7 @@
       </w:pPr>
       <w:r>
         <w:rPr>
-          <w:rFonts w:ascii="Aptos" w:hAnsi="Aptos" w:eastAsia="Aptos" w:cs="Aptos" w:asciiTheme="minorHAnsi" w:hAnsiTheme="minorHAnsi" w:eastAsiaTheme="minorHAnsi" w:csTheme="minorBidi"/>
+          <w:rFonts w:ascii="Aptos" w:hAnsi="Aptos" w:eastAsia="Aptos" w:cs="Aptos" w:asciiTheme="minorHAnsi" w:hAnsiTheme="minorHAnsi" w:eastAsiaTheme="minorHAnsi"/>
           <w:b/>
           <w:bCs/>
           <w:kern w:val="2"/>
@@ -888,7 +906,7 @@
       </w:r>
       <w:r>
         <w:rPr>
-          <w:rFonts w:ascii="Aptos" w:hAnsi="Aptos" w:eastAsia="Aptos" w:cs="Aptos" w:asciiTheme="minorHAnsi" w:hAnsiTheme="minorHAnsi" w:eastAsiaTheme="minorHAnsi" w:csTheme="minorBidi"/>
+          <w:rFonts w:ascii="Aptos" w:hAnsi="Aptos" w:eastAsia="Aptos" w:cs="Aptos" w:asciiTheme="minorHAnsi" w:hAnsiTheme="minorHAnsi" w:eastAsiaTheme="minorHAnsi"/>
           <w:b/>
           <w:bCs/>
           <w:kern w:val="2"/>
@@ -899,7 +917,7 @@
       </w:r>
       <w:r>
         <w:rPr>
-          <w:rFonts w:ascii="Aptos" w:hAnsi="Aptos" w:eastAsia="Aptos" w:cs="Aptos" w:asciiTheme="minorHAnsi" w:hAnsiTheme="minorHAnsi" w:eastAsiaTheme="minorHAnsi" w:csTheme="minorBidi"/>
+          <w:rFonts w:ascii="Aptos" w:hAnsi="Aptos" w:eastAsia="Aptos" w:cs="Aptos" w:asciiTheme="minorHAnsi" w:hAnsiTheme="minorHAnsi" w:eastAsiaTheme="minorHAnsi"/>
           <w:b/>
           <w:bCs/>
           <w:kern w:val="2"/>
@@ -910,7 +928,7 @@
       </w:r>
       <w:r>
         <w:rPr>
-          <w:rFonts w:ascii="Aptos" w:hAnsi="Aptos" w:eastAsia="Aptos" w:cs="Aptos" w:asciiTheme="minorHAnsi" w:hAnsiTheme="minorHAnsi" w:eastAsiaTheme="minorHAnsi" w:csTheme="minorBidi"/>
+          <w:rFonts w:ascii="Aptos" w:hAnsi="Aptos" w:eastAsia="Aptos" w:cs="Aptos" w:asciiTheme="minorHAnsi" w:hAnsiTheme="minorHAnsi" w:eastAsiaTheme="minorHAnsi"/>
           <w:b/>
           <w:bCs/>
           <w:kern w:val="2"/>
@@ -921,7 +939,7 @@
       </w:r>
       <w:r>
         <w:rPr>
-          <w:rFonts w:ascii="Aptos" w:hAnsi="Aptos" w:eastAsia="Aptos" w:cs="Aptos" w:asciiTheme="minorHAnsi" w:hAnsiTheme="minorHAnsi" w:eastAsiaTheme="minorHAnsi" w:csTheme="minorBidi"/>
+          <w:rFonts w:ascii="Aptos" w:hAnsi="Aptos" w:eastAsia="Aptos" w:cs="Aptos" w:asciiTheme="minorHAnsi" w:hAnsiTheme="minorHAnsi" w:eastAsiaTheme="minorHAnsi"/>
           <w:b/>
           <w:bCs/>
           <w:kern w:val="2"/>
@@ -940,7 +958,7 @@
       </w:pPr>
       <w:r>
         <w:rPr>
-          <w:rFonts w:ascii="Aptos" w:hAnsi="Aptos" w:eastAsia="Aptos" w:cs="Aptos" w:asciiTheme="minorHAnsi" w:hAnsiTheme="minorHAnsi" w:eastAsiaTheme="minorHAnsi" w:csTheme="minorBidi"/>
+          <w:rFonts w:ascii="Aptos" w:hAnsi="Aptos" w:eastAsia="Aptos" w:cs="Aptos" w:asciiTheme="minorHAnsi" w:hAnsiTheme="minorHAnsi" w:eastAsiaTheme="minorHAnsi"/>
           <w:b/>
           <w:bCs/>
           <w:kern w:val="2"/>
@@ -951,7 +969,7 @@
       </w:r>
       <w:r>
         <w:rPr>
-          <w:rFonts w:ascii="Aptos" w:hAnsi="Aptos" w:eastAsia="Aptos" w:cs="Aptos" w:asciiTheme="minorHAnsi" w:hAnsiTheme="minorHAnsi" w:eastAsiaTheme="minorHAnsi" w:csTheme="minorBidi"/>
+          <w:rFonts w:ascii="Aptos" w:hAnsi="Aptos" w:eastAsia="Aptos" w:cs="Aptos" w:asciiTheme="minorHAnsi" w:hAnsiTheme="minorHAnsi" w:eastAsiaTheme="minorHAnsi"/>
           <w:b/>
           <w:bCs/>
           <w:kern w:val="2"/>
@@ -962,7 +980,7 @@
       </w:r>
       <w:r>
         <w:rPr>
-          <w:rFonts w:ascii="Aptos" w:hAnsi="Aptos" w:eastAsia="Aptos" w:cs="Aptos" w:asciiTheme="minorHAnsi" w:hAnsiTheme="minorHAnsi" w:eastAsiaTheme="minorHAnsi" w:csTheme="minorBidi"/>
+          <w:rFonts w:ascii="Aptos" w:hAnsi="Aptos" w:eastAsia="Aptos" w:cs="Aptos" w:asciiTheme="minorHAnsi" w:hAnsiTheme="minorHAnsi" w:eastAsiaTheme="minorHAnsi"/>
           <w:b/>
           <w:bCs/>
           <w:kern w:val="2"/>
@@ -989,7 +1007,7 @@
       </w:pPr>
       <w:r>
         <w:rPr>
-          <w:rFonts w:ascii="Aptos" w:hAnsi="Aptos" w:eastAsia="Aptos" w:cs="Aptos" w:asciiTheme="minorHAnsi" w:hAnsiTheme="minorHAnsi" w:eastAsiaTheme="minorHAnsi" w:csTheme="minorBidi"/>
+          <w:rFonts w:ascii="Aptos" w:hAnsi="Aptos" w:eastAsia="Aptos" w:cs="Aptos" w:asciiTheme="minorHAnsi" w:hAnsiTheme="minorHAnsi" w:eastAsiaTheme="minorHAnsi"/>
           <w:b/>
           <w:bCs/>
           <w:kern w:val="2"/>
@@ -1008,7 +1026,7 @@
       </w:pPr>
       <w:r>
         <w:rPr>
-          <w:rFonts w:ascii="Aptos" w:hAnsi="Aptos" w:eastAsia="Aptos" w:cs="Aptos" w:asciiTheme="minorHAnsi" w:hAnsiTheme="minorHAnsi" w:eastAsiaTheme="minorHAnsi" w:csTheme="minorBidi"/>
+          <w:rFonts w:ascii="Aptos" w:hAnsi="Aptos" w:eastAsia="Aptos" w:cs="Aptos" w:asciiTheme="minorHAnsi" w:hAnsiTheme="minorHAnsi" w:eastAsiaTheme="minorHAnsi"/>
           <w:b/>
           <w:bCs/>
           <w:kern w:val="2"/>
@@ -1027,7 +1045,7 @@
       </w:pPr>
       <w:r>
         <w:rPr>
-          <w:rFonts w:ascii="Aptos" w:hAnsi="Aptos" w:eastAsia="Aptos" w:cs="Aptos" w:asciiTheme="minorHAnsi" w:hAnsiTheme="minorHAnsi" w:eastAsiaTheme="minorHAnsi" w:csTheme="minorBidi"/>
+          <w:rFonts w:ascii="Aptos" w:hAnsi="Aptos" w:eastAsia="Aptos" w:cs="Aptos" w:asciiTheme="minorHAnsi" w:hAnsiTheme="minorHAnsi" w:eastAsiaTheme="minorHAnsi"/>
           <w:b/>
           <w:bCs/>
           <w:kern w:val="2"/>
@@ -1038,7 +1056,7 @@
       </w:r>
       <w:r>
         <w:rPr>
-          <w:rFonts w:ascii="Aptos" w:hAnsi="Aptos" w:eastAsia="Aptos" w:cs="Aptos" w:asciiTheme="minorHAnsi" w:hAnsiTheme="minorHAnsi" w:eastAsiaTheme="minorHAnsi" w:csTheme="minorBidi"/>
+          <w:rFonts w:ascii="Aptos" w:hAnsi="Aptos" w:eastAsia="Aptos" w:cs="Aptos" w:asciiTheme="minorHAnsi" w:hAnsiTheme="minorHAnsi" w:eastAsiaTheme="minorHAnsi"/>
           <w:b/>
           <w:bCs/>
           <w:kern w:val="2"/>
@@ -1049,7 +1067,7 @@
       </w:r>
       <w:r>
         <w:rPr>
-          <w:rFonts w:ascii="Aptos" w:hAnsi="Aptos" w:eastAsia="Aptos" w:cs="Aptos" w:asciiTheme="minorHAnsi" w:hAnsiTheme="minorHAnsi" w:eastAsiaTheme="minorHAnsi" w:csTheme="minorBidi"/>
+          <w:rFonts w:ascii="Aptos" w:hAnsi="Aptos" w:eastAsia="Aptos" w:cs="Aptos" w:asciiTheme="minorHAnsi" w:hAnsiTheme="minorHAnsi" w:eastAsiaTheme="minorHAnsi"/>
           <w:b/>
           <w:bCs/>
           <w:kern w:val="2"/>
@@ -1068,7 +1086,7 @@
       </w:pPr>
       <w:r>
         <w:rPr>
-          <w:rFonts w:ascii="Aptos" w:hAnsi="Aptos" w:eastAsia="Aptos" w:cs="Aptos" w:asciiTheme="minorHAnsi" w:hAnsiTheme="minorHAnsi" w:eastAsiaTheme="minorHAnsi" w:csTheme="minorBidi"/>
+          <w:rFonts w:ascii="Aptos" w:hAnsi="Aptos" w:eastAsia="Aptos" w:cs="Aptos" w:asciiTheme="minorHAnsi" w:hAnsiTheme="minorHAnsi" w:eastAsiaTheme="minorHAnsi"/>
           <w:b/>
           <w:bCs/>
           <w:kern w:val="2"/>
@@ -1087,7 +1105,7 @@
       </w:pPr>
       <w:r>
         <w:rPr>
-          <w:rFonts w:ascii="Aptos" w:hAnsi="Aptos" w:eastAsia="Aptos" w:cs="Aptos" w:asciiTheme="minorHAnsi" w:hAnsiTheme="minorHAnsi" w:eastAsiaTheme="minorHAnsi" w:csTheme="minorBidi"/>
+          <w:rFonts w:ascii="Aptos" w:hAnsi="Aptos" w:eastAsia="Aptos" w:cs="Aptos" w:asciiTheme="minorHAnsi" w:hAnsiTheme="minorHAnsi" w:eastAsiaTheme="minorHAnsi"/>
           <w:b/>
           <w:bCs/>
           <w:kern w:val="2"/>
@@ -1098,7 +1116,7 @@
       </w:r>
       <w:r>
         <w:rPr>
-          <w:rFonts w:ascii="Aptos" w:hAnsi="Aptos" w:eastAsia="Aptos" w:cs="Aptos" w:asciiTheme="minorHAnsi" w:hAnsiTheme="minorHAnsi" w:eastAsiaTheme="minorHAnsi" w:csTheme="minorBidi"/>
+          <w:rFonts w:ascii="Aptos" w:hAnsi="Aptos" w:eastAsia="Aptos" w:cs="Aptos" w:asciiTheme="minorHAnsi" w:hAnsiTheme="minorHAnsi" w:eastAsiaTheme="minorHAnsi"/>
           <w:b/>
           <w:bCs/>
           <w:kern w:val="2"/>
@@ -1109,7 +1127,7 @@
       </w:r>
       <w:r>
         <w:rPr>
-          <w:rFonts w:ascii="Aptos" w:hAnsi="Aptos" w:eastAsia="Aptos" w:cs="Aptos" w:asciiTheme="minorHAnsi" w:hAnsiTheme="minorHAnsi" w:eastAsiaTheme="minorHAnsi" w:csTheme="minorBidi"/>
+          <w:rFonts w:ascii="Aptos" w:hAnsi="Aptos" w:eastAsia="Aptos" w:cs="Aptos" w:asciiTheme="minorHAnsi" w:hAnsiTheme="minorHAnsi" w:eastAsiaTheme="minorHAnsi"/>
           <w:b/>
           <w:bCs/>
           <w:kern w:val="2"/>
@@ -1128,7 +1146,7 @@
       </w:pPr>
       <w:r>
         <w:rPr>
-          <w:rFonts w:ascii="Aptos" w:hAnsi="Aptos" w:eastAsia="Aptos" w:cs="Aptos" w:asciiTheme="minorHAnsi" w:hAnsiTheme="minorHAnsi" w:eastAsiaTheme="minorHAnsi" w:csTheme="minorBidi"/>
+          <w:rFonts w:ascii="Aptos" w:hAnsi="Aptos" w:eastAsia="Aptos" w:cs="Aptos" w:asciiTheme="minorHAnsi" w:hAnsiTheme="minorHAnsi" w:eastAsiaTheme="minorHAnsi"/>
           <w:b/>
           <w:bCs/>
           <w:kern w:val="2"/>
@@ -1139,7 +1157,7 @@
       </w:r>
       <w:r>
         <w:rPr>
-          <w:rFonts w:ascii="Aptos" w:hAnsi="Aptos" w:eastAsia="Aptos" w:cs="Aptos" w:asciiTheme="minorHAnsi" w:hAnsiTheme="minorHAnsi" w:eastAsiaTheme="minorHAnsi" w:csTheme="minorBidi"/>
+          <w:rFonts w:ascii="Aptos" w:hAnsi="Aptos" w:eastAsia="Aptos" w:cs="Aptos" w:asciiTheme="minorHAnsi" w:hAnsiTheme="minorHAnsi" w:eastAsiaTheme="minorHAnsi"/>
           <w:b/>
           <w:bCs/>
           <w:kern w:val="2"/>
@@ -1158,7 +1176,7 @@
       </w:pPr>
       <w:r>
         <w:rPr>
-          <w:rFonts w:ascii="Aptos" w:hAnsi="Aptos" w:eastAsia="Aptos" w:cs="Aptos" w:asciiTheme="minorHAnsi" w:hAnsiTheme="minorHAnsi" w:eastAsiaTheme="minorHAnsi" w:csTheme="minorBidi"/>
+          <w:rFonts w:ascii="Aptos" w:hAnsi="Aptos" w:eastAsia="Aptos" w:cs="Aptos" w:asciiTheme="minorHAnsi" w:hAnsiTheme="minorHAnsi" w:eastAsiaTheme="minorHAnsi"/>
           <w:b/>
           <w:bCs/>
           <w:kern w:val="2"/>
@@ -1177,7 +1195,7 @@
       </w:pPr>
       <w:r>
         <w:rPr>
-          <w:rFonts w:ascii="Aptos" w:hAnsi="Aptos" w:eastAsia="Aptos" w:cs="Aptos" w:asciiTheme="minorHAnsi" w:hAnsiTheme="minorHAnsi" w:eastAsiaTheme="minorHAnsi" w:csTheme="minorBidi"/>
+          <w:rFonts w:ascii="Aptos" w:hAnsi="Aptos" w:eastAsia="Aptos" w:cs="Aptos" w:asciiTheme="minorHAnsi" w:hAnsiTheme="minorHAnsi" w:eastAsiaTheme="minorHAnsi"/>
           <w:b/>
           <w:bCs/>
           <w:kern w:val="2"/>
@@ -1188,7 +1206,7 @@
       </w:r>
       <w:r>
         <w:rPr>
-          <w:rFonts w:ascii="Aptos" w:hAnsi="Aptos" w:eastAsia="Aptos" w:cs="Aptos" w:asciiTheme="minorHAnsi" w:hAnsiTheme="minorHAnsi" w:eastAsiaTheme="minorHAnsi" w:csTheme="minorBidi"/>
+          <w:rFonts w:ascii="Aptos" w:hAnsi="Aptos" w:eastAsia="Aptos" w:cs="Aptos" w:asciiTheme="minorHAnsi" w:hAnsiTheme="minorHAnsi" w:eastAsiaTheme="minorHAnsi"/>
           <w:b/>
           <w:bCs/>
           <w:kern w:val="2"/>
@@ -1199,7 +1217,7 @@
       </w:r>
       <w:r>
         <w:rPr>
-          <w:rFonts w:ascii="Aptos" w:hAnsi="Aptos" w:eastAsia="Aptos" w:cs="Aptos" w:asciiTheme="minorHAnsi" w:hAnsiTheme="minorHAnsi" w:eastAsiaTheme="minorHAnsi" w:csTheme="minorBidi"/>
+          <w:rFonts w:ascii="Aptos" w:hAnsi="Aptos" w:eastAsia="Aptos" w:cs="Aptos" w:asciiTheme="minorHAnsi" w:hAnsiTheme="minorHAnsi" w:eastAsiaTheme="minorHAnsi"/>
           <w:b/>
           <w:bCs/>
           <w:kern w:val="2"/>
@@ -1210,7 +1228,7 @@
       </w:r>
       <w:r>
         <w:rPr>
-          <w:rFonts w:ascii="Aptos" w:hAnsi="Aptos" w:eastAsia="Aptos" w:cs="Aptos" w:asciiTheme="minorHAnsi" w:hAnsiTheme="minorHAnsi" w:eastAsiaTheme="minorHAnsi" w:csTheme="minorBidi"/>
+          <w:rFonts w:ascii="Aptos" w:hAnsi="Aptos" w:eastAsia="Aptos" w:cs="Aptos" w:asciiTheme="minorHAnsi" w:hAnsiTheme="minorHAnsi" w:eastAsiaTheme="minorHAnsi"/>
           <w:b/>
           <w:bCs/>
           <w:kern w:val="2"/>
@@ -1221,7 +1239,7 @@
       </w:r>
       <w:r>
         <w:rPr>
-          <w:rFonts w:ascii="Aptos" w:hAnsi="Aptos" w:eastAsia="Aptos" w:cs="Aptos" w:asciiTheme="minorHAnsi" w:hAnsiTheme="minorHAnsi" w:eastAsiaTheme="minorHAnsi" w:csTheme="minorBidi"/>
+          <w:rFonts w:ascii="Aptos" w:hAnsi="Aptos" w:eastAsia="Aptos" w:cs="Aptos" w:asciiTheme="minorHAnsi" w:hAnsiTheme="minorHAnsi" w:eastAsiaTheme="minorHAnsi"/>
           <w:b/>
           <w:bCs/>
           <w:kern w:val="2"/>
@@ -1241,7 +1259,7 @@
       <w:r>
         <w:lastRenderedPageBreak/>
         <w:rPr>
-          <w:rFonts w:ascii="Aptos" w:hAnsi="Aptos" w:eastAsia="Aptos" w:cs="Aptos" w:asciiTheme="minorHAnsi" w:hAnsiTheme="minorHAnsi" w:eastAsiaTheme="minorHAnsi" w:csTheme="minorBidi"/>
+          <w:rFonts w:ascii="Aptos" w:hAnsi="Aptos" w:eastAsia="Aptos" w:cs="Aptos" w:asciiTheme="minorHAnsi" w:hAnsiTheme="minorHAnsi" w:eastAsiaTheme="minorHAnsi"/>
           <w:b/>
           <w:bCs/>
           <w:kern w:val="2"/>
@@ -1252,7 +1270,7 @@
       </w:r>
       <w:r>
         <w:rPr>
-          <w:rFonts w:ascii="Aptos" w:hAnsi="Aptos" w:eastAsia="Aptos" w:cs="Aptos" w:asciiTheme="minorHAnsi" w:hAnsiTheme="minorHAnsi" w:eastAsiaTheme="minorHAnsi" w:csTheme="minorBidi"/>
+          <w:rFonts w:ascii="Aptos" w:hAnsi="Aptos" w:eastAsia="Aptos" w:cs="Aptos" w:asciiTheme="minorHAnsi" w:hAnsiTheme="minorHAnsi" w:eastAsiaTheme="minorHAnsi"/>
           <w:b/>
           <w:bCs/>
           <w:kern w:val="2"/>
@@ -1263,7 +1281,7 @@
       </w:r>
       <w:r>
         <w:rPr>
-          <w:rFonts w:ascii="Aptos" w:hAnsi="Aptos" w:eastAsia="Aptos" w:cs="Aptos" w:asciiTheme="minorHAnsi" w:hAnsiTheme="minorHAnsi" w:eastAsiaTheme="minorHAnsi" w:csTheme="minorBidi"/>
+          <w:rFonts w:ascii="Aptos" w:hAnsi="Aptos" w:eastAsia="Aptos" w:cs="Aptos" w:asciiTheme="minorHAnsi" w:hAnsiTheme="minorHAnsi" w:eastAsiaTheme="minorHAnsi"/>
           <w:b/>
           <w:bCs/>
           <w:kern w:val="2"/>
@@ -1282,7 +1300,7 @@
       </w:pPr>
       <w:r>
         <w:rPr>
-          <w:rFonts w:ascii="Aptos" w:hAnsi="Aptos" w:eastAsia="Aptos" w:cs="Aptos" w:asciiTheme="minorHAnsi" w:hAnsiTheme="minorHAnsi" w:eastAsiaTheme="minorHAnsi" w:csTheme="minorBidi"/>
+          <w:rFonts w:ascii="Aptos" w:hAnsi="Aptos" w:eastAsia="Aptos" w:cs="Aptos" w:asciiTheme="minorHAnsi" w:hAnsiTheme="minorHAnsi" w:eastAsiaTheme="minorHAnsi"/>
           <w:b/>
           <w:bCs/>
           <w:kern w:val="2"/>
@@ -1301,7 +1319,7 @@
       </w:pPr>
       <w:r>
         <w:rPr>
-          <w:rFonts w:ascii="Aptos" w:hAnsi="Aptos" w:eastAsia="Aptos" w:cs="Aptos" w:asciiTheme="minorHAnsi" w:hAnsiTheme="minorHAnsi" w:eastAsiaTheme="minorHAnsi" w:csTheme="minorBidi"/>
+          <w:rFonts w:ascii="Aptos" w:hAnsi="Aptos" w:eastAsia="Aptos" w:cs="Aptos" w:asciiTheme="minorHAnsi" w:hAnsiTheme="minorHAnsi" w:eastAsiaTheme="minorHAnsi"/>
           <w:b/>
           <w:bCs/>
           <w:kern w:val="2"/>
@@ -1320,7 +1338,7 @@
       </w:pPr>
       <w:r>
         <w:rPr>
-          <w:rFonts w:ascii="Aptos" w:hAnsi="Aptos" w:eastAsia="Aptos" w:cs="Aptos" w:asciiTheme="minorHAnsi" w:hAnsiTheme="minorHAnsi" w:eastAsiaTheme="minorHAnsi" w:csTheme="minorBidi"/>
+          <w:rFonts w:ascii="Aptos" w:hAnsi="Aptos" w:eastAsia="Aptos" w:cs="Aptos" w:asciiTheme="minorHAnsi" w:hAnsiTheme="minorHAnsi" w:eastAsiaTheme="minorHAnsi"/>
           <w:b/>
           <w:bCs/>
           <w:kern w:val="2"/>
@@ -1331,7 +1349,7 @@
       </w:r>
       <w:r>
         <w:rPr>
-          <w:rFonts w:ascii="Aptos" w:hAnsi="Aptos" w:eastAsia="Aptos" w:cs="Aptos" w:asciiTheme="minorHAnsi" w:hAnsiTheme="minorHAnsi" w:eastAsiaTheme="minorHAnsi" w:csTheme="minorBidi"/>
+          <w:rFonts w:ascii="Aptos" w:hAnsi="Aptos" w:eastAsia="Aptos" w:cs="Aptos" w:asciiTheme="minorHAnsi" w:hAnsiTheme="minorHAnsi" w:eastAsiaTheme="minorHAnsi"/>
           <w:b/>
           <w:bCs/>
           <w:kern w:val="2"/>
@@ -1342,7 +1360,7 @@
       </w:r>
       <w:r>
         <w:rPr>
-          <w:rFonts w:ascii="Aptos" w:hAnsi="Aptos" w:eastAsia="Aptos" w:cs="Aptos" w:asciiTheme="minorHAnsi" w:hAnsiTheme="minorHAnsi" w:eastAsiaTheme="minorHAnsi" w:csTheme="minorBidi"/>
+          <w:rFonts w:ascii="Aptos" w:hAnsi="Aptos" w:eastAsia="Aptos" w:cs="Aptos" w:asciiTheme="minorHAnsi" w:hAnsiTheme="minorHAnsi" w:eastAsiaTheme="minorHAnsi"/>
           <w:b/>
           <w:bCs/>
           <w:kern w:val="2"/>
@@ -1361,7 +1379,7 @@
       </w:pPr>
       <w:r>
         <w:rPr>
-          <w:rFonts w:ascii="Aptos" w:hAnsi="Aptos" w:eastAsia="Aptos" w:cs="Aptos" w:asciiTheme="minorHAnsi" w:hAnsiTheme="minorHAnsi" w:eastAsiaTheme="minorHAnsi" w:csTheme="minorBidi"/>
+          <w:rFonts w:ascii="Aptos" w:hAnsi="Aptos" w:eastAsia="Aptos" w:cs="Aptos" w:asciiTheme="minorHAnsi" w:hAnsiTheme="minorHAnsi" w:eastAsiaTheme="minorHAnsi"/>
           <w:b/>
           <w:bCs/>
           <w:kern w:val="2"/>
@@ -1380,7 +1398,7 @@
       </w:pPr>
       <w:r>
         <w:rPr>
-          <w:rFonts w:ascii="Aptos" w:hAnsi="Aptos" w:eastAsia="Aptos" w:cs="Aptos" w:asciiTheme="minorHAnsi" w:hAnsiTheme="minorHAnsi" w:eastAsiaTheme="minorHAnsi" w:csTheme="minorBidi"/>
+          <w:rFonts w:ascii="Aptos" w:hAnsi="Aptos" w:eastAsia="Aptos" w:cs="Aptos" w:asciiTheme="minorHAnsi" w:hAnsiTheme="minorHAnsi" w:eastAsiaTheme="minorHAnsi"/>
           <w:b/>
           <w:bCs/>
           <w:kern w:val="2"/>
@@ -1407,7 +1425,7 @@
       </w:pPr>
       <w:r>
         <w:rPr>
-          <w:rFonts w:ascii="Aptos" w:hAnsi="Aptos" w:eastAsia="Aptos" w:cs="Aptos" w:asciiTheme="minorHAnsi" w:hAnsiTheme="minorHAnsi" w:eastAsiaTheme="minorHAnsi" w:csTheme="minorBidi"/>
+          <w:rFonts w:ascii="Aptos" w:hAnsi="Aptos" w:eastAsia="Aptos" w:cs="Aptos" w:asciiTheme="minorHAnsi" w:hAnsiTheme="minorHAnsi" w:eastAsiaTheme="minorHAnsi"/>
           <w:b/>
           <w:bCs/>
           <w:kern w:val="2"/>
@@ -1418,7 +1436,7 @@
       </w:r>
       <w:r>
         <w:rPr>
-          <w:rFonts w:ascii="Aptos" w:hAnsi="Aptos" w:eastAsia="Aptos" w:cs="Aptos" w:asciiTheme="minorHAnsi" w:hAnsiTheme="minorHAnsi" w:eastAsiaTheme="minorHAnsi" w:csTheme="minorBidi"/>
+          <w:rFonts w:ascii="Aptos" w:hAnsi="Aptos" w:eastAsia="Aptos" w:cs="Aptos" w:asciiTheme="minorHAnsi" w:hAnsiTheme="minorHAnsi" w:eastAsiaTheme="minorHAnsi"/>
           <w:b/>
           <w:bCs/>
           <w:kern w:val="2"/>
@@ -1437,7 +1455,7 @@
       </w:pPr>
       <w:r>
         <w:rPr>
-          <w:rFonts w:ascii="Aptos" w:hAnsi="Aptos" w:eastAsia="Aptos" w:cs="Aptos" w:asciiTheme="minorHAnsi" w:hAnsiTheme="minorHAnsi" w:eastAsiaTheme="minorHAnsi" w:csTheme="minorBidi"/>
+          <w:rFonts w:ascii="Aptos" w:hAnsi="Aptos" w:eastAsia="Aptos" w:cs="Aptos" w:asciiTheme="minorHAnsi" w:hAnsiTheme="minorHAnsi" w:eastAsiaTheme="minorHAnsi"/>
           <w:b/>
           <w:bCs/>
           <w:kern w:val="2"/>
@@ -1456,7 +1474,7 @@
       </w:pPr>
       <w:r>
         <w:rPr>
-          <w:rFonts w:ascii="Aptos" w:hAnsi="Aptos" w:eastAsia="Aptos" w:cs="Aptos" w:asciiTheme="minorHAnsi" w:hAnsiTheme="minorHAnsi" w:eastAsiaTheme="minorHAnsi" w:csTheme="minorBidi"/>
+          <w:rFonts w:ascii="Aptos" w:hAnsi="Aptos" w:eastAsia="Aptos" w:cs="Aptos" w:asciiTheme="minorHAnsi" w:hAnsiTheme="minorHAnsi" w:eastAsiaTheme="minorHAnsi"/>
           <w:b/>
           <w:bCs/>
           <w:kern w:val="2"/>
@@ -1467,7 +1485,7 @@
       </w:r>
       <w:r>
         <w:rPr>
-          <w:rFonts w:ascii="Aptos" w:hAnsi="Aptos" w:eastAsia="Aptos" w:cs="Aptos" w:asciiTheme="minorHAnsi" w:hAnsiTheme="minorHAnsi" w:eastAsiaTheme="minorHAnsi" w:csTheme="minorBidi"/>
+          <w:rFonts w:ascii="Aptos" w:hAnsi="Aptos" w:eastAsia="Aptos" w:cs="Aptos" w:asciiTheme="minorHAnsi" w:hAnsiTheme="minorHAnsi" w:eastAsiaTheme="minorHAnsi"/>
           <w:b/>
           <w:bCs/>
           <w:kern w:val="2"/>
@@ -1486,7 +1504,7 @@
       </w:pPr>
       <w:r>
         <w:rPr>
-          <w:rFonts w:ascii="Aptos" w:hAnsi="Aptos" w:eastAsia="Aptos" w:cs="Aptos" w:asciiTheme="minorHAnsi" w:hAnsiTheme="minorHAnsi" w:eastAsiaTheme="minorHAnsi" w:csTheme="minorBidi"/>
+          <w:rFonts w:ascii="Aptos" w:hAnsi="Aptos" w:eastAsia="Aptos" w:cs="Aptos" w:asciiTheme="minorHAnsi" w:hAnsiTheme="minorHAnsi" w:eastAsiaTheme="minorHAnsi"/>
           <w:b/>
           <w:bCs/>
           <w:kern w:val="2"/>
@@ -1497,7 +1515,7 @@
       </w:r>
       <w:r>
         <w:rPr>
-          <w:rFonts w:ascii="Aptos" w:hAnsi="Aptos" w:eastAsia="Aptos" w:cs="Aptos" w:asciiTheme="minorHAnsi" w:hAnsiTheme="minorHAnsi" w:eastAsiaTheme="minorHAnsi" w:csTheme="minorBidi"/>
+          <w:rFonts w:ascii="Aptos" w:hAnsi="Aptos" w:eastAsia="Aptos" w:cs="Aptos" w:asciiTheme="minorHAnsi" w:hAnsiTheme="minorHAnsi" w:eastAsiaTheme="minorHAnsi"/>
           <w:b/>
           <w:bCs/>
           <w:kern w:val="2"/>
@@ -1524,7 +1542,7 @@
       </w:pPr>
       <w:r>
         <w:rPr>
-          <w:rFonts w:ascii="Aptos" w:hAnsi="Aptos" w:eastAsia="Aptos" w:cs="Aptos" w:asciiTheme="minorHAnsi" w:hAnsiTheme="minorHAnsi" w:eastAsiaTheme="minorHAnsi" w:csTheme="minorBidi"/>
+          <w:rFonts w:ascii="Aptos" w:hAnsi="Aptos" w:eastAsia="Aptos" w:cs="Aptos" w:asciiTheme="minorHAnsi" w:hAnsiTheme="minorHAnsi" w:eastAsiaTheme="minorHAnsi"/>
           <w:b/>
           <w:bCs/>
           <w:kern w:val="2"/>
@@ -1535,7 +1553,7 @@
       </w:r>
       <w:r>
         <w:rPr>
-          <w:rFonts w:ascii="Aptos" w:hAnsi="Aptos" w:eastAsia="Aptos" w:cs="Aptos" w:asciiTheme="minorHAnsi" w:hAnsiTheme="minorHAnsi" w:eastAsiaTheme="minorHAnsi" w:csTheme="minorBidi"/>
+          <w:rFonts w:ascii="Aptos" w:hAnsi="Aptos" w:eastAsia="Aptos" w:cs="Aptos" w:asciiTheme="minorHAnsi" w:hAnsiTheme="minorHAnsi" w:eastAsiaTheme="minorHAnsi"/>
           <w:b/>
           <w:bCs/>
           <w:kern w:val="2"/>
@@ -1546,7 +1564,7 @@
       </w:r>
       <w:r>
         <w:rPr>
-          <w:rFonts w:ascii="Aptos" w:hAnsi="Aptos" w:eastAsia="Aptos" w:cs="Aptos" w:asciiTheme="minorHAnsi" w:hAnsiTheme="minorHAnsi" w:eastAsiaTheme="minorHAnsi" w:csTheme="minorBidi"/>
+          <w:rFonts w:ascii="Aptos" w:hAnsi="Aptos" w:eastAsia="Aptos" w:cs="Aptos" w:asciiTheme="minorHAnsi" w:hAnsiTheme="minorHAnsi" w:eastAsiaTheme="minorHAnsi"/>
           <w:b/>
           <w:bCs/>
           <w:kern w:val="2"/>
@@ -1557,7 +1575,7 @@
       </w:r>
       <w:r>
         <w:rPr>
-          <w:rFonts w:ascii="Aptos" w:hAnsi="Aptos" w:eastAsia="Aptos" w:cs="Aptos" w:asciiTheme="minorHAnsi" w:hAnsiTheme="minorHAnsi" w:eastAsiaTheme="minorHAnsi" w:csTheme="minorBidi"/>
+          <w:rFonts w:ascii="Aptos" w:hAnsi="Aptos" w:eastAsia="Aptos" w:cs="Aptos" w:asciiTheme="minorHAnsi" w:hAnsiTheme="minorHAnsi" w:eastAsiaTheme="minorHAnsi"/>
           <w:b/>
           <w:bCs/>
           <w:kern w:val="2"/>
@@ -1568,7 +1586,7 @@
       </w:r>
       <w:r>
         <w:rPr>
-          <w:rFonts w:ascii="Aptos" w:hAnsi="Aptos" w:eastAsia="Aptos" w:cs="Aptos" w:asciiTheme="minorHAnsi" w:hAnsiTheme="minorHAnsi" w:eastAsiaTheme="minorHAnsi" w:csTheme="minorBidi"/>
+          <w:rFonts w:ascii="Aptos" w:hAnsi="Aptos" w:eastAsia="Aptos" w:cs="Aptos" w:asciiTheme="minorHAnsi" w:hAnsiTheme="minorHAnsi" w:eastAsiaTheme="minorHAnsi"/>
           <w:b/>
           <w:bCs/>
           <w:kern w:val="2"/>
@@ -1579,7 +1597,7 @@
       </w:r>
       <w:r>
         <w:rPr>
-          <w:rFonts w:ascii="Aptos" w:hAnsi="Aptos" w:eastAsia="Aptos" w:cs="Aptos" w:asciiTheme="minorHAnsi" w:hAnsiTheme="minorHAnsi" w:eastAsiaTheme="minorHAnsi" w:csTheme="minorBidi"/>
+          <w:rFonts w:ascii="Aptos" w:hAnsi="Aptos" w:eastAsia="Aptos" w:cs="Aptos" w:asciiTheme="minorHAnsi" w:hAnsiTheme="minorHAnsi" w:eastAsiaTheme="minorHAnsi"/>
           <w:b/>
           <w:bCs/>
           <w:kern w:val="2"/>
@@ -1598,7 +1616,7 @@
       </w:pPr>
       <w:r>
         <w:rPr>
-          <w:rFonts w:ascii="Aptos" w:hAnsi="Aptos" w:eastAsia="Aptos" w:cs="Aptos" w:asciiTheme="minorHAnsi" w:hAnsiTheme="minorHAnsi" w:eastAsiaTheme="minorHAnsi" w:csTheme="minorBidi"/>
+          <w:rFonts w:ascii="Aptos" w:hAnsi="Aptos" w:eastAsia="Aptos" w:cs="Aptos" w:asciiTheme="minorHAnsi" w:hAnsiTheme="minorHAnsi" w:eastAsiaTheme="minorHAnsi"/>
           <w:b/>
           <w:bCs/>
           <w:kern w:val="2"/>
@@ -1609,7 +1627,7 @@
       </w:r>
       <w:r>
         <w:rPr>
-          <w:rFonts w:ascii="Aptos" w:hAnsi="Aptos" w:eastAsia="Aptos" w:cs="Aptos" w:asciiTheme="minorHAnsi" w:hAnsiTheme="minorHAnsi" w:eastAsiaTheme="minorHAnsi" w:csTheme="minorBidi"/>
+          <w:rFonts w:ascii="Aptos" w:hAnsi="Aptos" w:eastAsia="Aptos" w:cs="Aptos" w:asciiTheme="minorHAnsi" w:hAnsiTheme="minorHAnsi" w:eastAsiaTheme="minorHAnsi"/>
           <w:b/>
           <w:bCs/>
           <w:kern w:val="2"/>
@@ -1620,7 +1638,7 @@
       </w:r>
       <w:r>
         <w:rPr>
-          <w:rFonts w:ascii="Aptos" w:hAnsi="Aptos" w:eastAsia="Aptos" w:cs="Aptos" w:asciiTheme="minorHAnsi" w:hAnsiTheme="minorHAnsi" w:eastAsiaTheme="minorHAnsi" w:csTheme="minorBidi"/>
+          <w:rFonts w:ascii="Aptos" w:hAnsi="Aptos" w:eastAsia="Aptos" w:cs="Aptos" w:asciiTheme="minorHAnsi" w:hAnsiTheme="minorHAnsi" w:eastAsiaTheme="minorHAnsi"/>
           <w:b/>
           <w:bCs/>
           <w:kern w:val="2"/>
@@ -1631,7 +1649,7 @@
       </w:r>
       <w:r>
         <w:rPr>
-          <w:rFonts w:ascii="Aptos" w:hAnsi="Aptos" w:eastAsia="Aptos" w:cs="Aptos" w:asciiTheme="minorHAnsi" w:hAnsiTheme="minorHAnsi" w:eastAsiaTheme="minorHAnsi" w:csTheme="minorBidi"/>
+          <w:rFonts w:ascii="Aptos" w:hAnsi="Aptos" w:eastAsia="Aptos" w:cs="Aptos" w:asciiTheme="minorHAnsi" w:hAnsiTheme="minorHAnsi" w:eastAsiaTheme="minorHAnsi"/>
           <w:b/>
           <w:bCs/>
           <w:kern w:val="2"/>
@@ -1642,7 +1660,7 @@
       </w:r>
       <w:r>
         <w:rPr>
-          <w:rFonts w:ascii="Aptos" w:hAnsi="Aptos" w:eastAsia="Aptos" w:cs="Aptos" w:asciiTheme="minorHAnsi" w:hAnsiTheme="minorHAnsi" w:eastAsiaTheme="minorHAnsi" w:csTheme="minorBidi"/>
+          <w:rFonts w:ascii="Aptos" w:hAnsi="Aptos" w:eastAsia="Aptos" w:cs="Aptos" w:asciiTheme="minorHAnsi" w:hAnsiTheme="minorHAnsi" w:eastAsiaTheme="minorHAnsi"/>
           <w:b/>
           <w:bCs/>
           <w:kern w:val="2"/>
@@ -1653,7 +1671,7 @@
       </w:r>
       <w:r>
         <w:rPr>
-          <w:rFonts w:ascii="Aptos" w:hAnsi="Aptos" w:eastAsia="Aptos" w:cs="Aptos" w:asciiTheme="minorHAnsi" w:hAnsiTheme="minorHAnsi" w:eastAsiaTheme="minorHAnsi" w:csTheme="minorBidi"/>
+          <w:rFonts w:ascii="Aptos" w:hAnsi="Aptos" w:eastAsia="Aptos" w:cs="Aptos" w:asciiTheme="minorHAnsi" w:hAnsiTheme="minorHAnsi" w:eastAsiaTheme="minorHAnsi"/>
           <w:b/>
           <w:bCs/>
           <w:kern w:val="2"/>
@@ -1680,7 +1698,7 @@
       </w:pPr>
       <w:r>
         <w:rPr>
-          <w:rFonts w:ascii="Aptos" w:hAnsi="Aptos" w:eastAsia="Aptos" w:cs="Aptos" w:asciiTheme="minorHAnsi" w:hAnsiTheme="minorHAnsi" w:eastAsiaTheme="minorHAnsi" w:csTheme="minorBidi"/>
+          <w:rFonts w:ascii="Aptos" w:hAnsi="Aptos" w:eastAsia="Aptos" w:cs="Aptos" w:asciiTheme="minorHAnsi" w:hAnsiTheme="minorHAnsi" w:eastAsiaTheme="minorHAnsi"/>
           <w:b/>
           <w:bCs/>
           <w:kern w:val="2"/>
@@ -1691,7 +1709,7 @@
       </w:r>
       <w:r>
         <w:rPr>
-          <w:rFonts w:ascii="Aptos" w:hAnsi="Aptos" w:eastAsia="Aptos" w:cs="Aptos" w:asciiTheme="minorHAnsi" w:hAnsiTheme="minorHAnsi" w:eastAsiaTheme="minorHAnsi" w:csTheme="minorBidi"/>
+          <w:rFonts w:ascii="Aptos" w:hAnsi="Aptos" w:eastAsia="Aptos" w:cs="Aptos" w:asciiTheme="minorHAnsi" w:hAnsiTheme="minorHAnsi" w:eastAsiaTheme="minorHAnsi"/>
           <w:b/>
           <w:bCs/>
           <w:kern w:val="2"/>
@@ -1702,7 +1720,7 @@
       </w:r>
       <w:r>
         <w:rPr>
-          <w:rFonts w:ascii="Aptos" w:hAnsi="Aptos" w:eastAsia="Aptos" w:cs="Aptos" w:asciiTheme="minorHAnsi" w:hAnsiTheme="minorHAnsi" w:eastAsiaTheme="minorHAnsi" w:csTheme="minorBidi"/>
+          <w:rFonts w:ascii="Aptos" w:hAnsi="Aptos" w:eastAsia="Aptos" w:cs="Aptos" w:asciiTheme="minorHAnsi" w:hAnsiTheme="minorHAnsi" w:eastAsiaTheme="minorHAnsi"/>
           <w:b/>
           <w:bCs/>
           <w:kern w:val="2"/>
@@ -1737,7 +1755,7 @@
       </w:pPr>
       <w:r>
         <w:rPr>
-          <w:rFonts w:ascii="Aptos" w:hAnsi="Aptos" w:eastAsia="Aptos" w:cs="Aptos" w:asciiTheme="minorHAnsi" w:hAnsiTheme="minorHAnsi" w:eastAsiaTheme="minorHAnsi" w:csTheme="minorBidi"/>
+          <w:rFonts w:ascii="Aptos" w:hAnsi="Aptos" w:eastAsia="Aptos" w:cs="Aptos" w:asciiTheme="minorHAnsi" w:hAnsiTheme="minorHAnsi" w:eastAsiaTheme="minorHAnsi"/>
           <w:b/>
           <w:bCs/>
           <w:kern w:val="2"/>
@@ -1756,7 +1774,7 @@
       </w:pPr>
       <w:r>
         <w:rPr>
-          <w:rFonts w:ascii="Aptos" w:hAnsi="Aptos" w:eastAsia="Aptos" w:cs="Aptos" w:asciiTheme="minorHAnsi" w:hAnsiTheme="minorHAnsi" w:eastAsiaTheme="minorHAnsi" w:csTheme="minorBidi"/>
+          <w:rFonts w:ascii="Aptos" w:hAnsi="Aptos" w:eastAsia="Aptos" w:cs="Aptos" w:asciiTheme="minorHAnsi" w:hAnsiTheme="minorHAnsi" w:eastAsiaTheme="minorHAnsi"/>
           <w:b/>
           <w:bCs/>
           <w:kern w:val="2"/>
@@ -1775,7 +1793,7 @@
       </w:pPr>
       <w:r>
         <w:rPr>
-          <w:rFonts w:ascii="Aptos" w:hAnsi="Aptos" w:eastAsia="Aptos" w:cs="Aptos" w:asciiTheme="minorHAnsi" w:hAnsiTheme="minorHAnsi" w:eastAsiaTheme="minorHAnsi" w:csTheme="minorBidi"/>
+          <w:rFonts w:ascii="Aptos" w:hAnsi="Aptos" w:eastAsia="Aptos" w:cs="Aptos" w:asciiTheme="minorHAnsi" w:hAnsiTheme="minorHAnsi" w:eastAsiaTheme="minorHAnsi"/>
           <w:b/>
           <w:bCs/>
           <w:kern w:val="2"/>
@@ -1794,7 +1812,7 @@
       </w:pPr>
       <w:r>
         <w:rPr>
-          <w:rFonts w:ascii="Aptos" w:hAnsi="Aptos" w:eastAsia="Aptos" w:cs="Aptos" w:asciiTheme="minorHAnsi" w:hAnsiTheme="minorHAnsi" w:eastAsiaTheme="minorHAnsi" w:csTheme="minorBidi"/>
+          <w:rFonts w:ascii="Aptos" w:hAnsi="Aptos" w:eastAsia="Aptos" w:cs="Aptos" w:asciiTheme="minorHAnsi" w:hAnsiTheme="minorHAnsi" w:eastAsiaTheme="minorHAnsi"/>
           <w:b/>
           <w:bCs/>
           <w:kern w:val="2"/>
@@ -1805,7 +1823,7 @@
       </w:r>
       <w:r>
         <w:rPr>
-          <w:rFonts w:ascii="Aptos" w:hAnsi="Aptos" w:eastAsia="Aptos" w:cs="Aptos" w:asciiTheme="minorHAnsi" w:hAnsiTheme="minorHAnsi" w:eastAsiaTheme="minorHAnsi" w:csTheme="minorBidi"/>
+          <w:rFonts w:ascii="Aptos" w:hAnsi="Aptos" w:eastAsia="Aptos" w:cs="Aptos" w:asciiTheme="minorHAnsi" w:hAnsiTheme="minorHAnsi" w:eastAsiaTheme="minorHAnsi"/>
           <w:b/>
           <w:bCs/>
           <w:kern w:val="2"/>
@@ -1816,7 +1834,7 @@
       </w:r>
       <w:r>
         <w:rPr>
-          <w:rFonts w:ascii="Aptos" w:hAnsi="Aptos" w:eastAsia="Aptos" w:cs="Aptos" w:asciiTheme="minorHAnsi" w:hAnsiTheme="minorHAnsi" w:eastAsiaTheme="minorHAnsi" w:csTheme="minorBidi"/>
+          <w:rFonts w:ascii="Aptos" w:hAnsi="Aptos" w:eastAsia="Aptos" w:cs="Aptos" w:asciiTheme="minorHAnsi" w:hAnsiTheme="minorHAnsi" w:eastAsiaTheme="minorHAnsi"/>
           <w:b/>
           <w:bCs/>
           <w:kern w:val="2"/>
@@ -1827,7 +1845,7 @@
       </w:r>
       <w:r>
         <w:rPr>
-          <w:rFonts w:ascii="Aptos" w:hAnsi="Aptos" w:eastAsia="Aptos" w:cs="Aptos" w:asciiTheme="minorHAnsi" w:hAnsiTheme="minorHAnsi" w:eastAsiaTheme="minorHAnsi" w:csTheme="minorBidi"/>
+          <w:rFonts w:ascii="Aptos" w:hAnsi="Aptos" w:eastAsia="Aptos" w:cs="Aptos" w:asciiTheme="minorHAnsi" w:hAnsiTheme="minorHAnsi" w:eastAsiaTheme="minorHAnsi"/>
           <w:b/>
           <w:bCs/>
           <w:kern w:val="2"/>
@@ -1838,7 +1856,7 @@
       </w:r>
       <w:r>
         <w:rPr>
-          <w:rFonts w:ascii="Aptos" w:hAnsi="Aptos" w:eastAsia="Aptos" w:cs="Aptos" w:asciiTheme="minorHAnsi" w:hAnsiTheme="minorHAnsi" w:eastAsiaTheme="minorHAnsi" w:csTheme="minorBidi"/>
+          <w:rFonts w:ascii="Aptos" w:hAnsi="Aptos" w:eastAsia="Aptos" w:cs="Aptos" w:asciiTheme="minorHAnsi" w:hAnsiTheme="minorHAnsi" w:eastAsiaTheme="minorHAnsi"/>
           <w:b/>
           <w:bCs/>
           <w:kern w:val="2"/>
@@ -1849,7 +1867,7 @@
       </w:r>
       <w:r>
         <w:rPr>
-          <w:rFonts w:ascii="Aptos" w:hAnsi="Aptos" w:eastAsia="Aptos" w:cs="Aptos" w:asciiTheme="minorHAnsi" w:hAnsiTheme="minorHAnsi" w:eastAsiaTheme="minorHAnsi" w:csTheme="minorBidi"/>
+          <w:rFonts w:ascii="Aptos" w:hAnsi="Aptos" w:eastAsia="Aptos" w:cs="Aptos" w:asciiTheme="minorHAnsi" w:hAnsiTheme="minorHAnsi" w:eastAsiaTheme="minorHAnsi"/>
           <w:b/>
           <w:bCs/>
           <w:kern w:val="2"/>
@@ -1860,7 +1878,7 @@
       </w:r>
       <w:r>
         <w:rPr>
-          <w:rFonts w:ascii="Aptos" w:hAnsi="Aptos" w:eastAsia="Aptos" w:cs="Aptos" w:asciiTheme="minorHAnsi" w:hAnsiTheme="minorHAnsi" w:eastAsiaTheme="minorHAnsi" w:csTheme="minorBidi"/>
+          <w:rFonts w:ascii="Aptos" w:hAnsi="Aptos" w:eastAsia="Aptos" w:cs="Aptos" w:asciiTheme="minorHAnsi" w:hAnsiTheme="minorHAnsi" w:eastAsiaTheme="minorHAnsi"/>
           <w:b/>
           <w:bCs/>
           <w:kern w:val="2"/>
@@ -1871,7 +1889,7 @@
       </w:r>
       <w:r>
         <w:rPr>
-          <w:rFonts w:ascii="Aptos" w:hAnsi="Aptos" w:eastAsia="Aptos" w:cs="Aptos" w:asciiTheme="minorHAnsi" w:hAnsiTheme="minorHAnsi" w:eastAsiaTheme="minorHAnsi" w:csTheme="minorBidi"/>
+          <w:rFonts w:ascii="Aptos" w:hAnsi="Aptos" w:eastAsia="Aptos" w:cs="Aptos" w:asciiTheme="minorHAnsi" w:hAnsiTheme="minorHAnsi" w:eastAsiaTheme="minorHAnsi"/>
           <w:b/>
           <w:bCs/>
           <w:kern w:val="2"/>
@@ -1882,7 +1900,7 @@
       </w:r>
       <w:r>
         <w:rPr>
-          <w:rFonts w:ascii="Aptos" w:hAnsi="Aptos" w:eastAsia="Aptos" w:cs="Aptos" w:asciiTheme="minorHAnsi" w:hAnsiTheme="minorHAnsi" w:eastAsiaTheme="minorHAnsi" w:csTheme="minorBidi"/>
+          <w:rFonts w:ascii="Aptos" w:hAnsi="Aptos" w:eastAsia="Aptos" w:cs="Aptos" w:asciiTheme="minorHAnsi" w:hAnsiTheme="minorHAnsi" w:eastAsiaTheme="minorHAnsi"/>
           <w:b/>
           <w:bCs/>
           <w:kern w:val="2"/>
@@ -1893,7 +1911,7 @@
       </w:r>
       <w:r>
         <w:rPr>
-          <w:rFonts w:ascii="Aptos" w:hAnsi="Aptos" w:eastAsia="Aptos" w:cs="Aptos" w:asciiTheme="minorHAnsi" w:hAnsiTheme="minorHAnsi" w:eastAsiaTheme="minorHAnsi" w:csTheme="minorBidi"/>
+          <w:rFonts w:ascii="Aptos" w:hAnsi="Aptos" w:eastAsia="Aptos" w:cs="Aptos" w:asciiTheme="minorHAnsi" w:hAnsiTheme="minorHAnsi" w:eastAsiaTheme="minorHAnsi"/>
           <w:b/>
           <w:bCs/>
           <w:kern w:val="2"/>
@@ -1912,7 +1930,7 @@
       </w:pPr>
       <w:r>
         <w:rPr>
-          <w:rFonts w:ascii="Aptos" w:hAnsi="Aptos" w:eastAsia="Aptos" w:cs="Aptos" w:asciiTheme="minorHAnsi" w:hAnsiTheme="minorHAnsi" w:eastAsiaTheme="minorHAnsi" w:csTheme="minorBidi"/>
+          <w:rFonts w:ascii="Aptos" w:hAnsi="Aptos" w:eastAsia="Aptos" w:cs="Aptos" w:asciiTheme="minorHAnsi" w:hAnsiTheme="minorHAnsi" w:eastAsiaTheme="minorHAnsi"/>
           <w:b/>
           <w:bCs/>
           <w:kern w:val="2"/>
@@ -1931,7 +1949,7 @@
       </w:pPr>
       <w:r>
         <w:rPr>
-          <w:rFonts w:ascii="Aptos" w:hAnsi="Aptos" w:eastAsia="Aptos" w:cs="Aptos" w:asciiTheme="minorHAnsi" w:hAnsiTheme="minorHAnsi" w:eastAsiaTheme="minorHAnsi" w:csTheme="minorBidi"/>
+          <w:rFonts w:ascii="Aptos" w:hAnsi="Aptos" w:eastAsia="Aptos" w:cs="Aptos" w:asciiTheme="minorHAnsi" w:hAnsiTheme="minorHAnsi" w:eastAsiaTheme="minorHAnsi"/>
           <w:b/>
           <w:bCs/>
           <w:kern w:val="2"/>
@@ -1950,7 +1968,7 @@
       </w:pPr>
       <w:r>
         <w:rPr>
-          <w:rFonts w:ascii="Aptos" w:hAnsi="Aptos" w:eastAsia="Aptos" w:cs="Aptos" w:asciiTheme="minorHAnsi" w:hAnsiTheme="minorHAnsi" w:eastAsiaTheme="minorHAnsi" w:csTheme="minorBidi"/>
+          <w:rFonts w:ascii="Aptos" w:hAnsi="Aptos" w:eastAsia="Aptos" w:cs="Aptos" w:asciiTheme="minorHAnsi" w:hAnsiTheme="minorHAnsi" w:eastAsiaTheme="minorHAnsi"/>
           <w:b/>
           <w:bCs/>
           <w:kern w:val="2"/>
@@ -1969,7 +1987,7 @@
       </w:pPr>
       <w:r>
         <w:rPr>
-          <w:rFonts w:ascii="Aptos" w:hAnsi="Aptos" w:eastAsia="Aptos" w:cs="Aptos" w:asciiTheme="minorHAnsi" w:hAnsiTheme="minorHAnsi" w:eastAsiaTheme="minorHAnsi" w:csTheme="minorBidi"/>
+          <w:rFonts w:ascii="Aptos" w:hAnsi="Aptos" w:eastAsia="Aptos" w:cs="Aptos" w:asciiTheme="minorHAnsi" w:hAnsiTheme="minorHAnsi" w:eastAsiaTheme="minorHAnsi"/>
           <w:b/>
           <w:bCs/>
           <w:kern w:val="2"/>
@@ -1988,7 +2006,7 @@
       </w:pPr>
       <w:r>
         <w:rPr>
-          <w:rFonts w:ascii="Aptos" w:hAnsi="Aptos" w:eastAsia="Aptos" w:cs="Aptos" w:asciiTheme="minorHAnsi" w:hAnsiTheme="minorHAnsi" w:eastAsiaTheme="minorHAnsi" w:csTheme="minorBidi"/>
+          <w:rFonts w:ascii="Aptos" w:hAnsi="Aptos" w:eastAsia="Aptos" w:cs="Aptos" w:asciiTheme="minorHAnsi" w:hAnsiTheme="minorHAnsi" w:eastAsiaTheme="minorHAnsi"/>
           <w:b/>
           <w:bCs/>
           <w:kern w:val="2"/>
@@ -2008,7 +2026,7 @@
       <w:r>
         <w:lastRenderedPageBreak/>
         <w:rPr>
-          <w:rFonts w:ascii="Aptos" w:hAnsi="Aptos" w:eastAsia="Aptos" w:cs="Aptos" w:asciiTheme="minorHAnsi" w:hAnsiTheme="minorHAnsi" w:eastAsiaTheme="minorHAnsi" w:csTheme="minorBidi"/>
+          <w:rFonts w:ascii="Aptos" w:hAnsi="Aptos" w:eastAsia="Aptos" w:cs="Aptos" w:asciiTheme="minorHAnsi" w:hAnsiTheme="minorHAnsi" w:eastAsiaTheme="minorHAnsi"/>
           <w:b/>
           <w:bCs/>
           <w:kern w:val="2"/>
@@ -2027,7 +2045,7 @@
       </w:pPr>
       <w:r>
         <w:rPr>
-          <w:rFonts w:ascii="Aptos" w:hAnsi="Aptos" w:eastAsia="Aptos" w:cs="Aptos" w:asciiTheme="minorHAnsi" w:hAnsiTheme="minorHAnsi" w:eastAsiaTheme="minorHAnsi" w:csTheme="minorBidi"/>
+          <w:rFonts w:ascii="Aptos" w:hAnsi="Aptos" w:eastAsia="Aptos" w:cs="Aptos" w:asciiTheme="minorHAnsi" w:hAnsiTheme="minorHAnsi" w:eastAsiaTheme="minorHAnsi"/>
           <w:b/>
           <w:bCs/>
           <w:kern w:val="2"/>
@@ -2046,7 +2064,7 @@
       </w:pPr>
       <w:r>
         <w:rPr>
-          <w:rFonts w:ascii="Aptos" w:hAnsi="Aptos" w:eastAsia="Aptos" w:cs="Aptos" w:asciiTheme="minorHAnsi" w:hAnsiTheme="minorHAnsi" w:eastAsiaTheme="minorHAnsi" w:csTheme="minorBidi"/>
+          <w:rFonts w:ascii="Aptos" w:hAnsi="Aptos" w:eastAsia="Aptos" w:cs="Aptos" w:asciiTheme="minorHAnsi" w:hAnsiTheme="minorHAnsi" w:eastAsiaTheme="minorHAnsi"/>
           <w:b/>
           <w:bCs/>
           <w:kern w:val="2"/>
@@ -2057,7 +2075,7 @@
       </w:r>
       <w:r>
         <w:rPr>
-          <w:rFonts w:ascii="Aptos" w:hAnsi="Aptos" w:eastAsia="Aptos" w:cs="Aptos" w:asciiTheme="minorHAnsi" w:hAnsiTheme="minorHAnsi" w:eastAsiaTheme="minorHAnsi" w:csTheme="minorBidi"/>
+          <w:rFonts w:ascii="Aptos" w:hAnsi="Aptos" w:eastAsia="Aptos" w:cs="Aptos" w:asciiTheme="minorHAnsi" w:hAnsiTheme="minorHAnsi" w:eastAsiaTheme="minorHAnsi"/>
           <w:b/>
           <w:bCs/>
           <w:kern w:val="2"/>
@@ -2068,7 +2086,7 @@
       </w:r>
       <w:r>
         <w:rPr>
-          <w:rFonts w:ascii="Aptos" w:hAnsi="Aptos" w:eastAsia="Aptos" w:cs="Aptos" w:asciiTheme="minorHAnsi" w:hAnsiTheme="minorHAnsi" w:eastAsiaTheme="minorHAnsi" w:csTheme="minorBidi"/>
+          <w:rFonts w:ascii="Aptos" w:hAnsi="Aptos" w:eastAsia="Aptos" w:cs="Aptos" w:asciiTheme="minorHAnsi" w:hAnsiTheme="minorHAnsi" w:eastAsiaTheme="minorHAnsi"/>
           <w:b/>
           <w:bCs/>
           <w:kern w:val="2"/>
@@ -2079,7 +2097,7 @@
       </w:r>
       <w:r>
         <w:rPr>
-          <w:rFonts w:ascii="Aptos" w:hAnsi="Aptos" w:eastAsia="Aptos" w:cs="Aptos" w:asciiTheme="minorHAnsi" w:hAnsiTheme="minorHAnsi" w:eastAsiaTheme="minorHAnsi" w:csTheme="minorBidi"/>
+          <w:rFonts w:ascii="Aptos" w:hAnsi="Aptos" w:eastAsia="Aptos" w:cs="Aptos" w:asciiTheme="minorHAnsi" w:hAnsiTheme="minorHAnsi" w:eastAsiaTheme="minorHAnsi"/>
           <w:b/>
           <w:bCs/>
           <w:kern w:val="2"/>
@@ -2090,7 +2108,7 @@
       </w:r>
       <w:r>
         <w:rPr>
-          <w:rFonts w:ascii="Aptos" w:hAnsi="Aptos" w:eastAsia="Aptos" w:cs="Aptos" w:asciiTheme="minorHAnsi" w:hAnsiTheme="minorHAnsi" w:eastAsiaTheme="minorHAnsi" w:csTheme="minorBidi"/>
+          <w:rFonts w:ascii="Aptos" w:hAnsi="Aptos" w:eastAsia="Aptos" w:cs="Aptos" w:asciiTheme="minorHAnsi" w:hAnsiTheme="minorHAnsi" w:eastAsiaTheme="minorHAnsi"/>
           <w:b/>
           <w:bCs/>
           <w:kern w:val="2"/>
@@ -2101,7 +2119,7 @@
       </w:r>
       <w:r>
         <w:rPr>
-          <w:rFonts w:ascii="Aptos" w:hAnsi="Aptos" w:eastAsia="Aptos" w:cs="Aptos" w:asciiTheme="minorHAnsi" w:hAnsiTheme="minorHAnsi" w:eastAsiaTheme="minorHAnsi" w:csTheme="minorBidi"/>
+          <w:rFonts w:ascii="Aptos" w:hAnsi="Aptos" w:eastAsia="Aptos" w:cs="Aptos" w:asciiTheme="minorHAnsi" w:hAnsiTheme="minorHAnsi" w:eastAsiaTheme="minorHAnsi"/>
           <w:b/>
           <w:bCs/>
           <w:kern w:val="2"/>
@@ -2112,7 +2130,7 @@
       </w:r>
       <w:r>
         <w:rPr>
-          <w:rFonts w:ascii="Aptos" w:hAnsi="Aptos" w:eastAsia="Aptos" w:cs="Aptos" w:asciiTheme="minorHAnsi" w:hAnsiTheme="minorHAnsi" w:eastAsiaTheme="minorHAnsi" w:csTheme="minorBidi"/>
+          <w:rFonts w:ascii="Aptos" w:hAnsi="Aptos" w:eastAsia="Aptos" w:cs="Aptos" w:asciiTheme="minorHAnsi" w:hAnsiTheme="minorHAnsi" w:eastAsiaTheme="minorHAnsi"/>
           <w:b/>
           <w:bCs/>
           <w:kern w:val="2"/>
@@ -2147,7 +2165,7 @@
       </w:pPr>
       <w:r>
         <w:rPr>
-          <w:rFonts w:ascii="Aptos" w:hAnsi="Aptos" w:eastAsia="Aptos" w:cs="Aptos" w:asciiTheme="minorHAnsi" w:hAnsiTheme="minorHAnsi" w:eastAsiaTheme="minorHAnsi" w:csTheme="minorBidi"/>
+          <w:rFonts w:ascii="Aptos" w:hAnsi="Aptos" w:eastAsia="Aptos" w:cs="Aptos" w:asciiTheme="minorHAnsi" w:hAnsiTheme="minorHAnsi" w:eastAsiaTheme="minorHAnsi"/>
           <w:b/>
           <w:bCs/>
           <w:kern w:val="2"/>
@@ -2166,7 +2184,7 @@
       </w:pPr>
       <w:r>
         <w:rPr>
-          <w:rFonts w:ascii="Aptos" w:hAnsi="Aptos" w:eastAsia="Aptos" w:cs="Aptos" w:asciiTheme="minorHAnsi" w:hAnsiTheme="minorHAnsi" w:eastAsiaTheme="minorHAnsi" w:csTheme="minorBidi"/>
+          <w:rFonts w:ascii="Aptos" w:hAnsi="Aptos" w:eastAsia="Aptos" w:cs="Aptos" w:asciiTheme="minorHAnsi" w:hAnsiTheme="minorHAnsi" w:eastAsiaTheme="minorHAnsi"/>
           <w:b/>
           <w:bCs/>
           <w:kern w:val="2"/>
@@ -2185,7 +2203,7 @@
       </w:pPr>
       <w:r>
         <w:rPr>
-          <w:rFonts w:ascii="Aptos" w:hAnsi="Aptos" w:eastAsia="Aptos" w:cs="Aptos" w:asciiTheme="minorHAnsi" w:hAnsiTheme="minorHAnsi" w:eastAsiaTheme="minorHAnsi" w:csTheme="minorBidi"/>
+          <w:rFonts w:ascii="Aptos" w:hAnsi="Aptos" w:eastAsia="Aptos" w:cs="Aptos" w:asciiTheme="minorHAnsi" w:hAnsiTheme="minorHAnsi" w:eastAsiaTheme="minorHAnsi"/>
           <w:b/>
           <w:bCs/>
           <w:kern w:val="2"/>
@@ -2204,7 +2222,7 @@
       </w:pPr>
       <w:r>
         <w:rPr>
-          <w:rFonts w:ascii="Aptos" w:hAnsi="Aptos" w:eastAsia="Aptos" w:cs="Aptos" w:asciiTheme="minorHAnsi" w:hAnsiTheme="minorHAnsi" w:eastAsiaTheme="minorHAnsi" w:csTheme="minorBidi"/>
+          <w:rFonts w:ascii="Aptos" w:hAnsi="Aptos" w:eastAsia="Aptos" w:cs="Aptos" w:asciiTheme="minorHAnsi" w:hAnsiTheme="minorHAnsi" w:eastAsiaTheme="minorHAnsi"/>
           <w:b/>
           <w:bCs/>
           <w:kern w:val="2"/>
@@ -2215,7 +2233,7 @@
       </w:r>
       <w:r>
         <w:rPr>
-          <w:rFonts w:ascii="Aptos" w:hAnsi="Aptos" w:eastAsia="Aptos" w:cs="Aptos" w:asciiTheme="minorHAnsi" w:hAnsiTheme="minorHAnsi" w:eastAsiaTheme="minorHAnsi" w:csTheme="minorBidi"/>
+          <w:rFonts w:ascii="Aptos" w:hAnsi="Aptos" w:eastAsia="Aptos" w:cs="Aptos" w:asciiTheme="minorHAnsi" w:hAnsiTheme="minorHAnsi" w:eastAsiaTheme="minorHAnsi"/>
           <w:b/>
           <w:bCs/>
           <w:kern w:val="2"/>
@@ -2226,7 +2244,7 @@
       </w:r>
       <w:r>
         <w:rPr>
-          <w:rFonts w:ascii="Aptos" w:hAnsi="Aptos" w:eastAsia="Aptos" w:cs="Aptos" w:asciiTheme="minorHAnsi" w:hAnsiTheme="minorHAnsi" w:eastAsiaTheme="minorHAnsi" w:csTheme="minorBidi"/>
+          <w:rFonts w:ascii="Aptos" w:hAnsi="Aptos" w:eastAsia="Aptos" w:cs="Aptos" w:asciiTheme="minorHAnsi" w:hAnsiTheme="minorHAnsi" w:eastAsiaTheme="minorHAnsi"/>
           <w:b/>
           <w:bCs/>
           <w:kern w:val="2"/>
@@ -2245,7 +2263,7 @@
       </w:pPr>
       <w:r>
         <w:rPr>
-          <w:rFonts w:ascii="Aptos" w:hAnsi="Aptos" w:eastAsia="Aptos" w:cs="Aptos" w:asciiTheme="minorHAnsi" w:hAnsiTheme="minorHAnsi" w:eastAsiaTheme="minorHAnsi" w:csTheme="minorBidi"/>
+          <w:rFonts w:ascii="Aptos" w:hAnsi="Aptos" w:eastAsia="Aptos" w:cs="Aptos" w:asciiTheme="minorHAnsi" w:hAnsiTheme="minorHAnsi" w:eastAsiaTheme="minorHAnsi"/>
           <w:b/>
           <w:bCs/>
           <w:kern w:val="2"/>
@@ -2264,7 +2282,7 @@
       </w:pPr>
       <w:r>
         <w:rPr>
-          <w:rFonts w:ascii="Aptos" w:hAnsi="Aptos" w:eastAsia="Aptos" w:cs="Aptos" w:asciiTheme="minorHAnsi" w:hAnsiTheme="minorHAnsi" w:eastAsiaTheme="minorHAnsi" w:csTheme="minorBidi"/>
+          <w:rFonts w:ascii="Aptos" w:hAnsi="Aptos" w:eastAsia="Aptos" w:cs="Aptos" w:asciiTheme="minorHAnsi" w:hAnsiTheme="minorHAnsi" w:eastAsiaTheme="minorHAnsi"/>
           <w:b/>
           <w:bCs/>
           <w:kern w:val="2"/>
@@ -2275,7 +2293,7 @@
       </w:r>
       <w:r>
         <w:rPr>
-          <w:rFonts w:ascii="Aptos" w:hAnsi="Aptos" w:eastAsia="Aptos" w:cs="Aptos" w:asciiTheme="minorHAnsi" w:hAnsiTheme="minorHAnsi" w:eastAsiaTheme="minorHAnsi" w:csTheme="minorBidi"/>
+          <w:rFonts w:ascii="Aptos" w:hAnsi="Aptos" w:eastAsia="Aptos" w:cs="Aptos" w:asciiTheme="minorHAnsi" w:hAnsiTheme="minorHAnsi" w:eastAsiaTheme="minorHAnsi"/>
           <w:b/>
           <w:bCs/>
           <w:kern w:val="2"/>
@@ -2286,7 +2304,7 @@
       </w:r>
       <w:r>
         <w:rPr>
-          <w:rFonts w:ascii="Aptos" w:hAnsi="Aptos" w:eastAsia="Aptos" w:cs="Aptos" w:asciiTheme="minorHAnsi" w:hAnsiTheme="minorHAnsi" w:eastAsiaTheme="minorHAnsi" w:csTheme="minorBidi"/>
+          <w:rFonts w:ascii="Aptos" w:hAnsi="Aptos" w:eastAsia="Aptos" w:cs="Aptos" w:asciiTheme="minorHAnsi" w:hAnsiTheme="minorHAnsi" w:eastAsiaTheme="minorHAnsi"/>
           <w:b/>
           <w:bCs/>
           <w:kern w:val="2"/>
@@ -2305,7 +2323,7 @@
       </w:pPr>
       <w:r>
         <w:rPr>
-          <w:rFonts w:ascii="Aptos" w:hAnsi="Aptos" w:eastAsia="Aptos" w:cs="Aptos" w:asciiTheme="minorHAnsi" w:hAnsiTheme="minorHAnsi" w:eastAsiaTheme="minorHAnsi" w:csTheme="minorBidi"/>
+          <w:rFonts w:ascii="Aptos" w:hAnsi="Aptos" w:eastAsia="Aptos" w:cs="Aptos" w:asciiTheme="minorHAnsi" w:hAnsiTheme="minorHAnsi" w:eastAsiaTheme="minorHAnsi"/>
           <w:b/>
           <w:bCs/>
           <w:kern w:val="2"/>
@@ -2324,7 +2342,7 @@
       </w:pPr>
       <w:r>
         <w:rPr>
-          <w:rFonts w:ascii="Aptos" w:hAnsi="Aptos" w:eastAsia="Aptos" w:cs="Aptos" w:asciiTheme="minorHAnsi" w:hAnsiTheme="minorHAnsi" w:eastAsiaTheme="minorHAnsi" w:csTheme="minorBidi"/>
+          <w:rFonts w:ascii="Aptos" w:hAnsi="Aptos" w:eastAsia="Aptos" w:cs="Aptos" w:asciiTheme="minorHAnsi" w:hAnsiTheme="minorHAnsi" w:eastAsiaTheme="minorHAnsi"/>
           <w:b/>
           <w:bCs/>
           <w:kern w:val="2"/>
@@ -2343,7 +2361,7 @@
       </w:pPr>
       <w:r>
         <w:rPr>
-          <w:rFonts w:ascii="Aptos" w:hAnsi="Aptos" w:eastAsia="Aptos" w:cs="Aptos" w:asciiTheme="minorHAnsi" w:hAnsiTheme="minorHAnsi" w:eastAsiaTheme="minorHAnsi" w:csTheme="minorBidi"/>
+          <w:rFonts w:ascii="Aptos" w:hAnsi="Aptos" w:eastAsia="Aptos" w:cs="Aptos" w:asciiTheme="minorHAnsi" w:hAnsiTheme="minorHAnsi" w:eastAsiaTheme="minorHAnsi"/>
           <w:b/>
           <w:bCs/>
           <w:kern w:val="2"/>
@@ -2370,7 +2388,7 @@
       </w:pPr>
       <w:r>
         <w:rPr>
-          <w:rFonts w:ascii="Aptos" w:hAnsi="Aptos" w:eastAsia="Aptos" w:cs="Aptos" w:asciiTheme="minorHAnsi" w:hAnsiTheme="minorHAnsi" w:eastAsiaTheme="minorHAnsi" w:csTheme="minorBidi"/>
+          <w:rFonts w:ascii="Aptos" w:hAnsi="Aptos" w:eastAsia="Aptos" w:cs="Aptos" w:asciiTheme="minorHAnsi" w:hAnsiTheme="minorHAnsi" w:eastAsiaTheme="minorHAnsi"/>
           <w:b/>
           <w:bCs/>
           <w:kern w:val="2"/>
@@ -2381,7 +2399,7 @@
       </w:r>
       <w:r>
         <w:rPr>
-          <w:rFonts w:ascii="Aptos" w:hAnsi="Aptos" w:eastAsia="Aptos" w:cs="Aptos" w:asciiTheme="minorHAnsi" w:hAnsiTheme="minorHAnsi" w:eastAsiaTheme="minorHAnsi" w:csTheme="minorBidi"/>
+          <w:rFonts w:ascii="Aptos" w:hAnsi="Aptos" w:eastAsia="Aptos" w:cs="Aptos" w:asciiTheme="minorHAnsi" w:hAnsiTheme="minorHAnsi" w:eastAsiaTheme="minorHAnsi"/>
           <w:b/>
           <w:bCs/>
           <w:kern w:val="2"/>
@@ -2392,7 +2410,7 @@
       </w:r>
       <w:r>
         <w:rPr>
-          <w:rFonts w:ascii="Aptos" w:hAnsi="Aptos" w:eastAsia="Aptos" w:cs="Aptos" w:asciiTheme="minorHAnsi" w:hAnsiTheme="minorHAnsi" w:eastAsiaTheme="minorHAnsi" w:csTheme="minorBidi"/>
+          <w:rFonts w:ascii="Aptos" w:hAnsi="Aptos" w:eastAsia="Aptos" w:cs="Aptos" w:asciiTheme="minorHAnsi" w:hAnsiTheme="minorHAnsi" w:eastAsiaTheme="minorHAnsi"/>
           <w:b/>
           <w:bCs/>
           <w:kern w:val="2"/>
@@ -2411,7 +2429,7 @@
       </w:pPr>
       <w:r>
         <w:rPr>
-          <w:rFonts w:ascii="Aptos" w:hAnsi="Aptos" w:eastAsia="Aptos" w:cs="Aptos" w:asciiTheme="minorHAnsi" w:hAnsiTheme="minorHAnsi" w:eastAsiaTheme="minorHAnsi" w:csTheme="minorBidi"/>
+          <w:rFonts w:ascii="Aptos" w:hAnsi="Aptos" w:eastAsia="Aptos" w:cs="Aptos" w:asciiTheme="minorHAnsi" w:hAnsiTheme="minorHAnsi" w:eastAsiaTheme="minorHAnsi"/>
           <w:b/>
           <w:bCs/>
           <w:kern w:val="2"/>
@@ -2422,7 +2440,7 @@
       </w:r>
       <w:r>
         <w:rPr>
-          <w:rFonts w:ascii="Aptos" w:hAnsi="Aptos" w:eastAsia="Aptos" w:cs="Aptos" w:asciiTheme="minorHAnsi" w:hAnsiTheme="minorHAnsi" w:eastAsiaTheme="minorHAnsi" w:csTheme="minorBidi"/>
+          <w:rFonts w:ascii="Aptos" w:hAnsi="Aptos" w:eastAsia="Aptos" w:cs="Aptos" w:asciiTheme="minorHAnsi" w:hAnsiTheme="minorHAnsi" w:eastAsiaTheme="minorHAnsi"/>
           <w:b/>
           <w:bCs/>
           <w:kern w:val="2"/>
@@ -2433,7 +2451,7 @@
       </w:r>
       <w:r>
         <w:rPr>
-          <w:rFonts w:ascii="Aptos" w:hAnsi="Aptos" w:eastAsia="Aptos" w:cs="Aptos" w:asciiTheme="minorHAnsi" w:hAnsiTheme="minorHAnsi" w:eastAsiaTheme="minorHAnsi" w:csTheme="minorBidi"/>
+          <w:rFonts w:ascii="Aptos" w:hAnsi="Aptos" w:eastAsia="Aptos" w:cs="Aptos" w:asciiTheme="minorHAnsi" w:hAnsiTheme="minorHAnsi" w:eastAsiaTheme="minorHAnsi"/>
           <w:b/>
           <w:bCs/>
           <w:kern w:val="2"/>
@@ -2444,7 +2462,7 @@
       </w:r>
       <w:r>
         <w:rPr>
-          <w:rFonts w:ascii="Aptos" w:hAnsi="Aptos" w:eastAsia="Aptos" w:cs="Aptos" w:asciiTheme="minorHAnsi" w:hAnsiTheme="minorHAnsi" w:eastAsiaTheme="minorHAnsi" w:csTheme="minorBidi"/>
+          <w:rFonts w:ascii="Aptos" w:hAnsi="Aptos" w:eastAsia="Aptos" w:cs="Aptos" w:asciiTheme="minorHAnsi" w:hAnsiTheme="minorHAnsi" w:eastAsiaTheme="minorHAnsi"/>
           <w:b/>
           <w:bCs/>
           <w:kern w:val="2"/>
@@ -2455,7 +2473,7 @@
       </w:r>
       <w:r>
         <w:rPr>
-          <w:rFonts w:ascii="Aptos" w:hAnsi="Aptos" w:eastAsia="Aptos" w:cs="Aptos" w:asciiTheme="minorHAnsi" w:hAnsiTheme="minorHAnsi" w:eastAsiaTheme="minorHAnsi" w:csTheme="minorBidi"/>
+          <w:rFonts w:ascii="Aptos" w:hAnsi="Aptos" w:eastAsia="Aptos" w:cs="Aptos" w:asciiTheme="minorHAnsi" w:hAnsiTheme="minorHAnsi" w:eastAsiaTheme="minorHAnsi"/>
           <w:b/>
           <w:bCs/>
           <w:kern w:val="2"/>
@@ -2474,7 +2492,7 @@
       </w:pPr>
       <w:r>
         <w:rPr>
-          <w:rFonts w:ascii="Aptos" w:hAnsi="Aptos" w:eastAsia="Aptos" w:cs="Aptos" w:asciiTheme="minorHAnsi" w:hAnsiTheme="minorHAnsi" w:eastAsiaTheme="minorHAnsi" w:csTheme="minorBidi"/>
+          <w:rFonts w:ascii="Aptos" w:hAnsi="Aptos" w:eastAsia="Aptos" w:cs="Aptos" w:asciiTheme="minorHAnsi" w:hAnsiTheme="minorHAnsi" w:eastAsiaTheme="minorHAnsi"/>
           <w:b/>
           <w:bCs/>
           <w:kern w:val="2"/>
@@ -2485,7 +2503,7 @@
       </w:r>
       <w:r>
         <w:rPr>
-          <w:rFonts w:ascii="Aptos" w:hAnsi="Aptos" w:eastAsia="Aptos" w:cs="Aptos" w:asciiTheme="minorHAnsi" w:hAnsiTheme="minorHAnsi" w:eastAsiaTheme="minorHAnsi" w:csTheme="minorBidi"/>
+          <w:rFonts w:ascii="Aptos" w:hAnsi="Aptos" w:eastAsia="Aptos" w:cs="Aptos" w:asciiTheme="minorHAnsi" w:hAnsiTheme="minorHAnsi" w:eastAsiaTheme="minorHAnsi"/>
           <w:b/>
           <w:bCs/>
           <w:kern w:val="2"/>
@@ -2496,7 +2514,7 @@
       </w:r>
       <w:r>
         <w:rPr>
-          <w:rFonts w:ascii="Aptos" w:hAnsi="Aptos" w:eastAsia="Aptos" w:cs="Aptos" w:asciiTheme="minorHAnsi" w:hAnsiTheme="minorHAnsi" w:eastAsiaTheme="minorHAnsi" w:csTheme="minorBidi"/>
+          <w:rFonts w:ascii="Aptos" w:hAnsi="Aptos" w:eastAsia="Aptos" w:cs="Aptos" w:asciiTheme="minorHAnsi" w:hAnsiTheme="minorHAnsi" w:eastAsiaTheme="minorHAnsi"/>
           <w:b/>
           <w:bCs/>
           <w:kern w:val="2"/>
@@ -2507,7 +2525,7 @@
       </w:r>
       <w:r>
         <w:rPr>
-          <w:rFonts w:ascii="Aptos" w:hAnsi="Aptos" w:eastAsia="Aptos" w:cs="Aptos" w:asciiTheme="minorHAnsi" w:hAnsiTheme="minorHAnsi" w:eastAsiaTheme="minorHAnsi" w:csTheme="minorBidi"/>
+          <w:rFonts w:ascii="Aptos" w:hAnsi="Aptos" w:eastAsia="Aptos" w:cs="Aptos" w:asciiTheme="minorHAnsi" w:hAnsiTheme="minorHAnsi" w:eastAsiaTheme="minorHAnsi"/>
           <w:b/>
           <w:bCs/>
           <w:kern w:val="2"/>
@@ -2518,7 +2536,7 @@
       </w:r>
       <w:r>
         <w:rPr>
-          <w:rFonts w:ascii="Aptos" w:hAnsi="Aptos" w:eastAsia="Aptos" w:cs="Aptos" w:asciiTheme="minorHAnsi" w:hAnsiTheme="minorHAnsi" w:eastAsiaTheme="minorHAnsi" w:csTheme="minorBidi"/>
+          <w:rFonts w:ascii="Aptos" w:hAnsi="Aptos" w:eastAsia="Aptos" w:cs="Aptos" w:asciiTheme="minorHAnsi" w:hAnsiTheme="minorHAnsi" w:eastAsiaTheme="minorHAnsi"/>
           <w:b/>
           <w:bCs/>
           <w:kern w:val="2"/>
@@ -2529,7 +2547,7 @@
       </w:r>
       <w:r>
         <w:rPr>
-          <w:rFonts w:ascii="Aptos" w:hAnsi="Aptos" w:eastAsia="Aptos" w:cs="Aptos" w:asciiTheme="minorHAnsi" w:hAnsiTheme="minorHAnsi" w:eastAsiaTheme="minorHAnsi" w:csTheme="minorBidi"/>
+          <w:rFonts w:ascii="Aptos" w:hAnsi="Aptos" w:eastAsia="Aptos" w:cs="Aptos" w:asciiTheme="minorHAnsi" w:hAnsiTheme="minorHAnsi" w:eastAsiaTheme="minorHAnsi"/>
           <w:b/>
           <w:bCs/>
           <w:kern w:val="2"/>
@@ -2540,7 +2558,7 @@
       </w:r>
       <w:r>
         <w:rPr>
-          <w:rFonts w:ascii="Aptos" w:hAnsi="Aptos" w:eastAsia="Aptos" w:cs="Aptos" w:asciiTheme="minorHAnsi" w:hAnsiTheme="minorHAnsi" w:eastAsiaTheme="minorHAnsi" w:csTheme="minorBidi"/>
+          <w:rFonts w:ascii="Aptos" w:hAnsi="Aptos" w:eastAsia="Aptos" w:cs="Aptos" w:asciiTheme="minorHAnsi" w:hAnsiTheme="minorHAnsi" w:eastAsiaTheme="minorHAnsi"/>
           <w:b/>
           <w:bCs/>
           <w:kern w:val="2"/>
@@ -2551,7 +2569,7 @@
       </w:r>
       <w:r>
         <w:rPr>
-          <w:rFonts w:ascii="Aptos" w:hAnsi="Aptos" w:eastAsia="Aptos" w:cs="Aptos" w:asciiTheme="minorHAnsi" w:hAnsiTheme="minorHAnsi" w:eastAsiaTheme="minorHAnsi" w:csTheme="minorBidi"/>
+          <w:rFonts w:ascii="Aptos" w:hAnsi="Aptos" w:eastAsia="Aptos" w:cs="Aptos" w:asciiTheme="minorHAnsi" w:hAnsiTheme="minorHAnsi" w:eastAsiaTheme="minorHAnsi"/>
           <w:b/>
           <w:bCs/>
           <w:kern w:val="2"/>
@@ -2562,7 +2580,7 @@
       </w:r>
       <w:r>
         <w:rPr>
-          <w:rFonts w:ascii="Aptos" w:hAnsi="Aptos" w:eastAsia="Aptos" w:cs="Aptos" w:asciiTheme="minorHAnsi" w:hAnsiTheme="minorHAnsi" w:eastAsiaTheme="minorHAnsi" w:csTheme="minorBidi"/>
+          <w:rFonts w:ascii="Aptos" w:hAnsi="Aptos" w:eastAsia="Aptos" w:cs="Aptos" w:asciiTheme="minorHAnsi" w:hAnsiTheme="minorHAnsi" w:eastAsiaTheme="minorHAnsi"/>
           <w:b/>
           <w:bCs/>
           <w:kern w:val="2"/>
@@ -2589,7 +2607,7 @@
       </w:pPr>
       <w:r>
         <w:rPr>
-          <w:rFonts w:ascii="Aptos" w:hAnsi="Aptos" w:eastAsia="Aptos" w:cs="Aptos" w:asciiTheme="minorHAnsi" w:hAnsiTheme="minorHAnsi" w:eastAsiaTheme="minorHAnsi" w:csTheme="minorBidi"/>
+          <w:rFonts w:ascii="Aptos" w:hAnsi="Aptos" w:eastAsia="Aptos" w:cs="Aptos" w:asciiTheme="minorHAnsi" w:hAnsiTheme="minorHAnsi" w:eastAsiaTheme="minorHAnsi"/>
           <w:b/>
           <w:bCs/>
           <w:kern w:val="2"/>
@@ -2608,7 +2626,7 @@
       </w:pPr>
       <w:r>
         <w:rPr>
-          <w:rFonts w:ascii="Aptos" w:hAnsi="Aptos" w:eastAsia="Aptos" w:cs="Aptos" w:asciiTheme="minorHAnsi" w:hAnsiTheme="minorHAnsi" w:eastAsiaTheme="minorHAnsi" w:csTheme="minorBidi"/>
+          <w:rFonts w:ascii="Aptos" w:hAnsi="Aptos" w:eastAsia="Aptos" w:cs="Aptos" w:asciiTheme="minorHAnsi" w:hAnsiTheme="minorHAnsi" w:eastAsiaTheme="minorHAnsi"/>
           <w:b/>
           <w:bCs/>
           <w:kern w:val="2"/>
@@ -2619,7 +2637,7 @@
       </w:r>
       <w:r>
         <w:rPr>
-          <w:rFonts w:ascii="Aptos" w:hAnsi="Aptos" w:eastAsia="Aptos" w:cs="Aptos" w:asciiTheme="minorHAnsi" w:hAnsiTheme="minorHAnsi" w:eastAsiaTheme="minorHAnsi" w:csTheme="minorBidi"/>
+          <w:rFonts w:ascii="Aptos" w:hAnsi="Aptos" w:eastAsia="Aptos" w:cs="Aptos" w:asciiTheme="minorHAnsi" w:hAnsiTheme="minorHAnsi" w:eastAsiaTheme="minorHAnsi"/>
           <w:b/>
           <w:bCs/>
           <w:kern w:val="2"/>
@@ -2630,7 +2648,7 @@
       </w:r>
       <w:r>
         <w:rPr>
-          <w:rFonts w:ascii="Aptos" w:hAnsi="Aptos" w:eastAsia="Aptos" w:cs="Aptos" w:asciiTheme="minorHAnsi" w:hAnsiTheme="minorHAnsi" w:eastAsiaTheme="minorHAnsi" w:csTheme="minorBidi"/>
+          <w:rFonts w:ascii="Aptos" w:hAnsi="Aptos" w:eastAsia="Aptos" w:cs="Aptos" w:asciiTheme="minorHAnsi" w:hAnsiTheme="minorHAnsi" w:eastAsiaTheme="minorHAnsi"/>
           <w:b/>
           <w:bCs/>
           <w:kern w:val="2"/>
@@ -2649,7 +2667,7 @@
       </w:pPr>
       <w:r>
         <w:rPr>
-          <w:rFonts w:ascii="Aptos" w:hAnsi="Aptos" w:eastAsia="Aptos" w:cs="Aptos" w:asciiTheme="minorHAnsi" w:hAnsiTheme="minorHAnsi" w:eastAsiaTheme="minorHAnsi" w:csTheme="minorBidi"/>
+          <w:rFonts w:ascii="Aptos" w:hAnsi="Aptos" w:eastAsia="Aptos" w:cs="Aptos" w:asciiTheme="minorHAnsi" w:hAnsiTheme="minorHAnsi" w:eastAsiaTheme="minorHAnsi"/>
           <w:b/>
           <w:bCs/>
           <w:kern w:val="2"/>
@@ -2660,7 +2678,7 @@
       </w:r>
       <w:r>
         <w:rPr>
-          <w:rFonts w:ascii="Aptos" w:hAnsi="Aptos" w:eastAsia="Aptos" w:cs="Aptos" w:asciiTheme="minorHAnsi" w:hAnsiTheme="minorHAnsi" w:eastAsiaTheme="minorHAnsi" w:csTheme="minorBidi"/>
+          <w:rFonts w:ascii="Aptos" w:hAnsi="Aptos" w:eastAsia="Aptos" w:cs="Aptos" w:asciiTheme="minorHAnsi" w:hAnsiTheme="minorHAnsi" w:eastAsiaTheme="minorHAnsi"/>
           <w:b/>
           <w:bCs/>
           <w:kern w:val="2"/>
@@ -2671,7 +2689,7 @@
       </w:r>
       <w:r>
         <w:rPr>
-          <w:rFonts w:ascii="Aptos" w:hAnsi="Aptos" w:eastAsia="Aptos" w:cs="Aptos" w:asciiTheme="minorHAnsi" w:hAnsiTheme="minorHAnsi" w:eastAsiaTheme="minorHAnsi" w:csTheme="minorBidi"/>
+          <w:rFonts w:ascii="Aptos" w:hAnsi="Aptos" w:eastAsia="Aptos" w:cs="Aptos" w:asciiTheme="minorHAnsi" w:hAnsiTheme="minorHAnsi" w:eastAsiaTheme="minorHAnsi"/>
           <w:b/>
           <w:bCs/>
           <w:kern w:val="2"/>
@@ -2682,7 +2700,7 @@
       </w:r>
       <w:r>
         <w:rPr>
-          <w:rFonts w:ascii="Aptos" w:hAnsi="Aptos" w:eastAsia="Aptos" w:cs="Aptos" w:asciiTheme="minorHAnsi" w:hAnsiTheme="minorHAnsi" w:eastAsiaTheme="minorHAnsi" w:csTheme="minorBidi"/>
+          <w:rFonts w:ascii="Aptos" w:hAnsi="Aptos" w:eastAsia="Aptos" w:cs="Aptos" w:asciiTheme="minorHAnsi" w:hAnsiTheme="minorHAnsi" w:eastAsiaTheme="minorHAnsi"/>
           <w:b/>
           <w:bCs/>
           <w:kern w:val="2"/>
@@ -2693,7 +2711,7 @@
       </w:r>
       <w:r>
         <w:rPr>
-          <w:rFonts w:ascii="Aptos" w:hAnsi="Aptos" w:eastAsia="Aptos" w:cs="Aptos" w:asciiTheme="minorHAnsi" w:hAnsiTheme="minorHAnsi" w:eastAsiaTheme="minorHAnsi" w:csTheme="minorBidi"/>
+          <w:rFonts w:ascii="Aptos" w:hAnsi="Aptos" w:eastAsia="Aptos" w:cs="Aptos" w:asciiTheme="minorHAnsi" w:hAnsiTheme="minorHAnsi" w:eastAsiaTheme="minorHAnsi"/>
           <w:b/>
           <w:bCs/>
           <w:kern w:val="2"/>
@@ -2720,7 +2738,7 @@
       </w:pPr>
       <w:r>
         <w:rPr>
-          <w:rFonts w:ascii="Aptos" w:hAnsi="Aptos" w:eastAsia="Aptos" w:cs="Aptos" w:asciiTheme="minorHAnsi" w:hAnsiTheme="minorHAnsi" w:eastAsiaTheme="minorHAnsi" w:csTheme="minorBidi"/>
+          <w:rFonts w:ascii="Aptos" w:hAnsi="Aptos" w:eastAsia="Aptos" w:cs="Aptos" w:asciiTheme="minorHAnsi" w:hAnsiTheme="minorHAnsi" w:eastAsiaTheme="minorHAnsi"/>
           <w:b/>
           <w:bCs/>
           <w:kern w:val="2"/>
@@ -2731,7 +2749,7 @@
       </w:r>
       <w:r>
         <w:rPr>
-          <w:rFonts w:ascii="Aptos" w:hAnsi="Aptos" w:eastAsia="Aptos" w:cs="Aptos" w:asciiTheme="minorHAnsi" w:hAnsiTheme="minorHAnsi" w:eastAsiaTheme="minorHAnsi" w:csTheme="minorBidi"/>
+          <w:rFonts w:ascii="Aptos" w:hAnsi="Aptos" w:eastAsia="Aptos" w:cs="Aptos" w:asciiTheme="minorHAnsi" w:hAnsiTheme="minorHAnsi" w:eastAsiaTheme="minorHAnsi"/>
           <w:b/>
           <w:bCs/>
           <w:kern w:val="2"/>
@@ -2742,7 +2760,7 @@
       </w:r>
       <w:r>
         <w:rPr>
-          <w:rFonts w:ascii="Aptos" w:hAnsi="Aptos" w:eastAsia="Aptos" w:cs="Aptos" w:asciiTheme="minorHAnsi" w:hAnsiTheme="minorHAnsi" w:eastAsiaTheme="minorHAnsi" w:csTheme="minorBidi"/>
+          <w:rFonts w:ascii="Aptos" w:hAnsi="Aptos" w:eastAsia="Aptos" w:cs="Aptos" w:asciiTheme="minorHAnsi" w:hAnsiTheme="minorHAnsi" w:eastAsiaTheme="minorHAnsi"/>
           <w:b/>
           <w:bCs/>
           <w:kern w:val="2"/>
@@ -2761,7 +2779,7 @@
       </w:pPr>
       <w:r>
         <w:rPr>
-          <w:rFonts w:ascii="Aptos" w:hAnsi="Aptos" w:eastAsia="Aptos" w:cs="Aptos" w:asciiTheme="minorHAnsi" w:hAnsiTheme="minorHAnsi" w:eastAsiaTheme="minorHAnsi" w:csTheme="minorBidi"/>
+          <w:rFonts w:ascii="Aptos" w:hAnsi="Aptos" w:eastAsia="Aptos" w:cs="Aptos" w:asciiTheme="minorHAnsi" w:hAnsiTheme="minorHAnsi" w:eastAsiaTheme="minorHAnsi"/>
           <w:b/>
           <w:bCs/>
           <w:kern w:val="2"/>
@@ -2772,7 +2790,7 @@
       </w:r>
       <w:r>
         <w:rPr>
-          <w:rFonts w:ascii="Aptos" w:hAnsi="Aptos" w:eastAsia="Aptos" w:cs="Aptos" w:asciiTheme="minorHAnsi" w:hAnsiTheme="minorHAnsi" w:eastAsiaTheme="minorHAnsi" w:csTheme="minorBidi"/>
+          <w:rFonts w:ascii="Aptos" w:hAnsi="Aptos" w:eastAsia="Aptos" w:cs="Aptos" w:asciiTheme="minorHAnsi" w:hAnsiTheme="minorHAnsi" w:eastAsiaTheme="minorHAnsi"/>
           <w:b/>
           <w:bCs/>
           <w:kern w:val="2"/>
@@ -2783,7 +2801,7 @@
       </w:r>
       <w:r>
         <w:rPr>
-          <w:rFonts w:ascii="Aptos" w:hAnsi="Aptos" w:eastAsia="Aptos" w:cs="Aptos" w:asciiTheme="minorHAnsi" w:hAnsiTheme="minorHAnsi" w:eastAsiaTheme="minorHAnsi" w:csTheme="minorBidi"/>
+          <w:rFonts w:ascii="Aptos" w:hAnsi="Aptos" w:eastAsia="Aptos" w:cs="Aptos" w:asciiTheme="minorHAnsi" w:hAnsiTheme="minorHAnsi" w:eastAsiaTheme="minorHAnsi"/>
           <w:b/>
           <w:bCs/>
           <w:kern w:val="2"/>
@@ -2802,7 +2820,7 @@
       </w:pPr>
       <w:r>
         <w:rPr>
-          <w:rFonts w:ascii="Aptos" w:hAnsi="Aptos" w:eastAsia="Aptos" w:cs="Aptos" w:asciiTheme="minorHAnsi" w:hAnsiTheme="minorHAnsi" w:eastAsiaTheme="minorHAnsi" w:csTheme="minorBidi"/>
+          <w:rFonts w:ascii="Aptos" w:hAnsi="Aptos" w:eastAsia="Aptos" w:cs="Aptos" w:asciiTheme="minorHAnsi" w:hAnsiTheme="minorHAnsi" w:eastAsiaTheme="minorHAnsi"/>
           <w:b/>
           <w:bCs/>
           <w:kern w:val="2"/>
@@ -2813,7 +2831,7 @@
       </w:r>
       <w:r>
         <w:rPr>
-          <w:rFonts w:ascii="Aptos" w:hAnsi="Aptos" w:eastAsia="Aptos" w:cs="Aptos" w:asciiTheme="minorHAnsi" w:hAnsiTheme="minorHAnsi" w:eastAsiaTheme="minorHAnsi" w:csTheme="minorBidi"/>
+          <w:rFonts w:ascii="Aptos" w:hAnsi="Aptos" w:eastAsia="Aptos" w:cs="Aptos" w:asciiTheme="minorHAnsi" w:hAnsiTheme="minorHAnsi" w:eastAsiaTheme="minorHAnsi"/>
           <w:b/>
           <w:bCs/>
           <w:kern w:val="2"/>
@@ -2824,7 +2842,7 @@
       </w:r>
       <w:r>
         <w:rPr>
-          <w:rFonts w:ascii="Aptos" w:hAnsi="Aptos" w:eastAsia="Aptos" w:cs="Aptos" w:asciiTheme="minorHAnsi" w:hAnsiTheme="minorHAnsi" w:eastAsiaTheme="minorHAnsi" w:csTheme="minorBidi"/>
+          <w:rFonts w:ascii="Aptos" w:hAnsi="Aptos" w:eastAsia="Aptos" w:cs="Aptos" w:asciiTheme="minorHAnsi" w:hAnsiTheme="minorHAnsi" w:eastAsiaTheme="minorHAnsi"/>
           <w:b/>
           <w:bCs/>
           <w:kern w:val="2"/>
@@ -2843,7 +2861,7 @@
       </w:pPr>
       <w:r>
         <w:rPr>
-          <w:rFonts w:ascii="Aptos" w:hAnsi="Aptos" w:eastAsia="Aptos" w:cs="Aptos" w:asciiTheme="minorHAnsi" w:hAnsiTheme="minorHAnsi" w:eastAsiaTheme="minorHAnsi" w:csTheme="minorBidi"/>
+          <w:rFonts w:ascii="Aptos" w:hAnsi="Aptos" w:eastAsia="Aptos" w:cs="Aptos" w:asciiTheme="minorHAnsi" w:hAnsiTheme="minorHAnsi" w:eastAsiaTheme="minorHAnsi"/>
           <w:b/>
           <w:bCs/>
           <w:kern w:val="2"/>
@@ -2854,7 +2872,7 @@
       </w:r>
       <w:r>
         <w:rPr>
-          <w:rFonts w:ascii="Aptos" w:hAnsi="Aptos" w:eastAsia="Aptos" w:cs="Aptos" w:asciiTheme="minorHAnsi" w:hAnsiTheme="minorHAnsi" w:eastAsiaTheme="minorHAnsi" w:csTheme="minorBidi"/>
+          <w:rFonts w:ascii="Aptos" w:hAnsi="Aptos" w:eastAsia="Aptos" w:cs="Aptos" w:asciiTheme="minorHAnsi" w:hAnsiTheme="minorHAnsi" w:eastAsiaTheme="minorHAnsi"/>
           <w:b/>
           <w:bCs/>
           <w:kern w:val="2"/>
@@ -2865,7 +2883,7 @@
       </w:r>
       <w:r>
         <w:rPr>
-          <w:rFonts w:ascii="Aptos" w:hAnsi="Aptos" w:eastAsia="Aptos" w:cs="Aptos" w:asciiTheme="minorHAnsi" w:hAnsiTheme="minorHAnsi" w:eastAsiaTheme="minorHAnsi" w:csTheme="minorBidi"/>
+          <w:rFonts w:ascii="Aptos" w:hAnsi="Aptos" w:eastAsia="Aptos" w:cs="Aptos" w:asciiTheme="minorHAnsi" w:hAnsiTheme="minorHAnsi" w:eastAsiaTheme="minorHAnsi"/>
           <w:b/>
           <w:bCs/>
           <w:kern w:val="2"/>
@@ -2876,7 +2894,7 @@
       </w:r>
       <w:r>
         <w:rPr>
-          <w:rFonts w:ascii="Aptos" w:hAnsi="Aptos" w:eastAsia="Aptos" w:cs="Aptos" w:asciiTheme="minorHAnsi" w:hAnsiTheme="minorHAnsi" w:eastAsiaTheme="minorHAnsi" w:csTheme="minorBidi"/>
+          <w:rFonts w:ascii="Aptos" w:hAnsi="Aptos" w:eastAsia="Aptos" w:cs="Aptos" w:asciiTheme="minorHAnsi" w:hAnsiTheme="minorHAnsi" w:eastAsiaTheme="minorHAnsi"/>
           <w:b/>
           <w:bCs/>
           <w:kern w:val="2"/>
@@ -2887,7 +2905,7 @@
       </w:r>
       <w:r>
         <w:rPr>
-          <w:rFonts w:ascii="Aptos" w:hAnsi="Aptos" w:eastAsia="Aptos" w:cs="Aptos" w:asciiTheme="minorHAnsi" w:hAnsiTheme="minorHAnsi" w:eastAsiaTheme="minorHAnsi" w:csTheme="minorBidi"/>
+          <w:rFonts w:ascii="Aptos" w:hAnsi="Aptos" w:eastAsia="Aptos" w:cs="Aptos" w:asciiTheme="minorHAnsi" w:hAnsiTheme="minorHAnsi" w:eastAsiaTheme="minorHAnsi"/>
           <w:b/>
           <w:bCs/>
           <w:kern w:val="2"/>
@@ -2898,7 +2916,7 @@
       </w:r>
       <w:r>
         <w:rPr>
-          <w:rFonts w:ascii="Aptos" w:hAnsi="Aptos" w:eastAsia="Aptos" w:cs="Aptos" w:asciiTheme="minorHAnsi" w:hAnsiTheme="minorHAnsi" w:eastAsiaTheme="minorHAnsi" w:csTheme="minorBidi"/>
+          <w:rFonts w:ascii="Aptos" w:hAnsi="Aptos" w:eastAsia="Aptos" w:cs="Aptos" w:asciiTheme="minorHAnsi" w:hAnsiTheme="minorHAnsi" w:eastAsiaTheme="minorHAnsi"/>
           <w:b/>
           <w:bCs/>
           <w:kern w:val="2"/>
@@ -2909,7 +2927,7 @@
       </w:r>
       <w:r>
         <w:rPr>
-          <w:rFonts w:ascii="Aptos" w:hAnsi="Aptos" w:eastAsia="Aptos" w:cs="Aptos" w:asciiTheme="minorHAnsi" w:hAnsiTheme="minorHAnsi" w:eastAsiaTheme="minorHAnsi" w:csTheme="minorBidi"/>
+          <w:rFonts w:ascii="Aptos" w:hAnsi="Aptos" w:eastAsia="Aptos" w:cs="Aptos" w:asciiTheme="minorHAnsi" w:hAnsiTheme="minorHAnsi" w:eastAsiaTheme="minorHAnsi"/>
           <w:b/>
           <w:bCs/>
           <w:kern w:val="2"/>
@@ -2920,7 +2938,7 @@
       </w:r>
       <w:r>
         <w:rPr>
-          <w:rFonts w:ascii="Aptos" w:hAnsi="Aptos" w:eastAsia="Aptos" w:cs="Aptos" w:asciiTheme="minorHAnsi" w:hAnsiTheme="minorHAnsi" w:eastAsiaTheme="minorHAnsi" w:csTheme="minorBidi"/>
+          <w:rFonts w:ascii="Aptos" w:hAnsi="Aptos" w:eastAsia="Aptos" w:cs="Aptos" w:asciiTheme="minorHAnsi" w:hAnsiTheme="minorHAnsi" w:eastAsiaTheme="minorHAnsi"/>
           <w:b/>
           <w:bCs/>
           <w:kern w:val="2"/>
@@ -2939,7 +2957,7 @@
       </w:pPr>
       <w:r>
         <w:rPr>
-          <w:rFonts w:ascii="Aptos" w:hAnsi="Aptos" w:eastAsia="Aptos" w:cs="Aptos" w:asciiTheme="minorHAnsi" w:hAnsiTheme="minorHAnsi" w:eastAsiaTheme="minorHAnsi" w:csTheme="minorBidi"/>
+          <w:rFonts w:ascii="Aptos" w:hAnsi="Aptos" w:eastAsia="Aptos" w:cs="Aptos" w:asciiTheme="minorHAnsi" w:hAnsiTheme="minorHAnsi" w:eastAsiaTheme="minorHAnsi"/>
           <w:b/>
           <w:bCs/>
           <w:kern w:val="2"/>
@@ -2950,7 +2968,7 @@
       </w:r>
       <w:r>
         <w:rPr>
-          <w:rFonts w:ascii="Aptos" w:hAnsi="Aptos" w:eastAsia="Aptos" w:cs="Aptos" w:asciiTheme="minorHAnsi" w:hAnsiTheme="minorHAnsi" w:eastAsiaTheme="minorHAnsi" w:csTheme="minorBidi"/>
+          <w:rFonts w:ascii="Aptos" w:hAnsi="Aptos" w:eastAsia="Aptos" w:cs="Aptos" w:asciiTheme="minorHAnsi" w:hAnsiTheme="minorHAnsi" w:eastAsiaTheme="minorHAnsi"/>
           <w:b/>
           <w:bCs/>
           <w:kern w:val="2"/>
@@ -2977,7 +2995,7 @@
       </w:pPr>
       <w:r>
         <w:rPr>
-          <w:rFonts w:ascii="Aptos" w:hAnsi="Aptos" w:eastAsia="Aptos" w:cs="Aptos" w:asciiTheme="minorHAnsi" w:hAnsiTheme="minorHAnsi" w:eastAsiaTheme="minorHAnsi" w:csTheme="minorBidi"/>
+          <w:rFonts w:ascii="Aptos" w:hAnsi="Aptos" w:eastAsia="Aptos" w:cs="Aptos" w:asciiTheme="minorHAnsi" w:hAnsiTheme="minorHAnsi" w:eastAsiaTheme="minorHAnsi"/>
           <w:b/>
           <w:bCs/>
           <w:kern w:val="2"/>
@@ -2988,7 +3006,7 @@
       </w:r>
       <w:r>
         <w:rPr>
-          <w:rFonts w:ascii="Aptos" w:hAnsi="Aptos" w:eastAsia="Aptos" w:cs="Aptos" w:asciiTheme="minorHAnsi" w:hAnsiTheme="minorHAnsi" w:eastAsiaTheme="minorHAnsi" w:csTheme="minorBidi"/>
+          <w:rFonts w:ascii="Aptos" w:hAnsi="Aptos" w:eastAsia="Aptos" w:cs="Aptos" w:asciiTheme="minorHAnsi" w:hAnsiTheme="minorHAnsi" w:eastAsiaTheme="minorHAnsi"/>
           <w:b/>
           <w:bCs/>
           <w:kern w:val="2"/>
@@ -2999,7 +3017,7 @@
       </w:r>
       <w:r>
         <w:rPr>
-          <w:rFonts w:ascii="Aptos" w:hAnsi="Aptos" w:eastAsia="Aptos" w:cs="Aptos" w:asciiTheme="minorHAnsi" w:hAnsiTheme="minorHAnsi" w:eastAsiaTheme="minorHAnsi" w:csTheme="minorBidi"/>
+          <w:rFonts w:ascii="Aptos" w:hAnsi="Aptos" w:eastAsia="Aptos" w:cs="Aptos" w:asciiTheme="minorHAnsi" w:hAnsiTheme="minorHAnsi" w:eastAsiaTheme="minorHAnsi"/>
           <w:b/>
           <w:bCs/>
           <w:kern w:val="2"/>
@@ -3010,7 +3028,7 @@
       </w:r>
       <w:r>
         <w:rPr>
-          <w:rFonts w:ascii="Aptos" w:hAnsi="Aptos" w:eastAsia="Aptos" w:cs="Aptos" w:asciiTheme="minorHAnsi" w:hAnsiTheme="minorHAnsi" w:eastAsiaTheme="minorHAnsi" w:csTheme="minorBidi"/>
+          <w:rFonts w:ascii="Aptos" w:hAnsi="Aptos" w:eastAsia="Aptos" w:cs="Aptos" w:asciiTheme="minorHAnsi" w:hAnsiTheme="minorHAnsi" w:eastAsiaTheme="minorHAnsi"/>
           <w:b/>
           <w:bCs/>
           <w:kern w:val="2"/>
@@ -3021,7 +3039,7 @@
       </w:r>
       <w:r>
         <w:rPr>
-          <w:rFonts w:ascii="Aptos" w:hAnsi="Aptos" w:eastAsia="Aptos" w:cs="Aptos" w:asciiTheme="minorHAnsi" w:hAnsiTheme="minorHAnsi" w:eastAsiaTheme="minorHAnsi" w:csTheme="minorBidi"/>
+          <w:rFonts w:ascii="Aptos" w:hAnsi="Aptos" w:eastAsia="Aptos" w:cs="Aptos" w:asciiTheme="minorHAnsi" w:hAnsiTheme="minorHAnsi" w:eastAsiaTheme="minorHAnsi"/>
           <w:b/>
           <w:bCs/>
           <w:kern w:val="2"/>
@@ -3040,7 +3058,7 @@
       </w:pPr>
       <w:r>
         <w:rPr>
-          <w:rFonts w:ascii="Aptos" w:hAnsi="Aptos" w:eastAsia="Aptos" w:cs="Aptos" w:asciiTheme="minorHAnsi" w:hAnsiTheme="minorHAnsi" w:eastAsiaTheme="minorHAnsi" w:csTheme="minorBidi"/>
+          <w:rFonts w:ascii="Aptos" w:hAnsi="Aptos" w:eastAsia="Aptos" w:cs="Aptos" w:asciiTheme="minorHAnsi" w:hAnsiTheme="minorHAnsi" w:eastAsiaTheme="minorHAnsi"/>
           <w:b/>
           <w:bCs/>
           <w:kern w:val="2"/>
@@ -3051,7 +3069,7 @@
       </w:r>
       <w:r>
         <w:rPr>
-          <w:rFonts w:ascii="Aptos" w:hAnsi="Aptos" w:eastAsia="Aptos" w:cs="Aptos" w:asciiTheme="minorHAnsi" w:hAnsiTheme="minorHAnsi" w:eastAsiaTheme="minorHAnsi" w:csTheme="minorBidi"/>
+          <w:rFonts w:ascii="Aptos" w:hAnsi="Aptos" w:eastAsia="Aptos" w:cs="Aptos" w:asciiTheme="minorHAnsi" w:hAnsiTheme="minorHAnsi" w:eastAsiaTheme="minorHAnsi"/>
           <w:b/>
           <w:bCs/>
           <w:kern w:val="2"/>
@@ -3062,7 +3080,7 @@
       </w:r>
       <w:r>
         <w:rPr>
-          <w:rFonts w:ascii="Aptos" w:hAnsi="Aptos" w:eastAsia="Aptos" w:cs="Aptos" w:asciiTheme="minorHAnsi" w:hAnsiTheme="minorHAnsi" w:eastAsiaTheme="minorHAnsi" w:csTheme="minorBidi"/>
+          <w:rFonts w:ascii="Aptos" w:hAnsi="Aptos" w:eastAsia="Aptos" w:cs="Aptos" w:asciiTheme="minorHAnsi" w:hAnsiTheme="minorHAnsi" w:eastAsiaTheme="minorHAnsi"/>
           <w:b/>
           <w:bCs/>
           <w:kern w:val="2"/>
@@ -3073,7 +3091,7 @@
       </w:r>
       <w:r>
         <w:rPr>
-          <w:rFonts w:ascii="Aptos" w:hAnsi="Aptos" w:eastAsia="Aptos" w:cs="Aptos" w:asciiTheme="minorHAnsi" w:hAnsiTheme="minorHAnsi" w:eastAsiaTheme="minorHAnsi" w:csTheme="minorBidi"/>
+          <w:rFonts w:ascii="Aptos" w:hAnsi="Aptos" w:eastAsia="Aptos" w:cs="Aptos" w:asciiTheme="minorHAnsi" w:hAnsiTheme="minorHAnsi" w:eastAsiaTheme="minorHAnsi"/>
           <w:b/>
           <w:bCs/>
           <w:kern w:val="2"/>
@@ -3084,7 +3102,7 @@
       </w:r>
       <w:r>
         <w:rPr>
-          <w:rFonts w:ascii="Aptos" w:hAnsi="Aptos" w:eastAsia="Aptos" w:cs="Aptos" w:asciiTheme="minorHAnsi" w:hAnsiTheme="minorHAnsi" w:eastAsiaTheme="minorHAnsi" w:csTheme="minorBidi"/>
+          <w:rFonts w:ascii="Aptos" w:hAnsi="Aptos" w:eastAsia="Aptos" w:cs="Aptos" w:asciiTheme="minorHAnsi" w:hAnsiTheme="minorHAnsi" w:eastAsiaTheme="minorHAnsi"/>
           <w:b/>
           <w:bCs/>
           <w:kern w:val="2"/>
@@ -3103,7 +3121,7 @@
       </w:pPr>
       <w:r>
         <w:rPr>
-          <w:rFonts w:ascii="Aptos" w:hAnsi="Aptos" w:eastAsia="Aptos" w:cs="Aptos" w:asciiTheme="minorHAnsi" w:hAnsiTheme="minorHAnsi" w:eastAsiaTheme="minorHAnsi" w:csTheme="minorBidi"/>
+          <w:rFonts w:ascii="Aptos" w:hAnsi="Aptos" w:eastAsia="Aptos" w:cs="Aptos" w:asciiTheme="minorHAnsi" w:hAnsiTheme="minorHAnsi" w:eastAsiaTheme="minorHAnsi"/>
           <w:b/>
           <w:bCs/>
           <w:kern w:val="2"/>
@@ -3114,7 +3132,7 @@
       </w:r>
       <w:r>
         <w:rPr>
-          <w:rFonts w:ascii="Aptos" w:hAnsi="Aptos" w:eastAsia="Aptos" w:cs="Aptos" w:asciiTheme="minorHAnsi" w:hAnsiTheme="minorHAnsi" w:eastAsiaTheme="minorHAnsi" w:csTheme="minorBidi"/>
+          <w:rFonts w:ascii="Aptos" w:hAnsi="Aptos" w:eastAsia="Aptos" w:cs="Aptos" w:asciiTheme="minorHAnsi" w:hAnsiTheme="minorHAnsi" w:eastAsiaTheme="minorHAnsi"/>
           <w:b/>
           <w:bCs/>
           <w:kern w:val="2"/>
@@ -3125,7 +3143,7 @@
       </w:r>
       <w:r>
         <w:rPr>
-          <w:rFonts w:ascii="Aptos" w:hAnsi="Aptos" w:eastAsia="Aptos" w:cs="Aptos" w:asciiTheme="minorHAnsi" w:hAnsiTheme="minorHAnsi" w:eastAsiaTheme="minorHAnsi" w:csTheme="minorBidi"/>
+          <w:rFonts w:ascii="Aptos" w:hAnsi="Aptos" w:eastAsia="Aptos" w:cs="Aptos" w:asciiTheme="minorHAnsi" w:hAnsiTheme="minorHAnsi" w:eastAsiaTheme="minorHAnsi"/>
           <w:b/>
           <w:bCs/>
           <w:kern w:val="2"/>
@@ -3136,7 +3154,7 @@
       </w:r>
       <w:r>
         <w:rPr>
-          <w:rFonts w:ascii="Aptos" w:hAnsi="Aptos" w:eastAsia="Aptos" w:cs="Aptos" w:asciiTheme="minorHAnsi" w:hAnsiTheme="minorHAnsi" w:eastAsiaTheme="minorHAnsi" w:csTheme="minorBidi"/>
+          <w:rFonts w:ascii="Aptos" w:hAnsi="Aptos" w:eastAsia="Aptos" w:cs="Aptos" w:asciiTheme="minorHAnsi" w:hAnsiTheme="minorHAnsi" w:eastAsiaTheme="minorHAnsi"/>
           <w:b/>
           <w:bCs/>
           <w:kern w:val="2"/>
@@ -3147,7 +3165,7 @@
       </w:r>
       <w:r>
         <w:rPr>
-          <w:rFonts w:ascii="Aptos" w:hAnsi="Aptos" w:eastAsia="Aptos" w:cs="Aptos" w:asciiTheme="minorHAnsi" w:hAnsiTheme="minorHAnsi" w:eastAsiaTheme="minorHAnsi" w:csTheme="minorBidi"/>
+          <w:rFonts w:ascii="Aptos" w:hAnsi="Aptos" w:eastAsia="Aptos" w:cs="Aptos" w:asciiTheme="minorHAnsi" w:hAnsiTheme="minorHAnsi" w:eastAsiaTheme="minorHAnsi"/>
           <w:b/>
           <w:bCs/>
           <w:kern w:val="2"/>
@@ -3158,7 +3176,7 @@
       </w:r>
       <w:r>
         <w:rPr>
-          <w:rFonts w:ascii="Aptos" w:hAnsi="Aptos" w:eastAsia="Aptos" w:cs="Aptos" w:asciiTheme="minorHAnsi" w:hAnsiTheme="minorHAnsi" w:eastAsiaTheme="minorHAnsi" w:csTheme="minorBidi"/>
+          <w:rFonts w:ascii="Aptos" w:hAnsi="Aptos" w:eastAsia="Aptos" w:cs="Aptos" w:asciiTheme="minorHAnsi" w:hAnsiTheme="minorHAnsi" w:eastAsiaTheme="minorHAnsi"/>
           <w:b/>
           <w:bCs/>
           <w:kern w:val="2"/>
@@ -3169,7 +3187,7 @@
       </w:r>
       <w:r>
         <w:rPr>
-          <w:rFonts w:ascii="Aptos" w:hAnsi="Aptos" w:eastAsia="Aptos" w:cs="Aptos" w:asciiTheme="minorHAnsi" w:hAnsiTheme="minorHAnsi" w:eastAsiaTheme="minorHAnsi" w:csTheme="minorBidi"/>
+          <w:rFonts w:ascii="Aptos" w:hAnsi="Aptos" w:eastAsia="Aptos" w:cs="Aptos" w:asciiTheme="minorHAnsi" w:hAnsiTheme="minorHAnsi" w:eastAsiaTheme="minorHAnsi"/>
           <w:b/>
           <w:bCs/>
           <w:kern w:val="2"/>
@@ -3188,7 +3206,7 @@
       </w:pPr>
       <w:r>
         <w:rPr>
-          <w:rFonts w:ascii="Aptos" w:hAnsi="Aptos" w:eastAsia="Aptos" w:cs="Aptos" w:asciiTheme="minorHAnsi" w:hAnsiTheme="minorHAnsi" w:eastAsiaTheme="minorHAnsi" w:csTheme="minorBidi"/>
+          <w:rFonts w:ascii="Aptos" w:hAnsi="Aptos" w:eastAsia="Aptos" w:cs="Aptos" w:asciiTheme="minorHAnsi" w:hAnsiTheme="minorHAnsi" w:eastAsiaTheme="minorHAnsi"/>
           <w:b/>
           <w:bCs/>
           <w:kern w:val="2"/>
@@ -3199,7 +3217,7 @@
       </w:r>
       <w:r>
         <w:rPr>
-          <w:rFonts w:ascii="Aptos" w:hAnsi="Aptos" w:eastAsia="Aptos" w:cs="Aptos" w:asciiTheme="minorHAnsi" w:hAnsiTheme="minorHAnsi" w:eastAsiaTheme="minorHAnsi" w:csTheme="minorBidi"/>
+          <w:rFonts w:ascii="Aptos" w:hAnsi="Aptos" w:eastAsia="Aptos" w:cs="Aptos" w:asciiTheme="minorHAnsi" w:hAnsiTheme="minorHAnsi" w:eastAsiaTheme="minorHAnsi"/>
           <w:b/>
           <w:bCs/>
           <w:kern w:val="2"/>
@@ -3210,7 +3228,7 @@
       </w:r>
       <w:r>
         <w:rPr>
-          <w:rFonts w:ascii="Aptos" w:hAnsi="Aptos" w:eastAsia="Aptos" w:cs="Aptos" w:asciiTheme="minorHAnsi" w:hAnsiTheme="minorHAnsi" w:eastAsiaTheme="minorHAnsi" w:csTheme="minorBidi"/>
+          <w:rFonts w:ascii="Aptos" w:hAnsi="Aptos" w:eastAsia="Aptos" w:cs="Aptos" w:asciiTheme="minorHAnsi" w:hAnsiTheme="minorHAnsi" w:eastAsiaTheme="minorHAnsi"/>
           <w:b/>
           <w:bCs/>
           <w:kern w:val="2"/>
@@ -3221,7 +3239,7 @@
       </w:r>
       <w:r>
         <w:rPr>
-          <w:rFonts w:ascii="Aptos" w:hAnsi="Aptos" w:eastAsia="Aptos" w:cs="Aptos" w:asciiTheme="minorHAnsi" w:hAnsiTheme="minorHAnsi" w:eastAsiaTheme="minorHAnsi" w:csTheme="minorBidi"/>
+          <w:rFonts w:ascii="Aptos" w:hAnsi="Aptos" w:eastAsia="Aptos" w:cs="Aptos" w:asciiTheme="minorHAnsi" w:hAnsiTheme="minorHAnsi" w:eastAsiaTheme="minorHAnsi"/>
           <w:b/>
           <w:bCs/>
           <w:kern w:val="2"/>
@@ -3232,7 +3250,7 @@
       </w:r>
       <w:r>
         <w:rPr>
-          <w:rFonts w:ascii="Aptos" w:hAnsi="Aptos" w:eastAsia="Aptos" w:cs="Aptos" w:asciiTheme="minorHAnsi" w:hAnsiTheme="minorHAnsi" w:eastAsiaTheme="minorHAnsi" w:csTheme="minorBidi"/>
+          <w:rFonts w:ascii="Aptos" w:hAnsi="Aptos" w:eastAsia="Aptos" w:cs="Aptos" w:asciiTheme="minorHAnsi" w:hAnsiTheme="minorHAnsi" w:eastAsiaTheme="minorHAnsi"/>
           <w:b/>
           <w:bCs/>
           <w:kern w:val="2"/>
@@ -3243,7 +3261,7 @@
       </w:r>
       <w:r>
         <w:rPr>
-          <w:rFonts w:ascii="Aptos" w:hAnsi="Aptos" w:eastAsia="Aptos" w:cs="Aptos" w:asciiTheme="minorHAnsi" w:hAnsiTheme="minorHAnsi" w:eastAsiaTheme="minorHAnsi" w:csTheme="minorBidi"/>
+          <w:rFonts w:ascii="Aptos" w:hAnsi="Aptos" w:eastAsia="Aptos" w:cs="Aptos" w:asciiTheme="minorHAnsi" w:hAnsiTheme="minorHAnsi" w:eastAsiaTheme="minorHAnsi"/>
           <w:b/>
           <w:bCs/>
           <w:kern w:val="2"/>
@@ -3262,7 +3280,7 @@
       </w:pPr>
       <w:r>
         <w:rPr>
-          <w:rFonts w:ascii="Aptos" w:hAnsi="Aptos" w:eastAsia="Aptos" w:cs="Aptos" w:asciiTheme="minorHAnsi" w:hAnsiTheme="minorHAnsi" w:eastAsiaTheme="minorHAnsi" w:csTheme="minorBidi"/>
+          <w:rFonts w:ascii="Aptos" w:hAnsi="Aptos" w:eastAsia="Aptos" w:cs="Aptos" w:asciiTheme="minorHAnsi" w:hAnsiTheme="minorHAnsi" w:eastAsiaTheme="minorHAnsi"/>
           <w:b/>
           <w:bCs/>
           <w:kern w:val="2"/>
@@ -3281,7 +3299,7 @@
       </w:pPr>
       <w:r>
         <w:rPr>
-          <w:rFonts w:ascii="Aptos" w:hAnsi="Aptos" w:eastAsia="Aptos" w:cs="Aptos" w:asciiTheme="minorHAnsi" w:hAnsiTheme="minorHAnsi" w:eastAsiaTheme="minorHAnsi" w:csTheme="minorBidi"/>
+          <w:rFonts w:ascii="Aptos" w:hAnsi="Aptos" w:eastAsia="Aptos" w:cs="Aptos" w:asciiTheme="minorHAnsi" w:hAnsiTheme="minorHAnsi" w:eastAsiaTheme="minorHAnsi"/>
           <w:b/>
           <w:bCs/>
           <w:kern w:val="2"/>
@@ -3292,7 +3310,7 @@
       </w:r>
       <w:r>
         <w:rPr>
-          <w:rFonts w:ascii="Aptos" w:hAnsi="Aptos" w:eastAsia="Aptos" w:cs="Aptos" w:asciiTheme="minorHAnsi" w:hAnsiTheme="minorHAnsi" w:eastAsiaTheme="minorHAnsi" w:csTheme="minorBidi"/>
+          <w:rFonts w:ascii="Aptos" w:hAnsi="Aptos" w:eastAsia="Aptos" w:cs="Aptos" w:asciiTheme="minorHAnsi" w:hAnsiTheme="minorHAnsi" w:eastAsiaTheme="minorHAnsi"/>
           <w:b/>
           <w:bCs/>
           <w:kern w:val="2"/>
@@ -3303,7 +3321,7 @@
       </w:r>
       <w:r>
         <w:rPr>
-          <w:rFonts w:ascii="Aptos" w:hAnsi="Aptos" w:eastAsia="Aptos" w:cs="Aptos" w:asciiTheme="minorHAnsi" w:hAnsiTheme="minorHAnsi" w:eastAsiaTheme="minorHAnsi" w:csTheme="minorBidi"/>
+          <w:rFonts w:ascii="Aptos" w:hAnsi="Aptos" w:eastAsia="Aptos" w:cs="Aptos" w:asciiTheme="minorHAnsi" w:hAnsiTheme="minorHAnsi" w:eastAsiaTheme="minorHAnsi"/>
           <w:b/>
           <w:bCs/>
           <w:kern w:val="2"/>
@@ -3322,7 +3340,7 @@
       </w:pPr>
       <w:r>
         <w:rPr>
-          <w:rFonts w:ascii="Aptos" w:hAnsi="Aptos" w:eastAsia="Aptos" w:cs="Aptos" w:asciiTheme="minorHAnsi" w:hAnsiTheme="minorHAnsi" w:eastAsiaTheme="minorHAnsi" w:csTheme="minorBidi"/>
+          <w:rFonts w:ascii="Aptos" w:hAnsi="Aptos" w:eastAsia="Aptos" w:cs="Aptos" w:asciiTheme="minorHAnsi" w:hAnsiTheme="minorHAnsi" w:eastAsiaTheme="minorHAnsi"/>
           <w:b/>
           <w:bCs/>
           <w:kern w:val="2"/>
@@ -3333,7 +3351,7 @@
       </w:r>
       <w:r>
         <w:rPr>
-          <w:rFonts w:ascii="Aptos" w:hAnsi="Aptos" w:eastAsia="Aptos" w:cs="Aptos" w:asciiTheme="minorHAnsi" w:hAnsiTheme="minorHAnsi" w:eastAsiaTheme="minorHAnsi" w:csTheme="minorBidi"/>
+          <w:rFonts w:ascii="Aptos" w:hAnsi="Aptos" w:eastAsia="Aptos" w:cs="Aptos" w:asciiTheme="minorHAnsi" w:hAnsiTheme="minorHAnsi" w:eastAsiaTheme="minorHAnsi"/>
           <w:b/>
           <w:bCs/>
           <w:kern w:val="2"/>
@@ -3344,7 +3362,7 @@
       </w:r>
       <w:r>
         <w:rPr>
-          <w:rFonts w:ascii="Aptos" w:hAnsi="Aptos" w:eastAsia="Aptos" w:cs="Aptos" w:asciiTheme="minorHAnsi" w:hAnsiTheme="minorHAnsi" w:eastAsiaTheme="minorHAnsi" w:csTheme="minorBidi"/>
+          <w:rFonts w:ascii="Aptos" w:hAnsi="Aptos" w:eastAsia="Aptos" w:cs="Aptos" w:asciiTheme="minorHAnsi" w:hAnsiTheme="minorHAnsi" w:eastAsiaTheme="minorHAnsi"/>
           <w:b/>
           <w:bCs/>
           <w:kern w:val="2"/>
@@ -3355,7 +3373,7 @@
       </w:r>
       <w:r>
         <w:rPr>
-          <w:rFonts w:ascii="Aptos" w:hAnsi="Aptos" w:eastAsia="Aptos" w:cs="Aptos" w:asciiTheme="minorHAnsi" w:hAnsiTheme="minorHAnsi" w:eastAsiaTheme="minorHAnsi" w:csTheme="minorBidi"/>
+          <w:rFonts w:ascii="Aptos" w:hAnsi="Aptos" w:eastAsia="Aptos" w:cs="Aptos" w:asciiTheme="minorHAnsi" w:hAnsiTheme="minorHAnsi" w:eastAsiaTheme="minorHAnsi"/>
           <w:b/>
           <w:bCs/>
           <w:kern w:val="2"/>
@@ -3366,7 +3384,7 @@
       </w:r>
       <w:r>
         <w:rPr>
-          <w:rFonts w:ascii="Aptos" w:hAnsi="Aptos" w:eastAsia="Aptos" w:cs="Aptos" w:asciiTheme="minorHAnsi" w:hAnsiTheme="minorHAnsi" w:eastAsiaTheme="minorHAnsi" w:csTheme="minorBidi"/>
+          <w:rFonts w:ascii="Aptos" w:hAnsi="Aptos" w:eastAsia="Aptos" w:cs="Aptos" w:asciiTheme="minorHAnsi" w:hAnsiTheme="minorHAnsi" w:eastAsiaTheme="minorHAnsi"/>
           <w:b/>
           <w:bCs/>
           <w:kern w:val="2"/>
@@ -3377,7 +3395,7 @@
       </w:r>
       <w:r>
         <w:rPr>
-          <w:rFonts w:ascii="Aptos" w:hAnsi="Aptos" w:eastAsia="Aptos" w:cs="Aptos" w:asciiTheme="minorHAnsi" w:hAnsiTheme="minorHAnsi" w:eastAsiaTheme="minorHAnsi" w:csTheme="minorBidi"/>
+          <w:rFonts w:ascii="Aptos" w:hAnsi="Aptos" w:eastAsia="Aptos" w:cs="Aptos" w:asciiTheme="minorHAnsi" w:hAnsiTheme="minorHAnsi" w:eastAsiaTheme="minorHAnsi"/>
           <w:b/>
           <w:bCs/>
           <w:kern w:val="2"/>
@@ -3388,7 +3406,7 @@
       </w:r>
       <w:r>
         <w:rPr>
-          <w:rFonts w:ascii="Aptos" w:hAnsi="Aptos" w:eastAsia="Aptos" w:cs="Aptos" w:asciiTheme="minorHAnsi" w:hAnsiTheme="minorHAnsi" w:eastAsiaTheme="minorHAnsi" w:csTheme="minorBidi"/>
+          <w:rFonts w:ascii="Aptos" w:hAnsi="Aptos" w:eastAsia="Aptos" w:cs="Aptos" w:asciiTheme="minorHAnsi" w:hAnsiTheme="minorHAnsi" w:eastAsiaTheme="minorHAnsi"/>
           <w:b/>
           <w:bCs/>
           <w:kern w:val="2"/>
@@ -3407,7 +3425,7 @@
       </w:pPr>
       <w:r>
         <w:rPr>
-          <w:rFonts w:ascii="Aptos" w:hAnsi="Aptos" w:eastAsia="Aptos" w:cs="Aptos" w:asciiTheme="minorHAnsi" w:hAnsiTheme="minorHAnsi" w:eastAsiaTheme="minorHAnsi" w:csTheme="minorBidi"/>
+          <w:rFonts w:ascii="Aptos" w:hAnsi="Aptos" w:eastAsia="Aptos" w:cs="Aptos" w:asciiTheme="minorHAnsi" w:hAnsiTheme="minorHAnsi" w:eastAsiaTheme="minorHAnsi"/>
           <w:b/>
           <w:bCs/>
           <w:kern w:val="2"/>
@@ -3434,7 +3452,7 @@
       </w:pPr>
       <w:r>
         <w:rPr>
-          <w:rFonts w:ascii="Aptos" w:hAnsi="Aptos" w:eastAsia="Aptos" w:cs="Aptos" w:asciiTheme="minorHAnsi" w:hAnsiTheme="minorHAnsi" w:eastAsiaTheme="minorHAnsi" w:csTheme="minorBidi"/>
+          <w:rFonts w:ascii="Aptos" w:hAnsi="Aptos" w:eastAsia="Aptos" w:cs="Aptos" w:asciiTheme="minorHAnsi" w:hAnsiTheme="minorHAnsi" w:eastAsiaTheme="minorHAnsi"/>
           <w:b/>
           <w:bCs/>
           <w:kern w:val="2"/>
@@ -3445,7 +3463,7 @@
       </w:r>
       <w:r>
         <w:rPr>
-          <w:rFonts w:ascii="Aptos" w:hAnsi="Aptos" w:eastAsia="Aptos" w:cs="Aptos" w:asciiTheme="minorHAnsi" w:hAnsiTheme="minorHAnsi" w:eastAsiaTheme="minorHAnsi" w:csTheme="minorBidi"/>
+          <w:rFonts w:ascii="Aptos" w:hAnsi="Aptos" w:eastAsia="Aptos" w:cs="Aptos" w:asciiTheme="minorHAnsi" w:hAnsiTheme="minorHAnsi" w:eastAsiaTheme="minorHAnsi"/>
           <w:b/>
           <w:bCs/>
           <w:kern w:val="2"/>
@@ -3456,7 +3474,7 @@
       </w:r>
       <w:r>
         <w:rPr>
-          <w:rFonts w:ascii="Aptos" w:hAnsi="Aptos" w:eastAsia="Aptos" w:cs="Aptos" w:asciiTheme="minorHAnsi" w:hAnsiTheme="minorHAnsi" w:eastAsiaTheme="minorHAnsi" w:csTheme="minorBidi"/>
+          <w:rFonts w:ascii="Aptos" w:hAnsi="Aptos" w:eastAsia="Aptos" w:cs="Aptos" w:asciiTheme="minorHAnsi" w:hAnsiTheme="minorHAnsi" w:eastAsiaTheme="minorHAnsi"/>
           <w:b/>
           <w:bCs/>
           <w:kern w:val="2"/>
@@ -3467,7 +3485,7 @@
       </w:r>
       <w:r>
         <w:rPr>
-          <w:rFonts w:ascii="Aptos" w:hAnsi="Aptos" w:eastAsia="Aptos" w:cs="Aptos" w:asciiTheme="minorHAnsi" w:hAnsiTheme="minorHAnsi" w:eastAsiaTheme="minorHAnsi" w:csTheme="minorBidi"/>
+          <w:rFonts w:ascii="Aptos" w:hAnsi="Aptos" w:eastAsia="Aptos" w:cs="Aptos" w:asciiTheme="minorHAnsi" w:hAnsiTheme="minorHAnsi" w:eastAsiaTheme="minorHAnsi"/>
           <w:b/>
           <w:bCs/>
           <w:kern w:val="2"/>
@@ -3478,7 +3496,7 @@
       </w:r>
       <w:r>
         <w:rPr>
-          <w:rFonts w:ascii="Aptos" w:hAnsi="Aptos" w:eastAsia="Aptos" w:cs="Aptos" w:asciiTheme="minorHAnsi" w:hAnsiTheme="minorHAnsi" w:eastAsiaTheme="minorHAnsi" w:csTheme="minorBidi"/>
+          <w:rFonts w:ascii="Aptos" w:hAnsi="Aptos" w:eastAsia="Aptos" w:cs="Aptos" w:asciiTheme="minorHAnsi" w:hAnsiTheme="minorHAnsi" w:eastAsiaTheme="minorHAnsi"/>
           <w:b/>
           <w:bCs/>
           <w:kern w:val="2"/>
@@ -3489,7 +3507,7 @@
       </w:r>
       <w:r>
         <w:rPr>
-          <w:rFonts w:ascii="Aptos" w:hAnsi="Aptos" w:eastAsia="Aptos" w:cs="Aptos" w:asciiTheme="minorHAnsi" w:hAnsiTheme="minorHAnsi" w:eastAsiaTheme="minorHAnsi" w:csTheme="minorBidi"/>
+          <w:rFonts w:ascii="Aptos" w:hAnsi="Aptos" w:eastAsia="Aptos" w:cs="Aptos" w:asciiTheme="minorHAnsi" w:hAnsiTheme="minorHAnsi" w:eastAsiaTheme="minorHAnsi"/>
           <w:b/>
           <w:bCs/>
           <w:kern w:val="2"/>
@@ -3500,7 +3518,7 @@
       </w:r>
       <w:r>
         <w:rPr>
-          <w:rFonts w:ascii="Aptos" w:hAnsi="Aptos" w:eastAsia="Aptos" w:cs="Aptos" w:asciiTheme="minorHAnsi" w:hAnsiTheme="minorHAnsi" w:eastAsiaTheme="minorHAnsi" w:csTheme="minorBidi"/>
+          <w:rFonts w:ascii="Aptos" w:hAnsi="Aptos" w:eastAsia="Aptos" w:cs="Aptos" w:asciiTheme="minorHAnsi" w:hAnsiTheme="minorHAnsi" w:eastAsiaTheme="minorHAnsi"/>
           <w:b/>
           <w:bCs/>
           <w:kern w:val="2"/>
@@ -3511,7 +3529,7 @@
       </w:r>
       <w:r>
         <w:rPr>
-          <w:rFonts w:ascii="Aptos" w:hAnsi="Aptos" w:eastAsia="Aptos" w:cs="Aptos" w:asciiTheme="minorHAnsi" w:hAnsiTheme="minorHAnsi" w:eastAsiaTheme="minorHAnsi" w:csTheme="minorBidi"/>
+          <w:rFonts w:ascii="Aptos" w:hAnsi="Aptos" w:eastAsia="Aptos" w:cs="Aptos" w:asciiTheme="minorHAnsi" w:hAnsiTheme="minorHAnsi" w:eastAsiaTheme="minorHAnsi"/>
           <w:b/>
           <w:bCs/>
           <w:kern w:val="2"/>
@@ -3522,7 +3540,7 @@
       </w:r>
       <w:r>
         <w:rPr>
-          <w:rFonts w:ascii="Aptos" w:hAnsi="Aptos" w:eastAsia="Aptos" w:cs="Aptos" w:asciiTheme="minorHAnsi" w:hAnsiTheme="minorHAnsi" w:eastAsiaTheme="minorHAnsi" w:csTheme="minorBidi"/>
+          <w:rFonts w:ascii="Aptos" w:hAnsi="Aptos" w:eastAsia="Aptos" w:cs="Aptos" w:asciiTheme="minorHAnsi" w:hAnsiTheme="minorHAnsi" w:eastAsiaTheme="minorHAnsi"/>
           <w:b/>
           <w:bCs/>
           <w:kern w:val="2"/>
@@ -3541,7 +3559,7 @@
       </w:pPr>
       <w:r>
         <w:rPr>
-          <w:rFonts w:ascii="Aptos" w:hAnsi="Aptos" w:eastAsia="Aptos" w:cs="Aptos" w:asciiTheme="minorHAnsi" w:hAnsiTheme="minorHAnsi" w:eastAsiaTheme="minorHAnsi" w:csTheme="minorBidi"/>
+          <w:rFonts w:ascii="Aptos" w:hAnsi="Aptos" w:eastAsia="Aptos" w:cs="Aptos" w:asciiTheme="minorHAnsi" w:hAnsiTheme="minorHAnsi" w:eastAsiaTheme="minorHAnsi"/>
           <w:b/>
           <w:bCs/>
           <w:kern w:val="2"/>
@@ -3560,7 +3578,7 @@
       </w:pPr>
       <w:r>
         <w:rPr>
-          <w:rFonts w:ascii="Aptos" w:hAnsi="Aptos" w:eastAsia="Aptos" w:cs="Aptos" w:asciiTheme="minorHAnsi" w:hAnsiTheme="minorHAnsi" w:eastAsiaTheme="minorHAnsi" w:csTheme="minorBidi"/>
+          <w:rFonts w:ascii="Aptos" w:hAnsi="Aptos" w:eastAsia="Aptos" w:cs="Aptos" w:asciiTheme="minorHAnsi" w:hAnsiTheme="minorHAnsi" w:eastAsiaTheme="minorHAnsi"/>
           <w:b/>
           <w:bCs/>
           <w:kern w:val="2"/>
@@ -3571,7 +3589,7 @@
       </w:r>
       <w:r>
         <w:rPr>
-          <w:rFonts w:ascii="Aptos" w:hAnsi="Aptos" w:eastAsia="Aptos" w:cs="Aptos" w:asciiTheme="minorHAnsi" w:hAnsiTheme="minorHAnsi" w:eastAsiaTheme="minorHAnsi" w:csTheme="minorBidi"/>
+          <w:rFonts w:ascii="Aptos" w:hAnsi="Aptos" w:eastAsia="Aptos" w:cs="Aptos" w:asciiTheme="minorHAnsi" w:hAnsiTheme="minorHAnsi" w:eastAsiaTheme="minorHAnsi"/>
           <w:b/>
           <w:bCs/>
           <w:kern w:val="2"/>
@@ -3582,7 +3600,7 @@
       </w:r>
       <w:r>
         <w:rPr>
-          <w:rFonts w:ascii="Aptos" w:hAnsi="Aptos" w:eastAsia="Aptos" w:cs="Aptos" w:asciiTheme="minorHAnsi" w:hAnsiTheme="minorHAnsi" w:eastAsiaTheme="minorHAnsi" w:csTheme="minorBidi"/>
+          <w:rFonts w:ascii="Aptos" w:hAnsi="Aptos" w:eastAsia="Aptos" w:cs="Aptos" w:asciiTheme="minorHAnsi" w:hAnsiTheme="minorHAnsi" w:eastAsiaTheme="minorHAnsi"/>
           <w:b/>
           <w:bCs/>
           <w:kern w:val="2"/>
@@ -3601,7 +3619,7 @@
       </w:pPr>
       <w:r>
         <w:rPr>
-          <w:rFonts w:ascii="Aptos" w:hAnsi="Aptos" w:eastAsia="Aptos" w:cs="Aptos" w:asciiTheme="minorHAnsi" w:hAnsiTheme="minorHAnsi" w:eastAsiaTheme="minorHAnsi" w:csTheme="minorBidi"/>
+          <w:rFonts w:ascii="Aptos" w:hAnsi="Aptos" w:eastAsia="Aptos" w:cs="Aptos" w:asciiTheme="minorHAnsi" w:hAnsiTheme="minorHAnsi" w:eastAsiaTheme="minorHAnsi"/>
           <w:b/>
           <w:bCs/>
           <w:kern w:val="2"/>
@@ -3620,7 +3638,7 @@
       </w:pPr>
       <w:r>
         <w:rPr>
-          <w:rFonts w:ascii="Aptos" w:hAnsi="Aptos" w:eastAsia="Aptos" w:cs="Aptos" w:asciiTheme="minorHAnsi" w:hAnsiTheme="minorHAnsi" w:eastAsiaTheme="minorHAnsi" w:csTheme="minorBidi"/>
+          <w:rFonts w:ascii="Aptos" w:hAnsi="Aptos" w:eastAsia="Aptos" w:cs="Aptos" w:asciiTheme="minorHAnsi" w:hAnsiTheme="minorHAnsi" w:eastAsiaTheme="minorHAnsi"/>
           <w:b/>
           <w:bCs/>
           <w:kern w:val="2"/>
@@ -3639,7 +3657,7 @@
       </w:pPr>
       <w:r>
         <w:rPr>
-          <w:rFonts w:ascii="Aptos" w:hAnsi="Aptos" w:eastAsia="Aptos" w:cs="Aptos" w:asciiTheme="minorHAnsi" w:hAnsiTheme="minorHAnsi" w:eastAsiaTheme="minorHAnsi" w:csTheme="minorBidi"/>
+          <w:rFonts w:ascii="Aptos" w:hAnsi="Aptos" w:eastAsia="Aptos" w:cs="Aptos" w:asciiTheme="minorHAnsi" w:hAnsiTheme="minorHAnsi" w:eastAsiaTheme="minorHAnsi"/>
           <w:b/>
           <w:bCs/>
           <w:kern w:val="2"/>
@@ -3658,7 +3676,7 @@
       </w:pPr>
       <w:r>
         <w:rPr>
-          <w:rFonts w:ascii="Aptos" w:hAnsi="Aptos" w:eastAsia="Aptos" w:cs="Aptos" w:asciiTheme="minorHAnsi" w:hAnsiTheme="minorHAnsi" w:eastAsiaTheme="minorHAnsi" w:csTheme="minorBidi"/>
+          <w:rFonts w:ascii="Aptos" w:hAnsi="Aptos" w:eastAsia="Aptos" w:cs="Aptos" w:asciiTheme="minorHAnsi" w:hAnsiTheme="minorHAnsi" w:eastAsiaTheme="minorHAnsi"/>
           <w:b/>
           <w:bCs/>
           <w:kern w:val="2"/>
@@ -3669,7 +3687,7 @@
       </w:r>
       <w:r>
         <w:rPr>
-          <w:rFonts w:ascii="Aptos" w:hAnsi="Aptos" w:eastAsia="Aptos" w:cs="Aptos" w:asciiTheme="minorHAnsi" w:hAnsiTheme="minorHAnsi" w:eastAsiaTheme="minorHAnsi" w:csTheme="minorBidi"/>
+          <w:rFonts w:ascii="Aptos" w:hAnsi="Aptos" w:eastAsia="Aptos" w:cs="Aptos" w:asciiTheme="minorHAnsi" w:hAnsiTheme="minorHAnsi" w:eastAsiaTheme="minorHAnsi"/>
           <w:b/>
           <w:bCs/>
           <w:kern w:val="2"/>
@@ -3680,7 +3698,7 @@
       </w:r>
       <w:r>
         <w:rPr>
-          <w:rFonts w:ascii="Aptos" w:hAnsi="Aptos" w:eastAsia="Aptos" w:cs="Aptos" w:asciiTheme="minorHAnsi" w:hAnsiTheme="minorHAnsi" w:eastAsiaTheme="minorHAnsi" w:csTheme="minorBidi"/>
+          <w:rFonts w:ascii="Aptos" w:hAnsi="Aptos" w:eastAsia="Aptos" w:cs="Aptos" w:asciiTheme="minorHAnsi" w:hAnsiTheme="minorHAnsi" w:eastAsiaTheme="minorHAnsi"/>
           <w:b/>
           <w:bCs/>
           <w:kern w:val="2"/>
@@ -3691,7 +3709,7 @@
       </w:r>
       <w:r>
         <w:rPr>
-          <w:rFonts w:ascii="Aptos" w:hAnsi="Aptos" w:eastAsia="Aptos" w:cs="Aptos" w:asciiTheme="minorHAnsi" w:hAnsiTheme="minorHAnsi" w:eastAsiaTheme="minorHAnsi" w:csTheme="minorBidi"/>
+          <w:rFonts w:ascii="Aptos" w:hAnsi="Aptos" w:eastAsia="Aptos" w:cs="Aptos" w:asciiTheme="minorHAnsi" w:hAnsiTheme="minorHAnsi" w:eastAsiaTheme="minorHAnsi"/>
           <w:b/>
           <w:bCs/>
           <w:kern w:val="2"/>
@@ -3702,7 +3720,7 @@
       </w:r>
       <w:r>
         <w:rPr>
-          <w:rFonts w:ascii="Aptos" w:hAnsi="Aptos" w:eastAsia="Aptos" w:cs="Aptos" w:asciiTheme="minorHAnsi" w:hAnsiTheme="minorHAnsi" w:eastAsiaTheme="minorHAnsi" w:csTheme="minorBidi"/>
+          <w:rFonts w:ascii="Aptos" w:hAnsi="Aptos" w:eastAsia="Aptos" w:cs="Aptos" w:asciiTheme="minorHAnsi" w:hAnsiTheme="minorHAnsi" w:eastAsiaTheme="minorHAnsi"/>
           <w:b/>
           <w:bCs/>
           <w:kern w:val="2"/>
@@ -3713,7 +3731,7 @@
       </w:r>
       <w:r>
         <w:rPr>
-          <w:rFonts w:ascii="Aptos" w:hAnsi="Aptos" w:eastAsia="Aptos" w:cs="Aptos" w:asciiTheme="minorHAnsi" w:hAnsiTheme="minorHAnsi" w:eastAsiaTheme="minorHAnsi" w:csTheme="minorBidi"/>
+          <w:rFonts w:ascii="Aptos" w:hAnsi="Aptos" w:eastAsia="Aptos" w:cs="Aptos" w:asciiTheme="minorHAnsi" w:hAnsiTheme="minorHAnsi" w:eastAsiaTheme="minorHAnsi"/>
           <w:b/>
           <w:bCs/>
           <w:kern w:val="2"/>
@@ -3724,7 +3742,7 @@
       </w:r>
       <w:r>
         <w:rPr>
-          <w:rFonts w:ascii="Aptos" w:hAnsi="Aptos" w:eastAsia="Aptos" w:cs="Aptos" w:asciiTheme="minorHAnsi" w:hAnsiTheme="minorHAnsi" w:eastAsiaTheme="minorHAnsi" w:csTheme="minorBidi"/>
+          <w:rFonts w:ascii="Aptos" w:hAnsi="Aptos" w:eastAsia="Aptos" w:cs="Aptos" w:asciiTheme="minorHAnsi" w:hAnsiTheme="minorHAnsi" w:eastAsiaTheme="minorHAnsi"/>
           <w:b/>
           <w:bCs/>
           <w:kern w:val="2"/>
@@ -3735,7 +3753,7 @@
       </w:r>
       <w:r>
         <w:rPr>
-          <w:rFonts w:ascii="Aptos" w:hAnsi="Aptos" w:eastAsia="Aptos" w:cs="Aptos" w:asciiTheme="minorHAnsi" w:hAnsiTheme="minorHAnsi" w:eastAsiaTheme="minorHAnsi" w:csTheme="minorBidi"/>
+          <w:rFonts w:ascii="Aptos" w:hAnsi="Aptos" w:eastAsia="Aptos" w:cs="Aptos" w:asciiTheme="minorHAnsi" w:hAnsiTheme="minorHAnsi" w:eastAsiaTheme="minorHAnsi"/>
           <w:b/>
           <w:bCs/>
           <w:kern w:val="2"/>
@@ -3746,7 +3764,7 @@
       </w:r>
       <w:r>
         <w:rPr>
-          <w:rFonts w:ascii="Aptos" w:hAnsi="Aptos" w:eastAsia="Aptos" w:cs="Aptos" w:asciiTheme="minorHAnsi" w:hAnsiTheme="minorHAnsi" w:eastAsiaTheme="minorHAnsi" w:csTheme="minorBidi"/>
+          <w:rFonts w:ascii="Aptos" w:hAnsi="Aptos" w:eastAsia="Aptos" w:cs="Aptos" w:asciiTheme="minorHAnsi" w:hAnsiTheme="minorHAnsi" w:eastAsiaTheme="minorHAnsi"/>
           <w:b/>
           <w:bCs/>
           <w:kern w:val="2"/>
@@ -3757,7 +3775,7 @@
       </w:r>
       <w:r>
         <w:rPr>
-          <w:rFonts w:ascii="Aptos" w:hAnsi="Aptos" w:eastAsia="Aptos" w:cs="Aptos" w:asciiTheme="minorHAnsi" w:hAnsiTheme="minorHAnsi" w:eastAsiaTheme="minorHAnsi" w:csTheme="minorBidi"/>
+          <w:rFonts w:ascii="Aptos" w:hAnsi="Aptos" w:eastAsia="Aptos" w:cs="Aptos" w:asciiTheme="minorHAnsi" w:hAnsiTheme="minorHAnsi" w:eastAsiaTheme="minorHAnsi"/>
           <w:b/>
           <w:bCs/>
           <w:kern w:val="2"/>
@@ -3768,7 +3786,7 @@
       </w:r>
       <w:r>
         <w:rPr>
-          <w:rFonts w:ascii="Aptos" w:hAnsi="Aptos" w:eastAsia="Aptos" w:cs="Aptos" w:asciiTheme="minorHAnsi" w:hAnsiTheme="minorHAnsi" w:eastAsiaTheme="minorHAnsi" w:csTheme="minorBidi"/>
+          <w:rFonts w:ascii="Aptos" w:hAnsi="Aptos" w:eastAsia="Aptos" w:cs="Aptos" w:asciiTheme="minorHAnsi" w:hAnsiTheme="minorHAnsi" w:eastAsiaTheme="minorHAnsi"/>
           <w:b/>
           <w:bCs/>
           <w:kern w:val="2"/>
@@ -3779,7 +3797,7 @@
       </w:r>
       <w:r>
         <w:rPr>
-          <w:rFonts w:ascii="Aptos" w:hAnsi="Aptos" w:eastAsia="Aptos" w:cs="Aptos" w:asciiTheme="minorHAnsi" w:hAnsiTheme="minorHAnsi" w:eastAsiaTheme="minorHAnsi" w:csTheme="minorBidi"/>
+          <w:rFonts w:ascii="Aptos" w:hAnsi="Aptos" w:eastAsia="Aptos" w:cs="Aptos" w:asciiTheme="minorHAnsi" w:hAnsiTheme="minorHAnsi" w:eastAsiaTheme="minorHAnsi"/>
           <w:b/>
           <w:bCs/>
           <w:kern w:val="2"/>
@@ -3798,7 +3816,7 @@
       </w:pPr>
       <w:r>
         <w:rPr>
-          <w:rFonts w:ascii="Aptos" w:hAnsi="Aptos" w:eastAsia="Aptos" w:cs="Aptos" w:asciiTheme="minorHAnsi" w:hAnsiTheme="minorHAnsi" w:eastAsiaTheme="minorHAnsi" w:csTheme="minorBidi"/>
+          <w:rFonts w:ascii="Aptos" w:hAnsi="Aptos" w:eastAsia="Aptos" w:cs="Aptos" w:asciiTheme="minorHAnsi" w:hAnsiTheme="minorHAnsi" w:eastAsiaTheme="minorHAnsi"/>
           <w:b/>
           <w:bCs/>
           <w:kern w:val="2"/>
@@ -3809,7 +3827,7 @@
       </w:r>
       <w:r>
         <w:rPr>
-          <w:rFonts w:ascii="Aptos" w:hAnsi="Aptos" w:eastAsia="Aptos" w:cs="Aptos" w:asciiTheme="minorHAnsi" w:hAnsiTheme="minorHAnsi" w:eastAsiaTheme="minorHAnsi" w:csTheme="minorBidi"/>
+          <w:rFonts w:ascii="Aptos" w:hAnsi="Aptos" w:eastAsia="Aptos" w:cs="Aptos" w:asciiTheme="minorHAnsi" w:hAnsiTheme="minorHAnsi" w:eastAsiaTheme="minorHAnsi"/>
           <w:b/>
           <w:bCs/>
           <w:kern w:val="2"/>
@@ -3820,7 +3838,7 @@
       </w:r>
       <w:r>
         <w:rPr>
-          <w:rFonts w:ascii="Aptos" w:hAnsi="Aptos" w:eastAsia="Aptos" w:cs="Aptos" w:asciiTheme="minorHAnsi" w:hAnsiTheme="minorHAnsi" w:eastAsiaTheme="minorHAnsi" w:csTheme="minorBidi"/>
+          <w:rFonts w:ascii="Aptos" w:hAnsi="Aptos" w:eastAsia="Aptos" w:cs="Aptos" w:asciiTheme="minorHAnsi" w:hAnsiTheme="minorHAnsi" w:eastAsiaTheme="minorHAnsi"/>
           <w:b/>
           <w:bCs/>
           <w:kern w:val="2"/>
@@ -3831,7 +3849,7 @@
       </w:r>
       <w:r>
         <w:rPr>
-          <w:rFonts w:ascii="Aptos" w:hAnsi="Aptos" w:eastAsia="Aptos" w:cs="Aptos" w:asciiTheme="minorHAnsi" w:hAnsiTheme="minorHAnsi" w:eastAsiaTheme="minorHAnsi" w:csTheme="minorBidi"/>
+          <w:rFonts w:ascii="Aptos" w:hAnsi="Aptos" w:eastAsia="Aptos" w:cs="Aptos" w:asciiTheme="minorHAnsi" w:hAnsiTheme="minorHAnsi" w:eastAsiaTheme="minorHAnsi"/>
           <w:b/>
           <w:bCs/>
           <w:kern w:val="2"/>
@@ -3842,7 +3860,7 @@
       </w:r>
       <w:r>
         <w:rPr>
-          <w:rFonts w:ascii="Aptos" w:hAnsi="Aptos" w:eastAsia="Aptos" w:cs="Aptos" w:asciiTheme="minorHAnsi" w:hAnsiTheme="minorHAnsi" w:eastAsiaTheme="minorHAnsi" w:csTheme="minorBidi"/>
+          <w:rFonts w:ascii="Aptos" w:hAnsi="Aptos" w:eastAsia="Aptos" w:cs="Aptos" w:asciiTheme="minorHAnsi" w:hAnsiTheme="minorHAnsi" w:eastAsiaTheme="minorHAnsi"/>
           <w:b/>
           <w:bCs/>
           <w:kern w:val="2"/>
@@ -3853,7 +3871,7 @@
       </w:r>
       <w:r>
         <w:rPr>
-          <w:rFonts w:ascii="Aptos" w:hAnsi="Aptos" w:eastAsia="Aptos" w:cs="Aptos" w:asciiTheme="minorHAnsi" w:hAnsiTheme="minorHAnsi" w:eastAsiaTheme="minorHAnsi" w:csTheme="minorBidi"/>
+          <w:rFonts w:ascii="Aptos" w:hAnsi="Aptos" w:eastAsia="Aptos" w:cs="Aptos" w:asciiTheme="minorHAnsi" w:hAnsiTheme="minorHAnsi" w:eastAsiaTheme="minorHAnsi"/>
           <w:b/>
           <w:bCs/>
           <w:kern w:val="2"/>
@@ -3872,7 +3890,7 @@
       </w:pPr>
       <w:r>
         <w:rPr>
-          <w:rFonts w:ascii="Aptos" w:hAnsi="Aptos" w:eastAsia="Aptos" w:cs="Aptos" w:asciiTheme="minorHAnsi" w:hAnsiTheme="minorHAnsi" w:eastAsiaTheme="minorHAnsi" w:csTheme="minorBidi"/>
+          <w:rFonts w:ascii="Aptos" w:hAnsi="Aptos" w:eastAsia="Aptos" w:cs="Aptos" w:asciiTheme="minorHAnsi" w:hAnsiTheme="minorHAnsi" w:eastAsiaTheme="minorHAnsi"/>
           <w:b/>
           <w:bCs/>
           <w:kern w:val="2"/>
@@ -3883,7 +3901,7 @@
       </w:r>
       <w:r>
         <w:rPr>
-          <w:rFonts w:ascii="Aptos" w:hAnsi="Aptos" w:eastAsia="Aptos" w:cs="Aptos" w:asciiTheme="minorHAnsi" w:hAnsiTheme="minorHAnsi" w:eastAsiaTheme="minorHAnsi" w:csTheme="minorBidi"/>
+          <w:rFonts w:ascii="Aptos" w:hAnsi="Aptos" w:eastAsia="Aptos" w:cs="Aptos" w:asciiTheme="minorHAnsi" w:hAnsiTheme="minorHAnsi" w:eastAsiaTheme="minorHAnsi"/>
           <w:b/>
           <w:bCs/>
           <w:kern w:val="2"/>
@@ -3894,7 +3912,7 @@
       </w:r>
       <w:r>
         <w:rPr>
-          <w:rFonts w:ascii="Aptos" w:hAnsi="Aptos" w:eastAsia="Aptos" w:cs="Aptos" w:asciiTheme="minorHAnsi" w:hAnsiTheme="minorHAnsi" w:eastAsiaTheme="minorHAnsi" w:csTheme="minorBidi"/>
+          <w:rFonts w:ascii="Aptos" w:hAnsi="Aptos" w:eastAsia="Aptos" w:cs="Aptos" w:asciiTheme="minorHAnsi" w:hAnsiTheme="minorHAnsi" w:eastAsiaTheme="minorHAnsi"/>
           <w:b/>
           <w:bCs/>
           <w:kern w:val="2"/>
@@ -3913,7 +3931,7 @@
       </w:pPr>
       <w:r>
         <w:rPr>
-          <w:rFonts w:ascii="Aptos" w:hAnsi="Aptos" w:eastAsia="Aptos" w:cs="Aptos" w:asciiTheme="minorHAnsi" w:hAnsiTheme="minorHAnsi" w:eastAsiaTheme="minorHAnsi" w:csTheme="minorBidi"/>
+          <w:rFonts w:ascii="Aptos" w:hAnsi="Aptos" w:eastAsia="Aptos" w:cs="Aptos" w:asciiTheme="minorHAnsi" w:hAnsiTheme="minorHAnsi" w:eastAsiaTheme="minorHAnsi"/>
           <w:b/>
           <w:bCs/>
           <w:kern w:val="2"/>
@@ -3924,7 +3942,7 @@
       </w:r>
       <w:r>
         <w:rPr>
-          <w:rFonts w:ascii="Aptos" w:hAnsi="Aptos" w:eastAsia="Aptos" w:cs="Aptos" w:asciiTheme="minorHAnsi" w:hAnsiTheme="minorHAnsi" w:eastAsiaTheme="minorHAnsi" w:csTheme="minorBidi"/>
+          <w:rFonts w:ascii="Aptos" w:hAnsi="Aptos" w:eastAsia="Aptos" w:cs="Aptos" w:asciiTheme="minorHAnsi" w:hAnsiTheme="minorHAnsi" w:eastAsiaTheme="minorHAnsi"/>
           <w:b/>
           <w:bCs/>
           <w:kern w:val="2"/>
@@ -3935,7 +3953,7 @@
       </w:r>
       <w:r>
         <w:rPr>
-          <w:rFonts w:ascii="Aptos" w:hAnsi="Aptos" w:eastAsia="Aptos" w:cs="Aptos" w:asciiTheme="minorHAnsi" w:hAnsiTheme="minorHAnsi" w:eastAsiaTheme="minorHAnsi" w:csTheme="minorBidi"/>
+          <w:rFonts w:ascii="Aptos" w:hAnsi="Aptos" w:eastAsia="Aptos" w:cs="Aptos" w:asciiTheme="minorHAnsi" w:hAnsiTheme="minorHAnsi" w:eastAsiaTheme="minorHAnsi"/>
           <w:b/>
           <w:bCs/>
           <w:kern w:val="2"/>
@@ -3946,7 +3964,7 @@
       </w:r>
       <w:r>
         <w:rPr>
-          <w:rFonts w:ascii="Aptos" w:hAnsi="Aptos" w:eastAsia="Aptos" w:cs="Aptos" w:asciiTheme="minorHAnsi" w:hAnsiTheme="minorHAnsi" w:eastAsiaTheme="minorHAnsi" w:csTheme="minorBidi"/>
+          <w:rFonts w:ascii="Aptos" w:hAnsi="Aptos" w:eastAsia="Aptos" w:cs="Aptos" w:asciiTheme="minorHAnsi" w:hAnsiTheme="minorHAnsi" w:eastAsiaTheme="minorHAnsi"/>
           <w:b/>
           <w:bCs/>
           <w:kern w:val="2"/>
@@ -3957,7 +3975,7 @@
       </w:r>
       <w:r>
         <w:rPr>
-          <w:rFonts w:ascii="Aptos" w:hAnsi="Aptos" w:eastAsia="Aptos" w:cs="Aptos" w:asciiTheme="minorHAnsi" w:hAnsiTheme="minorHAnsi" w:eastAsiaTheme="minorHAnsi" w:csTheme="minorBidi"/>
+          <w:rFonts w:ascii="Aptos" w:hAnsi="Aptos" w:eastAsia="Aptos" w:cs="Aptos" w:asciiTheme="minorHAnsi" w:hAnsiTheme="minorHAnsi" w:eastAsiaTheme="minorHAnsi"/>
           <w:b/>
           <w:bCs/>
           <w:kern w:val="2"/>
@@ -3968,7 +3986,7 @@
       </w:r>
       <w:r>
         <w:rPr>
-          <w:rFonts w:ascii="Aptos" w:hAnsi="Aptos" w:eastAsia="Aptos" w:cs="Aptos" w:asciiTheme="minorHAnsi" w:hAnsiTheme="minorHAnsi" w:eastAsiaTheme="minorHAnsi" w:csTheme="minorBidi"/>
+          <w:rFonts w:ascii="Aptos" w:hAnsi="Aptos" w:eastAsia="Aptos" w:cs="Aptos" w:asciiTheme="minorHAnsi" w:hAnsiTheme="minorHAnsi" w:eastAsiaTheme="minorHAnsi"/>
           <w:b/>
           <w:bCs/>
           <w:kern w:val="2"/>
@@ -3979,7 +3997,7 @@
       </w:r>
       <w:r>
         <w:rPr>
-          <w:rFonts w:ascii="Aptos" w:hAnsi="Aptos" w:eastAsia="Aptos" w:cs="Aptos" w:asciiTheme="minorHAnsi" w:hAnsiTheme="minorHAnsi" w:eastAsiaTheme="minorHAnsi" w:csTheme="minorBidi"/>
+          <w:rFonts w:ascii="Aptos" w:hAnsi="Aptos" w:eastAsia="Aptos" w:cs="Aptos" w:asciiTheme="minorHAnsi" w:hAnsiTheme="minorHAnsi" w:eastAsiaTheme="minorHAnsi"/>
           <w:b/>
           <w:bCs/>
           <w:kern w:val="2"/>
@@ -3998,7 +4016,7 @@
       </w:pPr>
       <w:r>
         <w:rPr>
-          <w:rFonts w:ascii="Aptos" w:hAnsi="Aptos" w:eastAsia="Aptos" w:cs="Aptos" w:asciiTheme="minorHAnsi" w:hAnsiTheme="minorHAnsi" w:eastAsiaTheme="minorHAnsi" w:csTheme="minorBidi"/>
+          <w:rFonts w:ascii="Aptos" w:hAnsi="Aptos" w:eastAsia="Aptos" w:cs="Aptos" w:asciiTheme="minorHAnsi" w:hAnsiTheme="minorHAnsi" w:eastAsiaTheme="minorHAnsi"/>
           <w:b/>
           <w:bCs/>
           <w:kern w:val="2"/>
@@ -4017,7 +4035,7 @@
       </w:pPr>
       <w:r>
         <w:rPr>
-          <w:rFonts w:ascii="Aptos" w:hAnsi="Aptos" w:eastAsia="Aptos" w:cs="Aptos" w:asciiTheme="minorHAnsi" w:hAnsiTheme="minorHAnsi" w:eastAsiaTheme="minorHAnsi" w:csTheme="minorBidi"/>
+          <w:rFonts w:ascii="Aptos" w:hAnsi="Aptos" w:eastAsia="Aptos" w:cs="Aptos" w:asciiTheme="minorHAnsi" w:hAnsiTheme="minorHAnsi" w:eastAsiaTheme="minorHAnsi"/>
           <w:b/>
           <w:bCs/>
           <w:kern w:val="2"/>
@@ -4028,7 +4046,7 @@
       </w:r>
       <w:r>
         <w:rPr>
-          <w:rFonts w:ascii="Aptos" w:hAnsi="Aptos" w:eastAsia="Aptos" w:cs="Aptos" w:asciiTheme="minorHAnsi" w:hAnsiTheme="minorHAnsi" w:eastAsiaTheme="minorHAnsi" w:csTheme="minorBidi"/>
+          <w:rFonts w:ascii="Aptos" w:hAnsi="Aptos" w:eastAsia="Aptos" w:cs="Aptos" w:asciiTheme="minorHAnsi" w:hAnsiTheme="minorHAnsi" w:eastAsiaTheme="minorHAnsi"/>
           <w:b/>
           <w:bCs/>
           <w:kern w:val="2"/>
@@ -4039,7 +4057,7 @@
       </w:r>
       <w:r>
         <w:rPr>
-          <w:rFonts w:ascii="Aptos" w:hAnsi="Aptos" w:eastAsia="Aptos" w:cs="Aptos" w:asciiTheme="minorHAnsi" w:hAnsiTheme="minorHAnsi" w:eastAsiaTheme="minorHAnsi" w:csTheme="minorBidi"/>
+          <w:rFonts w:ascii="Aptos" w:hAnsi="Aptos" w:eastAsia="Aptos" w:cs="Aptos" w:asciiTheme="minorHAnsi" w:hAnsiTheme="minorHAnsi" w:eastAsiaTheme="minorHAnsi"/>
           <w:b/>
           <w:bCs/>
           <w:kern w:val="2"/>
@@ -4058,7 +4076,7 @@
       </w:pPr>
       <w:r>
         <w:rPr>
-          <w:rFonts w:ascii="Aptos" w:hAnsi="Aptos" w:eastAsia="Aptos" w:cs="Aptos" w:asciiTheme="minorHAnsi" w:hAnsiTheme="minorHAnsi" w:eastAsiaTheme="minorHAnsi" w:csTheme="minorBidi"/>
+          <w:rFonts w:ascii="Aptos" w:hAnsi="Aptos" w:eastAsia="Aptos" w:cs="Aptos" w:asciiTheme="minorHAnsi" w:hAnsiTheme="minorHAnsi" w:eastAsiaTheme="minorHAnsi"/>
           <w:b/>
           <w:bCs/>
           <w:kern w:val="2"/>
@@ -4069,7 +4087,7 @@
       </w:r>
       <w:r>
         <w:rPr>
-          <w:rFonts w:ascii="Aptos" w:hAnsi="Aptos" w:eastAsia="Aptos" w:cs="Aptos" w:asciiTheme="minorHAnsi" w:hAnsiTheme="minorHAnsi" w:eastAsiaTheme="minorHAnsi" w:csTheme="minorBidi"/>
+          <w:rFonts w:ascii="Aptos" w:hAnsi="Aptos" w:eastAsia="Aptos" w:cs="Aptos" w:asciiTheme="minorHAnsi" w:hAnsiTheme="minorHAnsi" w:eastAsiaTheme="minorHAnsi"/>
           <w:b/>
           <w:bCs/>
           <w:kern w:val="2"/>
@@ -4080,7 +4098,7 @@
       </w:r>
       <w:r>
         <w:rPr>
-          <w:rFonts w:ascii="Aptos" w:hAnsi="Aptos" w:eastAsia="Aptos" w:cs="Aptos" w:asciiTheme="minorHAnsi" w:hAnsiTheme="minorHAnsi" w:eastAsiaTheme="minorHAnsi" w:csTheme="minorBidi"/>
+          <w:rFonts w:ascii="Aptos" w:hAnsi="Aptos" w:eastAsia="Aptos" w:cs="Aptos" w:asciiTheme="minorHAnsi" w:hAnsiTheme="minorHAnsi" w:eastAsiaTheme="minorHAnsi"/>
           <w:b/>
           <w:bCs/>
           <w:kern w:val="2"/>
@@ -4091,7 +4109,7 @@
       </w:r>
       <w:r>
         <w:rPr>
-          <w:rFonts w:ascii="Aptos" w:hAnsi="Aptos" w:eastAsia="Aptos" w:cs="Aptos" w:asciiTheme="minorHAnsi" w:hAnsiTheme="minorHAnsi" w:eastAsiaTheme="minorHAnsi" w:csTheme="minorBidi"/>
+          <w:rFonts w:ascii="Aptos" w:hAnsi="Aptos" w:eastAsia="Aptos" w:cs="Aptos" w:asciiTheme="minorHAnsi" w:hAnsiTheme="minorHAnsi" w:eastAsiaTheme="minorHAnsi"/>
           <w:b/>
           <w:bCs/>
           <w:kern w:val="2"/>
@@ -4110,7 +4128,7 @@
       </w:pPr>
       <w:r>
         <w:rPr>
-          <w:rFonts w:ascii="Aptos" w:hAnsi="Aptos" w:eastAsia="Aptos" w:cs="Aptos" w:asciiTheme="minorHAnsi" w:hAnsiTheme="minorHAnsi" w:eastAsiaTheme="minorHAnsi" w:csTheme="minorBidi"/>
+          <w:rFonts w:ascii="Aptos" w:hAnsi="Aptos" w:eastAsia="Aptos" w:cs="Aptos" w:asciiTheme="minorHAnsi" w:hAnsiTheme="minorHAnsi" w:eastAsiaTheme="minorHAnsi"/>
           <w:b/>
           <w:bCs/>
           <w:kern w:val="2"/>
@@ -4145,7 +4163,7 @@
       </w:pPr>
       <w:r>
         <w:rPr>
-          <w:rFonts w:ascii="Aptos" w:hAnsi="Aptos" w:eastAsia="Aptos" w:cs="Aptos" w:asciiTheme="minorHAnsi" w:hAnsiTheme="minorHAnsi" w:eastAsiaTheme="minorHAnsi" w:csTheme="minorBidi"/>
+          <w:rFonts w:ascii="Aptos" w:hAnsi="Aptos" w:eastAsia="Aptos" w:cs="Aptos" w:asciiTheme="minorHAnsi" w:hAnsiTheme="minorHAnsi" w:eastAsiaTheme="minorHAnsi"/>
           <w:b/>
           <w:bCs/>
           <w:kern w:val="2"/>
@@ -4165,7 +4183,7 @@
       <w:r>
         <w:lastRenderedPageBreak/>
         <w:rPr>
-          <w:rFonts w:ascii="Aptos" w:hAnsi="Aptos" w:eastAsia="Aptos" w:cs="Aptos" w:asciiTheme="minorHAnsi" w:hAnsiTheme="minorHAnsi" w:eastAsiaTheme="minorHAnsi" w:csTheme="minorBidi"/>
+          <w:rFonts w:ascii="Aptos" w:hAnsi="Aptos" w:eastAsia="Aptos" w:cs="Aptos" w:asciiTheme="minorHAnsi" w:hAnsiTheme="minorHAnsi" w:eastAsiaTheme="minorHAnsi"/>
           <w:b/>
           <w:bCs/>
           <w:kern w:val="2"/>
@@ -4184,7 +4202,7 @@
       </w:pPr>
       <w:r>
         <w:rPr>
-          <w:rFonts w:ascii="Aptos" w:hAnsi="Aptos" w:eastAsia="Aptos" w:cs="Aptos" w:asciiTheme="minorHAnsi" w:hAnsiTheme="minorHAnsi" w:eastAsiaTheme="minorHAnsi" w:csTheme="minorBidi"/>
+          <w:rFonts w:ascii="Aptos" w:hAnsi="Aptos" w:eastAsia="Aptos" w:cs="Aptos" w:asciiTheme="minorHAnsi" w:hAnsiTheme="minorHAnsi" w:eastAsiaTheme="minorHAnsi"/>
           <w:b/>
           <w:bCs/>
           <w:kern w:val="2"/>
@@ -4203,7 +4221,7 @@
       </w:pPr>
       <w:r>
         <w:rPr>
-          <w:rFonts w:ascii="Aptos" w:hAnsi="Aptos" w:eastAsia="Aptos" w:cs="Aptos" w:asciiTheme="minorHAnsi" w:hAnsiTheme="minorHAnsi" w:eastAsiaTheme="minorHAnsi" w:csTheme="minorBidi"/>
+          <w:rFonts w:ascii="Aptos" w:hAnsi="Aptos" w:eastAsia="Aptos" w:cs="Aptos" w:asciiTheme="minorHAnsi" w:hAnsiTheme="minorHAnsi" w:eastAsiaTheme="minorHAnsi"/>
           <w:b/>
           <w:bCs/>
           <w:kern w:val="2"/>
@@ -4214,7 +4232,7 @@
       </w:r>
       <w:r>
         <w:rPr>
-          <w:rFonts w:ascii="Aptos" w:hAnsi="Aptos" w:eastAsia="Aptos" w:cs="Aptos" w:asciiTheme="minorHAnsi" w:hAnsiTheme="minorHAnsi" w:eastAsiaTheme="minorHAnsi" w:csTheme="minorBidi"/>
+          <w:rFonts w:ascii="Aptos" w:hAnsi="Aptos" w:eastAsia="Aptos" w:cs="Aptos" w:asciiTheme="minorHAnsi" w:hAnsiTheme="minorHAnsi" w:eastAsiaTheme="minorHAnsi"/>
           <w:b/>
           <w:bCs/>
           <w:kern w:val="2"/>
@@ -4225,7 +4243,7 @@
       </w:r>
       <w:r>
         <w:rPr>
-          <w:rFonts w:ascii="Aptos" w:hAnsi="Aptos" w:eastAsia="Aptos" w:cs="Aptos" w:asciiTheme="minorHAnsi" w:hAnsiTheme="minorHAnsi" w:eastAsiaTheme="minorHAnsi" w:csTheme="minorBidi"/>
+          <w:rFonts w:ascii="Aptos" w:hAnsi="Aptos" w:eastAsia="Aptos" w:cs="Aptos" w:asciiTheme="minorHAnsi" w:hAnsiTheme="minorHAnsi" w:eastAsiaTheme="minorHAnsi"/>
           <w:b/>
           <w:bCs/>
           <w:kern w:val="2"/>
@@ -4244,7 +4262,7 @@
       </w:pPr>
       <w:r>
         <w:rPr>
-          <w:rFonts w:ascii="Aptos" w:hAnsi="Aptos" w:eastAsia="Aptos" w:cs="Aptos" w:asciiTheme="minorHAnsi" w:hAnsiTheme="minorHAnsi" w:eastAsiaTheme="minorHAnsi" w:csTheme="minorBidi"/>
+          <w:rFonts w:ascii="Aptos" w:hAnsi="Aptos" w:eastAsia="Aptos" w:cs="Aptos" w:asciiTheme="minorHAnsi" w:hAnsiTheme="minorHAnsi" w:eastAsiaTheme="minorHAnsi"/>
           <w:b/>
           <w:bCs/>
           <w:kern w:val="2"/>
@@ -4263,7 +4281,7 @@
       </w:pPr>
       <w:r>
         <w:rPr>
-          <w:rFonts w:ascii="Aptos" w:hAnsi="Aptos" w:eastAsia="Aptos" w:cs="Aptos" w:asciiTheme="minorHAnsi" w:hAnsiTheme="minorHAnsi" w:eastAsiaTheme="minorHAnsi" w:csTheme="minorBidi"/>
+          <w:rFonts w:ascii="Aptos" w:hAnsi="Aptos" w:eastAsia="Aptos" w:cs="Aptos" w:asciiTheme="minorHAnsi" w:hAnsiTheme="minorHAnsi" w:eastAsiaTheme="minorHAnsi"/>
           <w:b/>
           <w:bCs/>
           <w:kern w:val="2"/>
@@ -4282,7 +4300,7 @@
       </w:pPr>
       <w:r>
         <w:rPr>
-          <w:rFonts w:ascii="Aptos" w:hAnsi="Aptos" w:eastAsia="Aptos" w:cs="Aptos" w:asciiTheme="minorHAnsi" w:hAnsiTheme="minorHAnsi" w:eastAsiaTheme="minorHAnsi" w:csTheme="minorBidi"/>
+          <w:rFonts w:ascii="Aptos" w:hAnsi="Aptos" w:eastAsia="Aptos" w:cs="Aptos" w:asciiTheme="minorHAnsi" w:hAnsiTheme="minorHAnsi" w:eastAsiaTheme="minorHAnsi"/>
           <w:b/>
           <w:bCs/>
           <w:kern w:val="2"/>
@@ -4301,7 +4319,7 @@
       </w:pPr>
       <w:r>
         <w:rPr>
-          <w:rFonts w:ascii="Aptos" w:hAnsi="Aptos" w:eastAsia="Aptos" w:cs="Aptos" w:asciiTheme="minorHAnsi" w:hAnsiTheme="minorHAnsi" w:eastAsiaTheme="minorHAnsi" w:csTheme="minorBidi"/>
+          <w:rFonts w:ascii="Aptos" w:hAnsi="Aptos" w:eastAsia="Aptos" w:cs="Aptos" w:asciiTheme="minorHAnsi" w:hAnsiTheme="minorHAnsi" w:eastAsiaTheme="minorHAnsi"/>
           <w:b/>
           <w:bCs/>
           <w:kern w:val="2"/>
@@ -4328,7 +4346,7 @@
       </w:pPr>
       <w:r>
         <w:rPr>
-          <w:rFonts w:ascii="Aptos" w:hAnsi="Aptos" w:eastAsia="Aptos" w:cs="Aptos" w:asciiTheme="minorHAnsi" w:hAnsiTheme="minorHAnsi" w:eastAsiaTheme="minorHAnsi" w:csTheme="minorBidi"/>
+          <w:rFonts w:ascii="Aptos" w:hAnsi="Aptos" w:eastAsia="Aptos" w:cs="Aptos" w:asciiTheme="minorHAnsi" w:hAnsiTheme="minorHAnsi" w:eastAsiaTheme="minorHAnsi"/>
           <w:b/>
           <w:bCs/>
           <w:kern w:val="2"/>
@@ -4339,7 +4357,7 @@
       </w:r>
       <w:r>
         <w:rPr>
-          <w:rFonts w:ascii="Aptos" w:hAnsi="Aptos" w:eastAsia="Aptos" w:cs="Aptos" w:asciiTheme="minorHAnsi" w:hAnsiTheme="minorHAnsi" w:eastAsiaTheme="minorHAnsi" w:csTheme="minorBidi"/>
+          <w:rFonts w:ascii="Aptos" w:hAnsi="Aptos" w:eastAsia="Aptos" w:cs="Aptos" w:asciiTheme="minorHAnsi" w:hAnsiTheme="minorHAnsi" w:eastAsiaTheme="minorHAnsi"/>
           <w:b/>
           <w:bCs/>
           <w:kern w:val="2"/>
@@ -4350,7 +4368,7 @@
       </w:r>
       <w:r>
         <w:rPr>
-          <w:rFonts w:ascii="Aptos" w:hAnsi="Aptos" w:eastAsia="Aptos" w:cs="Aptos" w:asciiTheme="minorHAnsi" w:hAnsiTheme="minorHAnsi" w:eastAsiaTheme="minorHAnsi" w:csTheme="minorBidi"/>
+          <w:rFonts w:ascii="Aptos" w:hAnsi="Aptos" w:eastAsia="Aptos" w:cs="Aptos" w:asciiTheme="minorHAnsi" w:hAnsiTheme="minorHAnsi" w:eastAsiaTheme="minorHAnsi"/>
           <w:b/>
           <w:bCs/>
           <w:kern w:val="2"/>
@@ -4361,7 +4379,7 @@
       </w:r>
       <w:r>
         <w:rPr>
-          <w:rFonts w:ascii="Aptos" w:hAnsi="Aptos" w:eastAsia="Aptos" w:cs="Aptos" w:asciiTheme="minorHAnsi" w:hAnsiTheme="minorHAnsi" w:eastAsiaTheme="minorHAnsi" w:csTheme="minorBidi"/>
+          <w:rFonts w:ascii="Aptos" w:hAnsi="Aptos" w:eastAsia="Aptos" w:cs="Aptos" w:asciiTheme="minorHAnsi" w:hAnsiTheme="minorHAnsi" w:eastAsiaTheme="minorHAnsi"/>
           <w:b/>
           <w:bCs/>
           <w:kern w:val="2"/>
@@ -4372,7 +4390,7 @@
       </w:r>
       <w:r>
         <w:rPr>
-          <w:rFonts w:ascii="Aptos" w:hAnsi="Aptos" w:eastAsia="Aptos" w:cs="Aptos" w:asciiTheme="minorHAnsi" w:hAnsiTheme="minorHAnsi" w:eastAsiaTheme="minorHAnsi" w:csTheme="minorBidi"/>
+          <w:rFonts w:ascii="Aptos" w:hAnsi="Aptos" w:eastAsia="Aptos" w:cs="Aptos" w:asciiTheme="minorHAnsi" w:hAnsiTheme="minorHAnsi" w:eastAsiaTheme="minorHAnsi"/>
           <w:b/>
           <w:bCs/>
           <w:kern w:val="2"/>
@@ -4391,7 +4409,7 @@
       </w:pPr>
       <w:r>
         <w:rPr>
-          <w:rFonts w:ascii="Aptos" w:hAnsi="Aptos" w:eastAsia="Aptos" w:cs="Aptos" w:asciiTheme="minorHAnsi" w:hAnsiTheme="minorHAnsi" w:eastAsiaTheme="minorHAnsi" w:csTheme="minorBidi"/>
+          <w:rFonts w:ascii="Aptos" w:hAnsi="Aptos" w:eastAsia="Aptos" w:cs="Aptos" w:asciiTheme="minorHAnsi" w:hAnsiTheme="minorHAnsi" w:eastAsiaTheme="minorHAnsi"/>
           <w:b/>
           <w:bCs/>
           <w:kern w:val="2"/>
@@ -4402,7 +4420,7 @@
       </w:r>
       <w:r>
         <w:rPr>
-          <w:rFonts w:ascii="Aptos" w:hAnsi="Aptos" w:eastAsia="Aptos" w:cs="Aptos" w:asciiTheme="minorHAnsi" w:hAnsiTheme="minorHAnsi" w:eastAsiaTheme="minorHAnsi" w:csTheme="minorBidi"/>
+          <w:rFonts w:ascii="Aptos" w:hAnsi="Aptos" w:eastAsia="Aptos" w:cs="Aptos" w:asciiTheme="minorHAnsi" w:hAnsiTheme="minorHAnsi" w:eastAsiaTheme="minorHAnsi"/>
           <w:b/>
           <w:bCs/>
           <w:kern w:val="2"/>
@@ -4413,7 +4431,7 @@
       </w:r>
       <w:r>
         <w:rPr>
-          <w:rFonts w:ascii="Aptos" w:hAnsi="Aptos" w:eastAsia="Aptos" w:cs="Aptos" w:asciiTheme="minorHAnsi" w:hAnsiTheme="minorHAnsi" w:eastAsiaTheme="minorHAnsi" w:csTheme="minorBidi"/>
+          <w:rFonts w:ascii="Aptos" w:hAnsi="Aptos" w:eastAsia="Aptos" w:cs="Aptos" w:asciiTheme="minorHAnsi" w:hAnsiTheme="minorHAnsi" w:eastAsiaTheme="minorHAnsi"/>
           <w:b/>
           <w:bCs/>
           <w:kern w:val="2"/>
@@ -4424,7 +4442,7 @@
       </w:r>
       <w:r>
         <w:rPr>
-          <w:rFonts w:ascii="Aptos" w:hAnsi="Aptos" w:eastAsia="Aptos" w:cs="Aptos" w:asciiTheme="minorHAnsi" w:hAnsiTheme="minorHAnsi" w:eastAsiaTheme="minorHAnsi" w:csTheme="minorBidi"/>
+          <w:rFonts w:ascii="Aptos" w:hAnsi="Aptos" w:eastAsia="Aptos" w:cs="Aptos" w:asciiTheme="minorHAnsi" w:hAnsiTheme="minorHAnsi" w:eastAsiaTheme="minorHAnsi"/>
           <w:b/>
           <w:bCs/>
           <w:kern w:val="2"/>
@@ -4435,7 +4453,7 @@
       </w:r>
       <w:r>
         <w:rPr>
-          <w:rFonts w:ascii="Aptos" w:hAnsi="Aptos" w:eastAsia="Aptos" w:cs="Aptos" w:asciiTheme="minorHAnsi" w:hAnsiTheme="minorHAnsi" w:eastAsiaTheme="minorHAnsi" w:csTheme="minorBidi"/>
+          <w:rFonts w:ascii="Aptos" w:hAnsi="Aptos" w:eastAsia="Aptos" w:cs="Aptos" w:asciiTheme="minorHAnsi" w:hAnsiTheme="minorHAnsi" w:eastAsiaTheme="minorHAnsi"/>
           <w:b/>
           <w:bCs/>
           <w:kern w:val="2"/>
@@ -4454,7 +4472,7 @@
       </w:pPr>
       <w:r>
         <w:rPr>
-          <w:rFonts w:ascii="Aptos" w:hAnsi="Aptos" w:eastAsia="Aptos" w:cs="Aptos" w:asciiTheme="minorHAnsi" w:hAnsiTheme="minorHAnsi" w:eastAsiaTheme="minorHAnsi" w:csTheme="minorBidi"/>
+          <w:rFonts w:ascii="Aptos" w:hAnsi="Aptos" w:eastAsia="Aptos" w:cs="Aptos" w:asciiTheme="minorHAnsi" w:hAnsiTheme="minorHAnsi" w:eastAsiaTheme="minorHAnsi"/>
           <w:b/>
           <w:bCs/>
           <w:kern w:val="2"/>
@@ -4465,7 +4483,7 @@
       </w:r>
       <w:r>
         <w:rPr>
-          <w:rFonts w:ascii="Aptos" w:hAnsi="Aptos" w:eastAsia="Aptos" w:cs="Aptos" w:asciiTheme="minorHAnsi" w:hAnsiTheme="minorHAnsi" w:eastAsiaTheme="minorHAnsi" w:csTheme="minorBidi"/>
+          <w:rFonts w:ascii="Aptos" w:hAnsi="Aptos" w:eastAsia="Aptos" w:cs="Aptos" w:asciiTheme="minorHAnsi" w:hAnsiTheme="minorHAnsi" w:eastAsiaTheme="minorHAnsi"/>
           <w:b/>
           <w:bCs/>
           <w:kern w:val="2"/>
@@ -4476,7 +4494,7 @@
       </w:r>
       <w:r>
         <w:rPr>
-          <w:rFonts w:ascii="Aptos" w:hAnsi="Aptos" w:eastAsia="Aptos" w:cs="Aptos" w:asciiTheme="minorHAnsi" w:hAnsiTheme="minorHAnsi" w:eastAsiaTheme="minorHAnsi" w:csTheme="minorBidi"/>
+          <w:rFonts w:ascii="Aptos" w:hAnsi="Aptos" w:eastAsia="Aptos" w:cs="Aptos" w:asciiTheme="minorHAnsi" w:hAnsiTheme="minorHAnsi" w:eastAsiaTheme="minorHAnsi"/>
           <w:b/>
           <w:bCs/>
           <w:kern w:val="2"/>
@@ -4487,7 +4505,7 @@
       </w:r>
       <w:r>
         <w:rPr>
-          <w:rFonts w:ascii="Aptos" w:hAnsi="Aptos" w:eastAsia="Aptos" w:cs="Aptos" w:asciiTheme="minorHAnsi" w:hAnsiTheme="minorHAnsi" w:eastAsiaTheme="minorHAnsi" w:csTheme="minorBidi"/>
+          <w:rFonts w:ascii="Aptos" w:hAnsi="Aptos" w:eastAsia="Aptos" w:cs="Aptos" w:asciiTheme="minorHAnsi" w:hAnsiTheme="minorHAnsi" w:eastAsiaTheme="minorHAnsi"/>
           <w:b/>
           <w:bCs/>
           <w:kern w:val="2"/>
@@ -4514,7 +4532,7 @@
       </w:pPr>
       <w:r>
         <w:rPr>
-          <w:rFonts w:ascii="Aptos" w:hAnsi="Aptos" w:eastAsia="Aptos" w:cs="Aptos" w:asciiTheme="minorHAnsi" w:hAnsiTheme="minorHAnsi" w:eastAsiaTheme="minorHAnsi" w:csTheme="minorBidi"/>
+          <w:rFonts w:ascii="Aptos" w:hAnsi="Aptos" w:eastAsia="Aptos" w:cs="Aptos" w:asciiTheme="minorHAnsi" w:hAnsiTheme="minorHAnsi" w:eastAsiaTheme="minorHAnsi"/>
           <w:b/>
           <w:bCs/>
           <w:kern w:val="2"/>
@@ -4533,7 +4551,7 @@
       </w:pPr>
       <w:r>
         <w:rPr>
-          <w:rFonts w:ascii="Aptos" w:hAnsi="Aptos" w:eastAsia="Aptos" w:cs="Aptos" w:asciiTheme="minorHAnsi" w:hAnsiTheme="minorHAnsi" w:eastAsiaTheme="minorHAnsi" w:csTheme="minorBidi"/>
+          <w:rFonts w:ascii="Aptos" w:hAnsi="Aptos" w:eastAsia="Aptos" w:cs="Aptos" w:asciiTheme="minorHAnsi" w:hAnsiTheme="minorHAnsi" w:eastAsiaTheme="minorHAnsi"/>
           <w:b/>
           <w:bCs/>
           <w:kern w:val="2"/>
@@ -4544,7 +4562,7 @@
       </w:r>
       <w:r>
         <w:rPr>
-          <w:rFonts w:ascii="Aptos" w:hAnsi="Aptos" w:eastAsia="Aptos" w:cs="Aptos" w:asciiTheme="minorHAnsi" w:hAnsiTheme="minorHAnsi" w:eastAsiaTheme="minorHAnsi" w:csTheme="minorBidi"/>
+          <w:rFonts w:ascii="Aptos" w:hAnsi="Aptos" w:eastAsia="Aptos" w:cs="Aptos" w:asciiTheme="minorHAnsi" w:hAnsiTheme="minorHAnsi" w:eastAsiaTheme="minorHAnsi"/>
           <w:b/>
           <w:bCs/>
           <w:kern w:val="2"/>
@@ -4555,7 +4573,7 @@
       </w:r>
       <w:r>
         <w:rPr>
-          <w:rFonts w:ascii="Aptos" w:hAnsi="Aptos" w:eastAsia="Aptos" w:cs="Aptos" w:asciiTheme="minorHAnsi" w:hAnsiTheme="minorHAnsi" w:eastAsiaTheme="minorHAnsi" w:csTheme="minorBidi"/>
+          <w:rFonts w:ascii="Aptos" w:hAnsi="Aptos" w:eastAsia="Aptos" w:cs="Aptos" w:asciiTheme="minorHAnsi" w:hAnsiTheme="minorHAnsi" w:eastAsiaTheme="minorHAnsi"/>
           <w:b/>
           <w:bCs/>
           <w:kern w:val="2"/>
@@ -4566,7 +4584,7 @@
       </w:r>
       <w:r>
         <w:rPr>
-          <w:rFonts w:ascii="Aptos" w:hAnsi="Aptos" w:eastAsia="Aptos" w:cs="Aptos" w:asciiTheme="minorHAnsi" w:hAnsiTheme="minorHAnsi" w:eastAsiaTheme="minorHAnsi" w:csTheme="minorBidi"/>
+          <w:rFonts w:ascii="Aptos" w:hAnsi="Aptos" w:eastAsia="Aptos" w:cs="Aptos" w:asciiTheme="minorHAnsi" w:hAnsiTheme="minorHAnsi" w:eastAsiaTheme="minorHAnsi"/>
           <w:b/>
           <w:bCs/>
           <w:kern w:val="2"/>
@@ -4577,7 +4595,7 @@
       </w:r>
       <w:r>
         <w:rPr>
-          <w:rFonts w:ascii="Aptos" w:hAnsi="Aptos" w:eastAsia="Aptos" w:cs="Aptos" w:asciiTheme="minorHAnsi" w:hAnsiTheme="minorHAnsi" w:eastAsiaTheme="minorHAnsi" w:csTheme="minorBidi"/>
+          <w:rFonts w:ascii="Aptos" w:hAnsi="Aptos" w:eastAsia="Aptos" w:cs="Aptos" w:asciiTheme="minorHAnsi" w:hAnsiTheme="minorHAnsi" w:eastAsiaTheme="minorHAnsi"/>
           <w:b/>
           <w:bCs/>
           <w:kern w:val="2"/>
@@ -4596,7 +4614,7 @@
       </w:pPr>
       <w:r>
         <w:rPr>
-          <w:rFonts w:ascii="Aptos" w:hAnsi="Aptos" w:eastAsia="Aptos" w:cs="Aptos" w:asciiTheme="minorHAnsi" w:hAnsiTheme="minorHAnsi" w:eastAsiaTheme="minorHAnsi" w:csTheme="minorBidi"/>
+          <w:rFonts w:ascii="Aptos" w:hAnsi="Aptos" w:eastAsia="Aptos" w:cs="Aptos" w:asciiTheme="minorHAnsi" w:hAnsiTheme="minorHAnsi" w:eastAsiaTheme="minorHAnsi"/>
           <w:b/>
           <w:bCs/>
           <w:kern w:val="2"/>
@@ -4607,7 +4625,7 @@
       </w:r>
       <w:r>
         <w:rPr>
-          <w:rFonts w:ascii="Aptos" w:hAnsi="Aptos" w:eastAsia="Aptos" w:cs="Aptos" w:asciiTheme="minorHAnsi" w:hAnsiTheme="minorHAnsi" w:eastAsiaTheme="minorHAnsi" w:csTheme="minorBidi"/>
+          <w:rFonts w:ascii="Aptos" w:hAnsi="Aptos" w:eastAsia="Aptos" w:cs="Aptos" w:asciiTheme="minorHAnsi" w:hAnsiTheme="minorHAnsi" w:eastAsiaTheme="minorHAnsi"/>
           <w:b/>
           <w:bCs/>
           <w:kern w:val="2"/>
@@ -4618,7 +4636,7 @@
       </w:r>
       <w:r>
         <w:rPr>
-          <w:rFonts w:ascii="Aptos" w:hAnsi="Aptos" w:eastAsia="Aptos" w:cs="Aptos" w:asciiTheme="minorHAnsi" w:hAnsiTheme="minorHAnsi" w:eastAsiaTheme="minorHAnsi" w:csTheme="minorBidi"/>
+          <w:rFonts w:ascii="Aptos" w:hAnsi="Aptos" w:eastAsia="Aptos" w:cs="Aptos" w:asciiTheme="minorHAnsi" w:hAnsiTheme="minorHAnsi" w:eastAsiaTheme="minorHAnsi"/>
           <w:b/>
           <w:bCs/>
           <w:kern w:val="2"/>
@@ -4629,7 +4647,7 @@
       </w:r>
       <w:r>
         <w:rPr>
-          <w:rFonts w:ascii="Aptos" w:hAnsi="Aptos" w:eastAsia="Aptos" w:cs="Aptos" w:asciiTheme="minorHAnsi" w:hAnsiTheme="minorHAnsi" w:eastAsiaTheme="minorHAnsi" w:csTheme="minorBidi"/>
+          <w:rFonts w:ascii="Aptos" w:hAnsi="Aptos" w:eastAsia="Aptos" w:cs="Aptos" w:asciiTheme="minorHAnsi" w:hAnsiTheme="minorHAnsi" w:eastAsiaTheme="minorHAnsi"/>
           <w:b/>
           <w:bCs/>
           <w:kern w:val="2"/>
@@ -4640,7 +4658,7 @@
       </w:r>
       <w:r>
         <w:rPr>
-          <w:rFonts w:ascii="Aptos" w:hAnsi="Aptos" w:eastAsia="Aptos" w:cs="Aptos" w:asciiTheme="minorHAnsi" w:hAnsiTheme="minorHAnsi" w:eastAsiaTheme="minorHAnsi" w:csTheme="minorBidi"/>
+          <w:rFonts w:ascii="Aptos" w:hAnsi="Aptos" w:eastAsia="Aptos" w:cs="Aptos" w:asciiTheme="minorHAnsi" w:hAnsiTheme="minorHAnsi" w:eastAsiaTheme="minorHAnsi"/>
           <w:b/>
           <w:bCs/>
           <w:kern w:val="2"/>
@@ -4651,7 +4669,7 @@
       </w:r>
       <w:r>
         <w:rPr>
-          <w:rFonts w:ascii="Aptos" w:hAnsi="Aptos" w:eastAsia="Aptos" w:cs="Aptos" w:asciiTheme="minorHAnsi" w:hAnsiTheme="minorHAnsi" w:eastAsiaTheme="minorHAnsi" w:csTheme="minorBidi"/>
+          <w:rFonts w:ascii="Aptos" w:hAnsi="Aptos" w:eastAsia="Aptos" w:cs="Aptos" w:asciiTheme="minorHAnsi" w:hAnsiTheme="minorHAnsi" w:eastAsiaTheme="minorHAnsi"/>
           <w:b/>
           <w:bCs/>
           <w:kern w:val="2"/>
@@ -4662,7 +4680,7 @@
       </w:r>
       <w:r>
         <w:rPr>
-          <w:rFonts w:ascii="Aptos" w:hAnsi="Aptos" w:eastAsia="Aptos" w:cs="Aptos" w:asciiTheme="minorHAnsi" w:hAnsiTheme="minorHAnsi" w:eastAsiaTheme="minorHAnsi" w:csTheme="minorBidi"/>
+          <w:rFonts w:ascii="Aptos" w:hAnsi="Aptos" w:eastAsia="Aptos" w:cs="Aptos" w:asciiTheme="minorHAnsi" w:hAnsiTheme="minorHAnsi" w:eastAsiaTheme="minorHAnsi"/>
           <w:b/>
           <w:bCs/>
           <w:kern w:val="2"/>
@@ -4673,7 +4691,7 @@
       </w:r>
       <w:r>
         <w:rPr>
-          <w:rFonts w:ascii="Aptos" w:hAnsi="Aptos" w:eastAsia="Aptos" w:cs="Aptos" w:asciiTheme="minorHAnsi" w:hAnsiTheme="minorHAnsi" w:eastAsiaTheme="minorHAnsi" w:csTheme="minorBidi"/>
+          <w:rFonts w:ascii="Aptos" w:hAnsi="Aptos" w:eastAsia="Aptos" w:cs="Aptos" w:asciiTheme="minorHAnsi" w:hAnsiTheme="minorHAnsi" w:eastAsiaTheme="minorHAnsi"/>
           <w:b/>
           <w:bCs/>
           <w:kern w:val="2"/>
@@ -4684,7 +4702,7 @@
       </w:r>
       <w:r>
         <w:rPr>
-          <w:rFonts w:ascii="Aptos" w:hAnsi="Aptos" w:eastAsia="Aptos" w:cs="Aptos" w:asciiTheme="minorHAnsi" w:hAnsiTheme="minorHAnsi" w:eastAsiaTheme="minorHAnsi" w:csTheme="minorBidi"/>
+          <w:rFonts w:ascii="Aptos" w:hAnsi="Aptos" w:eastAsia="Aptos" w:cs="Aptos" w:asciiTheme="minorHAnsi" w:hAnsiTheme="minorHAnsi" w:eastAsiaTheme="minorHAnsi"/>
           <w:b/>
           <w:bCs/>
           <w:kern w:val="2"/>
@@ -4695,7 +4713,7 @@
       </w:r>
       <w:r>
         <w:rPr>
-          <w:rFonts w:ascii="Aptos" w:hAnsi="Aptos" w:eastAsia="Aptos" w:cs="Aptos" w:asciiTheme="minorHAnsi" w:hAnsiTheme="minorHAnsi" w:eastAsiaTheme="minorHAnsi" w:csTheme="minorBidi"/>
+          <w:rFonts w:ascii="Aptos" w:hAnsi="Aptos" w:eastAsia="Aptos" w:cs="Aptos" w:asciiTheme="minorHAnsi" w:hAnsiTheme="minorHAnsi" w:eastAsiaTheme="minorHAnsi"/>
           <w:b/>
           <w:bCs/>
           <w:kern w:val="2"/>
@@ -4706,7 +4724,7 @@
       </w:r>
       <w:r>
         <w:rPr>
-          <w:rFonts w:ascii="Aptos" w:hAnsi="Aptos" w:eastAsia="Aptos" w:cs="Aptos" w:asciiTheme="minorHAnsi" w:hAnsiTheme="minorHAnsi" w:eastAsiaTheme="minorHAnsi" w:csTheme="minorBidi"/>
+          <w:rFonts w:ascii="Aptos" w:hAnsi="Aptos" w:eastAsia="Aptos" w:cs="Aptos" w:asciiTheme="minorHAnsi" w:hAnsiTheme="minorHAnsi" w:eastAsiaTheme="minorHAnsi"/>
           <w:b/>
           <w:bCs/>
           <w:kern w:val="2"/>
@@ -4725,7 +4743,7 @@
       </w:pPr>
       <w:r>
         <w:rPr>
-          <w:rFonts w:ascii="Aptos" w:hAnsi="Aptos" w:eastAsia="Aptos" w:cs="Aptos" w:asciiTheme="minorHAnsi" w:hAnsiTheme="minorHAnsi" w:eastAsiaTheme="minorHAnsi" w:csTheme="minorBidi"/>
+          <w:rFonts w:ascii="Aptos" w:hAnsi="Aptos" w:eastAsia="Aptos" w:cs="Aptos" w:asciiTheme="minorHAnsi" w:hAnsiTheme="minorHAnsi" w:eastAsiaTheme="minorHAnsi"/>
           <w:b/>
           <w:bCs/>
           <w:kern w:val="2"/>
@@ -4736,7 +4754,7 @@
       </w:r>
       <w:r>
         <w:rPr>
-          <w:rFonts w:ascii="Aptos" w:hAnsi="Aptos" w:eastAsia="Aptos" w:cs="Aptos" w:asciiTheme="minorHAnsi" w:hAnsiTheme="minorHAnsi" w:eastAsiaTheme="minorHAnsi" w:csTheme="minorBidi"/>
+          <w:rFonts w:ascii="Aptos" w:hAnsi="Aptos" w:eastAsia="Aptos" w:cs="Aptos" w:asciiTheme="minorHAnsi" w:hAnsiTheme="minorHAnsi" w:eastAsiaTheme="minorHAnsi"/>
           <w:b/>
           <w:bCs/>
           <w:kern w:val="2"/>
@@ -4747,7 +4765,7 @@
       </w:r>
       <w:r>
         <w:rPr>
-          <w:rFonts w:ascii="Aptos" w:hAnsi="Aptos" w:eastAsia="Aptos" w:cs="Aptos" w:asciiTheme="minorHAnsi" w:hAnsiTheme="minorHAnsi" w:eastAsiaTheme="minorHAnsi" w:csTheme="minorBidi"/>
+          <w:rFonts w:ascii="Aptos" w:hAnsi="Aptos" w:eastAsia="Aptos" w:cs="Aptos" w:asciiTheme="minorHAnsi" w:hAnsiTheme="minorHAnsi" w:eastAsiaTheme="minorHAnsi"/>
           <w:b/>
           <w:bCs/>
           <w:kern w:val="2"/>
@@ -4758,7 +4776,7 @@
       </w:r>
       <w:r>
         <w:rPr>
-          <w:rFonts w:ascii="Aptos" w:hAnsi="Aptos" w:eastAsia="Aptos" w:cs="Aptos" w:asciiTheme="minorHAnsi" w:hAnsiTheme="minorHAnsi" w:eastAsiaTheme="minorHAnsi" w:csTheme="minorBidi"/>
+          <w:rFonts w:ascii="Aptos" w:hAnsi="Aptos" w:eastAsia="Aptos" w:cs="Aptos" w:asciiTheme="minorHAnsi" w:hAnsiTheme="minorHAnsi" w:eastAsiaTheme="minorHAnsi"/>
           <w:b/>
           <w:bCs/>
           <w:kern w:val="2"/>
@@ -4785,7 +4803,7 @@
       </w:pPr>
       <w:r>
         <w:rPr>
-          <w:rFonts w:ascii="Aptos" w:hAnsi="Aptos" w:eastAsia="Aptos" w:cs="Aptos" w:asciiTheme="minorHAnsi" w:hAnsiTheme="minorHAnsi" w:eastAsiaTheme="minorHAnsi" w:csTheme="minorBidi"/>
+          <w:rFonts w:ascii="Aptos" w:hAnsi="Aptos" w:eastAsia="Aptos" w:cs="Aptos" w:asciiTheme="minorHAnsi" w:hAnsiTheme="minorHAnsi" w:eastAsiaTheme="minorHAnsi"/>
           <w:b/>
           <w:bCs/>
           <w:kern w:val="2"/>
@@ -4796,7 +4814,7 @@
       </w:r>
       <w:r>
         <w:rPr>
-          <w:rFonts w:ascii="Aptos" w:hAnsi="Aptos" w:eastAsia="Aptos" w:cs="Aptos" w:asciiTheme="minorHAnsi" w:hAnsiTheme="minorHAnsi" w:eastAsiaTheme="minorHAnsi" w:csTheme="minorBidi"/>
+          <w:rFonts w:ascii="Aptos" w:hAnsi="Aptos" w:eastAsia="Aptos" w:cs="Aptos" w:asciiTheme="minorHAnsi" w:hAnsiTheme="minorHAnsi" w:eastAsiaTheme="minorHAnsi"/>
           <w:b/>
           <w:bCs/>
           <w:kern w:val="2"/>
@@ -4807,7 +4825,7 @@
       </w:r>
       <w:r>
         <w:rPr>
-          <w:rFonts w:ascii="Aptos" w:hAnsi="Aptos" w:eastAsia="Aptos" w:cs="Aptos" w:asciiTheme="minorHAnsi" w:hAnsiTheme="minorHAnsi" w:eastAsiaTheme="minorHAnsi" w:csTheme="minorBidi"/>
+          <w:rFonts w:ascii="Aptos" w:hAnsi="Aptos" w:eastAsia="Aptos" w:cs="Aptos" w:asciiTheme="minorHAnsi" w:hAnsiTheme="minorHAnsi" w:eastAsiaTheme="minorHAnsi"/>
           <w:b/>
           <w:bCs/>
           <w:kern w:val="2"/>
@@ -4818,7 +4836,7 @@
       </w:r>
       <w:r>
         <w:rPr>
-          <w:rFonts w:ascii="Aptos" w:hAnsi="Aptos" w:eastAsia="Aptos" w:cs="Aptos" w:asciiTheme="minorHAnsi" w:hAnsiTheme="minorHAnsi" w:eastAsiaTheme="minorHAnsi" w:csTheme="minorBidi"/>
+          <w:rFonts w:ascii="Aptos" w:hAnsi="Aptos" w:eastAsia="Aptos" w:cs="Aptos" w:asciiTheme="minorHAnsi" w:hAnsiTheme="minorHAnsi" w:eastAsiaTheme="minorHAnsi"/>
           <w:b/>
           <w:bCs/>
           <w:kern w:val="2"/>
@@ -4829,7 +4847,7 @@
       </w:r>
       <w:r>
         <w:rPr>
-          <w:rFonts w:ascii="Aptos" w:hAnsi="Aptos" w:eastAsia="Aptos" w:cs="Aptos" w:asciiTheme="minorHAnsi" w:hAnsiTheme="minorHAnsi" w:eastAsiaTheme="minorHAnsi" w:csTheme="minorBidi"/>
+          <w:rFonts w:ascii="Aptos" w:hAnsi="Aptos" w:eastAsia="Aptos" w:cs="Aptos" w:asciiTheme="minorHAnsi" w:hAnsiTheme="minorHAnsi" w:eastAsiaTheme="minorHAnsi"/>
           <w:b/>
           <w:bCs/>
           <w:kern w:val="2"/>
@@ -4840,7 +4858,7 @@
       </w:r>
       <w:r>
         <w:rPr>
-          <w:rFonts w:ascii="Aptos" w:hAnsi="Aptos" w:eastAsia="Aptos" w:cs="Aptos" w:asciiTheme="minorHAnsi" w:hAnsiTheme="minorHAnsi" w:eastAsiaTheme="minorHAnsi" w:csTheme="minorBidi"/>
+          <w:rFonts w:ascii="Aptos" w:hAnsi="Aptos" w:eastAsia="Aptos" w:cs="Aptos" w:asciiTheme="minorHAnsi" w:hAnsiTheme="minorHAnsi" w:eastAsiaTheme="minorHAnsi"/>
           <w:b/>
           <w:bCs/>
           <w:kern w:val="2"/>
@@ -4851,7 +4869,7 @@
       </w:r>
       <w:r>
         <w:rPr>
-          <w:rFonts w:ascii="Aptos" w:hAnsi="Aptos" w:eastAsia="Aptos" w:cs="Aptos" w:asciiTheme="minorHAnsi" w:hAnsiTheme="minorHAnsi" w:eastAsiaTheme="minorHAnsi" w:csTheme="minorBidi"/>
+          <w:rFonts w:ascii="Aptos" w:hAnsi="Aptos" w:eastAsia="Aptos" w:cs="Aptos" w:asciiTheme="minorHAnsi" w:hAnsiTheme="minorHAnsi" w:eastAsiaTheme="minorHAnsi"/>
           <w:b/>
           <w:bCs/>
           <w:kern w:val="2"/>
@@ -4862,7 +4880,7 @@
       </w:r>
       <w:r>
         <w:rPr>
-          <w:rFonts w:ascii="Aptos" w:hAnsi="Aptos" w:eastAsia="Aptos" w:cs="Aptos" w:asciiTheme="minorHAnsi" w:hAnsiTheme="minorHAnsi" w:eastAsiaTheme="minorHAnsi" w:csTheme="minorBidi"/>
+          <w:rFonts w:ascii="Aptos" w:hAnsi="Aptos" w:eastAsia="Aptos" w:cs="Aptos" w:asciiTheme="minorHAnsi" w:hAnsiTheme="minorHAnsi" w:eastAsiaTheme="minorHAnsi"/>
           <w:b/>
           <w:bCs/>
           <w:kern w:val="2"/>
@@ -4873,7 +4891,7 @@
       </w:r>
       <w:r>
         <w:rPr>
-          <w:rFonts w:ascii="Aptos" w:hAnsi="Aptos" w:eastAsia="Aptos" w:cs="Aptos" w:asciiTheme="minorHAnsi" w:hAnsiTheme="minorHAnsi" w:eastAsiaTheme="minorHAnsi" w:csTheme="minorBidi"/>
+          <w:rFonts w:ascii="Aptos" w:hAnsi="Aptos" w:eastAsia="Aptos" w:cs="Aptos" w:asciiTheme="minorHAnsi" w:hAnsiTheme="minorHAnsi" w:eastAsiaTheme="minorHAnsi"/>
           <w:b/>
           <w:bCs/>
           <w:kern w:val="2"/>
@@ -4892,7 +4910,7 @@
       </w:pPr>
       <w:r>
         <w:rPr>
-          <w:rFonts w:ascii="Aptos" w:hAnsi="Aptos" w:eastAsia="Aptos" w:cs="Aptos" w:asciiTheme="minorHAnsi" w:hAnsiTheme="minorHAnsi" w:eastAsiaTheme="minorHAnsi" w:csTheme="minorBidi"/>
+          <w:rFonts w:ascii="Aptos" w:hAnsi="Aptos" w:eastAsia="Aptos" w:cs="Aptos" w:asciiTheme="minorHAnsi" w:hAnsiTheme="minorHAnsi" w:eastAsiaTheme="minorHAnsi"/>
           <w:b/>
           <w:bCs/>
           <w:kern w:val="2"/>
@@ -4911,7 +4929,7 @@
       </w:pPr>
       <w:r>
         <w:rPr>
-          <w:rFonts w:ascii="Aptos" w:hAnsi="Aptos" w:eastAsia="Aptos" w:cs="Aptos" w:asciiTheme="minorHAnsi" w:hAnsiTheme="minorHAnsi" w:eastAsiaTheme="minorHAnsi" w:csTheme="minorBidi"/>
+          <w:rFonts w:ascii="Aptos" w:hAnsi="Aptos" w:eastAsia="Aptos" w:cs="Aptos" w:asciiTheme="minorHAnsi" w:hAnsiTheme="minorHAnsi" w:eastAsiaTheme="minorHAnsi"/>
           <w:b/>
           <w:bCs/>
           <w:kern w:val="2"/>
@@ -4922,7 +4940,7 @@
       </w:r>
       <w:r>
         <w:rPr>
-          <w:rFonts w:ascii="Aptos" w:hAnsi="Aptos" w:eastAsia="Aptos" w:cs="Aptos" w:asciiTheme="minorHAnsi" w:hAnsiTheme="minorHAnsi" w:eastAsiaTheme="minorHAnsi" w:csTheme="minorBidi"/>
+          <w:rFonts w:ascii="Aptos" w:hAnsi="Aptos" w:eastAsia="Aptos" w:cs="Aptos" w:asciiTheme="minorHAnsi" w:hAnsiTheme="minorHAnsi" w:eastAsiaTheme="minorHAnsi"/>
           <w:b/>
           <w:bCs/>
           <w:kern w:val="2"/>
@@ -4933,7 +4951,7 @@
       </w:r>
       <w:r>
         <w:rPr>
-          <w:rFonts w:ascii="Aptos" w:hAnsi="Aptos" w:eastAsia="Aptos" w:cs="Aptos" w:asciiTheme="minorHAnsi" w:hAnsiTheme="minorHAnsi" w:eastAsiaTheme="minorHAnsi" w:csTheme="minorBidi"/>
+          <w:rFonts w:ascii="Aptos" w:hAnsi="Aptos" w:eastAsia="Aptos" w:cs="Aptos" w:asciiTheme="minorHAnsi" w:hAnsiTheme="minorHAnsi" w:eastAsiaTheme="minorHAnsi"/>
           <w:b/>
           <w:bCs/>
           <w:kern w:val="2"/>
@@ -4952,7 +4970,7 @@
       </w:pPr>
       <w:r>
         <w:rPr>
-          <w:rFonts w:ascii="Aptos" w:hAnsi="Aptos" w:eastAsia="Aptos" w:cs="Aptos" w:asciiTheme="minorHAnsi" w:hAnsiTheme="minorHAnsi" w:eastAsiaTheme="minorHAnsi" w:csTheme="minorBidi"/>
+          <w:rFonts w:ascii="Aptos" w:hAnsi="Aptos" w:eastAsia="Aptos" w:cs="Aptos" w:asciiTheme="minorHAnsi" w:hAnsiTheme="minorHAnsi" w:eastAsiaTheme="minorHAnsi"/>
           <w:b/>
           <w:bCs/>
           <w:kern w:val="2"/>
@@ -4963,7 +4981,7 @@
       </w:r>
       <w:r>
         <w:rPr>
-          <w:rFonts w:ascii="Aptos" w:hAnsi="Aptos" w:eastAsia="Aptos" w:cs="Aptos" w:asciiTheme="minorHAnsi" w:hAnsiTheme="minorHAnsi" w:eastAsiaTheme="minorHAnsi" w:csTheme="minorBidi"/>
+          <w:rFonts w:ascii="Aptos" w:hAnsi="Aptos" w:eastAsia="Aptos" w:cs="Aptos" w:asciiTheme="minorHAnsi" w:hAnsiTheme="minorHAnsi" w:eastAsiaTheme="minorHAnsi"/>
           <w:b/>
           <w:bCs/>
           <w:kern w:val="2"/>
@@ -4974,7 +4992,7 @@
       </w:r>
       <w:r>
         <w:rPr>
-          <w:rFonts w:ascii="Aptos" w:hAnsi="Aptos" w:eastAsia="Aptos" w:cs="Aptos" w:asciiTheme="minorHAnsi" w:hAnsiTheme="minorHAnsi" w:eastAsiaTheme="minorHAnsi" w:csTheme="minorBidi"/>
+          <w:rFonts w:ascii="Aptos" w:hAnsi="Aptos" w:eastAsia="Aptos" w:cs="Aptos" w:asciiTheme="minorHAnsi" w:hAnsiTheme="minorHAnsi" w:eastAsiaTheme="minorHAnsi"/>
           <w:b/>
           <w:bCs/>
           <w:kern w:val="2"/>
@@ -4985,7 +5003,7 @@
       </w:r>
       <w:r>
         <w:rPr>
-          <w:rFonts w:ascii="Aptos" w:hAnsi="Aptos" w:eastAsia="Aptos" w:cs="Aptos" w:asciiTheme="minorHAnsi" w:hAnsiTheme="minorHAnsi" w:eastAsiaTheme="minorHAnsi" w:csTheme="minorBidi"/>
+          <w:rFonts w:ascii="Aptos" w:hAnsi="Aptos" w:eastAsia="Aptos" w:cs="Aptos" w:asciiTheme="minorHAnsi" w:hAnsiTheme="minorHAnsi" w:eastAsiaTheme="minorHAnsi"/>
           <w:b/>
           <w:bCs/>
           <w:kern w:val="2"/>
@@ -4996,7 +5014,7 @@
       </w:r>
       <w:r>
         <w:rPr>
-          <w:rFonts w:ascii="Aptos" w:hAnsi="Aptos" w:eastAsia="Aptos" w:cs="Aptos" w:asciiTheme="minorHAnsi" w:hAnsiTheme="minorHAnsi" w:eastAsiaTheme="minorHAnsi" w:csTheme="minorBidi"/>
+          <w:rFonts w:ascii="Aptos" w:hAnsi="Aptos" w:eastAsia="Aptos" w:cs="Aptos" w:asciiTheme="minorHAnsi" w:hAnsiTheme="minorHAnsi" w:eastAsiaTheme="minorHAnsi"/>
           <w:b/>
           <w:bCs/>
           <w:kern w:val="2"/>
@@ -5015,7 +5033,7 @@
       </w:pPr>
       <w:r>
         <w:rPr>
-          <w:rFonts w:ascii="Aptos" w:hAnsi="Aptos" w:eastAsia="Aptos" w:cs="Aptos" w:asciiTheme="minorHAnsi" w:hAnsiTheme="minorHAnsi" w:eastAsiaTheme="minorHAnsi" w:csTheme="minorBidi"/>
+          <w:rFonts w:ascii="Aptos" w:hAnsi="Aptos" w:eastAsia="Aptos" w:cs="Aptos" w:asciiTheme="minorHAnsi" w:hAnsiTheme="minorHAnsi" w:eastAsiaTheme="minorHAnsi"/>
           <w:b/>
           <w:bCs/>
           <w:kern w:val="2"/>
@@ -5034,7 +5052,7 @@
       </w:pPr>
       <w:r>
         <w:rPr>
-          <w:rFonts w:ascii="Aptos" w:hAnsi="Aptos" w:eastAsia="Aptos" w:cs="Aptos" w:asciiTheme="minorHAnsi" w:hAnsiTheme="minorHAnsi" w:eastAsiaTheme="minorHAnsi" w:csTheme="minorBidi"/>
+          <w:rFonts w:ascii="Aptos" w:hAnsi="Aptos" w:eastAsia="Aptos" w:cs="Aptos" w:asciiTheme="minorHAnsi" w:hAnsiTheme="minorHAnsi" w:eastAsiaTheme="minorHAnsi"/>
           <w:b/>
           <w:bCs/>
           <w:kern w:val="2"/>
@@ -5045,7 +5063,7 @@
       </w:r>
       <w:r>
         <w:rPr>
-          <w:rFonts w:ascii="Aptos" w:hAnsi="Aptos" w:eastAsia="Aptos" w:cs="Aptos" w:asciiTheme="minorHAnsi" w:hAnsiTheme="minorHAnsi" w:eastAsiaTheme="minorHAnsi" w:csTheme="minorBidi"/>
+          <w:rFonts w:ascii="Aptos" w:hAnsi="Aptos" w:eastAsia="Aptos" w:cs="Aptos" w:asciiTheme="minorHAnsi" w:hAnsiTheme="minorHAnsi" w:eastAsiaTheme="minorHAnsi"/>
           <w:b/>
           <w:bCs/>
           <w:kern w:val="2"/>
@@ -5056,7 +5074,7 @@
       </w:r>
       <w:r>
         <w:rPr>
-          <w:rFonts w:ascii="Aptos" w:hAnsi="Aptos" w:eastAsia="Aptos" w:cs="Aptos" w:asciiTheme="minorHAnsi" w:hAnsiTheme="minorHAnsi" w:eastAsiaTheme="minorHAnsi" w:csTheme="minorBidi"/>
+          <w:rFonts w:ascii="Aptos" w:hAnsi="Aptos" w:eastAsia="Aptos" w:cs="Aptos" w:asciiTheme="minorHAnsi" w:hAnsiTheme="minorHAnsi" w:eastAsiaTheme="minorHAnsi"/>
           <w:b/>
           <w:bCs/>
           <w:kern w:val="2"/>
@@ -5067,7 +5085,7 @@
       </w:r>
       <w:r>
         <w:rPr>
-          <w:rFonts w:ascii="Aptos" w:hAnsi="Aptos" w:eastAsia="Aptos" w:cs="Aptos" w:asciiTheme="minorHAnsi" w:hAnsiTheme="minorHAnsi" w:eastAsiaTheme="minorHAnsi" w:csTheme="minorBidi"/>
+          <w:rFonts w:ascii="Aptos" w:hAnsi="Aptos" w:eastAsia="Aptos" w:cs="Aptos" w:asciiTheme="minorHAnsi" w:hAnsiTheme="minorHAnsi" w:eastAsiaTheme="minorHAnsi"/>
           <w:b/>
           <w:bCs/>
           <w:kern w:val="2"/>
@@ -5078,7 +5096,7 @@
       </w:r>
       <w:r>
         <w:rPr>
-          <w:rFonts w:ascii="Aptos" w:hAnsi="Aptos" w:eastAsia="Aptos" w:cs="Aptos" w:asciiTheme="minorHAnsi" w:hAnsiTheme="minorHAnsi" w:eastAsiaTheme="minorHAnsi" w:csTheme="minorBidi"/>
+          <w:rFonts w:ascii="Aptos" w:hAnsi="Aptos" w:eastAsia="Aptos" w:cs="Aptos" w:asciiTheme="minorHAnsi" w:hAnsiTheme="minorHAnsi" w:eastAsiaTheme="minorHAnsi"/>
           <w:b/>
           <w:bCs/>
           <w:kern w:val="2"/>
@@ -5089,7 +5107,7 @@
       </w:r>
       <w:r>
         <w:rPr>
-          <w:rFonts w:ascii="Aptos" w:hAnsi="Aptos" w:eastAsia="Aptos" w:cs="Aptos" w:asciiTheme="minorHAnsi" w:hAnsiTheme="minorHAnsi" w:eastAsiaTheme="minorHAnsi" w:csTheme="minorBidi"/>
+          <w:rFonts w:ascii="Aptos" w:hAnsi="Aptos" w:eastAsia="Aptos" w:cs="Aptos" w:asciiTheme="minorHAnsi" w:hAnsiTheme="minorHAnsi" w:eastAsiaTheme="minorHAnsi"/>
           <w:b/>
           <w:bCs/>
           <w:kern w:val="2"/>
@@ -5100,7 +5118,7 @@
       </w:r>
       <w:r>
         <w:rPr>
-          <w:rFonts w:ascii="Aptos" w:hAnsi="Aptos" w:eastAsia="Aptos" w:cs="Aptos" w:asciiTheme="minorHAnsi" w:hAnsiTheme="minorHAnsi" w:eastAsiaTheme="minorHAnsi" w:csTheme="minorBidi"/>
+          <w:rFonts w:ascii="Aptos" w:hAnsi="Aptos" w:eastAsia="Aptos" w:cs="Aptos" w:asciiTheme="minorHAnsi" w:hAnsiTheme="minorHAnsi" w:eastAsiaTheme="minorHAnsi"/>
           <w:b/>
           <w:bCs/>
           <w:kern w:val="2"/>
@@ -5119,7 +5137,7 @@
       </w:pPr>
       <w:r>
         <w:rPr>
-          <w:rFonts w:ascii="Aptos" w:hAnsi="Aptos" w:eastAsia="Aptos" w:cs="Aptos" w:asciiTheme="minorHAnsi" w:hAnsiTheme="minorHAnsi" w:eastAsiaTheme="minorHAnsi" w:csTheme="minorBidi"/>
+          <w:rFonts w:ascii="Aptos" w:hAnsi="Aptos" w:eastAsia="Aptos" w:cs="Aptos" w:asciiTheme="minorHAnsi" w:hAnsiTheme="minorHAnsi" w:eastAsiaTheme="minorHAnsi"/>
           <w:b/>
           <w:bCs/>
           <w:kern w:val="2"/>
@@ -5130,7 +5148,7 @@
       </w:r>
       <w:r>
         <w:rPr>
-          <w:rFonts w:ascii="Aptos" w:hAnsi="Aptos" w:eastAsia="Aptos" w:cs="Aptos" w:asciiTheme="minorHAnsi" w:hAnsiTheme="minorHAnsi" w:eastAsiaTheme="minorHAnsi" w:csTheme="minorBidi"/>
+          <w:rFonts w:ascii="Aptos" w:hAnsi="Aptos" w:eastAsia="Aptos" w:cs="Aptos" w:asciiTheme="minorHAnsi" w:hAnsiTheme="minorHAnsi" w:eastAsiaTheme="minorHAnsi"/>
           <w:b/>
           <w:bCs/>
           <w:kern w:val="2"/>
@@ -5141,7 +5159,7 @@
       </w:r>
       <w:r>
         <w:rPr>
-          <w:rFonts w:ascii="Aptos" w:hAnsi="Aptos" w:eastAsia="Aptos" w:cs="Aptos" w:asciiTheme="minorHAnsi" w:hAnsiTheme="minorHAnsi" w:eastAsiaTheme="minorHAnsi" w:csTheme="minorBidi"/>
+          <w:rFonts w:ascii="Aptos" w:hAnsi="Aptos" w:eastAsia="Aptos" w:cs="Aptos" w:asciiTheme="minorHAnsi" w:hAnsiTheme="minorHAnsi" w:eastAsiaTheme="minorHAnsi"/>
           <w:b/>
           <w:bCs/>
           <w:kern w:val="2"/>
@@ -5152,7 +5170,7 @@
       </w:r>
       <w:r>
         <w:rPr>
-          <w:rFonts w:ascii="Aptos" w:hAnsi="Aptos" w:eastAsia="Aptos" w:cs="Aptos" w:asciiTheme="minorHAnsi" w:hAnsiTheme="minorHAnsi" w:eastAsiaTheme="minorHAnsi" w:csTheme="minorBidi"/>
+          <w:rFonts w:ascii="Aptos" w:hAnsi="Aptos" w:eastAsia="Aptos" w:cs="Aptos" w:asciiTheme="minorHAnsi" w:hAnsiTheme="minorHAnsi" w:eastAsiaTheme="minorHAnsi"/>
           <w:b/>
           <w:bCs/>
           <w:kern w:val="2"/>
@@ -5163,7 +5181,7 @@
       </w:r>
       <w:r>
         <w:rPr>
-          <w:rFonts w:ascii="Aptos" w:hAnsi="Aptos" w:eastAsia="Aptos" w:cs="Aptos" w:asciiTheme="minorHAnsi" w:hAnsiTheme="minorHAnsi" w:eastAsiaTheme="minorHAnsi" w:csTheme="minorBidi"/>
+          <w:rFonts w:ascii="Aptos" w:hAnsi="Aptos" w:eastAsia="Aptos" w:cs="Aptos" w:asciiTheme="minorHAnsi" w:hAnsiTheme="minorHAnsi" w:eastAsiaTheme="minorHAnsi"/>
           <w:b/>
           <w:bCs/>
           <w:kern w:val="2"/>
@@ -5174,7 +5192,7 @@
       </w:r>
       <w:r>
         <w:rPr>
-          <w:rFonts w:ascii="Aptos" w:hAnsi="Aptos" w:eastAsia="Aptos" w:cs="Aptos" w:asciiTheme="minorHAnsi" w:hAnsiTheme="minorHAnsi" w:eastAsiaTheme="minorHAnsi" w:csTheme="minorBidi"/>
+          <w:rFonts w:ascii="Aptos" w:hAnsi="Aptos" w:eastAsia="Aptos" w:cs="Aptos" w:asciiTheme="minorHAnsi" w:hAnsiTheme="minorHAnsi" w:eastAsiaTheme="minorHAnsi"/>
           <w:b/>
           <w:bCs/>
           <w:kern w:val="2"/>
@@ -5185,7 +5203,7 @@
       </w:r>
       <w:r>
         <w:rPr>
-          <w:rFonts w:ascii="Aptos" w:hAnsi="Aptos" w:eastAsia="Aptos" w:cs="Aptos" w:asciiTheme="minorHAnsi" w:hAnsiTheme="minorHAnsi" w:eastAsiaTheme="minorHAnsi" w:csTheme="minorBidi"/>
+          <w:rFonts w:ascii="Aptos" w:hAnsi="Aptos" w:eastAsia="Aptos" w:cs="Aptos" w:asciiTheme="minorHAnsi" w:hAnsiTheme="minorHAnsi" w:eastAsiaTheme="minorHAnsi"/>
           <w:b/>
           <w:bCs/>
           <w:kern w:val="2"/>
@@ -5204,7 +5222,7 @@
       </w:pPr>
       <w:r>
         <w:rPr>
-          <w:rFonts w:ascii="Aptos" w:hAnsi="Aptos" w:eastAsia="Aptos" w:cs="Aptos" w:asciiTheme="minorHAnsi" w:hAnsiTheme="minorHAnsi" w:eastAsiaTheme="minorHAnsi" w:csTheme="minorBidi"/>
+          <w:rFonts w:ascii="Aptos" w:hAnsi="Aptos" w:eastAsia="Aptos" w:cs="Aptos" w:asciiTheme="minorHAnsi" w:hAnsiTheme="minorHAnsi" w:eastAsiaTheme="minorHAnsi"/>
           <w:b/>
           <w:bCs/>
           <w:kern w:val="2"/>
@@ -5215,7 +5233,7 @@
       </w:r>
       <w:r>
         <w:rPr>
-          <w:rFonts w:ascii="Aptos" w:hAnsi="Aptos" w:eastAsia="Aptos" w:cs="Aptos" w:asciiTheme="minorHAnsi" w:hAnsiTheme="minorHAnsi" w:eastAsiaTheme="minorHAnsi" w:csTheme="minorBidi"/>
+          <w:rFonts w:ascii="Aptos" w:hAnsi="Aptos" w:eastAsia="Aptos" w:cs="Aptos" w:asciiTheme="minorHAnsi" w:hAnsiTheme="minorHAnsi" w:eastAsiaTheme="minorHAnsi"/>
           <w:b/>
           <w:bCs/>
           <w:kern w:val="2"/>
@@ -5226,7 +5244,7 @@
       </w:r>
       <w:r>
         <w:rPr>
-          <w:rFonts w:ascii="Aptos" w:hAnsi="Aptos" w:eastAsia="Aptos" w:cs="Aptos" w:asciiTheme="minorHAnsi" w:hAnsiTheme="minorHAnsi" w:eastAsiaTheme="minorHAnsi" w:csTheme="minorBidi"/>
+          <w:rFonts w:ascii="Aptos" w:hAnsi="Aptos" w:eastAsia="Aptos" w:cs="Aptos" w:asciiTheme="minorHAnsi" w:hAnsiTheme="minorHAnsi" w:eastAsiaTheme="minorHAnsi"/>
           <w:b/>
           <w:bCs/>
           <w:kern w:val="2"/>
@@ -5237,7 +5255,7 @@
       </w:r>
       <w:r>
         <w:rPr>
-          <w:rFonts w:ascii="Aptos" w:hAnsi="Aptos" w:eastAsia="Aptos" w:cs="Aptos" w:asciiTheme="minorHAnsi" w:hAnsiTheme="minorHAnsi" w:eastAsiaTheme="minorHAnsi" w:csTheme="minorBidi"/>
+          <w:rFonts w:ascii="Aptos" w:hAnsi="Aptos" w:eastAsia="Aptos" w:cs="Aptos" w:asciiTheme="minorHAnsi" w:hAnsiTheme="minorHAnsi" w:eastAsiaTheme="minorHAnsi"/>
           <w:b/>
           <w:bCs/>
           <w:kern w:val="2"/>
@@ -5248,7 +5266,7 @@
       </w:r>
       <w:r>
         <w:rPr>
-          <w:rFonts w:ascii="Aptos" w:hAnsi="Aptos" w:eastAsia="Aptos" w:cs="Aptos" w:asciiTheme="minorHAnsi" w:hAnsiTheme="minorHAnsi" w:eastAsiaTheme="minorHAnsi" w:csTheme="minorBidi"/>
+          <w:rFonts w:ascii="Aptos" w:hAnsi="Aptos" w:eastAsia="Aptos" w:cs="Aptos" w:asciiTheme="minorHAnsi" w:hAnsiTheme="minorHAnsi" w:eastAsiaTheme="minorHAnsi"/>
           <w:b/>
           <w:bCs/>
           <w:kern w:val="2"/>
@@ -5259,7 +5277,7 @@
       </w:r>
       <w:r>
         <w:rPr>
-          <w:rFonts w:ascii="Aptos" w:hAnsi="Aptos" w:eastAsia="Aptos" w:cs="Aptos" w:asciiTheme="minorHAnsi" w:hAnsiTheme="minorHAnsi" w:eastAsiaTheme="minorHAnsi" w:csTheme="minorBidi"/>
+          <w:rFonts w:ascii="Aptos" w:hAnsi="Aptos" w:eastAsia="Aptos" w:cs="Aptos" w:asciiTheme="minorHAnsi" w:hAnsiTheme="minorHAnsi" w:eastAsiaTheme="minorHAnsi"/>
           <w:b/>
           <w:bCs/>
           <w:kern w:val="2"/>
@@ -5278,7 +5296,7 @@
       </w:pPr>
       <w:r>
         <w:rPr>
-          <w:rFonts w:ascii="Aptos" w:hAnsi="Aptos" w:eastAsia="Aptos" w:cs="Aptos" w:asciiTheme="minorHAnsi" w:hAnsiTheme="minorHAnsi" w:eastAsiaTheme="minorHAnsi" w:csTheme="minorBidi"/>
+          <w:rFonts w:ascii="Aptos" w:hAnsi="Aptos" w:eastAsia="Aptos" w:cs="Aptos" w:asciiTheme="minorHAnsi" w:hAnsiTheme="minorHAnsi" w:eastAsiaTheme="minorHAnsi"/>
           <w:b/>
           <w:bCs/>
           <w:kern w:val="2"/>
@@ -5289,7 +5307,7 @@
       </w:r>
       <w:r>
         <w:rPr>
-          <w:rFonts w:ascii="Aptos" w:hAnsi="Aptos" w:eastAsia="Aptos" w:cs="Aptos" w:asciiTheme="minorHAnsi" w:hAnsiTheme="minorHAnsi" w:eastAsiaTheme="minorHAnsi" w:csTheme="minorBidi"/>
+          <w:rFonts w:ascii="Aptos" w:hAnsi="Aptos" w:eastAsia="Aptos" w:cs="Aptos" w:asciiTheme="minorHAnsi" w:hAnsiTheme="minorHAnsi" w:eastAsiaTheme="minorHAnsi"/>
           <w:b/>
           <w:bCs/>
           <w:kern w:val="2"/>
@@ -5300,7 +5318,7 @@
       </w:r>
       <w:r>
         <w:rPr>
-          <w:rFonts w:ascii="Aptos" w:hAnsi="Aptos" w:eastAsia="Aptos" w:cs="Aptos" w:asciiTheme="minorHAnsi" w:hAnsiTheme="minorHAnsi" w:eastAsiaTheme="minorHAnsi" w:csTheme="minorBidi"/>
+          <w:rFonts w:ascii="Aptos" w:hAnsi="Aptos" w:eastAsia="Aptos" w:cs="Aptos" w:asciiTheme="minorHAnsi" w:hAnsiTheme="minorHAnsi" w:eastAsiaTheme="minorHAnsi"/>
           <w:b/>
           <w:bCs/>
           <w:kern w:val="2"/>
@@ -5319,7 +5337,7 @@
       </w:pPr>
       <w:r>
         <w:rPr>
-          <w:rFonts w:ascii="Aptos" w:hAnsi="Aptos" w:eastAsia="Aptos" w:cs="Aptos" w:asciiTheme="minorHAnsi" w:hAnsiTheme="minorHAnsi" w:eastAsiaTheme="minorHAnsi" w:csTheme="minorBidi"/>
+          <w:rFonts w:ascii="Aptos" w:hAnsi="Aptos" w:eastAsia="Aptos" w:cs="Aptos" w:asciiTheme="minorHAnsi" w:hAnsiTheme="minorHAnsi" w:eastAsiaTheme="minorHAnsi"/>
           <w:b/>
           <w:bCs/>
           <w:kern w:val="2"/>
@@ -5330,7 +5348,7 @@
       </w:r>
       <w:r>
         <w:rPr>
-          <w:rFonts w:ascii="Aptos" w:hAnsi="Aptos" w:eastAsia="Aptos" w:cs="Aptos" w:asciiTheme="minorHAnsi" w:hAnsiTheme="minorHAnsi" w:eastAsiaTheme="minorHAnsi" w:csTheme="minorBidi"/>
+          <w:rFonts w:ascii="Aptos" w:hAnsi="Aptos" w:eastAsia="Aptos" w:cs="Aptos" w:asciiTheme="minorHAnsi" w:hAnsiTheme="minorHAnsi" w:eastAsiaTheme="minorHAnsi"/>
           <w:b/>
           <w:bCs/>
           <w:kern w:val="2"/>
@@ -5341,7 +5359,7 @@
       </w:r>
       <w:r>
         <w:rPr>
-          <w:rFonts w:ascii="Aptos" w:hAnsi="Aptos" w:eastAsia="Aptos" w:cs="Aptos" w:asciiTheme="minorHAnsi" w:hAnsiTheme="minorHAnsi" w:eastAsiaTheme="minorHAnsi" w:csTheme="minorBidi"/>
+          <w:rFonts w:ascii="Aptos" w:hAnsi="Aptos" w:eastAsia="Aptos" w:cs="Aptos" w:asciiTheme="minorHAnsi" w:hAnsiTheme="minorHAnsi" w:eastAsiaTheme="minorHAnsi"/>
           <w:b/>
           <w:bCs/>
           <w:kern w:val="2"/>
@@ -5352,7 +5370,7 @@
       </w:r>
       <w:r>
         <w:rPr>
-          <w:rFonts w:ascii="Aptos" w:hAnsi="Aptos" w:eastAsia="Aptos" w:cs="Aptos" w:asciiTheme="minorHAnsi" w:hAnsiTheme="minorHAnsi" w:eastAsiaTheme="minorHAnsi" w:csTheme="minorBidi"/>
+          <w:rFonts w:ascii="Aptos" w:hAnsi="Aptos" w:eastAsia="Aptos" w:cs="Aptos" w:asciiTheme="minorHAnsi" w:hAnsiTheme="minorHAnsi" w:eastAsiaTheme="minorHAnsi"/>
           <w:b/>
           <w:bCs/>
           <w:kern w:val="2"/>
@@ -5363,7 +5381,7 @@
       </w:r>
       <w:r>
         <w:rPr>
-          <w:rFonts w:ascii="Aptos" w:hAnsi="Aptos" w:eastAsia="Aptos" w:cs="Aptos" w:asciiTheme="minorHAnsi" w:hAnsiTheme="minorHAnsi" w:eastAsiaTheme="minorHAnsi" w:csTheme="minorBidi"/>
+          <w:rFonts w:ascii="Aptos" w:hAnsi="Aptos" w:eastAsia="Aptos" w:cs="Aptos" w:asciiTheme="minorHAnsi" w:hAnsiTheme="minorHAnsi" w:eastAsiaTheme="minorHAnsi"/>
           <w:b/>
           <w:bCs/>
           <w:kern w:val="2"/>
@@ -5374,7 +5392,7 @@
       </w:r>
       <w:r>
         <w:rPr>
-          <w:rFonts w:ascii="Aptos" w:hAnsi="Aptos" w:eastAsia="Aptos" w:cs="Aptos" w:asciiTheme="minorHAnsi" w:hAnsiTheme="minorHAnsi" w:eastAsiaTheme="minorHAnsi" w:csTheme="minorBidi"/>
+          <w:rFonts w:ascii="Aptos" w:hAnsi="Aptos" w:eastAsia="Aptos" w:cs="Aptos" w:asciiTheme="minorHAnsi" w:hAnsiTheme="minorHAnsi" w:eastAsiaTheme="minorHAnsi"/>
           <w:b/>
           <w:bCs/>
           <w:kern w:val="2"/>
@@ -5385,7 +5403,7 @@
       </w:r>
       <w:r>
         <w:rPr>
-          <w:rFonts w:ascii="Aptos" w:hAnsi="Aptos" w:eastAsia="Aptos" w:cs="Aptos" w:asciiTheme="minorHAnsi" w:hAnsiTheme="minorHAnsi" w:eastAsiaTheme="minorHAnsi" w:csTheme="minorBidi"/>
+          <w:rFonts w:ascii="Aptos" w:hAnsi="Aptos" w:eastAsia="Aptos" w:cs="Aptos" w:asciiTheme="minorHAnsi" w:hAnsiTheme="minorHAnsi" w:eastAsiaTheme="minorHAnsi"/>
           <w:b/>
           <w:bCs/>
           <w:kern w:val="2"/>
@@ -5396,7 +5414,7 @@
       </w:r>
       <w:r>
         <w:rPr>
-          <w:rFonts w:ascii="Aptos" w:hAnsi="Aptos" w:eastAsia="Aptos" w:cs="Aptos" w:asciiTheme="minorHAnsi" w:hAnsiTheme="minorHAnsi" w:eastAsiaTheme="minorHAnsi" w:csTheme="minorBidi"/>
+          <w:rFonts w:ascii="Aptos" w:hAnsi="Aptos" w:eastAsia="Aptos" w:cs="Aptos" w:asciiTheme="minorHAnsi" w:hAnsiTheme="minorHAnsi" w:eastAsiaTheme="minorHAnsi"/>
           <w:b/>
           <w:bCs/>
           <w:kern w:val="2"/>
@@ -5407,7 +5425,7 @@
       </w:r>
       <w:r>
         <w:rPr>
-          <w:rFonts w:ascii="Aptos" w:hAnsi="Aptos" w:eastAsia="Aptos" w:cs="Aptos" w:asciiTheme="minorHAnsi" w:hAnsiTheme="minorHAnsi" w:eastAsiaTheme="minorHAnsi" w:csTheme="minorBidi"/>
+          <w:rFonts w:ascii="Aptos" w:hAnsi="Aptos" w:eastAsia="Aptos" w:cs="Aptos" w:asciiTheme="minorHAnsi" w:hAnsiTheme="minorHAnsi" w:eastAsiaTheme="minorHAnsi"/>
           <w:b/>
           <w:bCs/>
           <w:kern w:val="2"/>
@@ -5434,7 +5452,7 @@
       </w:pPr>
       <w:r>
         <w:rPr>
-          <w:rFonts w:ascii="Aptos" w:hAnsi="Aptos" w:eastAsia="Aptos" w:cs="Aptos" w:asciiTheme="minorHAnsi" w:hAnsiTheme="minorHAnsi" w:eastAsiaTheme="minorHAnsi" w:csTheme="minorBidi"/>
+          <w:rFonts w:ascii="Aptos" w:hAnsi="Aptos" w:eastAsia="Aptos" w:cs="Aptos" w:asciiTheme="minorHAnsi" w:hAnsiTheme="minorHAnsi" w:eastAsiaTheme="minorHAnsi"/>
           <w:b/>
           <w:bCs/>
           <w:kern w:val="2"/>
@@ -5453,7 +5471,7 @@
       </w:pPr>
       <w:r>
         <w:rPr>
-          <w:rFonts w:ascii="Aptos" w:hAnsi="Aptos" w:eastAsia="Aptos" w:cs="Aptos" w:asciiTheme="minorHAnsi" w:hAnsiTheme="minorHAnsi" w:eastAsiaTheme="minorHAnsi" w:csTheme="minorBidi"/>
+          <w:rFonts w:ascii="Aptos" w:hAnsi="Aptos" w:eastAsia="Aptos" w:cs="Aptos" w:asciiTheme="minorHAnsi" w:hAnsiTheme="minorHAnsi" w:eastAsiaTheme="minorHAnsi"/>
           <w:b/>
           <w:bCs/>
           <w:kern w:val="2"/>
@@ -5464,7 +5482,7 @@
       </w:r>
       <w:r>
         <w:rPr>
-          <w:rFonts w:ascii="Aptos" w:hAnsi="Aptos" w:eastAsia="Aptos" w:cs="Aptos" w:asciiTheme="minorHAnsi" w:hAnsiTheme="minorHAnsi" w:eastAsiaTheme="minorHAnsi" w:csTheme="minorBidi"/>
+          <w:rFonts w:ascii="Aptos" w:hAnsi="Aptos" w:eastAsia="Aptos" w:cs="Aptos" w:asciiTheme="minorHAnsi" w:hAnsiTheme="minorHAnsi" w:eastAsiaTheme="minorHAnsi"/>
           <w:b/>
           <w:bCs/>
           <w:kern w:val="2"/>
@@ -5475,7 +5493,7 @@
       </w:r>
       <w:r>
         <w:rPr>
-          <w:rFonts w:ascii="Aptos" w:hAnsi="Aptos" w:eastAsia="Aptos" w:cs="Aptos" w:asciiTheme="minorHAnsi" w:hAnsiTheme="minorHAnsi" w:eastAsiaTheme="minorHAnsi" w:csTheme="minorBidi"/>
+          <w:rFonts w:ascii="Aptos" w:hAnsi="Aptos" w:eastAsia="Aptos" w:cs="Aptos" w:asciiTheme="minorHAnsi" w:hAnsiTheme="minorHAnsi" w:eastAsiaTheme="minorHAnsi"/>
           <w:b/>
           <w:bCs/>
           <w:kern w:val="2"/>
@@ -5486,7 +5504,7 @@
       </w:r>
       <w:r>
         <w:rPr>
-          <w:rFonts w:ascii="Aptos" w:hAnsi="Aptos" w:eastAsia="Aptos" w:cs="Aptos" w:asciiTheme="minorHAnsi" w:hAnsiTheme="minorHAnsi" w:eastAsiaTheme="minorHAnsi" w:csTheme="minorBidi"/>
+          <w:rFonts w:ascii="Aptos" w:hAnsi="Aptos" w:eastAsia="Aptos" w:cs="Aptos" w:asciiTheme="minorHAnsi" w:hAnsiTheme="minorHAnsi" w:eastAsiaTheme="minorHAnsi"/>
           <w:b/>
           <w:bCs/>
           <w:kern w:val="2"/>
@@ -5497,7 +5515,7 @@
       </w:r>
       <w:r>
         <w:rPr>
-          <w:rFonts w:ascii="Aptos" w:hAnsi="Aptos" w:eastAsia="Aptos" w:cs="Aptos" w:asciiTheme="minorHAnsi" w:hAnsiTheme="minorHAnsi" w:eastAsiaTheme="minorHAnsi" w:csTheme="minorBidi"/>
+          <w:rFonts w:ascii="Aptos" w:hAnsi="Aptos" w:eastAsia="Aptos" w:cs="Aptos" w:asciiTheme="minorHAnsi" w:hAnsiTheme="minorHAnsi" w:eastAsiaTheme="minorHAnsi"/>
           <w:b/>
           <w:bCs/>
           <w:kern w:val="2"/>
@@ -5508,7 +5526,7 @@
       </w:r>
       <w:r>
         <w:rPr>
-          <w:rFonts w:ascii="Aptos" w:hAnsi="Aptos" w:eastAsia="Aptos" w:cs="Aptos" w:asciiTheme="minorHAnsi" w:hAnsiTheme="minorHAnsi" w:eastAsiaTheme="minorHAnsi" w:csTheme="minorBidi"/>
+          <w:rFonts w:ascii="Aptos" w:hAnsi="Aptos" w:eastAsia="Aptos" w:cs="Aptos" w:asciiTheme="minorHAnsi" w:hAnsiTheme="minorHAnsi" w:eastAsiaTheme="minorHAnsi"/>
           <w:b/>
           <w:bCs/>
           <w:kern w:val="2"/>
@@ -5519,7 +5537,7 @@
       </w:r>
       <w:r>
         <w:rPr>
-          <w:rFonts w:ascii="Aptos" w:hAnsi="Aptos" w:eastAsia="Aptos" w:cs="Aptos" w:asciiTheme="minorHAnsi" w:hAnsiTheme="minorHAnsi" w:eastAsiaTheme="minorHAnsi" w:csTheme="minorBidi"/>
+          <w:rFonts w:ascii="Aptos" w:hAnsi="Aptos" w:eastAsia="Aptos" w:cs="Aptos" w:asciiTheme="minorHAnsi" w:hAnsiTheme="minorHAnsi" w:eastAsiaTheme="minorHAnsi"/>
           <w:b/>
           <w:bCs/>
           <w:kern w:val="2"/>
@@ -5538,7 +5556,7 @@
       </w:pPr>
       <w:r>
         <w:rPr>
-          <w:rFonts w:ascii="Aptos" w:hAnsi="Aptos" w:eastAsia="Aptos" w:cs="Aptos" w:asciiTheme="minorHAnsi" w:hAnsiTheme="minorHAnsi" w:eastAsiaTheme="minorHAnsi" w:csTheme="minorBidi"/>
+          <w:rFonts w:ascii="Aptos" w:hAnsi="Aptos" w:eastAsia="Aptos" w:cs="Aptos" w:asciiTheme="minorHAnsi" w:hAnsiTheme="minorHAnsi" w:eastAsiaTheme="minorHAnsi"/>
           <w:b/>
           <w:bCs/>
           <w:kern w:val="2"/>
@@ -5549,7 +5567,7 @@
       </w:r>
       <w:r>
         <w:rPr>
-          <w:rFonts w:ascii="Aptos" w:hAnsi="Aptos" w:eastAsia="Aptos" w:cs="Aptos" w:asciiTheme="minorHAnsi" w:hAnsiTheme="minorHAnsi" w:eastAsiaTheme="minorHAnsi" w:csTheme="minorBidi"/>
+          <w:rFonts w:ascii="Aptos" w:hAnsi="Aptos" w:eastAsia="Aptos" w:cs="Aptos" w:asciiTheme="minorHAnsi" w:hAnsiTheme="minorHAnsi" w:eastAsiaTheme="minorHAnsi"/>
           <w:b/>
           <w:bCs/>
           <w:kern w:val="2"/>
@@ -5560,7 +5578,7 @@
       </w:r>
       <w:r>
         <w:rPr>
-          <w:rFonts w:ascii="Aptos" w:hAnsi="Aptos" w:eastAsia="Aptos" w:cs="Aptos" w:asciiTheme="minorHAnsi" w:hAnsiTheme="minorHAnsi" w:eastAsiaTheme="minorHAnsi" w:csTheme="minorBidi"/>
+          <w:rFonts w:ascii="Aptos" w:hAnsi="Aptos" w:eastAsia="Aptos" w:cs="Aptos" w:asciiTheme="minorHAnsi" w:hAnsiTheme="minorHAnsi" w:eastAsiaTheme="minorHAnsi"/>
           <w:b/>
           <w:bCs/>
           <w:kern w:val="2"/>
@@ -5579,7 +5597,7 @@
       </w:pPr>
       <w:r>
         <w:rPr>
-          <w:rFonts w:ascii="Aptos" w:hAnsi="Aptos" w:eastAsia="Aptos" w:cs="Aptos" w:asciiTheme="minorHAnsi" w:hAnsiTheme="minorHAnsi" w:eastAsiaTheme="minorHAnsi" w:csTheme="minorBidi"/>
+          <w:rFonts w:ascii="Aptos" w:hAnsi="Aptos" w:eastAsia="Aptos" w:cs="Aptos" w:asciiTheme="minorHAnsi" w:hAnsiTheme="minorHAnsi" w:eastAsiaTheme="minorHAnsi"/>
           <w:b/>
           <w:bCs/>
           <w:kern w:val="2"/>
@@ -5590,7 +5608,7 @@
       </w:r>
       <w:r>
         <w:rPr>
-          <w:rFonts w:ascii="Aptos" w:hAnsi="Aptos" w:eastAsia="Aptos" w:cs="Aptos" w:asciiTheme="minorHAnsi" w:hAnsiTheme="minorHAnsi" w:eastAsiaTheme="minorHAnsi" w:csTheme="minorBidi"/>
+          <w:rFonts w:ascii="Aptos" w:hAnsi="Aptos" w:eastAsia="Aptos" w:cs="Aptos" w:asciiTheme="minorHAnsi" w:hAnsiTheme="minorHAnsi" w:eastAsiaTheme="minorHAnsi"/>
           <w:b/>
           <w:bCs/>
           <w:kern w:val="2"/>
@@ -5601,7 +5619,7 @@
       </w:r>
       <w:r>
         <w:rPr>
-          <w:rFonts w:ascii="Aptos" w:hAnsi="Aptos" w:eastAsia="Aptos" w:cs="Aptos" w:asciiTheme="minorHAnsi" w:hAnsiTheme="minorHAnsi" w:eastAsiaTheme="minorHAnsi" w:csTheme="minorBidi"/>
+          <w:rFonts w:ascii="Aptos" w:hAnsi="Aptos" w:eastAsia="Aptos" w:cs="Aptos" w:asciiTheme="minorHAnsi" w:hAnsiTheme="minorHAnsi" w:eastAsiaTheme="minorHAnsi"/>
           <w:b/>
           <w:bCs/>
           <w:kern w:val="2"/>
@@ -5612,7 +5630,7 @@
       </w:r>
       <w:r>
         <w:rPr>
-          <w:rFonts w:ascii="Aptos" w:hAnsi="Aptos" w:eastAsia="Aptos" w:cs="Aptos" w:asciiTheme="minorHAnsi" w:hAnsiTheme="minorHAnsi" w:eastAsiaTheme="minorHAnsi" w:csTheme="minorBidi"/>
+          <w:rFonts w:ascii="Aptos" w:hAnsi="Aptos" w:eastAsia="Aptos" w:cs="Aptos" w:asciiTheme="minorHAnsi" w:hAnsiTheme="minorHAnsi" w:eastAsiaTheme="minorHAnsi"/>
           <w:b/>
           <w:bCs/>
           <w:kern w:val="2"/>
@@ -5631,7 +5649,7 @@
       </w:pPr>
       <w:r>
         <w:rPr>
-          <w:rFonts w:ascii="Aptos" w:hAnsi="Aptos" w:eastAsia="Aptos" w:cs="Aptos" w:asciiTheme="minorHAnsi" w:hAnsiTheme="minorHAnsi" w:eastAsiaTheme="minorHAnsi" w:csTheme="minorBidi"/>
+          <w:rFonts w:ascii="Aptos" w:hAnsi="Aptos" w:eastAsia="Aptos" w:cs="Aptos" w:asciiTheme="minorHAnsi" w:hAnsiTheme="minorHAnsi" w:eastAsiaTheme="minorHAnsi"/>
           <w:b/>
           <w:bCs/>
           <w:kern w:val="2"/>
@@ -5642,7 +5660,7 @@
       </w:r>
       <w:r>
         <w:rPr>
-          <w:rFonts w:ascii="Aptos" w:hAnsi="Aptos" w:eastAsia="Aptos" w:cs="Aptos" w:asciiTheme="minorHAnsi" w:hAnsiTheme="minorHAnsi" w:eastAsiaTheme="minorHAnsi" w:csTheme="minorBidi"/>
+          <w:rFonts w:ascii="Aptos" w:hAnsi="Aptos" w:eastAsia="Aptos" w:cs="Aptos" w:asciiTheme="minorHAnsi" w:hAnsiTheme="minorHAnsi" w:eastAsiaTheme="minorHAnsi"/>
           <w:b/>
           <w:bCs/>
           <w:kern w:val="2"/>
@@ -5653,7 +5671,7 @@
       </w:r>
       <w:r>
         <w:rPr>
-          <w:rFonts w:ascii="Aptos" w:hAnsi="Aptos" w:eastAsia="Aptos" w:cs="Aptos" w:asciiTheme="minorHAnsi" w:hAnsiTheme="minorHAnsi" w:eastAsiaTheme="minorHAnsi" w:csTheme="minorBidi"/>
+          <w:rFonts w:ascii="Aptos" w:hAnsi="Aptos" w:eastAsia="Aptos" w:cs="Aptos" w:asciiTheme="minorHAnsi" w:hAnsiTheme="minorHAnsi" w:eastAsiaTheme="minorHAnsi"/>
           <w:b/>
           <w:bCs/>
           <w:kern w:val="2"/>
@@ -5664,7 +5682,7 @@
       </w:r>
       <w:r>
         <w:rPr>
-          <w:rFonts w:ascii="Aptos" w:hAnsi="Aptos" w:eastAsia="Aptos" w:cs="Aptos" w:asciiTheme="minorHAnsi" w:hAnsiTheme="minorHAnsi" w:eastAsiaTheme="minorHAnsi" w:csTheme="minorBidi"/>
+          <w:rFonts w:ascii="Aptos" w:hAnsi="Aptos" w:eastAsia="Aptos" w:cs="Aptos" w:asciiTheme="minorHAnsi" w:hAnsiTheme="minorHAnsi" w:eastAsiaTheme="minorHAnsi"/>
           <w:b/>
           <w:bCs/>
           <w:kern w:val="2"/>
@@ -5675,7 +5693,7 @@
       </w:r>
       <w:r>
         <w:rPr>
-          <w:rFonts w:ascii="Aptos" w:hAnsi="Aptos" w:eastAsia="Aptos" w:cs="Aptos" w:asciiTheme="minorHAnsi" w:hAnsiTheme="minorHAnsi" w:eastAsiaTheme="minorHAnsi" w:csTheme="minorBidi"/>
+          <w:rFonts w:ascii="Aptos" w:hAnsi="Aptos" w:eastAsia="Aptos" w:cs="Aptos" w:asciiTheme="minorHAnsi" w:hAnsiTheme="minorHAnsi" w:eastAsiaTheme="minorHAnsi"/>
           <w:b/>
           <w:bCs/>
           <w:kern w:val="2"/>
@@ -5686,7 +5704,7 @@
       </w:r>
       <w:r>
         <w:rPr>
-          <w:rFonts w:ascii="Aptos" w:hAnsi="Aptos" w:eastAsia="Aptos" w:cs="Aptos" w:asciiTheme="minorHAnsi" w:hAnsiTheme="minorHAnsi" w:eastAsiaTheme="minorHAnsi" w:csTheme="minorBidi"/>
+          <w:rFonts w:ascii="Aptos" w:hAnsi="Aptos" w:eastAsia="Aptos" w:cs="Aptos" w:asciiTheme="minorHAnsi" w:hAnsiTheme="minorHAnsi" w:eastAsiaTheme="minorHAnsi"/>
           <w:b/>
           <w:bCs/>
           <w:kern w:val="2"/>
@@ -5697,7 +5715,7 @@
       </w:r>
       <w:r>
         <w:rPr>
-          <w:rFonts w:ascii="Aptos" w:hAnsi="Aptos" w:eastAsia="Aptos" w:cs="Aptos" w:asciiTheme="minorHAnsi" w:hAnsiTheme="minorHAnsi" w:eastAsiaTheme="minorHAnsi" w:csTheme="minorBidi"/>
+          <w:rFonts w:ascii="Aptos" w:hAnsi="Aptos" w:eastAsia="Aptos" w:cs="Aptos" w:asciiTheme="minorHAnsi" w:hAnsiTheme="minorHAnsi" w:eastAsiaTheme="minorHAnsi"/>
           <w:b/>
           <w:bCs/>
           <w:kern w:val="2"/>
@@ -5724,7 +5742,7 @@
       </w:pPr>
       <w:r>
         <w:rPr>
-          <w:rFonts w:ascii="Aptos" w:hAnsi="Aptos" w:eastAsia="Aptos" w:cs="Aptos" w:asciiTheme="minorHAnsi" w:hAnsiTheme="minorHAnsi" w:eastAsiaTheme="minorHAnsi" w:csTheme="minorBidi"/>
+          <w:rFonts w:ascii="Aptos" w:hAnsi="Aptos" w:eastAsia="Aptos" w:cs="Aptos" w:asciiTheme="minorHAnsi" w:hAnsiTheme="minorHAnsi" w:eastAsiaTheme="minorHAnsi"/>
           <w:b/>
           <w:bCs/>
           <w:kern w:val="2"/>
@@ -5735,7 +5753,7 @@
       </w:r>
       <w:r>
         <w:rPr>
-          <w:rFonts w:ascii="Aptos" w:hAnsi="Aptos" w:eastAsia="Aptos" w:cs="Aptos" w:asciiTheme="minorHAnsi" w:hAnsiTheme="minorHAnsi" w:eastAsiaTheme="minorHAnsi" w:csTheme="minorBidi"/>
+          <w:rFonts w:ascii="Aptos" w:hAnsi="Aptos" w:eastAsia="Aptos" w:cs="Aptos" w:asciiTheme="minorHAnsi" w:hAnsiTheme="minorHAnsi" w:eastAsiaTheme="minorHAnsi"/>
           <w:b/>
           <w:bCs/>
           <w:kern w:val="2"/>
@@ -5746,7 +5764,7 @@
       </w:r>
       <w:r>
         <w:rPr>
-          <w:rFonts w:ascii="Aptos" w:hAnsi="Aptos" w:eastAsia="Aptos" w:cs="Aptos" w:asciiTheme="minorHAnsi" w:hAnsiTheme="minorHAnsi" w:eastAsiaTheme="minorHAnsi" w:csTheme="minorBidi"/>
+          <w:rFonts w:ascii="Aptos" w:hAnsi="Aptos" w:eastAsia="Aptos" w:cs="Aptos" w:asciiTheme="minorHAnsi" w:hAnsiTheme="minorHAnsi" w:eastAsiaTheme="minorHAnsi"/>
           <w:b/>
           <w:bCs/>
           <w:kern w:val="2"/>
@@ -5757,7 +5775,7 @@
       </w:r>
       <w:r>
         <w:rPr>
-          <w:rFonts w:ascii="Aptos" w:hAnsi="Aptos" w:eastAsia="Aptos" w:cs="Aptos" w:asciiTheme="minorHAnsi" w:hAnsiTheme="minorHAnsi" w:eastAsiaTheme="minorHAnsi" w:csTheme="minorBidi"/>
+          <w:rFonts w:ascii="Aptos" w:hAnsi="Aptos" w:eastAsia="Aptos" w:cs="Aptos" w:asciiTheme="minorHAnsi" w:hAnsiTheme="minorHAnsi" w:eastAsiaTheme="minorHAnsi"/>
           <w:b/>
           <w:bCs/>
           <w:kern w:val="2"/>
@@ -5768,7 +5786,7 @@
       </w:r>
       <w:r>
         <w:rPr>
-          <w:rFonts w:ascii="Aptos" w:hAnsi="Aptos" w:eastAsia="Aptos" w:cs="Aptos" w:asciiTheme="minorHAnsi" w:hAnsiTheme="minorHAnsi" w:eastAsiaTheme="minorHAnsi" w:csTheme="minorBidi"/>
+          <w:rFonts w:ascii="Aptos" w:hAnsi="Aptos" w:eastAsia="Aptos" w:cs="Aptos" w:asciiTheme="minorHAnsi" w:hAnsiTheme="minorHAnsi" w:eastAsiaTheme="minorHAnsi"/>
           <w:b/>
           <w:bCs/>
           <w:kern w:val="2"/>
@@ -5779,7 +5797,7 @@
       </w:r>
       <w:r>
         <w:rPr>
-          <w:rFonts w:ascii="Aptos" w:hAnsi="Aptos" w:eastAsia="Aptos" w:cs="Aptos" w:asciiTheme="minorHAnsi" w:hAnsiTheme="minorHAnsi" w:eastAsiaTheme="minorHAnsi" w:csTheme="minorBidi"/>
+          <w:rFonts w:ascii="Aptos" w:hAnsi="Aptos" w:eastAsia="Aptos" w:cs="Aptos" w:asciiTheme="minorHAnsi" w:hAnsiTheme="minorHAnsi" w:eastAsiaTheme="minorHAnsi"/>
           <w:b/>
           <w:bCs/>
           <w:kern w:val="2"/>
@@ -5790,7 +5808,7 @@
       </w:r>
       <w:r>
         <w:rPr>
-          <w:rFonts w:ascii="Aptos" w:hAnsi="Aptos" w:eastAsia="Aptos" w:cs="Aptos" w:asciiTheme="minorHAnsi" w:hAnsiTheme="minorHAnsi" w:eastAsiaTheme="minorHAnsi" w:csTheme="minorBidi"/>
+          <w:rFonts w:ascii="Aptos" w:hAnsi="Aptos" w:eastAsia="Aptos" w:cs="Aptos" w:asciiTheme="minorHAnsi" w:hAnsiTheme="minorHAnsi" w:eastAsiaTheme="minorHAnsi"/>
           <w:b/>
           <w:bCs/>
           <w:kern w:val="2"/>
@@ -5809,7 +5827,7 @@
       </w:pPr>
       <w:r>
         <w:rPr>
-          <w:rFonts w:ascii="Aptos" w:hAnsi="Aptos" w:eastAsia="Aptos" w:cs="Aptos" w:asciiTheme="minorHAnsi" w:hAnsiTheme="minorHAnsi" w:eastAsiaTheme="minorHAnsi" w:csTheme="minorBidi"/>
+          <w:rFonts w:ascii="Aptos" w:hAnsi="Aptos" w:eastAsia="Aptos" w:cs="Aptos" w:asciiTheme="minorHAnsi" w:hAnsiTheme="minorHAnsi" w:eastAsiaTheme="minorHAnsi"/>
           <w:b/>
           <w:bCs/>
           <w:kern w:val="2"/>
@@ -5820,7 +5838,7 @@
       </w:r>
       <w:r>
         <w:rPr>
-          <w:rFonts w:ascii="Aptos" w:hAnsi="Aptos" w:eastAsia="Aptos" w:cs="Aptos" w:asciiTheme="minorHAnsi" w:hAnsiTheme="minorHAnsi" w:eastAsiaTheme="minorHAnsi" w:csTheme="minorBidi"/>
+          <w:rFonts w:ascii="Aptos" w:hAnsi="Aptos" w:eastAsia="Aptos" w:cs="Aptos" w:asciiTheme="minorHAnsi" w:hAnsiTheme="minorHAnsi" w:eastAsiaTheme="minorHAnsi"/>
           <w:b/>
           <w:bCs/>
           <w:kern w:val="2"/>
@@ -5831,7 +5849,7 @@
       </w:r>
       <w:r>
         <w:rPr>
-          <w:rFonts w:ascii="Aptos" w:hAnsi="Aptos" w:eastAsia="Aptos" w:cs="Aptos" w:asciiTheme="minorHAnsi" w:hAnsiTheme="minorHAnsi" w:eastAsiaTheme="minorHAnsi" w:csTheme="minorBidi"/>
+          <w:rFonts w:ascii="Aptos" w:hAnsi="Aptos" w:eastAsia="Aptos" w:cs="Aptos" w:asciiTheme="minorHAnsi" w:hAnsiTheme="minorHAnsi" w:eastAsiaTheme="minorHAnsi"/>
           <w:b/>
           <w:bCs/>
           <w:kern w:val="2"/>
@@ -5842,7 +5860,7 @@
       </w:r>
       <w:r>
         <w:rPr>
-          <w:rFonts w:ascii="Aptos" w:hAnsi="Aptos" w:eastAsia="Aptos" w:cs="Aptos" w:asciiTheme="minorHAnsi" w:hAnsiTheme="minorHAnsi" w:eastAsiaTheme="minorHAnsi" w:csTheme="minorBidi"/>
+          <w:rFonts w:ascii="Aptos" w:hAnsi="Aptos" w:eastAsia="Aptos" w:cs="Aptos" w:asciiTheme="minorHAnsi" w:hAnsiTheme="minorHAnsi" w:eastAsiaTheme="minorHAnsi"/>
           <w:b/>
           <w:bCs/>
           <w:kern w:val="2"/>
@@ -5853,7 +5871,7 @@
       </w:r>
       <w:r>
         <w:rPr>
-          <w:rFonts w:ascii="Aptos" w:hAnsi="Aptos" w:eastAsia="Aptos" w:cs="Aptos" w:asciiTheme="minorHAnsi" w:hAnsiTheme="minorHAnsi" w:eastAsiaTheme="minorHAnsi" w:csTheme="minorBidi"/>
+          <w:rFonts w:ascii="Aptos" w:hAnsi="Aptos" w:eastAsia="Aptos" w:cs="Aptos" w:asciiTheme="minorHAnsi" w:hAnsiTheme="minorHAnsi" w:eastAsiaTheme="minorHAnsi"/>
           <w:b/>
           <w:bCs/>
           <w:kern w:val="2"/>
@@ -5864,7 +5882,7 @@
       </w:r>
       <w:r>
         <w:rPr>
-          <w:rFonts w:ascii="Aptos" w:hAnsi="Aptos" w:eastAsia="Aptos" w:cs="Aptos" w:asciiTheme="minorHAnsi" w:hAnsiTheme="minorHAnsi" w:eastAsiaTheme="minorHAnsi" w:csTheme="minorBidi"/>
+          <w:rFonts w:ascii="Aptos" w:hAnsi="Aptos" w:eastAsia="Aptos" w:cs="Aptos" w:asciiTheme="minorHAnsi" w:hAnsiTheme="minorHAnsi" w:eastAsiaTheme="minorHAnsi"/>
           <w:b/>
           <w:bCs/>
           <w:kern w:val="2"/>
@@ -5875,7 +5893,7 @@
       </w:r>
       <w:r>
         <w:rPr>
-          <w:rFonts w:ascii="Aptos" w:hAnsi="Aptos" w:eastAsia="Aptos" w:cs="Aptos" w:asciiTheme="minorHAnsi" w:hAnsiTheme="minorHAnsi" w:eastAsiaTheme="minorHAnsi" w:csTheme="minorBidi"/>
+          <w:rFonts w:ascii="Aptos" w:hAnsi="Aptos" w:eastAsia="Aptos" w:cs="Aptos" w:asciiTheme="minorHAnsi" w:hAnsiTheme="minorHAnsi" w:eastAsiaTheme="minorHAnsi"/>
           <w:b/>
           <w:bCs/>
           <w:kern w:val="2"/>
@@ -5886,7 +5904,7 @@
       </w:r>
       <w:r>
         <w:rPr>
-          <w:rFonts w:ascii="Aptos" w:hAnsi="Aptos" w:eastAsia="Aptos" w:cs="Aptos" w:asciiTheme="minorHAnsi" w:hAnsiTheme="minorHAnsi" w:eastAsiaTheme="minorHAnsi" w:csTheme="minorBidi"/>
+          <w:rFonts w:ascii="Aptos" w:hAnsi="Aptos" w:eastAsia="Aptos" w:cs="Aptos" w:asciiTheme="minorHAnsi" w:hAnsiTheme="minorHAnsi" w:eastAsiaTheme="minorHAnsi"/>
           <w:b/>
           <w:bCs/>
           <w:kern w:val="2"/>
@@ -5897,7 +5915,7 @@
       </w:r>
       <w:r>
         <w:rPr>
-          <w:rFonts w:ascii="Aptos" w:hAnsi="Aptos" w:eastAsia="Aptos" w:cs="Aptos" w:asciiTheme="minorHAnsi" w:hAnsiTheme="minorHAnsi" w:eastAsiaTheme="minorHAnsi" w:csTheme="minorBidi"/>
+          <w:rFonts w:ascii="Aptos" w:hAnsi="Aptos" w:eastAsia="Aptos" w:cs="Aptos" w:asciiTheme="minorHAnsi" w:hAnsiTheme="minorHAnsi" w:eastAsiaTheme="minorHAnsi"/>
           <w:b/>
           <w:bCs/>
           <w:kern w:val="2"/>
@@ -5908,7 +5926,7 @@
       </w:r>
       <w:r>
         <w:rPr>
-          <w:rFonts w:ascii="Aptos" w:hAnsi="Aptos" w:eastAsia="Aptos" w:cs="Aptos" w:asciiTheme="minorHAnsi" w:hAnsiTheme="minorHAnsi" w:eastAsiaTheme="minorHAnsi" w:csTheme="minorBidi"/>
+          <w:rFonts w:ascii="Aptos" w:hAnsi="Aptos" w:eastAsia="Aptos" w:cs="Aptos" w:asciiTheme="minorHAnsi" w:hAnsiTheme="minorHAnsi" w:eastAsiaTheme="minorHAnsi"/>
           <w:b/>
           <w:bCs/>
           <w:kern w:val="2"/>
@@ -5919,7 +5937,7 @@
       </w:r>
       <w:r>
         <w:rPr>
-          <w:rFonts w:ascii="Aptos" w:hAnsi="Aptos" w:eastAsia="Aptos" w:cs="Aptos" w:asciiTheme="minorHAnsi" w:hAnsiTheme="minorHAnsi" w:eastAsiaTheme="minorHAnsi" w:csTheme="minorBidi"/>
+          <w:rFonts w:ascii="Aptos" w:hAnsi="Aptos" w:eastAsia="Aptos" w:cs="Aptos" w:asciiTheme="minorHAnsi" w:hAnsiTheme="minorHAnsi" w:eastAsiaTheme="minorHAnsi"/>
           <w:b/>
           <w:bCs/>
           <w:kern w:val="2"/>
@@ -5930,7 +5948,7 @@
       </w:r>
       <w:r>
         <w:rPr>
-          <w:rFonts w:ascii="Aptos" w:hAnsi="Aptos" w:eastAsia="Aptos" w:cs="Aptos" w:asciiTheme="minorHAnsi" w:hAnsiTheme="minorHAnsi" w:eastAsiaTheme="minorHAnsi" w:csTheme="minorBidi"/>
+          <w:rFonts w:ascii="Aptos" w:hAnsi="Aptos" w:eastAsia="Aptos" w:cs="Aptos" w:asciiTheme="minorHAnsi" w:hAnsiTheme="minorHAnsi" w:eastAsiaTheme="minorHAnsi"/>
           <w:b/>
           <w:bCs/>
           <w:kern w:val="2"/>
@@ -5949,7 +5967,7 @@
       </w:pPr>
       <w:r>
         <w:rPr>
-          <w:rFonts w:ascii="Aptos" w:hAnsi="Aptos" w:eastAsia="Aptos" w:cs="Aptos" w:asciiTheme="minorHAnsi" w:hAnsiTheme="minorHAnsi" w:eastAsiaTheme="minorHAnsi" w:csTheme="minorBidi"/>
+          <w:rFonts w:ascii="Aptos" w:hAnsi="Aptos" w:eastAsia="Aptos" w:cs="Aptos" w:asciiTheme="minorHAnsi" w:hAnsiTheme="minorHAnsi" w:eastAsiaTheme="minorHAnsi"/>
           <w:b/>
           <w:bCs/>
           <w:kern w:val="2"/>
@@ -5960,7 +5978,7 @@
       </w:r>
       <w:r>
         <w:rPr>
-          <w:rFonts w:ascii="Aptos" w:hAnsi="Aptos" w:eastAsia="Aptos" w:cs="Aptos" w:asciiTheme="minorHAnsi" w:hAnsiTheme="minorHAnsi" w:eastAsiaTheme="minorHAnsi" w:csTheme="minorBidi"/>
+          <w:rFonts w:ascii="Aptos" w:hAnsi="Aptos" w:eastAsia="Aptos" w:cs="Aptos" w:asciiTheme="minorHAnsi" w:hAnsiTheme="minorHAnsi" w:eastAsiaTheme="minorHAnsi"/>
           <w:b/>
           <w:bCs/>
           <w:kern w:val="2"/>
@@ -5971,7 +5989,7 @@
       </w:r>
       <w:r>
         <w:rPr>
-          <w:rFonts w:ascii="Aptos" w:hAnsi="Aptos" w:eastAsia="Aptos" w:cs="Aptos" w:asciiTheme="minorHAnsi" w:hAnsiTheme="minorHAnsi" w:eastAsiaTheme="minorHAnsi" w:csTheme="minorBidi"/>
+          <w:rFonts w:ascii="Aptos" w:hAnsi="Aptos" w:eastAsia="Aptos" w:cs="Aptos" w:asciiTheme="minorHAnsi" w:hAnsiTheme="minorHAnsi" w:eastAsiaTheme="minorHAnsi"/>
           <w:b/>
           <w:bCs/>
           <w:kern w:val="2"/>
@@ -5982,7 +6000,7 @@
       </w:r>
       <w:r>
         <w:rPr>
-          <w:rFonts w:ascii="Aptos" w:hAnsi="Aptos" w:eastAsia="Aptos" w:cs="Aptos" w:asciiTheme="minorHAnsi" w:hAnsiTheme="minorHAnsi" w:eastAsiaTheme="minorHAnsi" w:csTheme="minorBidi"/>
+          <w:rFonts w:ascii="Aptos" w:hAnsi="Aptos" w:eastAsia="Aptos" w:cs="Aptos" w:asciiTheme="minorHAnsi" w:hAnsiTheme="minorHAnsi" w:eastAsiaTheme="minorHAnsi"/>
           <w:b/>
           <w:bCs/>
           <w:kern w:val="2"/>
@@ -5993,7 +6011,7 @@
       </w:r>
       <w:r>
         <w:rPr>
-          <w:rFonts w:ascii="Aptos" w:hAnsi="Aptos" w:eastAsia="Aptos" w:cs="Aptos" w:asciiTheme="minorHAnsi" w:hAnsiTheme="minorHAnsi" w:eastAsiaTheme="minorHAnsi" w:csTheme="minorBidi"/>
+          <w:rFonts w:ascii="Aptos" w:hAnsi="Aptos" w:eastAsia="Aptos" w:cs="Aptos" w:asciiTheme="minorHAnsi" w:hAnsiTheme="minorHAnsi" w:eastAsiaTheme="minorHAnsi"/>
           <w:b/>
           <w:bCs/>
           <w:kern w:val="2"/>
@@ -6004,7 +6022,7 @@
       </w:r>
       <w:r>
         <w:rPr>
-          <w:rFonts w:ascii="Aptos" w:hAnsi="Aptos" w:eastAsia="Aptos" w:cs="Aptos" w:asciiTheme="minorHAnsi" w:hAnsiTheme="minorHAnsi" w:eastAsiaTheme="minorHAnsi" w:csTheme="minorBidi"/>
+          <w:rFonts w:ascii="Aptos" w:hAnsi="Aptos" w:eastAsia="Aptos" w:cs="Aptos" w:asciiTheme="minorHAnsi" w:hAnsiTheme="minorHAnsi" w:eastAsiaTheme="minorHAnsi"/>
           <w:b/>
           <w:bCs/>
           <w:kern w:val="2"/>
@@ -6023,7 +6041,7 @@
       </w:pPr>
       <w:r>
         <w:rPr>
-          <w:rFonts w:ascii="Aptos" w:hAnsi="Aptos" w:eastAsia="Aptos" w:cs="Aptos" w:asciiTheme="minorHAnsi" w:hAnsiTheme="minorHAnsi" w:eastAsiaTheme="minorHAnsi" w:csTheme="minorBidi"/>
+          <w:rFonts w:ascii="Aptos" w:hAnsi="Aptos" w:eastAsia="Aptos" w:cs="Aptos" w:asciiTheme="minorHAnsi" w:hAnsiTheme="minorHAnsi" w:eastAsiaTheme="minorHAnsi"/>
           <w:b/>
           <w:bCs/>
           <w:kern w:val="2"/>
@@ -6042,7 +6060,7 @@
       </w:pPr>
       <w:r>
         <w:rPr>
-          <w:rFonts w:ascii="Aptos" w:hAnsi="Aptos" w:eastAsia="Aptos" w:cs="Aptos" w:asciiTheme="minorHAnsi" w:hAnsiTheme="minorHAnsi" w:eastAsiaTheme="minorHAnsi" w:csTheme="minorBidi"/>
+          <w:rFonts w:ascii="Aptos" w:hAnsi="Aptos" w:eastAsia="Aptos" w:cs="Aptos" w:asciiTheme="minorHAnsi" w:hAnsiTheme="minorHAnsi" w:eastAsiaTheme="minorHAnsi"/>
           <w:b/>
           <w:bCs/>
           <w:kern w:val="2"/>
@@ -6053,7 +6071,7 @@
       </w:r>
       <w:r>
         <w:rPr>
-          <w:rFonts w:ascii="Aptos" w:hAnsi="Aptos" w:eastAsia="Aptos" w:cs="Aptos" w:asciiTheme="minorHAnsi" w:hAnsiTheme="minorHAnsi" w:eastAsiaTheme="minorHAnsi" w:csTheme="minorBidi"/>
+          <w:rFonts w:ascii="Aptos" w:hAnsi="Aptos" w:eastAsia="Aptos" w:cs="Aptos" w:asciiTheme="minorHAnsi" w:hAnsiTheme="minorHAnsi" w:eastAsiaTheme="minorHAnsi"/>
           <w:b/>
           <w:bCs/>
           <w:kern w:val="2"/>
@@ -6064,7 +6082,7 @@
       </w:r>
       <w:r>
         <w:rPr>
-          <w:rFonts w:ascii="Aptos" w:hAnsi="Aptos" w:eastAsia="Aptos" w:cs="Aptos" w:asciiTheme="minorHAnsi" w:hAnsiTheme="minorHAnsi" w:eastAsiaTheme="minorHAnsi" w:csTheme="minorBidi"/>
+          <w:rFonts w:ascii="Aptos" w:hAnsi="Aptos" w:eastAsia="Aptos" w:cs="Aptos" w:asciiTheme="minorHAnsi" w:hAnsiTheme="minorHAnsi" w:eastAsiaTheme="minorHAnsi"/>
           <w:b/>
           <w:bCs/>
           <w:kern w:val="2"/>
@@ -6083,7 +6101,7 @@
       </w:pPr>
       <w:r>
         <w:rPr>
-          <w:rFonts w:ascii="Aptos" w:hAnsi="Aptos" w:eastAsia="Aptos" w:cs="Aptos" w:asciiTheme="minorHAnsi" w:hAnsiTheme="minorHAnsi" w:eastAsiaTheme="minorHAnsi" w:csTheme="minorBidi"/>
+          <w:rFonts w:ascii="Aptos" w:hAnsi="Aptos" w:eastAsia="Aptos" w:cs="Aptos" w:asciiTheme="minorHAnsi" w:hAnsiTheme="minorHAnsi" w:eastAsiaTheme="minorHAnsi"/>
           <w:b/>
           <w:bCs/>
           <w:kern w:val="2"/>
@@ -6094,7 +6112,7 @@
       </w:r>
       <w:r>
         <w:rPr>
-          <w:rFonts w:ascii="Aptos" w:hAnsi="Aptos" w:eastAsia="Aptos" w:cs="Aptos" w:asciiTheme="minorHAnsi" w:hAnsiTheme="minorHAnsi" w:eastAsiaTheme="minorHAnsi" w:csTheme="minorBidi"/>
+          <w:rFonts w:ascii="Aptos" w:hAnsi="Aptos" w:eastAsia="Aptos" w:cs="Aptos" w:asciiTheme="minorHAnsi" w:hAnsiTheme="minorHAnsi" w:eastAsiaTheme="minorHAnsi"/>
           <w:b/>
           <w:bCs/>
           <w:kern w:val="2"/>
@@ -6105,7 +6123,7 @@
       </w:r>
       <w:r>
         <w:rPr>
-          <w:rFonts w:ascii="Aptos" w:hAnsi="Aptos" w:eastAsia="Aptos" w:cs="Aptos" w:asciiTheme="minorHAnsi" w:hAnsiTheme="minorHAnsi" w:eastAsiaTheme="minorHAnsi" w:csTheme="minorBidi"/>
+          <w:rFonts w:ascii="Aptos" w:hAnsi="Aptos" w:eastAsia="Aptos" w:cs="Aptos" w:asciiTheme="minorHAnsi" w:hAnsiTheme="minorHAnsi" w:eastAsiaTheme="minorHAnsi"/>
           <w:b/>
           <w:bCs/>
           <w:kern w:val="2"/>
@@ -6116,7 +6134,7 @@
       </w:r>
       <w:r>
         <w:rPr>
-          <w:rFonts w:ascii="Aptos" w:hAnsi="Aptos" w:eastAsia="Aptos" w:cs="Aptos" w:asciiTheme="minorHAnsi" w:hAnsiTheme="minorHAnsi" w:eastAsiaTheme="minorHAnsi" w:csTheme="minorBidi"/>
+          <w:rFonts w:ascii="Aptos" w:hAnsi="Aptos" w:eastAsia="Aptos" w:cs="Aptos" w:asciiTheme="minorHAnsi" w:hAnsiTheme="minorHAnsi" w:eastAsiaTheme="minorHAnsi"/>
           <w:b/>
           <w:bCs/>
           <w:kern w:val="2"/>
@@ -6127,7 +6145,7 @@
       </w:r>
       <w:r>
         <w:rPr>
-          <w:rFonts w:ascii="Aptos" w:hAnsi="Aptos" w:eastAsia="Aptos" w:cs="Aptos" w:asciiTheme="minorHAnsi" w:hAnsiTheme="minorHAnsi" w:eastAsiaTheme="minorHAnsi" w:csTheme="minorBidi"/>
+          <w:rFonts w:ascii="Aptos" w:hAnsi="Aptos" w:eastAsia="Aptos" w:cs="Aptos" w:asciiTheme="minorHAnsi" w:hAnsiTheme="minorHAnsi" w:eastAsiaTheme="minorHAnsi"/>
           <w:b/>
           <w:bCs/>
           <w:kern w:val="2"/>
@@ -6138,7 +6156,7 @@
       </w:r>
       <w:r>
         <w:rPr>
-          <w:rFonts w:ascii="Aptos" w:hAnsi="Aptos" w:eastAsia="Aptos" w:cs="Aptos" w:asciiTheme="minorHAnsi" w:hAnsiTheme="minorHAnsi" w:eastAsiaTheme="minorHAnsi" w:csTheme="minorBidi"/>
+          <w:rFonts w:ascii="Aptos" w:hAnsi="Aptos" w:eastAsia="Aptos" w:cs="Aptos" w:asciiTheme="minorHAnsi" w:hAnsiTheme="minorHAnsi" w:eastAsiaTheme="minorHAnsi"/>
           <w:b/>
           <w:bCs/>
           <w:kern w:val="2"/>
@@ -6149,7 +6167,7 @@
       </w:r>
       <w:r>
         <w:rPr>
-          <w:rFonts w:ascii="Aptos" w:hAnsi="Aptos" w:eastAsia="Aptos" w:cs="Aptos" w:asciiTheme="minorHAnsi" w:hAnsiTheme="minorHAnsi" w:eastAsiaTheme="minorHAnsi" w:csTheme="minorBidi"/>
+          <w:rFonts w:ascii="Aptos" w:hAnsi="Aptos" w:eastAsia="Aptos" w:cs="Aptos" w:asciiTheme="minorHAnsi" w:hAnsiTheme="minorHAnsi" w:eastAsiaTheme="minorHAnsi"/>
           <w:b/>
           <w:bCs/>
           <w:kern w:val="2"/>
@@ -6184,7 +6202,7 @@
       </w:pPr>
       <w:r>
         <w:rPr>
-          <w:rFonts w:ascii="Aptos" w:hAnsi="Aptos" w:eastAsia="Aptos" w:cs="Aptos" w:asciiTheme="minorHAnsi" w:hAnsiTheme="minorHAnsi" w:eastAsiaTheme="minorHAnsi" w:csTheme="minorBidi"/>
+          <w:rFonts w:ascii="Aptos" w:hAnsi="Aptos" w:eastAsia="Aptos" w:cs="Aptos" w:asciiTheme="minorHAnsi" w:hAnsiTheme="minorHAnsi" w:eastAsiaTheme="minorHAnsi"/>
           <w:b/>
           <w:bCs/>
           <w:kern w:val="2"/>
@@ -6203,7 +6221,7 @@
       </w:pPr>
       <w:r>
         <w:rPr>
-          <w:rFonts w:ascii="Aptos" w:hAnsi="Aptos" w:eastAsia="Aptos" w:cs="Aptos" w:asciiTheme="minorHAnsi" w:hAnsiTheme="minorHAnsi" w:eastAsiaTheme="minorHAnsi" w:csTheme="minorBidi"/>
+          <w:rFonts w:ascii="Aptos" w:hAnsi="Aptos" w:eastAsia="Aptos" w:cs="Aptos" w:asciiTheme="minorHAnsi" w:hAnsiTheme="minorHAnsi" w:eastAsiaTheme="minorHAnsi"/>
           <w:b/>
           <w:bCs/>
           <w:kern w:val="2"/>
@@ -6222,7 +6240,7 @@
       </w:pPr>
       <w:r>
         <w:rPr>
-          <w:rFonts w:ascii="Aptos" w:hAnsi="Aptos" w:eastAsia="Aptos" w:cs="Aptos" w:asciiTheme="minorHAnsi" w:hAnsiTheme="minorHAnsi" w:eastAsiaTheme="minorHAnsi" w:csTheme="minorBidi"/>
+          <w:rFonts w:ascii="Aptos" w:hAnsi="Aptos" w:eastAsia="Aptos" w:cs="Aptos" w:asciiTheme="minorHAnsi" w:hAnsiTheme="minorHAnsi" w:eastAsiaTheme="minorHAnsi"/>
           <w:b/>
           <w:bCs/>
           <w:kern w:val="2"/>
@@ -6241,7 +6259,7 @@
       </w:pPr>
       <w:r>
         <w:rPr>
-          <w:rFonts w:ascii="Aptos" w:hAnsi="Aptos" w:eastAsia="Aptos" w:cs="Aptos" w:asciiTheme="minorHAnsi" w:hAnsiTheme="minorHAnsi" w:eastAsiaTheme="minorHAnsi" w:csTheme="minorBidi"/>
+          <w:rFonts w:ascii="Aptos" w:hAnsi="Aptos" w:eastAsia="Aptos" w:cs="Aptos" w:asciiTheme="minorHAnsi" w:hAnsiTheme="minorHAnsi" w:eastAsiaTheme="minorHAnsi"/>
           <w:b/>
           <w:bCs/>
           <w:kern w:val="2"/>
@@ -6260,7 +6278,7 @@
       </w:pPr>
       <w:r>
         <w:rPr>
-          <w:rFonts w:ascii="Aptos" w:hAnsi="Aptos" w:eastAsia="Aptos" w:cs="Aptos" w:asciiTheme="minorHAnsi" w:hAnsiTheme="minorHAnsi" w:eastAsiaTheme="minorHAnsi" w:csTheme="minorBidi"/>
+          <w:rFonts w:ascii="Aptos" w:hAnsi="Aptos" w:eastAsia="Aptos" w:cs="Aptos" w:asciiTheme="minorHAnsi" w:hAnsiTheme="minorHAnsi" w:eastAsiaTheme="minorHAnsi"/>
           <w:b/>
           <w:bCs/>
           <w:kern w:val="2"/>
@@ -6287,7 +6305,7 @@
       </w:pPr>
       <w:r>
         <w:rPr>
-          <w:rFonts w:ascii="Aptos" w:hAnsi="Aptos" w:eastAsia="Aptos" w:cs="Aptos" w:asciiTheme="minorHAnsi" w:hAnsiTheme="minorHAnsi" w:eastAsiaTheme="minorHAnsi" w:csTheme="minorBidi"/>
+          <w:rFonts w:ascii="Aptos" w:hAnsi="Aptos" w:eastAsia="Aptos" w:cs="Aptos" w:asciiTheme="minorHAnsi" w:hAnsiTheme="minorHAnsi" w:eastAsiaTheme="minorHAnsi"/>
           <w:b/>
           <w:bCs/>
           <w:kern w:val="2"/>
@@ -6306,7 +6324,7 @@
       </w:pPr>
       <w:r>
         <w:rPr>
-          <w:rFonts w:ascii="Aptos" w:hAnsi="Aptos" w:eastAsia="Aptos" w:cs="Aptos" w:asciiTheme="minorHAnsi" w:hAnsiTheme="minorHAnsi" w:eastAsiaTheme="minorHAnsi" w:csTheme="minorBidi"/>
+          <w:rFonts w:ascii="Aptos" w:hAnsi="Aptos" w:eastAsia="Aptos" w:cs="Aptos" w:asciiTheme="minorHAnsi" w:hAnsiTheme="minorHAnsi" w:eastAsiaTheme="minorHAnsi"/>
           <w:b/>
           <w:bCs/>
           <w:kern w:val="2"/>
@@ -6317,7 +6335,7 @@
       </w:r>
       <w:r>
         <w:rPr>
-          <w:rFonts w:ascii="Aptos" w:hAnsi="Aptos" w:eastAsia="Aptos" w:cs="Aptos" w:asciiTheme="minorHAnsi" w:hAnsiTheme="minorHAnsi" w:eastAsiaTheme="minorHAnsi" w:csTheme="minorBidi"/>
+          <w:rFonts w:ascii="Aptos" w:hAnsi="Aptos" w:eastAsia="Aptos" w:cs="Aptos" w:asciiTheme="minorHAnsi" w:hAnsiTheme="minorHAnsi" w:eastAsiaTheme="minorHAnsi"/>
           <w:b/>
           <w:bCs/>
           <w:kern w:val="2"/>
@@ -6328,7 +6346,7 @@
       </w:r>
       <w:r>
         <w:rPr>
-          <w:rFonts w:ascii="Aptos" w:hAnsi="Aptos" w:eastAsia="Aptos" w:cs="Aptos" w:asciiTheme="minorHAnsi" w:hAnsiTheme="minorHAnsi" w:eastAsiaTheme="minorHAnsi" w:csTheme="minorBidi"/>
+          <w:rFonts w:ascii="Aptos" w:hAnsi="Aptos" w:eastAsia="Aptos" w:cs="Aptos" w:asciiTheme="minorHAnsi" w:hAnsiTheme="minorHAnsi" w:eastAsiaTheme="minorHAnsi"/>
           <w:b/>
           <w:bCs/>
           <w:kern w:val="2"/>
@@ -6339,7 +6357,7 @@
       </w:r>
       <w:r>
         <w:rPr>
-          <w:rFonts w:ascii="Aptos" w:hAnsi="Aptos" w:eastAsia="Aptos" w:cs="Aptos" w:asciiTheme="minorHAnsi" w:hAnsiTheme="minorHAnsi" w:eastAsiaTheme="minorHAnsi" w:csTheme="minorBidi"/>
+          <w:rFonts w:ascii="Aptos" w:hAnsi="Aptos" w:eastAsia="Aptos" w:cs="Aptos" w:asciiTheme="minorHAnsi" w:hAnsiTheme="minorHAnsi" w:eastAsiaTheme="minorHAnsi"/>
           <w:b/>
           <w:bCs/>
           <w:kern w:val="2"/>
@@ -6358,7 +6376,7 @@
       </w:pPr>
       <w:r>
         <w:rPr>
-          <w:rFonts w:ascii="Aptos" w:hAnsi="Aptos" w:eastAsia="Aptos" w:cs="Aptos" w:asciiTheme="minorHAnsi" w:hAnsiTheme="minorHAnsi" w:eastAsiaTheme="minorHAnsi" w:csTheme="minorBidi"/>
+          <w:rFonts w:ascii="Aptos" w:hAnsi="Aptos" w:eastAsia="Aptos" w:cs="Aptos" w:asciiTheme="minorHAnsi" w:hAnsiTheme="minorHAnsi" w:eastAsiaTheme="minorHAnsi"/>
           <w:b/>
           <w:bCs/>
           <w:kern w:val="2"/>
@@ -6377,7 +6395,7 @@
       </w:pPr>
       <w:r>
         <w:rPr>
-          <w:rFonts w:ascii="Aptos" w:hAnsi="Aptos" w:eastAsia="Aptos" w:cs="Aptos" w:asciiTheme="minorHAnsi" w:hAnsiTheme="minorHAnsi" w:eastAsiaTheme="minorHAnsi" w:csTheme="minorBidi"/>
+          <w:rFonts w:ascii="Aptos" w:hAnsi="Aptos" w:eastAsia="Aptos" w:cs="Aptos" w:asciiTheme="minorHAnsi" w:hAnsiTheme="minorHAnsi" w:eastAsiaTheme="minorHAnsi"/>
           <w:b/>
           <w:bCs/>
           <w:kern w:val="2"/>
@@ -6388,7 +6406,7 @@
       </w:r>
       <w:r>
         <w:rPr>
-          <w:rFonts w:ascii="Aptos" w:hAnsi="Aptos" w:eastAsia="Aptos" w:cs="Aptos" w:asciiTheme="minorHAnsi" w:hAnsiTheme="minorHAnsi" w:eastAsiaTheme="minorHAnsi" w:csTheme="minorBidi"/>
+          <w:rFonts w:ascii="Aptos" w:hAnsi="Aptos" w:eastAsia="Aptos" w:cs="Aptos" w:asciiTheme="minorHAnsi" w:hAnsiTheme="minorHAnsi" w:eastAsiaTheme="minorHAnsi"/>
           <w:b/>
           <w:bCs/>
           <w:kern w:val="2"/>
@@ -6399,7 +6417,7 @@
       </w:r>
       <w:r>
         <w:rPr>
-          <w:rFonts w:ascii="Aptos" w:hAnsi="Aptos" w:eastAsia="Aptos" w:cs="Aptos" w:asciiTheme="minorHAnsi" w:hAnsiTheme="minorHAnsi" w:eastAsiaTheme="minorHAnsi" w:csTheme="minorBidi"/>
+          <w:rFonts w:ascii="Aptos" w:hAnsi="Aptos" w:eastAsia="Aptos" w:cs="Aptos" w:asciiTheme="minorHAnsi" w:hAnsiTheme="minorHAnsi" w:eastAsiaTheme="minorHAnsi"/>
           <w:b/>
           <w:bCs/>
           <w:kern w:val="2"/>
@@ -6410,7 +6428,7 @@
       </w:r>
       <w:r>
         <w:rPr>
-          <w:rFonts w:ascii="Aptos" w:hAnsi="Aptos" w:eastAsia="Aptos" w:cs="Aptos" w:asciiTheme="minorHAnsi" w:hAnsiTheme="minorHAnsi" w:eastAsiaTheme="minorHAnsi" w:csTheme="minorBidi"/>
+          <w:rFonts w:ascii="Aptos" w:hAnsi="Aptos" w:eastAsia="Aptos" w:cs="Aptos" w:asciiTheme="minorHAnsi" w:hAnsiTheme="minorHAnsi" w:eastAsiaTheme="minorHAnsi"/>
           <w:b/>
           <w:bCs/>
           <w:kern w:val="2"/>
@@ -6421,7 +6439,7 @@
       </w:r>
       <w:r>
         <w:rPr>
-          <w:rFonts w:ascii="Aptos" w:hAnsi="Aptos" w:eastAsia="Aptos" w:cs="Aptos" w:asciiTheme="minorHAnsi" w:hAnsiTheme="minorHAnsi" w:eastAsiaTheme="minorHAnsi" w:csTheme="minorBidi"/>
+          <w:rFonts w:ascii="Aptos" w:hAnsi="Aptos" w:eastAsia="Aptos" w:cs="Aptos" w:asciiTheme="minorHAnsi" w:hAnsiTheme="minorHAnsi" w:eastAsiaTheme="minorHAnsi"/>
           <w:b/>
           <w:bCs/>
           <w:kern w:val="2"/>
@@ -6432,7 +6450,7 @@
       </w:r>
       <w:r>
         <w:rPr>
-          <w:rFonts w:ascii="Aptos" w:hAnsi="Aptos" w:eastAsia="Aptos" w:cs="Aptos" w:asciiTheme="minorHAnsi" w:hAnsiTheme="minorHAnsi" w:eastAsiaTheme="minorHAnsi" w:csTheme="minorBidi"/>
+          <w:rFonts w:ascii="Aptos" w:hAnsi="Aptos" w:eastAsia="Aptos" w:cs="Aptos" w:asciiTheme="minorHAnsi" w:hAnsiTheme="minorHAnsi" w:eastAsiaTheme="minorHAnsi"/>
           <w:b/>
           <w:bCs/>
           <w:kern w:val="2"/>
@@ -6459,7 +6477,7 @@
       </w:pPr>
       <w:r>
         <w:rPr>
-          <w:rFonts w:ascii="Aptos" w:hAnsi="Aptos" w:eastAsia="Aptos" w:cs="Aptos" w:asciiTheme="minorHAnsi" w:hAnsiTheme="minorHAnsi" w:eastAsiaTheme="minorHAnsi" w:csTheme="minorBidi"/>
+          <w:rFonts w:ascii="Aptos" w:hAnsi="Aptos" w:eastAsia="Aptos" w:cs="Aptos" w:asciiTheme="minorHAnsi" w:hAnsiTheme="minorHAnsi" w:eastAsiaTheme="minorHAnsi"/>
           <w:b/>
           <w:bCs/>
           <w:kern w:val="2"/>
@@ -6479,7 +6497,7 @@
       <w:r>
         <w:lastRenderedPageBreak/>
         <w:rPr>
-          <w:rFonts w:ascii="Aptos" w:hAnsi="Aptos" w:eastAsia="Aptos" w:cs="Aptos" w:asciiTheme="minorHAnsi" w:hAnsiTheme="minorHAnsi" w:eastAsiaTheme="minorHAnsi" w:csTheme="minorBidi"/>
+          <w:rFonts w:ascii="Aptos" w:hAnsi="Aptos" w:eastAsia="Aptos" w:cs="Aptos" w:asciiTheme="minorHAnsi" w:hAnsiTheme="minorHAnsi" w:eastAsiaTheme="minorHAnsi"/>
           <w:b/>
           <w:bCs/>
           <w:kern w:val="2"/>
@@ -6490,7 +6508,7 @@
       </w:r>
       <w:r>
         <w:rPr>
-          <w:rFonts w:ascii="Aptos" w:hAnsi="Aptos" w:eastAsia="Aptos" w:cs="Aptos" w:asciiTheme="minorHAnsi" w:hAnsiTheme="minorHAnsi" w:eastAsiaTheme="minorHAnsi" w:csTheme="minorBidi"/>
+          <w:rFonts w:ascii="Aptos" w:hAnsi="Aptos" w:eastAsia="Aptos" w:cs="Aptos" w:asciiTheme="minorHAnsi" w:hAnsiTheme="minorHAnsi" w:eastAsiaTheme="minorHAnsi"/>
           <w:b/>
           <w:bCs/>
           <w:kern w:val="2"/>
@@ -6501,7 +6519,7 @@
       </w:r>
       <w:r>
         <w:rPr>
-          <w:rFonts w:ascii="Aptos" w:hAnsi="Aptos" w:eastAsia="Aptos" w:cs="Aptos" w:asciiTheme="minorHAnsi" w:hAnsiTheme="minorHAnsi" w:eastAsiaTheme="minorHAnsi" w:csTheme="minorBidi"/>
+          <w:rFonts w:ascii="Aptos" w:hAnsi="Aptos" w:eastAsia="Aptos" w:cs="Aptos" w:asciiTheme="minorHAnsi" w:hAnsiTheme="minorHAnsi" w:eastAsiaTheme="minorHAnsi"/>
           <w:b/>
           <w:bCs/>
           <w:kern w:val="2"/>
@@ -6528,7 +6546,7 @@
       </w:pPr>
       <w:r>
         <w:rPr>
-          <w:rFonts w:ascii="Aptos" w:hAnsi="Aptos" w:eastAsia="Aptos" w:cs="Aptos" w:asciiTheme="minorHAnsi" w:hAnsiTheme="minorHAnsi" w:eastAsiaTheme="minorHAnsi" w:csTheme="minorBidi"/>
+          <w:rFonts w:ascii="Aptos" w:hAnsi="Aptos" w:eastAsia="Aptos" w:cs="Aptos" w:asciiTheme="minorHAnsi" w:hAnsiTheme="minorHAnsi" w:eastAsiaTheme="minorHAnsi"/>
           <w:b/>
           <w:bCs/>
           <w:kern w:val="2"/>
@@ -6539,7 +6557,7 @@
       </w:r>
       <w:r>
         <w:rPr>
-          <w:rFonts w:ascii="Aptos" w:hAnsi="Aptos" w:eastAsia="Aptos" w:cs="Aptos" w:asciiTheme="minorHAnsi" w:hAnsiTheme="minorHAnsi" w:eastAsiaTheme="minorHAnsi" w:csTheme="minorBidi"/>
+          <w:rFonts w:ascii="Aptos" w:hAnsi="Aptos" w:eastAsia="Aptos" w:cs="Aptos" w:asciiTheme="minorHAnsi" w:hAnsiTheme="minorHAnsi" w:eastAsiaTheme="minorHAnsi"/>
           <w:b/>
           <w:bCs/>
           <w:kern w:val="2"/>
@@ -6550,7 +6568,7 @@
       </w:r>
       <w:r>
         <w:rPr>
-          <w:rFonts w:ascii="Aptos" w:hAnsi="Aptos" w:eastAsia="Aptos" w:cs="Aptos" w:asciiTheme="minorHAnsi" w:hAnsiTheme="minorHAnsi" w:eastAsiaTheme="minorHAnsi" w:csTheme="minorBidi"/>
+          <w:rFonts w:ascii="Aptos" w:hAnsi="Aptos" w:eastAsia="Aptos" w:cs="Aptos" w:asciiTheme="minorHAnsi" w:hAnsiTheme="minorHAnsi" w:eastAsiaTheme="minorHAnsi"/>
           <w:b/>
           <w:bCs/>
           <w:kern w:val="2"/>
@@ -6561,7 +6579,7 @@
       </w:r>
       <w:r>
         <w:rPr>
-          <w:rFonts w:ascii="Aptos" w:hAnsi="Aptos" w:eastAsia="Aptos" w:cs="Aptos" w:asciiTheme="minorHAnsi" w:hAnsiTheme="minorHAnsi" w:eastAsiaTheme="minorHAnsi" w:csTheme="minorBidi"/>
+          <w:rFonts w:ascii="Aptos" w:hAnsi="Aptos" w:eastAsia="Aptos" w:cs="Aptos" w:asciiTheme="minorHAnsi" w:hAnsiTheme="minorHAnsi" w:eastAsiaTheme="minorHAnsi"/>
           <w:b/>
           <w:bCs/>
           <w:kern w:val="2"/>
@@ -6572,7 +6590,7 @@
       </w:r>
       <w:r>
         <w:rPr>
-          <w:rFonts w:ascii="Aptos" w:hAnsi="Aptos" w:eastAsia="Aptos" w:cs="Aptos" w:asciiTheme="minorHAnsi" w:hAnsiTheme="minorHAnsi" w:eastAsiaTheme="minorHAnsi" w:csTheme="minorBidi"/>
+          <w:rFonts w:ascii="Aptos" w:hAnsi="Aptos" w:eastAsia="Aptos" w:cs="Aptos" w:asciiTheme="minorHAnsi" w:hAnsiTheme="minorHAnsi" w:eastAsiaTheme="minorHAnsi"/>
           <w:b/>
           <w:bCs/>
           <w:kern w:val="2"/>
@@ -6583,7 +6601,7 @@
       </w:r>
       <w:r>
         <w:rPr>
-          <w:rFonts w:ascii="Aptos" w:hAnsi="Aptos" w:eastAsia="Aptos" w:cs="Aptos" w:asciiTheme="minorHAnsi" w:hAnsiTheme="minorHAnsi" w:eastAsiaTheme="minorHAnsi" w:csTheme="minorBidi"/>
+          <w:rFonts w:ascii="Aptos" w:hAnsi="Aptos" w:eastAsia="Aptos" w:cs="Aptos" w:asciiTheme="minorHAnsi" w:hAnsiTheme="minorHAnsi" w:eastAsiaTheme="minorHAnsi"/>
           <w:b/>
           <w:bCs/>
           <w:kern w:val="2"/>
@@ -6594,7 +6612,7 @@
       </w:r>
       <w:r>
         <w:rPr>
-          <w:rFonts w:ascii="Aptos" w:hAnsi="Aptos" w:eastAsia="Aptos" w:cs="Aptos" w:asciiTheme="minorHAnsi" w:hAnsiTheme="minorHAnsi" w:eastAsiaTheme="minorHAnsi" w:csTheme="minorBidi"/>
+          <w:rFonts w:ascii="Aptos" w:hAnsi="Aptos" w:eastAsia="Aptos" w:cs="Aptos" w:asciiTheme="minorHAnsi" w:hAnsiTheme="minorHAnsi" w:eastAsiaTheme="minorHAnsi"/>
           <w:b/>
           <w:bCs/>
           <w:kern w:val="2"/>
@@ -6613,7 +6631,7 @@
       </w:pPr>
       <w:r>
         <w:rPr>
-          <w:rFonts w:ascii="Aptos" w:hAnsi="Aptos" w:eastAsia="Aptos" w:cs="Aptos" w:asciiTheme="minorHAnsi" w:hAnsiTheme="minorHAnsi" w:eastAsiaTheme="minorHAnsi" w:csTheme="minorBidi"/>
+          <w:rFonts w:ascii="Aptos" w:hAnsi="Aptos" w:eastAsia="Aptos" w:cs="Aptos" w:asciiTheme="minorHAnsi" w:hAnsiTheme="minorHAnsi" w:eastAsiaTheme="minorHAnsi"/>
           <w:b/>
           <w:bCs/>
           <w:kern w:val="2"/>
@@ -6624,7 +6642,7 @@
       </w:r>
       <w:r>
         <w:rPr>
-          <w:rFonts w:ascii="Aptos" w:hAnsi="Aptos" w:eastAsia="Aptos" w:cs="Aptos" w:asciiTheme="minorHAnsi" w:hAnsiTheme="minorHAnsi" w:eastAsiaTheme="minorHAnsi" w:csTheme="minorBidi"/>
+          <w:rFonts w:ascii="Aptos" w:hAnsi="Aptos" w:eastAsia="Aptos" w:cs="Aptos" w:asciiTheme="minorHAnsi" w:hAnsiTheme="minorHAnsi" w:eastAsiaTheme="minorHAnsi"/>
           <w:b/>
           <w:bCs/>
           <w:kern w:val="2"/>
@@ -6635,7 +6653,7 @@
       </w:r>
       <w:r>
         <w:rPr>
-          <w:rFonts w:ascii="Aptos" w:hAnsi="Aptos" w:eastAsia="Aptos" w:cs="Aptos" w:asciiTheme="minorHAnsi" w:hAnsiTheme="minorHAnsi" w:eastAsiaTheme="minorHAnsi" w:csTheme="minorBidi"/>
+          <w:rFonts w:ascii="Aptos" w:hAnsi="Aptos" w:eastAsia="Aptos" w:cs="Aptos" w:asciiTheme="minorHAnsi" w:hAnsiTheme="minorHAnsi" w:eastAsiaTheme="minorHAnsi"/>
           <w:b/>
           <w:bCs/>
           <w:kern w:val="2"/>
@@ -6646,7 +6664,7 @@
       </w:r>
       <w:r>
         <w:rPr>
-          <w:rFonts w:ascii="Aptos" w:hAnsi="Aptos" w:eastAsia="Aptos" w:cs="Aptos" w:asciiTheme="minorHAnsi" w:hAnsiTheme="minorHAnsi" w:eastAsiaTheme="minorHAnsi" w:csTheme="minorBidi"/>
+          <w:rFonts w:ascii="Aptos" w:hAnsi="Aptos" w:eastAsia="Aptos" w:cs="Aptos" w:asciiTheme="minorHAnsi" w:hAnsiTheme="minorHAnsi" w:eastAsiaTheme="minorHAnsi"/>
           <w:b/>
           <w:bCs/>
           <w:kern w:val="2"/>
@@ -6657,7 +6675,7 @@
       </w:r>
       <w:r>
         <w:rPr>
-          <w:rFonts w:ascii="Aptos" w:hAnsi="Aptos" w:eastAsia="Aptos" w:cs="Aptos" w:asciiTheme="minorHAnsi" w:hAnsiTheme="minorHAnsi" w:eastAsiaTheme="minorHAnsi" w:csTheme="minorBidi"/>
+          <w:rFonts w:ascii="Aptos" w:hAnsi="Aptos" w:eastAsia="Aptos" w:cs="Aptos" w:asciiTheme="minorHAnsi" w:hAnsiTheme="minorHAnsi" w:eastAsiaTheme="minorHAnsi"/>
           <w:b/>
           <w:bCs/>
           <w:kern w:val="2"/>
@@ -6668,7 +6686,7 @@
       </w:r>
       <w:r>
         <w:rPr>
-          <w:rFonts w:ascii="Aptos" w:hAnsi="Aptos" w:eastAsia="Aptos" w:cs="Aptos" w:asciiTheme="minorHAnsi" w:hAnsiTheme="minorHAnsi" w:eastAsiaTheme="minorHAnsi" w:csTheme="minorBidi"/>
+          <w:rFonts w:ascii="Aptos" w:hAnsi="Aptos" w:eastAsia="Aptos" w:cs="Aptos" w:asciiTheme="minorHAnsi" w:hAnsiTheme="minorHAnsi" w:eastAsiaTheme="minorHAnsi"/>
           <w:b/>
           <w:bCs/>
           <w:kern w:val="2"/>
@@ -6679,7 +6697,7 @@
       </w:r>
       <w:r>
         <w:rPr>
-          <w:rFonts w:ascii="Aptos" w:hAnsi="Aptos" w:eastAsia="Aptos" w:cs="Aptos" w:asciiTheme="minorHAnsi" w:hAnsiTheme="minorHAnsi" w:eastAsiaTheme="minorHAnsi" w:csTheme="minorBidi"/>
+          <w:rFonts w:ascii="Aptos" w:hAnsi="Aptos" w:eastAsia="Aptos" w:cs="Aptos" w:asciiTheme="minorHAnsi" w:hAnsiTheme="minorHAnsi" w:eastAsiaTheme="minorHAnsi"/>
           <w:b/>
           <w:bCs/>
           <w:kern w:val="2"/>
@@ -6690,7 +6708,7 @@
       </w:r>
       <w:r>
         <w:rPr>
-          <w:rFonts w:ascii="Aptos" w:hAnsi="Aptos" w:eastAsia="Aptos" w:cs="Aptos" w:asciiTheme="minorHAnsi" w:hAnsiTheme="minorHAnsi" w:eastAsiaTheme="minorHAnsi" w:csTheme="minorBidi"/>
+          <w:rFonts w:ascii="Aptos" w:hAnsi="Aptos" w:eastAsia="Aptos" w:cs="Aptos" w:asciiTheme="minorHAnsi" w:hAnsiTheme="minorHAnsi" w:eastAsiaTheme="minorHAnsi"/>
           <w:b/>
           <w:bCs/>
           <w:kern w:val="2"/>
@@ -6701,7 +6719,7 @@
       </w:r>
       <w:r>
         <w:rPr>
-          <w:rFonts w:ascii="Aptos" w:hAnsi="Aptos" w:eastAsia="Aptos" w:cs="Aptos" w:asciiTheme="minorHAnsi" w:hAnsiTheme="minorHAnsi" w:eastAsiaTheme="minorHAnsi" w:csTheme="minorBidi"/>
+          <w:rFonts w:ascii="Aptos" w:hAnsi="Aptos" w:eastAsia="Aptos" w:cs="Aptos" w:asciiTheme="minorHAnsi" w:hAnsiTheme="minorHAnsi" w:eastAsiaTheme="minorHAnsi"/>
           <w:b/>
           <w:bCs/>
           <w:kern w:val="2"/>
@@ -6720,7 +6738,7 @@
       </w:pPr>
       <w:r>
         <w:rPr>
-          <w:rFonts w:ascii="Aptos" w:hAnsi="Aptos" w:eastAsia="Aptos" w:cs="Aptos" w:asciiTheme="minorHAnsi" w:hAnsiTheme="minorHAnsi" w:eastAsiaTheme="minorHAnsi" w:csTheme="minorBidi"/>
+          <w:rFonts w:ascii="Aptos" w:hAnsi="Aptos" w:eastAsia="Aptos" w:cs="Aptos" w:asciiTheme="minorHAnsi" w:hAnsiTheme="minorHAnsi" w:eastAsiaTheme="minorHAnsi"/>
           <w:b/>
           <w:bCs/>
           <w:kern w:val="2"/>
@@ -6731,7 +6749,7 @@
       </w:r>
       <w:r>
         <w:rPr>
-          <w:rFonts w:ascii="Aptos" w:hAnsi="Aptos" w:eastAsia="Aptos" w:cs="Aptos" w:asciiTheme="minorHAnsi" w:hAnsiTheme="minorHAnsi" w:eastAsiaTheme="minorHAnsi" w:csTheme="minorBidi"/>
+          <w:rFonts w:ascii="Aptos" w:hAnsi="Aptos" w:eastAsia="Aptos" w:cs="Aptos" w:asciiTheme="minorHAnsi" w:hAnsiTheme="minorHAnsi" w:eastAsiaTheme="minorHAnsi"/>
           <w:b/>
           <w:bCs/>
           <w:kern w:val="2"/>
@@ -6742,7 +6760,7 @@
       </w:r>
       <w:r>
         <w:rPr>
-          <w:rFonts w:ascii="Aptos" w:hAnsi="Aptos" w:eastAsia="Aptos" w:cs="Aptos" w:asciiTheme="minorHAnsi" w:hAnsiTheme="minorHAnsi" w:eastAsiaTheme="minorHAnsi" w:csTheme="minorBidi"/>
+          <w:rFonts w:ascii="Aptos" w:hAnsi="Aptos" w:eastAsia="Aptos" w:cs="Aptos" w:asciiTheme="minorHAnsi" w:hAnsiTheme="minorHAnsi" w:eastAsiaTheme="minorHAnsi"/>
           <w:b/>
           <w:bCs/>
           <w:kern w:val="2"/>
@@ -6753,7 +6771,7 @@
       </w:r>
       <w:r>
         <w:rPr>
-          <w:rFonts w:ascii="Aptos" w:hAnsi="Aptos" w:eastAsia="Aptos" w:cs="Aptos" w:asciiTheme="minorHAnsi" w:hAnsiTheme="minorHAnsi" w:eastAsiaTheme="minorHAnsi" w:csTheme="minorBidi"/>
+          <w:rFonts w:ascii="Aptos" w:hAnsi="Aptos" w:eastAsia="Aptos" w:cs="Aptos" w:asciiTheme="minorHAnsi" w:hAnsiTheme="minorHAnsi" w:eastAsiaTheme="minorHAnsi"/>
           <w:b/>
           <w:bCs/>
           <w:kern w:val="2"/>
@@ -6780,7 +6798,7 @@
       </w:pPr>
       <w:r>
         <w:rPr>
-          <w:rFonts w:ascii="Aptos" w:hAnsi="Aptos" w:eastAsia="Aptos" w:cs="Aptos" w:asciiTheme="minorHAnsi" w:hAnsiTheme="minorHAnsi" w:eastAsiaTheme="minorHAnsi" w:csTheme="minorBidi"/>
+          <w:rFonts w:ascii="Aptos" w:hAnsi="Aptos" w:eastAsia="Aptos" w:cs="Aptos" w:asciiTheme="minorHAnsi" w:hAnsiTheme="minorHAnsi" w:eastAsiaTheme="minorHAnsi"/>
           <w:b/>
           <w:bCs/>
           <w:kern w:val="2"/>
@@ -6791,7 +6809,7 @@
       </w:r>
       <w:r>
         <w:rPr>
-          <w:rFonts w:ascii="Aptos" w:hAnsi="Aptos" w:eastAsia="Aptos" w:cs="Aptos" w:asciiTheme="minorHAnsi" w:hAnsiTheme="minorHAnsi" w:eastAsiaTheme="minorHAnsi" w:csTheme="minorBidi"/>
+          <w:rFonts w:ascii="Aptos" w:hAnsi="Aptos" w:eastAsia="Aptos" w:cs="Aptos" w:asciiTheme="minorHAnsi" w:hAnsiTheme="minorHAnsi" w:eastAsiaTheme="minorHAnsi"/>
           <w:b/>
           <w:bCs/>
           <w:kern w:val="2"/>
@@ -6802,7 +6820,7 @@
       </w:r>
       <w:r>
         <w:rPr>
-          <w:rFonts w:ascii="Aptos" w:hAnsi="Aptos" w:eastAsia="Aptos" w:cs="Aptos" w:asciiTheme="minorHAnsi" w:hAnsiTheme="minorHAnsi" w:eastAsiaTheme="minorHAnsi" w:csTheme="minorBidi"/>
+          <w:rFonts w:ascii="Aptos" w:hAnsi="Aptos" w:eastAsia="Aptos" w:cs="Aptos" w:asciiTheme="minorHAnsi" w:hAnsiTheme="minorHAnsi" w:eastAsiaTheme="minorHAnsi"/>
           <w:b/>
           <w:bCs/>
           <w:kern w:val="2"/>
@@ -6813,7 +6831,7 @@
       </w:r>
       <w:r>
         <w:rPr>
-          <w:rFonts w:ascii="Aptos" w:hAnsi="Aptos" w:eastAsia="Aptos" w:cs="Aptos" w:asciiTheme="minorHAnsi" w:hAnsiTheme="minorHAnsi" w:eastAsiaTheme="minorHAnsi" w:csTheme="minorBidi"/>
+          <w:rFonts w:ascii="Aptos" w:hAnsi="Aptos" w:eastAsia="Aptos" w:cs="Aptos" w:asciiTheme="minorHAnsi" w:hAnsiTheme="minorHAnsi" w:eastAsiaTheme="minorHAnsi"/>
           <w:b/>
           <w:bCs/>
           <w:kern w:val="2"/>
@@ -6824,7 +6842,7 @@
       </w:r>
       <w:r>
         <w:rPr>
-          <w:rFonts w:ascii="Aptos" w:hAnsi="Aptos" w:eastAsia="Aptos" w:cs="Aptos" w:asciiTheme="minorHAnsi" w:hAnsiTheme="minorHAnsi" w:eastAsiaTheme="minorHAnsi" w:csTheme="minorBidi"/>
+          <w:rFonts w:ascii="Aptos" w:hAnsi="Aptos" w:eastAsia="Aptos" w:cs="Aptos" w:asciiTheme="minorHAnsi" w:hAnsiTheme="minorHAnsi" w:eastAsiaTheme="minorHAnsi"/>
           <w:b/>
           <w:bCs/>
           <w:kern w:val="2"/>
@@ -6835,7 +6853,7 @@
       </w:r>
       <w:r>
         <w:rPr>
-          <w:rFonts w:ascii="Aptos" w:hAnsi="Aptos" w:eastAsia="Aptos" w:cs="Aptos" w:asciiTheme="minorHAnsi" w:hAnsiTheme="minorHAnsi" w:eastAsiaTheme="minorHAnsi" w:csTheme="minorBidi"/>
+          <w:rFonts w:ascii="Aptos" w:hAnsi="Aptos" w:eastAsia="Aptos" w:cs="Aptos" w:asciiTheme="minorHAnsi" w:hAnsiTheme="minorHAnsi" w:eastAsiaTheme="minorHAnsi"/>
           <w:b/>
           <w:bCs/>
           <w:kern w:val="2"/>
@@ -6854,7 +6872,7 @@
       </w:pPr>
       <w:r>
         <w:rPr>
-          <w:rFonts w:ascii="Aptos" w:hAnsi="Aptos" w:eastAsia="Aptos" w:cs="Aptos" w:asciiTheme="minorHAnsi" w:hAnsiTheme="minorHAnsi" w:eastAsiaTheme="minorHAnsi" w:csTheme="minorBidi"/>
+          <w:rFonts w:ascii="Aptos" w:hAnsi="Aptos" w:eastAsia="Aptos" w:cs="Aptos" w:asciiTheme="minorHAnsi" w:hAnsiTheme="minorHAnsi" w:eastAsiaTheme="minorHAnsi"/>
           <w:b/>
           <w:bCs/>
           <w:kern w:val="2"/>
@@ -6865,7 +6883,7 @@
       </w:r>
       <w:r>
         <w:rPr>
-          <w:rFonts w:ascii="Aptos" w:hAnsi="Aptos" w:eastAsia="Aptos" w:cs="Aptos" w:asciiTheme="minorHAnsi" w:hAnsiTheme="minorHAnsi" w:eastAsiaTheme="minorHAnsi" w:csTheme="minorBidi"/>
+          <w:rFonts w:ascii="Aptos" w:hAnsi="Aptos" w:eastAsia="Aptos" w:cs="Aptos" w:asciiTheme="minorHAnsi" w:hAnsiTheme="minorHAnsi" w:eastAsiaTheme="minorHAnsi"/>
           <w:b/>
           <w:bCs/>
           <w:kern w:val="2"/>
@@ -6876,7 +6894,7 @@
       </w:r>
       <w:r>
         <w:rPr>
-          <w:rFonts w:ascii="Aptos" w:hAnsi="Aptos" w:eastAsia="Aptos" w:cs="Aptos" w:asciiTheme="minorHAnsi" w:hAnsiTheme="minorHAnsi" w:eastAsiaTheme="minorHAnsi" w:csTheme="minorBidi"/>
+          <w:rFonts w:ascii="Aptos" w:hAnsi="Aptos" w:eastAsia="Aptos" w:cs="Aptos" w:asciiTheme="minorHAnsi" w:hAnsiTheme="minorHAnsi" w:eastAsiaTheme="minorHAnsi"/>
           <w:b/>
           <w:bCs/>
           <w:kern w:val="2"/>
@@ -6887,7 +6905,7 @@
       </w:r>
       <w:r>
         <w:rPr>
-          <w:rFonts w:ascii="Aptos" w:hAnsi="Aptos" w:eastAsia="Aptos" w:cs="Aptos" w:asciiTheme="minorHAnsi" w:hAnsiTheme="minorHAnsi" w:eastAsiaTheme="minorHAnsi" w:csTheme="minorBidi"/>
+          <w:rFonts w:ascii="Aptos" w:hAnsi="Aptos" w:eastAsia="Aptos" w:cs="Aptos" w:asciiTheme="minorHAnsi" w:hAnsiTheme="minorHAnsi" w:eastAsiaTheme="minorHAnsi"/>
           <w:b/>
           <w:bCs/>
           <w:kern w:val="2"/>
@@ -6898,7 +6916,7 @@
       </w:r>
       <w:r>
         <w:rPr>
-          <w:rFonts w:ascii="Aptos" w:hAnsi="Aptos" w:eastAsia="Aptos" w:cs="Aptos" w:asciiTheme="minorHAnsi" w:hAnsiTheme="minorHAnsi" w:eastAsiaTheme="minorHAnsi" w:csTheme="minorBidi"/>
+          <w:rFonts w:ascii="Aptos" w:hAnsi="Aptos" w:eastAsia="Aptos" w:cs="Aptos" w:asciiTheme="minorHAnsi" w:hAnsiTheme="minorHAnsi" w:eastAsiaTheme="minorHAnsi"/>
           <w:b/>
           <w:bCs/>
           <w:kern w:val="2"/>
@@ -6909,7 +6927,7 @@
       </w:r>
       <w:r>
         <w:rPr>
-          <w:rFonts w:ascii="Aptos" w:hAnsi="Aptos" w:eastAsia="Aptos" w:cs="Aptos" w:asciiTheme="minorHAnsi" w:hAnsiTheme="minorHAnsi" w:eastAsiaTheme="minorHAnsi" w:csTheme="minorBidi"/>
+          <w:rFonts w:ascii="Aptos" w:hAnsi="Aptos" w:eastAsia="Aptos" w:cs="Aptos" w:asciiTheme="minorHAnsi" w:hAnsiTheme="minorHAnsi" w:eastAsiaTheme="minorHAnsi"/>
           <w:b/>
           <w:bCs/>
           <w:kern w:val="2"/>
@@ -6928,7 +6946,7 @@
       </w:pPr>
       <w:r>
         <w:rPr>
-          <w:rFonts w:ascii="Aptos" w:hAnsi="Aptos" w:eastAsia="Aptos" w:cs="Aptos" w:asciiTheme="minorHAnsi" w:hAnsiTheme="minorHAnsi" w:eastAsiaTheme="minorHAnsi" w:csTheme="minorBidi"/>
+          <w:rFonts w:ascii="Aptos" w:hAnsi="Aptos" w:eastAsia="Aptos" w:cs="Aptos" w:asciiTheme="minorHAnsi" w:hAnsiTheme="minorHAnsi" w:eastAsiaTheme="minorHAnsi"/>
           <w:b/>
           <w:bCs/>
           <w:kern w:val="2"/>
@@ -6939,7 +6957,7 @@
       </w:r>
       <w:r>
         <w:rPr>
-          <w:rFonts w:ascii="Aptos" w:hAnsi="Aptos" w:eastAsia="Aptos" w:cs="Aptos" w:asciiTheme="minorHAnsi" w:hAnsiTheme="minorHAnsi" w:eastAsiaTheme="minorHAnsi" w:csTheme="minorBidi"/>
+          <w:rFonts w:ascii="Aptos" w:hAnsi="Aptos" w:eastAsia="Aptos" w:cs="Aptos" w:asciiTheme="minorHAnsi" w:hAnsiTheme="minorHAnsi" w:eastAsiaTheme="minorHAnsi"/>
           <w:b/>
           <w:bCs/>
           <w:kern w:val="2"/>
@@ -6950,7 +6968,7 @@
       </w:r>
       <w:r>
         <w:rPr>
-          <w:rFonts w:ascii="Aptos" w:hAnsi="Aptos" w:eastAsia="Aptos" w:cs="Aptos" w:asciiTheme="minorHAnsi" w:hAnsiTheme="minorHAnsi" w:eastAsiaTheme="minorHAnsi" w:csTheme="minorBidi"/>
+          <w:rFonts w:ascii="Aptos" w:hAnsi="Aptos" w:eastAsia="Aptos" w:cs="Aptos" w:asciiTheme="minorHAnsi" w:hAnsiTheme="minorHAnsi" w:eastAsiaTheme="minorHAnsi"/>
           <w:b/>
           <w:bCs/>
           <w:kern w:val="2"/>
@@ -6961,7 +6979,7 @@
       </w:r>
       <w:r>
         <w:rPr>
-          <w:rFonts w:ascii="Aptos" w:hAnsi="Aptos" w:eastAsia="Aptos" w:cs="Aptos" w:asciiTheme="minorHAnsi" w:hAnsiTheme="minorHAnsi" w:eastAsiaTheme="minorHAnsi" w:csTheme="minorBidi"/>
+          <w:rFonts w:ascii="Aptos" w:hAnsi="Aptos" w:eastAsia="Aptos" w:cs="Aptos" w:asciiTheme="minorHAnsi" w:hAnsiTheme="minorHAnsi" w:eastAsiaTheme="minorHAnsi"/>
           <w:b/>
           <w:bCs/>
           <w:kern w:val="2"/>
@@ -6972,7 +6990,7 @@
       </w:r>
       <w:r>
         <w:rPr>
-          <w:rFonts w:ascii="Aptos" w:hAnsi="Aptos" w:eastAsia="Aptos" w:cs="Aptos" w:asciiTheme="minorHAnsi" w:hAnsiTheme="minorHAnsi" w:eastAsiaTheme="minorHAnsi" w:csTheme="minorBidi"/>
+          <w:rFonts w:ascii="Aptos" w:hAnsi="Aptos" w:eastAsia="Aptos" w:cs="Aptos" w:asciiTheme="minorHAnsi" w:hAnsiTheme="minorHAnsi" w:eastAsiaTheme="minorHAnsi"/>
           <w:b/>
           <w:bCs/>
           <w:kern w:val="2"/>
@@ -6983,7 +7001,7 @@
       </w:r>
       <w:r>
         <w:rPr>
-          <w:rFonts w:ascii="Aptos" w:hAnsi="Aptos" w:eastAsia="Aptos" w:cs="Aptos" w:asciiTheme="minorHAnsi" w:hAnsiTheme="minorHAnsi" w:eastAsiaTheme="minorHAnsi" w:csTheme="minorBidi"/>
+          <w:rFonts w:ascii="Aptos" w:hAnsi="Aptos" w:eastAsia="Aptos" w:cs="Aptos" w:asciiTheme="minorHAnsi" w:hAnsiTheme="minorHAnsi" w:eastAsiaTheme="minorHAnsi"/>
           <w:b/>
           <w:bCs/>
           <w:kern w:val="2"/>
@@ -7002,7 +7020,7 @@
       </w:pPr>
       <w:r>
         <w:rPr>
-          <w:rFonts w:ascii="Aptos" w:hAnsi="Aptos" w:eastAsia="Aptos" w:cs="Aptos" w:asciiTheme="minorHAnsi" w:hAnsiTheme="minorHAnsi" w:eastAsiaTheme="minorHAnsi" w:csTheme="minorBidi"/>
+          <w:rFonts w:ascii="Aptos" w:hAnsi="Aptos" w:eastAsia="Aptos" w:cs="Aptos" w:asciiTheme="minorHAnsi" w:hAnsiTheme="minorHAnsi" w:eastAsiaTheme="minorHAnsi"/>
           <w:b/>
           <w:bCs/>
           <w:kern w:val="2"/>
@@ -7013,7 +7031,7 @@
       </w:r>
       <w:r>
         <w:rPr>
-          <w:rFonts w:ascii="Aptos" w:hAnsi="Aptos" w:eastAsia="Aptos" w:cs="Aptos" w:asciiTheme="minorHAnsi" w:hAnsiTheme="minorHAnsi" w:eastAsiaTheme="minorHAnsi" w:csTheme="minorBidi"/>
+          <w:rFonts w:ascii="Aptos" w:hAnsi="Aptos" w:eastAsia="Aptos" w:cs="Aptos" w:asciiTheme="minorHAnsi" w:hAnsiTheme="minorHAnsi" w:eastAsiaTheme="minorHAnsi"/>
           <w:b/>
           <w:bCs/>
           <w:kern w:val="2"/>
@@ -7024,7 +7042,7 @@
       </w:r>
       <w:r>
         <w:rPr>
-          <w:rFonts w:ascii="Aptos" w:hAnsi="Aptos" w:eastAsia="Aptos" w:cs="Aptos" w:asciiTheme="minorHAnsi" w:hAnsiTheme="minorHAnsi" w:eastAsiaTheme="minorHAnsi" w:csTheme="minorBidi"/>
+          <w:rFonts w:ascii="Aptos" w:hAnsi="Aptos" w:eastAsia="Aptos" w:cs="Aptos" w:asciiTheme="minorHAnsi" w:hAnsiTheme="minorHAnsi" w:eastAsiaTheme="minorHAnsi"/>
           <w:b/>
           <w:bCs/>
           <w:kern w:val="2"/>
@@ -7043,7 +7061,7 @@
       </w:pPr>
       <w:r>
         <w:rPr>
-          <w:rFonts w:ascii="Aptos" w:hAnsi="Aptos" w:eastAsia="Aptos" w:cs="Aptos" w:asciiTheme="minorHAnsi" w:hAnsiTheme="minorHAnsi" w:eastAsiaTheme="minorHAnsi" w:csTheme="minorBidi"/>
+          <w:rFonts w:ascii="Aptos" w:hAnsi="Aptos" w:eastAsia="Aptos" w:cs="Aptos" w:asciiTheme="minorHAnsi" w:hAnsiTheme="minorHAnsi" w:eastAsiaTheme="minorHAnsi"/>
           <w:b/>
           <w:bCs/>
           <w:kern w:val="2"/>
@@ -7054,7 +7072,7 @@
       </w:r>
       <w:r>
         <w:rPr>
-          <w:rFonts w:ascii="Aptos" w:hAnsi="Aptos" w:eastAsia="Aptos" w:cs="Aptos" w:asciiTheme="minorHAnsi" w:hAnsiTheme="minorHAnsi" w:eastAsiaTheme="minorHAnsi" w:csTheme="minorBidi"/>
+          <w:rFonts w:ascii="Aptos" w:hAnsi="Aptos" w:eastAsia="Aptos" w:cs="Aptos" w:asciiTheme="minorHAnsi" w:hAnsiTheme="minorHAnsi" w:eastAsiaTheme="minorHAnsi"/>
           <w:b/>
           <w:bCs/>
           <w:kern w:val="2"/>
@@ -7065,7 +7083,7 @@
       </w:r>
       <w:r>
         <w:rPr>
-          <w:rFonts w:ascii="Aptos" w:hAnsi="Aptos" w:eastAsia="Aptos" w:cs="Aptos" w:asciiTheme="minorHAnsi" w:hAnsiTheme="minorHAnsi" w:eastAsiaTheme="minorHAnsi" w:csTheme="minorBidi"/>
+          <w:rFonts w:ascii="Aptos" w:hAnsi="Aptos" w:eastAsia="Aptos" w:cs="Aptos" w:asciiTheme="minorHAnsi" w:hAnsiTheme="minorHAnsi" w:eastAsiaTheme="minorHAnsi"/>
           <w:b/>
           <w:bCs/>
           <w:kern w:val="2"/>
@@ -7076,7 +7094,7 @@
       </w:r>
       <w:r>
         <w:rPr>
-          <w:rFonts w:ascii="Aptos" w:hAnsi="Aptos" w:eastAsia="Aptos" w:cs="Aptos" w:asciiTheme="minorHAnsi" w:hAnsiTheme="minorHAnsi" w:eastAsiaTheme="minorHAnsi" w:csTheme="minorBidi"/>
+          <w:rFonts w:ascii="Aptos" w:hAnsi="Aptos" w:eastAsia="Aptos" w:cs="Aptos" w:asciiTheme="minorHAnsi" w:hAnsiTheme="minorHAnsi" w:eastAsiaTheme="minorHAnsi"/>
           <w:b/>
           <w:bCs/>
           <w:kern w:val="2"/>
@@ -7087,7 +7105,7 @@
       </w:r>
       <w:r>
         <w:rPr>
-          <w:rFonts w:ascii="Aptos" w:hAnsi="Aptos" w:eastAsia="Aptos" w:cs="Aptos" w:asciiTheme="minorHAnsi" w:hAnsiTheme="minorHAnsi" w:eastAsiaTheme="minorHAnsi" w:csTheme="minorBidi"/>
+          <w:rFonts w:ascii="Aptos" w:hAnsi="Aptos" w:eastAsia="Aptos" w:cs="Aptos" w:asciiTheme="minorHAnsi" w:hAnsiTheme="minorHAnsi" w:eastAsiaTheme="minorHAnsi"/>
           <w:b/>
           <w:bCs/>
           <w:kern w:val="2"/>
@@ -7098,7 +7116,7 @@
       </w:r>
       <w:r>
         <w:rPr>
-          <w:rFonts w:ascii="Aptos" w:hAnsi="Aptos" w:eastAsia="Aptos" w:cs="Aptos" w:asciiTheme="minorHAnsi" w:hAnsiTheme="minorHAnsi" w:eastAsiaTheme="minorHAnsi" w:csTheme="minorBidi"/>
+          <w:rFonts w:ascii="Aptos" w:hAnsi="Aptos" w:eastAsia="Aptos" w:cs="Aptos" w:asciiTheme="minorHAnsi" w:hAnsiTheme="minorHAnsi" w:eastAsiaTheme="minorHAnsi"/>
           <w:b/>
           <w:bCs/>
           <w:kern w:val="2"/>
@@ -7125,7 +7143,7 @@
       </w:pPr>
       <w:r>
         <w:rPr>
-          <w:rFonts w:ascii="Aptos" w:hAnsi="Aptos" w:eastAsia="Aptos" w:cs="Aptos" w:asciiTheme="minorHAnsi" w:hAnsiTheme="minorHAnsi" w:eastAsiaTheme="minorHAnsi" w:csTheme="minorBidi"/>
+          <w:rFonts w:ascii="Aptos" w:hAnsi="Aptos" w:eastAsia="Aptos" w:cs="Aptos" w:asciiTheme="minorHAnsi" w:hAnsiTheme="minorHAnsi" w:eastAsiaTheme="minorHAnsi"/>
           <w:b/>
           <w:bCs/>
           <w:kern w:val="2"/>
@@ -7144,7 +7162,7 @@
       </w:pPr>
       <w:r>
         <w:rPr>
-          <w:rFonts w:ascii="Aptos" w:hAnsi="Aptos" w:eastAsia="Aptos" w:cs="Aptos" w:asciiTheme="minorHAnsi" w:hAnsiTheme="minorHAnsi" w:eastAsiaTheme="minorHAnsi" w:csTheme="minorBidi"/>
+          <w:rFonts w:ascii="Aptos" w:hAnsi="Aptos" w:eastAsia="Aptos" w:cs="Aptos" w:asciiTheme="minorHAnsi" w:hAnsiTheme="minorHAnsi" w:eastAsiaTheme="minorHAnsi"/>
           <w:b/>
           <w:bCs/>
           <w:kern w:val="2"/>
@@ -7155,7 +7173,7 @@
       </w:r>
       <w:r>
         <w:rPr>
-          <w:rFonts w:ascii="Aptos" w:hAnsi="Aptos" w:eastAsia="Aptos" w:cs="Aptos" w:asciiTheme="minorHAnsi" w:hAnsiTheme="minorHAnsi" w:eastAsiaTheme="minorHAnsi" w:csTheme="minorBidi"/>
+          <w:rFonts w:ascii="Aptos" w:hAnsi="Aptos" w:eastAsia="Aptos" w:cs="Aptos" w:asciiTheme="minorHAnsi" w:hAnsiTheme="minorHAnsi" w:eastAsiaTheme="minorHAnsi"/>
           <w:b/>
           <w:bCs/>
           <w:kern w:val="2"/>
@@ -7166,7 +7184,7 @@
       </w:r>
       <w:r>
         <w:rPr>
-          <w:rFonts w:ascii="Aptos" w:hAnsi="Aptos" w:eastAsia="Aptos" w:cs="Aptos" w:asciiTheme="minorHAnsi" w:hAnsiTheme="minorHAnsi" w:eastAsiaTheme="minorHAnsi" w:csTheme="minorBidi"/>
+          <w:rFonts w:ascii="Aptos" w:hAnsi="Aptos" w:eastAsia="Aptos" w:cs="Aptos" w:asciiTheme="minorHAnsi" w:hAnsiTheme="minorHAnsi" w:eastAsiaTheme="minorHAnsi"/>
           <w:b/>
           <w:bCs/>
           <w:kern w:val="2"/>
@@ -7177,7 +7195,7 @@
       </w:r>
       <w:r>
         <w:rPr>
-          <w:rFonts w:ascii="Aptos" w:hAnsi="Aptos" w:eastAsia="Aptos" w:cs="Aptos" w:asciiTheme="minorHAnsi" w:hAnsiTheme="minorHAnsi" w:eastAsiaTheme="minorHAnsi" w:csTheme="minorBidi"/>
+          <w:rFonts w:ascii="Aptos" w:hAnsi="Aptos" w:eastAsia="Aptos" w:cs="Aptos" w:asciiTheme="minorHAnsi" w:hAnsiTheme="minorHAnsi" w:eastAsiaTheme="minorHAnsi"/>
           <w:b/>
           <w:bCs/>
           <w:kern w:val="2"/>
@@ -7188,7 +7206,7 @@
       </w:r>
       <w:r>
         <w:rPr>
-          <w:rFonts w:ascii="Aptos" w:hAnsi="Aptos" w:eastAsia="Aptos" w:cs="Aptos" w:asciiTheme="minorHAnsi" w:hAnsiTheme="minorHAnsi" w:eastAsiaTheme="minorHAnsi" w:csTheme="minorBidi"/>
+          <w:rFonts w:ascii="Aptos" w:hAnsi="Aptos" w:eastAsia="Aptos" w:cs="Aptos" w:asciiTheme="minorHAnsi" w:hAnsiTheme="minorHAnsi" w:eastAsiaTheme="minorHAnsi"/>
           <w:b/>
           <w:bCs/>
           <w:kern w:val="2"/>
@@ -7199,7 +7217,7 @@
       </w:r>
       <w:r>
         <w:rPr>
-          <w:rFonts w:ascii="Aptos" w:hAnsi="Aptos" w:eastAsia="Aptos" w:cs="Aptos" w:asciiTheme="minorHAnsi" w:hAnsiTheme="minorHAnsi" w:eastAsiaTheme="minorHAnsi" w:csTheme="minorBidi"/>
+          <w:rFonts w:ascii="Aptos" w:hAnsi="Aptos" w:eastAsia="Aptos" w:cs="Aptos" w:asciiTheme="minorHAnsi" w:hAnsiTheme="minorHAnsi" w:eastAsiaTheme="minorHAnsi"/>
           <w:b/>
           <w:bCs/>
           <w:kern w:val="2"/>
@@ -7218,7 +7236,7 @@
       </w:pPr>
       <w:r>
         <w:rPr>
-          <w:rFonts w:ascii="Aptos" w:hAnsi="Aptos" w:eastAsia="Aptos" w:cs="Aptos" w:asciiTheme="minorHAnsi" w:hAnsiTheme="minorHAnsi" w:eastAsiaTheme="minorHAnsi" w:csTheme="minorBidi"/>
+          <w:rFonts w:ascii="Aptos" w:hAnsi="Aptos" w:eastAsia="Aptos" w:cs="Aptos" w:asciiTheme="minorHAnsi" w:hAnsiTheme="minorHAnsi" w:eastAsiaTheme="minorHAnsi"/>
           <w:b/>
           <w:bCs/>
           <w:kern w:val="2"/>
@@ -7229,7 +7247,7 @@
       </w:r>
       <w:r>
         <w:rPr>
-          <w:rFonts w:ascii="Aptos" w:hAnsi="Aptos" w:eastAsia="Aptos" w:cs="Aptos" w:asciiTheme="minorHAnsi" w:hAnsiTheme="minorHAnsi" w:eastAsiaTheme="minorHAnsi" w:csTheme="minorBidi"/>
+          <w:rFonts w:ascii="Aptos" w:hAnsi="Aptos" w:eastAsia="Aptos" w:cs="Aptos" w:asciiTheme="minorHAnsi" w:hAnsiTheme="minorHAnsi" w:eastAsiaTheme="minorHAnsi"/>
           <w:b/>
           <w:bCs/>
           <w:kern w:val="2"/>
@@ -7240,7 +7258,7 @@
       </w:r>
       <w:r>
         <w:rPr>
-          <w:rFonts w:ascii="Aptos" w:hAnsi="Aptos" w:eastAsia="Aptos" w:cs="Aptos" w:asciiTheme="minorHAnsi" w:hAnsiTheme="minorHAnsi" w:eastAsiaTheme="minorHAnsi" w:csTheme="minorBidi"/>
+          <w:rFonts w:ascii="Aptos" w:hAnsi="Aptos" w:eastAsia="Aptos" w:cs="Aptos" w:asciiTheme="minorHAnsi" w:hAnsiTheme="minorHAnsi" w:eastAsiaTheme="minorHAnsi"/>
           <w:b/>
           <w:bCs/>
           <w:kern w:val="2"/>
@@ -7251,7 +7269,7 @@
       </w:r>
       <w:r>
         <w:rPr>
-          <w:rFonts w:ascii="Aptos" w:hAnsi="Aptos" w:eastAsia="Aptos" w:cs="Aptos" w:asciiTheme="minorHAnsi" w:hAnsiTheme="minorHAnsi" w:eastAsiaTheme="minorHAnsi" w:csTheme="minorBidi"/>
+          <w:rFonts w:ascii="Aptos" w:hAnsi="Aptos" w:eastAsia="Aptos" w:cs="Aptos" w:asciiTheme="minorHAnsi" w:hAnsiTheme="minorHAnsi" w:eastAsiaTheme="minorHAnsi"/>
           <w:b/>
           <w:bCs/>
           <w:kern w:val="2"/>
@@ -7262,7 +7280,7 @@
       </w:r>
       <w:r>
         <w:rPr>
-          <w:rFonts w:ascii="Aptos" w:hAnsi="Aptos" w:eastAsia="Aptos" w:cs="Aptos" w:asciiTheme="minorHAnsi" w:hAnsiTheme="minorHAnsi" w:eastAsiaTheme="minorHAnsi" w:csTheme="minorBidi"/>
+          <w:rFonts w:ascii="Aptos" w:hAnsi="Aptos" w:eastAsia="Aptos" w:cs="Aptos" w:asciiTheme="minorHAnsi" w:hAnsiTheme="minorHAnsi" w:eastAsiaTheme="minorHAnsi"/>
           <w:b/>
           <w:bCs/>
           <w:kern w:val="2"/>
@@ -7281,7 +7299,7 @@
       </w:pPr>
       <w:r>
         <w:rPr>
-          <w:rFonts w:ascii="Aptos" w:hAnsi="Aptos" w:eastAsia="Aptos" w:cs="Aptos" w:asciiTheme="minorHAnsi" w:hAnsiTheme="minorHAnsi" w:eastAsiaTheme="minorHAnsi" w:csTheme="minorBidi"/>
+          <w:rFonts w:ascii="Aptos" w:hAnsi="Aptos" w:eastAsia="Aptos" w:cs="Aptos" w:asciiTheme="minorHAnsi" w:hAnsiTheme="minorHAnsi" w:eastAsiaTheme="minorHAnsi"/>
           <w:b/>
           <w:bCs/>
           <w:kern w:val="2"/>
@@ -7292,7 +7310,7 @@
       </w:r>
       <w:r>
         <w:rPr>
-          <w:rFonts w:ascii="Aptos" w:hAnsi="Aptos" w:eastAsia="Aptos" w:cs="Aptos" w:asciiTheme="minorHAnsi" w:hAnsiTheme="minorHAnsi" w:eastAsiaTheme="minorHAnsi" w:csTheme="minorBidi"/>
+          <w:rFonts w:ascii="Aptos" w:hAnsi="Aptos" w:eastAsia="Aptos" w:cs="Aptos" w:asciiTheme="minorHAnsi" w:hAnsiTheme="minorHAnsi" w:eastAsiaTheme="minorHAnsi"/>
           <w:b/>
           <w:bCs/>
           <w:kern w:val="2"/>
@@ -7303,7 +7321,7 @@
       </w:r>
       <w:r>
         <w:rPr>
-          <w:rFonts w:ascii="Aptos" w:hAnsi="Aptos" w:eastAsia="Aptos" w:cs="Aptos" w:asciiTheme="minorHAnsi" w:hAnsiTheme="minorHAnsi" w:eastAsiaTheme="minorHAnsi" w:csTheme="minorBidi"/>
+          <w:rFonts w:ascii="Aptos" w:hAnsi="Aptos" w:eastAsia="Aptos" w:cs="Aptos" w:asciiTheme="minorHAnsi" w:hAnsiTheme="minorHAnsi" w:eastAsiaTheme="minorHAnsi"/>
           <w:b/>
           <w:bCs/>
           <w:kern w:val="2"/>
@@ -7322,7 +7340,7 @@
       </w:pPr>
       <w:r>
         <w:rPr>
-          <w:rFonts w:ascii="Aptos" w:hAnsi="Aptos" w:eastAsia="Aptos" w:cs="Aptos" w:asciiTheme="minorHAnsi" w:hAnsiTheme="minorHAnsi" w:eastAsiaTheme="minorHAnsi" w:csTheme="minorBidi"/>
+          <w:rFonts w:ascii="Aptos" w:hAnsi="Aptos" w:eastAsia="Aptos" w:cs="Aptos" w:asciiTheme="minorHAnsi" w:hAnsiTheme="minorHAnsi" w:eastAsiaTheme="minorHAnsi"/>
           <w:b/>
           <w:bCs/>
           <w:kern w:val="2"/>
@@ -7341,7 +7359,7 @@
       </w:pPr>
       <w:r>
         <w:rPr>
-          <w:rFonts w:ascii="Aptos" w:hAnsi="Aptos" w:eastAsia="Aptos" w:cs="Aptos" w:asciiTheme="minorHAnsi" w:hAnsiTheme="minorHAnsi" w:eastAsiaTheme="minorHAnsi" w:csTheme="minorBidi"/>
+          <w:rFonts w:ascii="Aptos" w:hAnsi="Aptos" w:eastAsia="Aptos" w:cs="Aptos" w:asciiTheme="minorHAnsi" w:hAnsiTheme="minorHAnsi" w:eastAsiaTheme="minorHAnsi"/>
           <w:b/>
           <w:bCs/>
           <w:kern w:val="2"/>
@@ -7352,7 +7370,7 @@
       </w:r>
       <w:r>
         <w:rPr>
-          <w:rFonts w:ascii="Aptos" w:hAnsi="Aptos" w:eastAsia="Aptos" w:cs="Aptos" w:asciiTheme="minorHAnsi" w:hAnsiTheme="minorHAnsi" w:eastAsiaTheme="minorHAnsi" w:csTheme="minorBidi"/>
+          <w:rFonts w:ascii="Aptos" w:hAnsi="Aptos" w:eastAsia="Aptos" w:cs="Aptos" w:asciiTheme="minorHAnsi" w:hAnsiTheme="minorHAnsi" w:eastAsiaTheme="minorHAnsi"/>
           <w:b/>
           <w:bCs/>
           <w:kern w:val="2"/>
@@ -7363,7 +7381,7 @@
       </w:r>
       <w:r>
         <w:rPr>
-          <w:rFonts w:ascii="Aptos" w:hAnsi="Aptos" w:eastAsia="Aptos" w:cs="Aptos" w:asciiTheme="minorHAnsi" w:hAnsiTheme="minorHAnsi" w:eastAsiaTheme="minorHAnsi" w:csTheme="minorBidi"/>
+          <w:rFonts w:ascii="Aptos" w:hAnsi="Aptos" w:eastAsia="Aptos" w:cs="Aptos" w:asciiTheme="minorHAnsi" w:hAnsiTheme="minorHAnsi" w:eastAsiaTheme="minorHAnsi"/>
           <w:b/>
           <w:bCs/>
           <w:kern w:val="2"/>
@@ -7374,7 +7392,7 @@
       </w:r>
       <w:r>
         <w:rPr>
-          <w:rFonts w:ascii="Aptos" w:hAnsi="Aptos" w:eastAsia="Aptos" w:cs="Aptos" w:asciiTheme="minorHAnsi" w:hAnsiTheme="minorHAnsi" w:eastAsiaTheme="minorHAnsi" w:csTheme="minorBidi"/>
+          <w:rFonts w:ascii="Aptos" w:hAnsi="Aptos" w:eastAsia="Aptos" w:cs="Aptos" w:asciiTheme="minorHAnsi" w:hAnsiTheme="minorHAnsi" w:eastAsiaTheme="minorHAnsi"/>
           <w:b/>
           <w:bCs/>
           <w:kern w:val="2"/>
@@ -7385,7 +7403,7 @@
       </w:r>
       <w:r>
         <w:rPr>
-          <w:rFonts w:ascii="Aptos" w:hAnsi="Aptos" w:eastAsia="Aptos" w:cs="Aptos" w:asciiTheme="minorHAnsi" w:hAnsiTheme="minorHAnsi" w:eastAsiaTheme="minorHAnsi" w:csTheme="minorBidi"/>
+          <w:rFonts w:ascii="Aptos" w:hAnsi="Aptos" w:eastAsia="Aptos" w:cs="Aptos" w:asciiTheme="minorHAnsi" w:hAnsiTheme="minorHAnsi" w:eastAsiaTheme="minorHAnsi"/>
           <w:b/>
           <w:bCs/>
           <w:kern w:val="2"/>
@@ -7396,7 +7414,7 @@
       </w:r>
       <w:r>
         <w:rPr>
-          <w:rFonts w:ascii="Aptos" w:hAnsi="Aptos" w:eastAsia="Aptos" w:cs="Aptos" w:asciiTheme="minorHAnsi" w:hAnsiTheme="minorHAnsi" w:eastAsiaTheme="minorHAnsi" w:csTheme="minorBidi"/>
+          <w:rFonts w:ascii="Aptos" w:hAnsi="Aptos" w:eastAsia="Aptos" w:cs="Aptos" w:asciiTheme="minorHAnsi" w:hAnsiTheme="minorHAnsi" w:eastAsiaTheme="minorHAnsi"/>
           <w:b/>
           <w:bCs/>
           <w:kern w:val="2"/>
@@ -7407,7 +7425,7 @@
       </w:r>
       <w:r>
         <w:rPr>
-          <w:rFonts w:ascii="Aptos" w:hAnsi="Aptos" w:eastAsia="Aptos" w:cs="Aptos" w:asciiTheme="minorHAnsi" w:hAnsiTheme="minorHAnsi" w:eastAsiaTheme="minorHAnsi" w:csTheme="minorBidi"/>
+          <w:rFonts w:ascii="Aptos" w:hAnsi="Aptos" w:eastAsia="Aptos" w:cs="Aptos" w:asciiTheme="minorHAnsi" w:hAnsiTheme="minorHAnsi" w:eastAsiaTheme="minorHAnsi"/>
           <w:b/>
           <w:bCs/>
           <w:kern w:val="2"/>
@@ -7426,7 +7444,7 @@
       </w:pPr>
       <w:r>
         <w:rPr>
-          <w:rFonts w:ascii="Aptos" w:hAnsi="Aptos" w:eastAsia="Aptos" w:cs="Aptos" w:asciiTheme="minorHAnsi" w:hAnsiTheme="minorHAnsi" w:eastAsiaTheme="minorHAnsi" w:csTheme="minorBidi"/>
+          <w:rFonts w:ascii="Aptos" w:hAnsi="Aptos" w:eastAsia="Aptos" w:cs="Aptos" w:asciiTheme="minorHAnsi" w:hAnsiTheme="minorHAnsi" w:eastAsiaTheme="minorHAnsi"/>
           <w:b/>
           <w:bCs/>
           <w:kern w:val="2"/>
@@ -7437,7 +7455,7 @@
       </w:r>
       <w:r>
         <w:rPr>
-          <w:rFonts w:ascii="Aptos" w:hAnsi="Aptos" w:eastAsia="Aptos" w:cs="Aptos" w:asciiTheme="minorHAnsi" w:hAnsiTheme="minorHAnsi" w:eastAsiaTheme="minorHAnsi" w:csTheme="minorBidi"/>
+          <w:rFonts w:ascii="Aptos" w:hAnsi="Aptos" w:eastAsia="Aptos" w:cs="Aptos" w:asciiTheme="minorHAnsi" w:hAnsiTheme="minorHAnsi" w:eastAsiaTheme="minorHAnsi"/>
           <w:b/>
           <w:bCs/>
           <w:kern w:val="2"/>
@@ -7448,7 +7466,7 @@
       </w:r>
       <w:r>
         <w:rPr>
-          <w:rFonts w:ascii="Aptos" w:hAnsi="Aptos" w:eastAsia="Aptos" w:cs="Aptos" w:asciiTheme="minorHAnsi" w:hAnsiTheme="minorHAnsi" w:eastAsiaTheme="minorHAnsi" w:csTheme="minorBidi"/>
+          <w:rFonts w:ascii="Aptos" w:hAnsi="Aptos" w:eastAsia="Aptos" w:cs="Aptos" w:asciiTheme="minorHAnsi" w:hAnsiTheme="minorHAnsi" w:eastAsiaTheme="minorHAnsi"/>
           <w:b/>
           <w:bCs/>
           <w:kern w:val="2"/>
@@ -7459,7 +7477,7 @@
       </w:r>
       <w:r>
         <w:rPr>
-          <w:rFonts w:ascii="Aptos" w:hAnsi="Aptos" w:eastAsia="Aptos" w:cs="Aptos" w:asciiTheme="minorHAnsi" w:hAnsiTheme="minorHAnsi" w:eastAsiaTheme="minorHAnsi" w:csTheme="minorBidi"/>
+          <w:rFonts w:ascii="Aptos" w:hAnsi="Aptos" w:eastAsia="Aptos" w:cs="Aptos" w:asciiTheme="minorHAnsi" w:hAnsiTheme="minorHAnsi" w:eastAsiaTheme="minorHAnsi"/>
           <w:b/>
           <w:bCs/>
           <w:kern w:val="2"/>
@@ -7470,7 +7488,7 @@
       </w:r>
       <w:r>
         <w:rPr>
-          <w:rFonts w:ascii="Aptos" w:hAnsi="Aptos" w:eastAsia="Aptos" w:cs="Aptos" w:asciiTheme="minorHAnsi" w:hAnsiTheme="minorHAnsi" w:eastAsiaTheme="minorHAnsi" w:csTheme="minorBidi"/>
+          <w:rFonts w:ascii="Aptos" w:hAnsi="Aptos" w:eastAsia="Aptos" w:cs="Aptos" w:asciiTheme="minorHAnsi" w:hAnsiTheme="minorHAnsi" w:eastAsiaTheme="minorHAnsi"/>
           <w:b/>
           <w:bCs/>
           <w:kern w:val="2"/>
@@ -7481,7 +7499,7 @@
       </w:r>
       <w:r>
         <w:rPr>
-          <w:rFonts w:ascii="Aptos" w:hAnsi="Aptos" w:eastAsia="Aptos" w:cs="Aptos" w:asciiTheme="minorHAnsi" w:hAnsiTheme="minorHAnsi" w:eastAsiaTheme="minorHAnsi" w:csTheme="minorBidi"/>
+          <w:rFonts w:ascii="Aptos" w:hAnsi="Aptos" w:eastAsia="Aptos" w:cs="Aptos" w:asciiTheme="minorHAnsi" w:hAnsiTheme="minorHAnsi" w:eastAsiaTheme="minorHAnsi"/>
           <w:b/>
           <w:bCs/>
           <w:kern w:val="2"/>
@@ -7500,7 +7518,7 @@
       </w:pPr>
       <w:r>
         <w:rPr>
-          <w:rFonts w:ascii="Aptos" w:hAnsi="Aptos" w:eastAsia="Aptos" w:cs="Aptos" w:asciiTheme="minorHAnsi" w:hAnsiTheme="minorHAnsi" w:eastAsiaTheme="minorHAnsi" w:csTheme="minorBidi"/>
+          <w:rFonts w:ascii="Aptos" w:hAnsi="Aptos" w:eastAsia="Aptos" w:cs="Aptos" w:asciiTheme="minorHAnsi" w:hAnsiTheme="minorHAnsi" w:eastAsiaTheme="minorHAnsi"/>
           <w:b/>
           <w:bCs/>
           <w:kern w:val="2"/>
@@ -7511,7 +7529,7 @@
       </w:r>
       <w:r>
         <w:rPr>
-          <w:rFonts w:ascii="Aptos" w:hAnsi="Aptos" w:eastAsia="Aptos" w:cs="Aptos" w:asciiTheme="minorHAnsi" w:hAnsiTheme="minorHAnsi" w:eastAsiaTheme="minorHAnsi" w:csTheme="minorBidi"/>
+          <w:rFonts w:ascii="Aptos" w:hAnsi="Aptos" w:eastAsia="Aptos" w:cs="Aptos" w:asciiTheme="minorHAnsi" w:hAnsiTheme="minorHAnsi" w:eastAsiaTheme="minorHAnsi"/>
           <w:b/>
           <w:bCs/>
           <w:kern w:val="2"/>
@@ -7522,7 +7540,7 @@
       </w:r>
       <w:r>
         <w:rPr>
-          <w:rFonts w:ascii="Aptos" w:hAnsi="Aptos" w:eastAsia="Aptos" w:cs="Aptos" w:asciiTheme="minorHAnsi" w:hAnsiTheme="minorHAnsi" w:eastAsiaTheme="minorHAnsi" w:csTheme="minorBidi"/>
+          <w:rFonts w:ascii="Aptos" w:hAnsi="Aptos" w:eastAsia="Aptos" w:cs="Aptos" w:asciiTheme="minorHAnsi" w:hAnsiTheme="minorHAnsi" w:eastAsiaTheme="minorHAnsi"/>
           <w:b/>
           <w:bCs/>
           <w:kern w:val="2"/>
@@ -7541,7 +7559,7 @@
       </w:pPr>
       <w:r>
         <w:rPr>
-          <w:rFonts w:ascii="Aptos" w:hAnsi="Aptos" w:eastAsia="Aptos" w:cs="Aptos" w:asciiTheme="minorHAnsi" w:hAnsiTheme="minorHAnsi" w:eastAsiaTheme="minorHAnsi" w:csTheme="minorBidi"/>
+          <w:rFonts w:ascii="Aptos" w:hAnsi="Aptos" w:eastAsia="Aptos" w:cs="Aptos" w:asciiTheme="minorHAnsi" w:hAnsiTheme="minorHAnsi" w:eastAsiaTheme="minorHAnsi"/>
           <w:b/>
           <w:bCs/>
           <w:kern w:val="2"/>
@@ -7560,7 +7578,7 @@
       </w:pPr>
       <w:r>
         <w:rPr>
-          <w:rFonts w:ascii="Aptos" w:hAnsi="Aptos" w:eastAsia="Aptos" w:cs="Aptos" w:asciiTheme="minorHAnsi" w:hAnsiTheme="minorHAnsi" w:eastAsiaTheme="minorHAnsi" w:csTheme="minorBidi"/>
+          <w:rFonts w:ascii="Aptos" w:hAnsi="Aptos" w:eastAsia="Aptos" w:cs="Aptos" w:asciiTheme="minorHAnsi" w:hAnsiTheme="minorHAnsi" w:eastAsiaTheme="minorHAnsi"/>
           <w:b/>
           <w:bCs/>
           <w:kern w:val="2"/>
@@ -7571,7 +7589,7 @@
       </w:r>
       <w:r>
         <w:rPr>
-          <w:rFonts w:ascii="Aptos" w:hAnsi="Aptos" w:eastAsia="Aptos" w:cs="Aptos" w:asciiTheme="minorHAnsi" w:hAnsiTheme="minorHAnsi" w:eastAsiaTheme="minorHAnsi" w:csTheme="minorBidi"/>
+          <w:rFonts w:ascii="Aptos" w:hAnsi="Aptos" w:eastAsia="Aptos" w:cs="Aptos" w:asciiTheme="minorHAnsi" w:hAnsiTheme="minorHAnsi" w:eastAsiaTheme="minorHAnsi"/>
           <w:b/>
           <w:bCs/>
           <w:kern w:val="2"/>
@@ -7582,7 +7600,7 @@
       </w:r>
       <w:r>
         <w:rPr>
-          <w:rFonts w:ascii="Aptos" w:hAnsi="Aptos" w:eastAsia="Aptos" w:cs="Aptos" w:asciiTheme="minorHAnsi" w:hAnsiTheme="minorHAnsi" w:eastAsiaTheme="minorHAnsi" w:csTheme="minorBidi"/>
+          <w:rFonts w:ascii="Aptos" w:hAnsi="Aptos" w:eastAsia="Aptos" w:cs="Aptos" w:asciiTheme="minorHAnsi" w:hAnsiTheme="minorHAnsi" w:eastAsiaTheme="minorHAnsi"/>
           <w:b/>
           <w:bCs/>
           <w:kern w:val="2"/>
@@ -7609,7 +7627,7 @@
       </w:pPr>
       <w:r>
         <w:rPr>
-          <w:rFonts w:ascii="Aptos" w:hAnsi="Aptos" w:eastAsia="Aptos" w:cs="Aptos" w:asciiTheme="minorHAnsi" w:hAnsiTheme="minorHAnsi" w:eastAsiaTheme="minorHAnsi" w:csTheme="minorBidi"/>
+          <w:rFonts w:ascii="Aptos" w:hAnsi="Aptos" w:eastAsia="Aptos" w:cs="Aptos" w:asciiTheme="minorHAnsi" w:hAnsiTheme="minorHAnsi" w:eastAsiaTheme="minorHAnsi"/>
           <w:b/>
           <w:bCs/>
           <w:kern w:val="2"/>
@@ -7620,7 +7638,7 @@
       </w:r>
       <w:r>
         <w:rPr>
-          <w:rFonts w:ascii="Aptos" w:hAnsi="Aptos" w:eastAsia="Aptos" w:cs="Aptos" w:asciiTheme="minorHAnsi" w:hAnsiTheme="minorHAnsi" w:eastAsiaTheme="minorHAnsi" w:csTheme="minorBidi"/>
+          <w:rFonts w:ascii="Aptos" w:hAnsi="Aptos" w:eastAsia="Aptos" w:cs="Aptos" w:asciiTheme="minorHAnsi" w:hAnsiTheme="minorHAnsi" w:eastAsiaTheme="minorHAnsi"/>
           <w:b/>
           <w:bCs/>
           <w:kern w:val="2"/>
@@ -7631,7 +7649,7 @@
       </w:r>
       <w:r>
         <w:rPr>
-          <w:rFonts w:ascii="Aptos" w:hAnsi="Aptos" w:eastAsia="Aptos" w:cs="Aptos" w:asciiTheme="minorHAnsi" w:hAnsiTheme="minorHAnsi" w:eastAsiaTheme="minorHAnsi" w:csTheme="minorBidi"/>
+          <w:rFonts w:ascii="Aptos" w:hAnsi="Aptos" w:eastAsia="Aptos" w:cs="Aptos" w:asciiTheme="minorHAnsi" w:hAnsiTheme="minorHAnsi" w:eastAsiaTheme="minorHAnsi"/>
           <w:b/>
           <w:bCs/>
           <w:kern w:val="2"/>
@@ -7642,7 +7660,7 @@
       </w:r>
       <w:r>
         <w:rPr>
-          <w:rFonts w:ascii="Aptos" w:hAnsi="Aptos" w:eastAsia="Aptos" w:cs="Aptos" w:asciiTheme="minorHAnsi" w:hAnsiTheme="minorHAnsi" w:eastAsiaTheme="minorHAnsi" w:csTheme="minorBidi"/>
+          <w:rFonts w:ascii="Aptos" w:hAnsi="Aptos" w:eastAsia="Aptos" w:cs="Aptos" w:asciiTheme="minorHAnsi" w:hAnsiTheme="minorHAnsi" w:eastAsiaTheme="minorHAnsi"/>
           <w:b/>
           <w:bCs/>
           <w:kern w:val="2"/>
@@ -7653,7 +7671,7 @@
       </w:r>
       <w:r>
         <w:rPr>
-          <w:rFonts w:ascii="Aptos" w:hAnsi="Aptos" w:eastAsia="Aptos" w:cs="Aptos" w:asciiTheme="minorHAnsi" w:hAnsiTheme="minorHAnsi" w:eastAsiaTheme="minorHAnsi" w:csTheme="minorBidi"/>
+          <w:rFonts w:ascii="Aptos" w:hAnsi="Aptos" w:eastAsia="Aptos" w:cs="Aptos" w:asciiTheme="minorHAnsi" w:hAnsiTheme="minorHAnsi" w:eastAsiaTheme="minorHAnsi"/>
           <w:b/>
           <w:bCs/>
           <w:kern w:val="2"/>
@@ -7672,7 +7690,7 @@
       </w:pPr>
       <w:r>
         <w:rPr>
-          <w:rFonts w:ascii="Aptos" w:hAnsi="Aptos" w:eastAsia="Aptos" w:cs="Aptos" w:asciiTheme="minorHAnsi" w:hAnsiTheme="minorHAnsi" w:eastAsiaTheme="minorHAnsi" w:csTheme="minorBidi"/>
+          <w:rFonts w:ascii="Aptos" w:hAnsi="Aptos" w:eastAsia="Aptos" w:cs="Aptos" w:asciiTheme="minorHAnsi" w:hAnsiTheme="minorHAnsi" w:eastAsiaTheme="minorHAnsi"/>
           <w:b/>
           <w:bCs/>
           <w:kern w:val="2"/>
@@ -7691,7 +7709,7 @@
       </w:pPr>
       <w:r>
         <w:rPr>
-          <w:rFonts w:ascii="Aptos" w:hAnsi="Aptos" w:eastAsia="Aptos" w:cs="Aptos" w:asciiTheme="minorHAnsi" w:hAnsiTheme="minorHAnsi" w:eastAsiaTheme="minorHAnsi" w:csTheme="minorBidi"/>
+          <w:rFonts w:ascii="Aptos" w:hAnsi="Aptos" w:eastAsia="Aptos" w:cs="Aptos" w:asciiTheme="minorHAnsi" w:hAnsiTheme="minorHAnsi" w:eastAsiaTheme="minorHAnsi"/>
           <w:b/>
           <w:bCs/>
           <w:kern w:val="2"/>
@@ -7702,7 +7720,7 @@
       </w:r>
       <w:r>
         <w:rPr>
-          <w:rFonts w:ascii="Aptos" w:hAnsi="Aptos" w:eastAsia="Aptos" w:cs="Aptos" w:asciiTheme="minorHAnsi" w:hAnsiTheme="minorHAnsi" w:eastAsiaTheme="minorHAnsi" w:csTheme="minorBidi"/>
+          <w:rFonts w:ascii="Aptos" w:hAnsi="Aptos" w:eastAsia="Aptos" w:cs="Aptos" w:asciiTheme="minorHAnsi" w:hAnsiTheme="minorHAnsi" w:eastAsiaTheme="minorHAnsi"/>
           <w:b/>
           <w:bCs/>
           <w:kern w:val="2"/>
@@ -7713,7 +7731,7 @@
       </w:r>
       <w:r>
         <w:rPr>
-          <w:rFonts w:ascii="Aptos" w:hAnsi="Aptos" w:eastAsia="Aptos" w:cs="Aptos" w:asciiTheme="minorHAnsi" w:hAnsiTheme="minorHAnsi" w:eastAsiaTheme="minorHAnsi" w:csTheme="minorBidi"/>
+          <w:rFonts w:ascii="Aptos" w:hAnsi="Aptos" w:eastAsia="Aptos" w:cs="Aptos" w:asciiTheme="minorHAnsi" w:hAnsiTheme="minorHAnsi" w:eastAsiaTheme="minorHAnsi"/>
           <w:b/>
           <w:bCs/>
           <w:kern w:val="2"/>
@@ -7732,7 +7750,7 @@
       </w:pPr>
       <w:r>
         <w:rPr>
-          <w:rFonts w:ascii="Aptos" w:hAnsi="Aptos" w:eastAsia="Aptos" w:cs="Aptos" w:asciiTheme="minorHAnsi" w:hAnsiTheme="minorHAnsi" w:eastAsiaTheme="minorHAnsi" w:csTheme="minorBidi"/>
+          <w:rFonts w:ascii="Aptos" w:hAnsi="Aptos" w:eastAsia="Aptos" w:cs="Aptos" w:asciiTheme="minorHAnsi" w:hAnsiTheme="minorHAnsi" w:eastAsiaTheme="minorHAnsi"/>
           <w:b/>
           <w:bCs/>
           <w:kern w:val="2"/>
@@ -7743,7 +7761,7 @@
       </w:r>
       <w:r>
         <w:rPr>
-          <w:rFonts w:ascii="Aptos" w:hAnsi="Aptos" w:eastAsia="Aptos" w:cs="Aptos" w:asciiTheme="minorHAnsi" w:hAnsiTheme="minorHAnsi" w:eastAsiaTheme="minorHAnsi" w:csTheme="minorBidi"/>
+          <w:rFonts w:ascii="Aptos" w:hAnsi="Aptos" w:eastAsia="Aptos" w:cs="Aptos" w:asciiTheme="minorHAnsi" w:hAnsiTheme="minorHAnsi" w:eastAsiaTheme="minorHAnsi"/>
           <w:b/>
           <w:bCs/>
           <w:kern w:val="2"/>
@@ -7754,7 +7772,7 @@
       </w:r>
       <w:r>
         <w:rPr>
-          <w:rFonts w:ascii="Aptos" w:hAnsi="Aptos" w:eastAsia="Aptos" w:cs="Aptos" w:asciiTheme="minorHAnsi" w:hAnsiTheme="minorHAnsi" w:eastAsiaTheme="minorHAnsi" w:csTheme="minorBidi"/>
+          <w:rFonts w:ascii="Aptos" w:hAnsi="Aptos" w:eastAsia="Aptos" w:cs="Aptos" w:asciiTheme="minorHAnsi" w:hAnsiTheme="minorHAnsi" w:eastAsiaTheme="minorHAnsi"/>
           <w:b/>
           <w:bCs/>
           <w:kern w:val="2"/>
@@ -7774,7 +7792,7 @@
       <w:r>
         <w:lastRenderedPageBreak/>
         <w:rPr>
-          <w:rFonts w:ascii="Aptos" w:hAnsi="Aptos" w:eastAsia="Aptos" w:cs="Aptos" w:asciiTheme="minorHAnsi" w:hAnsiTheme="minorHAnsi" w:eastAsiaTheme="minorHAnsi" w:csTheme="minorBidi"/>
+          <w:rFonts w:ascii="Aptos" w:hAnsi="Aptos" w:eastAsia="Aptos" w:cs="Aptos" w:asciiTheme="minorHAnsi" w:hAnsiTheme="minorHAnsi" w:eastAsiaTheme="minorHAnsi"/>
           <w:b/>
           <w:bCs/>
           <w:kern w:val="2"/>
@@ -7785,7 +7803,7 @@
       </w:r>
       <w:r>
         <w:rPr>
-          <w:rFonts w:ascii="Aptos" w:hAnsi="Aptos" w:eastAsia="Aptos" w:cs="Aptos" w:asciiTheme="minorHAnsi" w:hAnsiTheme="minorHAnsi" w:eastAsiaTheme="minorHAnsi" w:csTheme="minorBidi"/>
+          <w:rFonts w:ascii="Aptos" w:hAnsi="Aptos" w:eastAsia="Aptos" w:cs="Aptos" w:asciiTheme="minorHAnsi" w:hAnsiTheme="minorHAnsi" w:eastAsiaTheme="minorHAnsi"/>
           <w:b/>
           <w:bCs/>
           <w:kern w:val="2"/>
@@ -7796,7 +7814,7 @@
       </w:r>
       <w:r>
         <w:rPr>
-          <w:rFonts w:ascii="Aptos" w:hAnsi="Aptos" w:eastAsia="Aptos" w:cs="Aptos" w:asciiTheme="minorHAnsi" w:hAnsiTheme="minorHAnsi" w:eastAsiaTheme="minorHAnsi" w:csTheme="minorBidi"/>
+          <w:rFonts w:ascii="Aptos" w:hAnsi="Aptos" w:eastAsia="Aptos" w:cs="Aptos" w:asciiTheme="minorHAnsi" w:hAnsiTheme="minorHAnsi" w:eastAsiaTheme="minorHAnsi"/>
           <w:b/>
           <w:bCs/>
           <w:kern w:val="2"/>
@@ -7807,7 +7825,7 @@
       </w:r>
       <w:r>
         <w:rPr>
-          <w:rFonts w:ascii="Aptos" w:hAnsi="Aptos" w:eastAsia="Aptos" w:cs="Aptos" w:asciiTheme="minorHAnsi" w:hAnsiTheme="minorHAnsi" w:eastAsiaTheme="minorHAnsi" w:csTheme="minorBidi"/>
+          <w:rFonts w:ascii="Aptos" w:hAnsi="Aptos" w:eastAsia="Aptos" w:cs="Aptos" w:asciiTheme="minorHAnsi" w:hAnsiTheme="minorHAnsi" w:eastAsiaTheme="minorHAnsi"/>
           <w:b/>
           <w:bCs/>
           <w:kern w:val="2"/>
@@ -7818,7 +7836,7 @@
       </w:r>
       <w:r>
         <w:rPr>
-          <w:rFonts w:ascii="Aptos" w:hAnsi="Aptos" w:eastAsia="Aptos" w:cs="Aptos" w:asciiTheme="minorHAnsi" w:hAnsiTheme="minorHAnsi" w:eastAsiaTheme="minorHAnsi" w:csTheme="minorBidi"/>
+          <w:rFonts w:ascii="Aptos" w:hAnsi="Aptos" w:eastAsia="Aptos" w:cs="Aptos" w:asciiTheme="minorHAnsi" w:hAnsiTheme="minorHAnsi" w:eastAsiaTheme="minorHAnsi"/>
           <w:b/>
           <w:bCs/>
           <w:kern w:val="2"/>
@@ -7829,7 +7847,7 @@
       </w:r>
       <w:r>
         <w:rPr>
-          <w:rFonts w:ascii="Aptos" w:hAnsi="Aptos" w:eastAsia="Aptos" w:cs="Aptos" w:asciiTheme="minorHAnsi" w:hAnsiTheme="minorHAnsi" w:eastAsiaTheme="minorHAnsi" w:csTheme="minorBidi"/>
+          <w:rFonts w:ascii="Aptos" w:hAnsi="Aptos" w:eastAsia="Aptos" w:cs="Aptos" w:asciiTheme="minorHAnsi" w:hAnsiTheme="minorHAnsi" w:eastAsiaTheme="minorHAnsi"/>
           <w:b/>
           <w:bCs/>
           <w:kern w:val="2"/>
@@ -7840,7 +7858,7 @@
       </w:r>
       <w:r>
         <w:rPr>
-          <w:rFonts w:ascii="Aptos" w:hAnsi="Aptos" w:eastAsia="Aptos" w:cs="Aptos" w:asciiTheme="minorHAnsi" w:hAnsiTheme="minorHAnsi" w:eastAsiaTheme="minorHAnsi" w:csTheme="minorBidi"/>
+          <w:rFonts w:ascii="Aptos" w:hAnsi="Aptos" w:eastAsia="Aptos" w:cs="Aptos" w:asciiTheme="minorHAnsi" w:hAnsiTheme="minorHAnsi" w:eastAsiaTheme="minorHAnsi"/>
           <w:b/>
           <w:bCs/>
           <w:kern w:val="2"/>
@@ -7851,7 +7869,7 @@
       </w:r>
       <w:r>
         <w:rPr>
-          <w:rFonts w:ascii="Aptos" w:hAnsi="Aptos" w:eastAsia="Aptos" w:cs="Aptos" w:asciiTheme="minorHAnsi" w:hAnsiTheme="minorHAnsi" w:eastAsiaTheme="minorHAnsi" w:csTheme="minorBidi"/>
+          <w:rFonts w:ascii="Aptos" w:hAnsi="Aptos" w:eastAsia="Aptos" w:cs="Aptos" w:asciiTheme="minorHAnsi" w:hAnsiTheme="minorHAnsi" w:eastAsiaTheme="minorHAnsi"/>
           <w:b/>
           <w:bCs/>
           <w:kern w:val="2"/>
@@ -7862,7 +7880,7 @@
       </w:r>
       <w:r>
         <w:rPr>
-          <w:rFonts w:ascii="Aptos" w:hAnsi="Aptos" w:eastAsia="Aptos" w:cs="Aptos" w:asciiTheme="minorHAnsi" w:hAnsiTheme="minorHAnsi" w:eastAsiaTheme="minorHAnsi" w:csTheme="minorBidi"/>
+          <w:rFonts w:ascii="Aptos" w:hAnsi="Aptos" w:eastAsia="Aptos" w:cs="Aptos" w:asciiTheme="minorHAnsi" w:hAnsiTheme="minorHAnsi" w:eastAsiaTheme="minorHAnsi"/>
           <w:b/>
           <w:bCs/>
           <w:kern w:val="2"/>
@@ -7873,7 +7891,7 @@
       </w:r>
       <w:r>
         <w:rPr>
-          <w:rFonts w:ascii="Aptos" w:hAnsi="Aptos" w:eastAsia="Aptos" w:cs="Aptos" w:asciiTheme="minorHAnsi" w:hAnsiTheme="minorHAnsi" w:eastAsiaTheme="minorHAnsi" w:csTheme="minorBidi"/>
+          <w:rFonts w:ascii="Aptos" w:hAnsi="Aptos" w:eastAsia="Aptos" w:cs="Aptos" w:asciiTheme="minorHAnsi" w:hAnsiTheme="minorHAnsi" w:eastAsiaTheme="minorHAnsi"/>
           <w:b/>
           <w:bCs/>
           <w:kern w:val="2"/>
@@ -7884,7 +7902,7 @@
       </w:r>
       <w:r>
         <w:rPr>
-          <w:rFonts w:ascii="Aptos" w:hAnsi="Aptos" w:eastAsia="Aptos" w:cs="Aptos" w:asciiTheme="minorHAnsi" w:hAnsiTheme="minorHAnsi" w:eastAsiaTheme="minorHAnsi" w:csTheme="minorBidi"/>
+          <w:rFonts w:ascii="Aptos" w:hAnsi="Aptos" w:eastAsia="Aptos" w:cs="Aptos" w:asciiTheme="minorHAnsi" w:hAnsiTheme="minorHAnsi" w:eastAsiaTheme="minorHAnsi"/>
           <w:b/>
           <w:bCs/>
           <w:kern w:val="2"/>
@@ -7911,7 +7929,7 @@
       </w:pPr>
       <w:r>
         <w:rPr>
-          <w:rFonts w:ascii="Aptos" w:hAnsi="Aptos" w:eastAsia="Aptos" w:cs="Aptos" w:asciiTheme="minorHAnsi" w:hAnsiTheme="minorHAnsi" w:eastAsiaTheme="minorHAnsi" w:csTheme="minorBidi"/>
+          <w:rFonts w:ascii="Aptos" w:hAnsi="Aptos" w:eastAsia="Aptos" w:cs="Aptos" w:asciiTheme="minorHAnsi" w:hAnsiTheme="minorHAnsi" w:eastAsiaTheme="minorHAnsi"/>
           <w:b/>
           <w:bCs/>
           <w:kern w:val="2"/>
@@ -7930,7 +7948,7 @@
       </w:pPr>
       <w:r>
         <w:rPr>
-          <w:rFonts w:ascii="Aptos" w:hAnsi="Aptos" w:eastAsia="Aptos" w:cs="Aptos" w:asciiTheme="minorHAnsi" w:hAnsiTheme="minorHAnsi" w:eastAsiaTheme="minorHAnsi" w:csTheme="minorBidi"/>
+          <w:rFonts w:ascii="Aptos" w:hAnsi="Aptos" w:eastAsia="Aptos" w:cs="Aptos" w:asciiTheme="minorHAnsi" w:hAnsiTheme="minorHAnsi" w:eastAsiaTheme="minorHAnsi"/>
           <w:b/>
           <w:bCs/>
           <w:kern w:val="2"/>
@@ -7941,7 +7959,7 @@
       </w:r>
       <w:r>
         <w:rPr>
-          <w:rFonts w:ascii="Aptos" w:hAnsi="Aptos" w:eastAsia="Aptos" w:cs="Aptos" w:asciiTheme="minorHAnsi" w:hAnsiTheme="minorHAnsi" w:eastAsiaTheme="minorHAnsi" w:csTheme="minorBidi"/>
+          <w:rFonts w:ascii="Aptos" w:hAnsi="Aptos" w:eastAsia="Aptos" w:cs="Aptos" w:asciiTheme="minorHAnsi" w:hAnsiTheme="minorHAnsi" w:eastAsiaTheme="minorHAnsi"/>
           <w:b/>
           <w:bCs/>
           <w:kern w:val="2"/>
@@ -7952,7 +7970,7 @@
       </w:r>
       <w:r>
         <w:rPr>
-          <w:rFonts w:ascii="Aptos" w:hAnsi="Aptos" w:eastAsia="Aptos" w:cs="Aptos" w:asciiTheme="minorHAnsi" w:hAnsiTheme="minorHAnsi" w:eastAsiaTheme="minorHAnsi" w:csTheme="minorBidi"/>
+          <w:rFonts w:ascii="Aptos" w:hAnsi="Aptos" w:eastAsia="Aptos" w:cs="Aptos" w:asciiTheme="minorHAnsi" w:hAnsiTheme="minorHAnsi" w:eastAsiaTheme="minorHAnsi"/>
           <w:b/>
           <w:bCs/>
           <w:kern w:val="2"/>
@@ -7963,7 +7981,7 @@
       </w:r>
       <w:r>
         <w:rPr>
-          <w:rFonts w:ascii="Aptos" w:hAnsi="Aptos" w:eastAsia="Aptos" w:cs="Aptos" w:asciiTheme="minorHAnsi" w:hAnsiTheme="minorHAnsi" w:eastAsiaTheme="minorHAnsi" w:csTheme="minorBidi"/>
+          <w:rFonts w:ascii="Aptos" w:hAnsi="Aptos" w:eastAsia="Aptos" w:cs="Aptos" w:asciiTheme="minorHAnsi" w:hAnsiTheme="minorHAnsi" w:eastAsiaTheme="minorHAnsi"/>
           <w:b/>
           <w:bCs/>
           <w:kern w:val="2"/>
@@ -7974,7 +7992,7 @@
       </w:r>
       <w:r>
         <w:rPr>
-          <w:rFonts w:ascii="Aptos" w:hAnsi="Aptos" w:eastAsia="Aptos" w:cs="Aptos" w:asciiTheme="minorHAnsi" w:hAnsiTheme="minorHAnsi" w:eastAsiaTheme="minorHAnsi" w:csTheme="minorBidi"/>
+          <w:rFonts w:ascii="Aptos" w:hAnsi="Aptos" w:eastAsia="Aptos" w:cs="Aptos" w:asciiTheme="minorHAnsi" w:hAnsiTheme="minorHAnsi" w:eastAsiaTheme="minorHAnsi"/>
           <w:b/>
           <w:bCs/>
           <w:kern w:val="2"/>
@@ -7993,7 +8011,7 @@
       </w:pPr>
       <w:r>
         <w:rPr>
-          <w:rFonts w:ascii="Aptos" w:hAnsi="Aptos" w:eastAsia="Aptos" w:cs="Aptos" w:asciiTheme="minorHAnsi" w:hAnsiTheme="minorHAnsi" w:eastAsiaTheme="minorHAnsi" w:csTheme="minorBidi"/>
+          <w:rFonts w:ascii="Aptos" w:hAnsi="Aptos" w:eastAsia="Aptos" w:cs="Aptos" w:asciiTheme="minorHAnsi" w:hAnsiTheme="minorHAnsi" w:eastAsiaTheme="minorHAnsi"/>
           <w:b/>
           <w:bCs/>
           <w:kern w:val="2"/>
@@ -8004,7 +8022,7 @@
       </w:r>
       <w:r>
         <w:rPr>
-          <w:rFonts w:ascii="Aptos" w:hAnsi="Aptos" w:eastAsia="Aptos" w:cs="Aptos" w:asciiTheme="minorHAnsi" w:hAnsiTheme="minorHAnsi" w:eastAsiaTheme="minorHAnsi" w:csTheme="minorBidi"/>
+          <w:rFonts w:ascii="Aptos" w:hAnsi="Aptos" w:eastAsia="Aptos" w:cs="Aptos" w:asciiTheme="minorHAnsi" w:hAnsiTheme="minorHAnsi" w:eastAsiaTheme="minorHAnsi"/>
           <w:b/>
           <w:bCs/>
           <w:kern w:val="2"/>
@@ -8015,7 +8033,7 @@
       </w:r>
       <w:r>
         <w:rPr>
-          <w:rFonts w:ascii="Aptos" w:hAnsi="Aptos" w:eastAsia="Aptos" w:cs="Aptos" w:asciiTheme="minorHAnsi" w:hAnsiTheme="minorHAnsi" w:eastAsiaTheme="minorHAnsi" w:csTheme="minorBidi"/>
+          <w:rFonts w:ascii="Aptos" w:hAnsi="Aptos" w:eastAsia="Aptos" w:cs="Aptos" w:asciiTheme="minorHAnsi" w:hAnsiTheme="minorHAnsi" w:eastAsiaTheme="minorHAnsi"/>
           <w:b/>
           <w:bCs/>
           <w:kern w:val="2"/>
@@ -8026,7 +8044,7 @@
       </w:r>
       <w:r>
         <w:rPr>
-          <w:rFonts w:ascii="Aptos" w:hAnsi="Aptos" w:eastAsia="Aptos" w:cs="Aptos" w:asciiTheme="minorHAnsi" w:hAnsiTheme="minorHAnsi" w:eastAsiaTheme="minorHAnsi" w:csTheme="minorBidi"/>
+          <w:rFonts w:ascii="Aptos" w:hAnsi="Aptos" w:eastAsia="Aptos" w:cs="Aptos" w:asciiTheme="minorHAnsi" w:hAnsiTheme="minorHAnsi" w:eastAsiaTheme="minorHAnsi"/>
           <w:b/>
           <w:bCs/>
           <w:kern w:val="2"/>
@@ -8037,7 +8055,7 @@
       </w:r>
       <w:r>
         <w:rPr>
-          <w:rFonts w:ascii="Aptos" w:hAnsi="Aptos" w:eastAsia="Aptos" w:cs="Aptos" w:asciiTheme="minorHAnsi" w:hAnsiTheme="minorHAnsi" w:eastAsiaTheme="minorHAnsi" w:csTheme="minorBidi"/>
+          <w:rFonts w:ascii="Aptos" w:hAnsi="Aptos" w:eastAsia="Aptos" w:cs="Aptos" w:asciiTheme="minorHAnsi" w:hAnsiTheme="minorHAnsi" w:eastAsiaTheme="minorHAnsi"/>
           <w:b/>
           <w:bCs/>
           <w:kern w:val="2"/>
@@ -8048,7 +8066,7 @@
       </w:r>
       <w:r>
         <w:rPr>
-          <w:rFonts w:ascii="Aptos" w:hAnsi="Aptos" w:eastAsia="Aptos" w:cs="Aptos" w:asciiTheme="minorHAnsi" w:hAnsiTheme="minorHAnsi" w:eastAsiaTheme="minorHAnsi" w:csTheme="minorBidi"/>
+          <w:rFonts w:ascii="Aptos" w:hAnsi="Aptos" w:eastAsia="Aptos" w:cs="Aptos" w:asciiTheme="minorHAnsi" w:hAnsiTheme="minorHAnsi" w:eastAsiaTheme="minorHAnsi"/>
           <w:b/>
           <w:bCs/>
           <w:kern w:val="2"/>
@@ -8059,7 +8077,7 @@
       </w:r>
       <w:r>
         <w:rPr>
-          <w:rFonts w:ascii="Aptos" w:hAnsi="Aptos" w:eastAsia="Aptos" w:cs="Aptos" w:asciiTheme="minorHAnsi" w:hAnsiTheme="minorHAnsi" w:eastAsiaTheme="minorHAnsi" w:csTheme="minorBidi"/>
+          <w:rFonts w:ascii="Aptos" w:hAnsi="Aptos" w:eastAsia="Aptos" w:cs="Aptos" w:asciiTheme="minorHAnsi" w:hAnsiTheme="minorHAnsi" w:eastAsiaTheme="minorHAnsi"/>
           <w:b/>
           <w:bCs/>
           <w:kern w:val="2"/>
@@ -8078,7 +8096,7 @@
       </w:pPr>
       <w:r>
         <w:rPr>
-          <w:rFonts w:ascii="Aptos" w:hAnsi="Aptos" w:eastAsia="Aptos" w:cs="Aptos" w:asciiTheme="minorHAnsi" w:hAnsiTheme="minorHAnsi" w:eastAsiaTheme="minorHAnsi" w:csTheme="minorBidi"/>
+          <w:rFonts w:ascii="Aptos" w:hAnsi="Aptos" w:eastAsia="Aptos" w:cs="Aptos" w:asciiTheme="minorHAnsi" w:hAnsiTheme="minorHAnsi" w:eastAsiaTheme="minorHAnsi"/>
           <w:b/>
           <w:bCs/>
           <w:kern w:val="2"/>
@@ -8097,7 +8115,7 @@
       </w:pPr>
       <w:r>
         <w:rPr>
-          <w:rFonts w:ascii="Aptos" w:hAnsi="Aptos" w:eastAsia="Aptos" w:cs="Aptos" w:asciiTheme="minorHAnsi" w:hAnsiTheme="minorHAnsi" w:eastAsiaTheme="minorHAnsi" w:csTheme="minorBidi"/>
+          <w:rFonts w:ascii="Aptos" w:hAnsi="Aptos" w:eastAsia="Aptos" w:cs="Aptos" w:asciiTheme="minorHAnsi" w:hAnsiTheme="minorHAnsi" w:eastAsiaTheme="minorHAnsi"/>
           <w:b/>
           <w:bCs/>
           <w:kern w:val="2"/>
@@ -8108,7 +8126,7 @@
       </w:r>
       <w:r>
         <w:rPr>
-          <w:rFonts w:ascii="Aptos" w:hAnsi="Aptos" w:eastAsia="Aptos" w:cs="Aptos" w:asciiTheme="minorHAnsi" w:hAnsiTheme="minorHAnsi" w:eastAsiaTheme="minorHAnsi" w:csTheme="minorBidi"/>
+          <w:rFonts w:ascii="Aptos" w:hAnsi="Aptos" w:eastAsia="Aptos" w:cs="Aptos" w:asciiTheme="minorHAnsi" w:hAnsiTheme="minorHAnsi" w:eastAsiaTheme="minorHAnsi"/>
           <w:b/>
           <w:bCs/>
           <w:kern w:val="2"/>
@@ -8119,7 +8137,7 @@
       </w:r>
       <w:r>
         <w:rPr>
-          <w:rFonts w:ascii="Aptos" w:hAnsi="Aptos" w:eastAsia="Aptos" w:cs="Aptos" w:asciiTheme="minorHAnsi" w:hAnsiTheme="minorHAnsi" w:eastAsiaTheme="minorHAnsi" w:csTheme="minorBidi"/>
+          <w:rFonts w:ascii="Aptos" w:hAnsi="Aptos" w:eastAsia="Aptos" w:cs="Aptos" w:asciiTheme="minorHAnsi" w:hAnsiTheme="minorHAnsi" w:eastAsiaTheme="minorHAnsi"/>
           <w:b/>
           <w:bCs/>
           <w:kern w:val="2"/>
@@ -8179,6 +8197,12 @@
         <w:spacing w:after="160" w:line="278" w:lineRule="auto"/>
       </w:pPr>
       <w:r>
+        <w:rPr>
+          <w:rFonts w:ascii="Aptos" w:hAnsi="Aptos" w:eastAsia="Aptos" w:cs="Aptos" w:asciiTheme="minorHAnsi" w:hAnsiTheme="minorHAnsi" w:eastAsiaTheme="minorHAnsi" w:csTheme="minorBidi"/>
+          <w:kern w:val="2"/>
+          <w:sz w:val="24"/>
+          <w:szCs w:val="24"/>
+        </w:rPr>
         <w:t xml:space="preserve">  </w:t>
       </w:r>
     </w:p>
@@ -8187,82 +8211,175 @@
         <w:spacing w:after="160" w:line="278" w:lineRule="auto"/>
       </w:pPr>
       <w:r>
+        <w:rPr>
+          <w:rFonts w:ascii="Aptos" w:hAnsi="Aptos" w:eastAsia="Aptos" w:cs="Aptos" w:asciiTheme="minorHAnsi" w:hAnsiTheme="minorHAnsi" w:eastAsiaTheme="minorHAnsi" w:csTheme="minorBidi"/>
+          <w:kern w:val="2"/>
+          <w:sz w:val="24"/>
+          <w:szCs w:val="24"/>
+        </w:rPr>
         <w:t>1. Problem Statement</w:t>
       </w:r>
     </w:p>
     <w:p>
-      <w:r>
+      <w:pPr>
+        <w:spacing w:after="160" w:line="278" w:lineRule="auto"/>
+      </w:pPr>
+      <w:r>
+        <w:rPr>
+          <w:rFonts w:ascii="Aptos" w:hAnsi="Aptos" w:eastAsia="Aptos" w:cs="Aptos" w:asciiTheme="minorHAnsi" w:hAnsiTheme="minorHAnsi" w:eastAsiaTheme="minorHAnsi" w:csTheme="minorBidi"/>
+          <w:kern w:val="2"/>
+          <w:sz w:val="24"/>
+          <w:szCs w:val="24"/>
+        </w:rPr>
         <w:t>Farmers struggle with:</w:t>
       </w:r>
     </w:p>
     <w:p>
-      <w:r>
-        <w:rPr>
-          <w:b/>
-          <w:bCs/>
+      <w:pPr>
+        <w:spacing w:after="160" w:line="278" w:lineRule="auto"/>
+      </w:pPr>
+      <w:r>
+        <w:rPr>
+          <w:rFonts w:ascii="Aptos" w:hAnsi="Aptos" w:eastAsia="Aptos" w:cs="Aptos" w:asciiTheme="minorHAnsi" w:hAnsiTheme="minorHAnsi" w:eastAsiaTheme="minorHAnsi" w:csTheme="minorBidi"/>
+          <w:b/>
+          <w:bCs/>
+          <w:kern w:val="2"/>
+          <w:sz w:val="24"/>
+          <w:szCs w:val="24"/>
         </w:rPr>
         <w:t>Early detection of crop diseases</w:t>
       </w:r>
       <w:r>
+        <w:rPr>
+          <w:rFonts w:ascii="Aptos" w:hAnsi="Aptos" w:eastAsia="Aptos" w:cs="Aptos" w:asciiTheme="minorHAnsi" w:hAnsiTheme="minorHAnsi" w:eastAsiaTheme="minorHAnsi" w:csTheme="minorBidi"/>
+          <w:kern w:val="2"/>
+          <w:sz w:val="24"/>
+          <w:szCs w:val="24"/>
+        </w:rPr>
         <w:t xml:space="preserve"> (manual inspection is slow and error-prone).</w:t>
       </w:r>
     </w:p>
     <w:p>
-      <w:r>
-        <w:rPr>
-          <w:b/>
-          <w:bCs/>
+      <w:pPr>
+        <w:spacing w:after="160" w:line="278" w:lineRule="auto"/>
+      </w:pPr>
+      <w:r>
+        <w:rPr>
+          <w:rFonts w:ascii="Aptos" w:hAnsi="Aptos" w:eastAsia="Aptos" w:cs="Aptos" w:asciiTheme="minorHAnsi" w:hAnsiTheme="minorHAnsi" w:eastAsiaTheme="minorHAnsi" w:csTheme="minorBidi"/>
+          <w:b/>
+          <w:bCs/>
+          <w:kern w:val="2"/>
+          <w:sz w:val="24"/>
+          <w:szCs w:val="24"/>
         </w:rPr>
         <w:t>Overuse/misuse of agrochemicals</w:t>
       </w:r>
       <w:r>
+        <w:rPr>
+          <w:rFonts w:ascii="Aptos" w:hAnsi="Aptos" w:eastAsia="Aptos" w:cs="Aptos" w:asciiTheme="minorHAnsi" w:hAnsiTheme="minorHAnsi" w:eastAsiaTheme="minorHAnsi" w:csTheme="minorBidi"/>
+          <w:kern w:val="2"/>
+          <w:sz w:val="24"/>
+          <w:szCs w:val="24"/>
+        </w:rPr>
         <w:t xml:space="preserve"> (leading to resistance, soil damage, and higher costs).</w:t>
       </w:r>
     </w:p>
     <w:p>
-      <w:r>
-        <w:rPr>
-          <w:b/>
-          <w:bCs/>
+      <w:pPr>
+        <w:spacing w:after="160" w:line="278" w:lineRule="auto"/>
+      </w:pPr>
+      <w:r>
+        <w:rPr>
+          <w:rFonts w:ascii="Aptos" w:hAnsi="Aptos" w:eastAsia="Aptos" w:cs="Aptos" w:asciiTheme="minorHAnsi" w:hAnsiTheme="minorHAnsi" w:eastAsiaTheme="minorHAnsi" w:csTheme="minorBidi"/>
+          <w:b/>
+          <w:bCs/>
+          <w:kern w:val="2"/>
+          <w:sz w:val="24"/>
+          <w:szCs w:val="24"/>
         </w:rPr>
         <w:t>Secure cloud-based advisory systems</w:t>
       </w:r>
       <w:r>
+        <w:rPr>
+          <w:rFonts w:ascii="Aptos" w:hAnsi="Aptos" w:eastAsia="Aptos" w:cs="Aptos" w:asciiTheme="minorHAnsi" w:hAnsiTheme="minorHAnsi" w:eastAsiaTheme="minorHAnsi" w:csTheme="minorBidi"/>
+          <w:kern w:val="2"/>
+          <w:sz w:val="24"/>
+          <w:szCs w:val="24"/>
+        </w:rPr>
         <w:t xml:space="preserve"> (data privacy is critical, especially with future quantum threats).</w:t>
       </w:r>
     </w:p>
     <w:p>
-      <w:r>
+      <w:pPr>
+        <w:spacing w:after="160" w:line="278" w:lineRule="auto"/>
+      </w:pPr>
+      <w:r>
+        <w:rPr>
+          <w:rFonts w:ascii="Aptos" w:hAnsi="Aptos" w:eastAsia="Aptos" w:cs="Aptos" w:asciiTheme="minorHAnsi" w:hAnsiTheme="minorHAnsi" w:eastAsiaTheme="minorHAnsi" w:csTheme="minorBidi"/>
+          <w:kern w:val="2"/>
+          <w:sz w:val="24"/>
+          <w:szCs w:val="24"/>
+        </w:rPr>
         <w:t xml:space="preserve">Your project solves this by combining </w:t>
       </w:r>
       <w:r>
         <w:rPr>
-          <w:b/>
-          <w:bCs/>
+          <w:rFonts w:ascii="Aptos" w:hAnsi="Aptos" w:eastAsia="Aptos" w:cs="Aptos" w:asciiTheme="minorHAnsi" w:hAnsiTheme="minorHAnsi" w:eastAsiaTheme="minorHAnsi" w:csTheme="minorBidi"/>
+          <w:b/>
+          <w:bCs/>
+          <w:kern w:val="2"/>
+          <w:sz w:val="24"/>
+          <w:szCs w:val="24"/>
         </w:rPr>
         <w:t>AI-powered disease detection</w:t>
       </w:r>
       <w:r>
+        <w:rPr>
+          <w:rFonts w:ascii="Aptos" w:hAnsi="Aptos" w:eastAsia="Aptos" w:cs="Aptos" w:asciiTheme="minorHAnsi" w:hAnsiTheme="minorHAnsi" w:eastAsiaTheme="minorHAnsi" w:csTheme="minorBidi"/>
+          <w:kern w:val="2"/>
+          <w:sz w:val="24"/>
+          <w:szCs w:val="24"/>
+        </w:rPr>
         <w:t xml:space="preserve">, </w:t>
       </w:r>
       <w:r>
         <w:rPr>
-          <w:b/>
-          <w:bCs/>
+          <w:rFonts w:ascii="Aptos" w:hAnsi="Aptos" w:eastAsia="Aptos" w:cs="Aptos" w:asciiTheme="minorHAnsi" w:hAnsiTheme="minorHAnsi" w:eastAsiaTheme="minorHAnsi" w:csTheme="minorBidi"/>
+          <w:b/>
+          <w:bCs/>
+          <w:kern w:val="2"/>
+          <w:sz w:val="24"/>
+          <w:szCs w:val="24"/>
         </w:rPr>
         <w:t>smart agrochemical recommendations</w:t>
       </w:r>
       <w:r>
+        <w:rPr>
+          <w:rFonts w:ascii="Aptos" w:hAnsi="Aptos" w:eastAsia="Aptos" w:cs="Aptos" w:asciiTheme="minorHAnsi" w:hAnsiTheme="minorHAnsi" w:eastAsiaTheme="minorHAnsi" w:csTheme="minorBidi"/>
+          <w:kern w:val="2"/>
+          <w:sz w:val="24"/>
+          <w:szCs w:val="24"/>
+        </w:rPr>
         <w:t xml:space="preserve">, and </w:t>
       </w:r>
       <w:r>
         <w:rPr>
-          <w:b/>
-          <w:bCs/>
+          <w:rFonts w:ascii="Aptos" w:hAnsi="Aptos" w:eastAsia="Aptos" w:cs="Aptos" w:asciiTheme="minorHAnsi" w:hAnsiTheme="minorHAnsi" w:eastAsiaTheme="minorHAnsi" w:csTheme="minorBidi"/>
+          <w:b/>
+          <w:bCs/>
+          <w:kern w:val="2"/>
+          <w:sz w:val="24"/>
+          <w:szCs w:val="24"/>
         </w:rPr>
         <w:t>post-quantum secure communication</w:t>
       </w:r>
       <w:r>
+        <w:rPr>
+          <w:rFonts w:ascii="Aptos" w:hAnsi="Aptos" w:eastAsia="Aptos" w:cs="Aptos" w:asciiTheme="minorHAnsi" w:hAnsiTheme="minorHAnsi" w:eastAsiaTheme="minorHAnsi" w:csTheme="minorBidi"/>
+          <w:kern w:val="2"/>
+          <w:sz w:val="24"/>
+          <w:szCs w:val="24"/>
+        </w:rPr>
         <w:t>.</w:t>
       </w:r>
     </w:p>
@@ -8271,26 +8388,69 @@
         <w:pStyle w:val="Heading2"/>
       </w:pPr>
       <w:r>
+        <w:rPr>
+          <w:rFonts w:ascii="Aptos Display" w:hAnsi="Aptos Display" w:cs="Aptos Display" w:asciiTheme="majorHAnsi" w:hAnsiTheme="majorHAnsi" w:eastAsiaTheme="majorEastAsia" w:csTheme="majorBidi"/>
+          <w:color w:val="0F4761" w:themeColor="accent1" w:themeShade="BF"/>
+          <w:kern w:val="2"/>
+          <w:sz w:val="32"/>
+          <w:szCs w:val="32"/>
+        </w:rPr>
         <w:t>2. Main Objectives</w:t>
       </w:r>
     </w:p>
     <w:p>
-      <w:r>
+      <w:pPr>
+        <w:spacing w:after="160" w:line="278" w:lineRule="auto"/>
+      </w:pPr>
+      <w:r>
+        <w:rPr>
+          <w:rFonts w:ascii="Aptos" w:hAnsi="Aptos" w:eastAsia="Aptos" w:cs="Aptos" w:asciiTheme="minorHAnsi" w:hAnsiTheme="minorHAnsi" w:eastAsiaTheme="minorHAnsi" w:csTheme="minorBidi"/>
+          <w:kern w:val="2"/>
+          <w:sz w:val="24"/>
+          <w:szCs w:val="24"/>
+        </w:rPr>
         <w:t>Detect crop diseases from leaf images using AI/ML.</w:t>
       </w:r>
     </w:p>
     <w:p>
-      <w:r>
+      <w:pPr>
+        <w:spacing w:after="160" w:line="278" w:lineRule="auto"/>
+      </w:pPr>
+      <w:r>
+        <w:rPr>
+          <w:rFonts w:ascii="Aptos" w:hAnsi="Aptos" w:eastAsia="Aptos" w:cs="Aptos" w:asciiTheme="minorHAnsi" w:hAnsiTheme="minorHAnsi" w:eastAsiaTheme="minorHAnsi" w:csTheme="minorBidi"/>
+          <w:kern w:val="2"/>
+          <w:sz w:val="24"/>
+          <w:szCs w:val="24"/>
+        </w:rPr>
         <w:t>Recommend appropriate agrochemicals (type, dosage, timing).</w:t>
       </w:r>
     </w:p>
     <w:p>
-      <w:r>
+      <w:pPr>
+        <w:spacing w:after="160" w:line="278" w:lineRule="auto"/>
+      </w:pPr>
+      <w:r>
+        <w:rPr>
+          <w:rFonts w:ascii="Aptos" w:hAnsi="Aptos" w:eastAsia="Aptos" w:cs="Aptos" w:asciiTheme="minorHAnsi" w:hAnsiTheme="minorHAnsi" w:eastAsiaTheme="minorHAnsi" w:csTheme="minorBidi"/>
+          <w:kern w:val="2"/>
+          <w:sz w:val="24"/>
+          <w:szCs w:val="24"/>
+        </w:rPr>
         <w:t>Provide a farmer-facing dashboard for insights.</w:t>
       </w:r>
     </w:p>
     <w:p>
-      <w:r>
+      <w:pPr>
+        <w:spacing w:after="160" w:line="278" w:lineRule="auto"/>
+      </w:pPr>
+      <w:r>
+        <w:rPr>
+          <w:rFonts w:ascii="Aptos" w:hAnsi="Aptos" w:eastAsia="Aptos" w:cs="Aptos" w:asciiTheme="minorHAnsi" w:hAnsiTheme="minorHAnsi" w:eastAsiaTheme="minorHAnsi" w:csTheme="minorBidi"/>
+          <w:kern w:val="2"/>
+          <w:sz w:val="24"/>
+          <w:szCs w:val="24"/>
+        </w:rPr>
         <w:t>Ensure secure cloud communication using post-quantum cryptography (PQC).</w:t>
       </w:r>
     </w:p>
@@ -8299,31 +8459,83 @@
         <w:pStyle w:val="Heading2"/>
       </w:pPr>
       <w:r>
+        <w:rPr>
+          <w:rFonts w:ascii="Aptos Display" w:hAnsi="Aptos Display" w:cs="Aptos Display" w:asciiTheme="majorHAnsi" w:hAnsiTheme="majorHAnsi" w:eastAsiaTheme="majorEastAsia" w:csTheme="majorBidi"/>
+          <w:color w:val="0F4761" w:themeColor="accent1" w:themeShade="BF"/>
+          <w:kern w:val="2"/>
+          <w:sz w:val="32"/>
+          <w:szCs w:val="32"/>
+        </w:rPr>
         <w:t>3. End-to-End Workflow</w:t>
       </w:r>
     </w:p>
     <w:p>
-      <w:r>
+      <w:pPr>
+        <w:spacing w:after="160" w:line="278" w:lineRule="auto"/>
+      </w:pPr>
+      <w:r>
+        <w:rPr>
+          <w:rFonts w:ascii="Aptos" w:hAnsi="Aptos" w:eastAsia="Aptos" w:cs="Aptos" w:asciiTheme="minorHAnsi" w:hAnsiTheme="minorHAnsi" w:eastAsiaTheme="minorHAnsi" w:csTheme="minorBidi"/>
+          <w:kern w:val="2"/>
+          <w:sz w:val="24"/>
+          <w:szCs w:val="24"/>
+        </w:rPr>
         <w:t>Farmer uploads crop leaf image via mobile/web dashboard.</w:t>
       </w:r>
     </w:p>
     <w:p>
-      <w:r>
+      <w:pPr>
+        <w:spacing w:after="160" w:line="278" w:lineRule="auto"/>
+      </w:pPr>
+      <w:r>
+        <w:rPr>
+          <w:rFonts w:ascii="Aptos" w:hAnsi="Aptos" w:eastAsia="Aptos" w:cs="Aptos" w:asciiTheme="minorHAnsi" w:hAnsiTheme="minorHAnsi" w:eastAsiaTheme="minorHAnsi" w:csTheme="minorBidi"/>
+          <w:kern w:val="2"/>
+          <w:sz w:val="24"/>
+          <w:szCs w:val="24"/>
+        </w:rPr>
         <w:t>Image → AI model → Disease classification.</w:t>
       </w:r>
     </w:p>
     <w:p>
-      <w:r>
+      <w:pPr>
+        <w:spacing w:after="160" w:line="278" w:lineRule="auto"/>
+      </w:pPr>
+      <w:r>
+        <w:rPr>
+          <w:rFonts w:ascii="Aptos" w:hAnsi="Aptos" w:eastAsia="Aptos" w:cs="Aptos" w:asciiTheme="minorHAnsi" w:hAnsiTheme="minorHAnsi" w:eastAsiaTheme="minorHAnsi" w:csTheme="minorBidi"/>
+          <w:kern w:val="2"/>
+          <w:sz w:val="24"/>
+          <w:szCs w:val="24"/>
+        </w:rPr>
         <w:t>Disease class → Recommendation engine → Agrochemical advice.</w:t>
       </w:r>
     </w:p>
     <w:p>
-      <w:r>
+      <w:pPr>
+        <w:spacing w:after="160" w:line="278" w:lineRule="auto"/>
+      </w:pPr>
+      <w:r>
+        <w:rPr>
+          <w:rFonts w:ascii="Aptos" w:hAnsi="Aptos" w:eastAsia="Aptos" w:cs="Aptos" w:asciiTheme="minorHAnsi" w:hAnsiTheme="minorHAnsi" w:eastAsiaTheme="minorHAnsi" w:csTheme="minorBidi"/>
+          <w:kern w:val="2"/>
+          <w:sz w:val="24"/>
+          <w:szCs w:val="24"/>
+        </w:rPr>
         <w:t>Results sent to farmer dashboard via cloud backend.</w:t>
       </w:r>
     </w:p>
     <w:p>
-      <w:r>
+      <w:pPr>
+        <w:spacing w:after="160" w:line="278" w:lineRule="auto"/>
+      </w:pPr>
+      <w:r>
+        <w:rPr>
+          <w:rFonts w:ascii="Aptos" w:hAnsi="Aptos" w:eastAsia="Aptos" w:cs="Aptos" w:asciiTheme="minorHAnsi" w:hAnsiTheme="minorHAnsi" w:eastAsiaTheme="minorHAnsi" w:csTheme="minorBidi"/>
+          <w:kern w:val="2"/>
+          <w:sz w:val="24"/>
+          <w:szCs w:val="24"/>
+        </w:rPr>
         <w:t>All communication secured with PQC algorithms.</w:t>
       </w:r>
     </w:p>
@@ -8332,59 +8544,108 @@
         <w:pStyle w:val="Heading2"/>
       </w:pPr>
       <w:r>
+        <w:rPr>
+          <w:rFonts w:ascii="Aptos Display" w:hAnsi="Aptos Display" w:cs="Aptos Display" w:asciiTheme="majorHAnsi" w:hAnsiTheme="majorHAnsi" w:eastAsiaTheme="majorEastAsia" w:csTheme="majorBidi"/>
+          <w:color w:val="0F4761" w:themeColor="accent1" w:themeShade="BF"/>
+          <w:kern w:val="2"/>
+          <w:sz w:val="32"/>
+          <w:szCs w:val="32"/>
+        </w:rPr>
         <w:t>4. Major Modules</w:t>
       </w:r>
     </w:p>
     <w:p>
-      <w:r>
-        <w:rPr>
-          <w:b/>
-          <w:bCs/>
+      <w:pPr>
+        <w:spacing w:after="160" w:line="278" w:lineRule="auto"/>
+      </w:pPr>
+      <w:r>
+        <w:rPr>
+          <w:rFonts w:ascii="Aptos" w:hAnsi="Aptos" w:eastAsia="Aptos" w:cs="Aptos" w:asciiTheme="minorHAnsi" w:hAnsiTheme="minorHAnsi" w:eastAsiaTheme="minorHAnsi" w:csTheme="minorBidi"/>
+          <w:b/>
+          <w:bCs/>
+          <w:kern w:val="2"/>
+          <w:sz w:val="24"/>
+          <w:szCs w:val="24"/>
         </w:rPr>
         <w:t>Image Acquisition &amp; Preprocessing</w:t>
       </w:r>
     </w:p>
     <w:p>
-      <w:r>
-        <w:rPr>
-          <w:b/>
-          <w:bCs/>
+      <w:pPr>
+        <w:spacing w:after="160" w:line="278" w:lineRule="auto"/>
+      </w:pPr>
+      <w:r>
+        <w:rPr>
+          <w:rFonts w:ascii="Aptos" w:hAnsi="Aptos" w:eastAsia="Aptos" w:cs="Aptos" w:asciiTheme="minorHAnsi" w:hAnsiTheme="minorHAnsi" w:eastAsiaTheme="minorHAnsi" w:csTheme="minorBidi"/>
+          <w:b/>
+          <w:bCs/>
+          <w:kern w:val="2"/>
+          <w:sz w:val="24"/>
+          <w:szCs w:val="24"/>
         </w:rPr>
         <w:t>AI Disease Detection Model</w:t>
       </w:r>
     </w:p>
     <w:p>
-      <w:r>
-        <w:rPr>
-          <w:b/>
-          <w:bCs/>
+      <w:pPr>
+        <w:spacing w:after="160" w:line="278" w:lineRule="auto"/>
+      </w:pPr>
+      <w:r>
+        <w:rPr>
+          <w:rFonts w:ascii="Aptos" w:hAnsi="Aptos" w:eastAsia="Aptos" w:cs="Aptos" w:asciiTheme="minorHAnsi" w:hAnsiTheme="minorHAnsi" w:eastAsiaTheme="minorHAnsi" w:csTheme="minorBidi"/>
+          <w:b/>
+          <w:bCs/>
+          <w:kern w:val="2"/>
+          <w:sz w:val="24"/>
+          <w:szCs w:val="24"/>
         </w:rPr>
         <w:t>Recommendation Engine</w:t>
       </w:r>
     </w:p>
     <w:p>
-      <w:r>
-        <w:rPr>
-          <w:b/>
-          <w:bCs/>
+      <w:pPr>
+        <w:spacing w:after="160" w:line="278" w:lineRule="auto"/>
+      </w:pPr>
+      <w:r>
+        <w:rPr>
+          <w:rFonts w:ascii="Aptos" w:hAnsi="Aptos" w:eastAsia="Aptos" w:cs="Aptos" w:asciiTheme="minorHAnsi" w:hAnsiTheme="minorHAnsi" w:eastAsiaTheme="minorHAnsi" w:csTheme="minorBidi"/>
+          <w:b/>
+          <w:bCs/>
+          <w:kern w:val="2"/>
+          <w:sz w:val="24"/>
+          <w:szCs w:val="24"/>
         </w:rPr>
         <w:t>Cloud Backend (API + Database)</w:t>
       </w:r>
     </w:p>
     <w:p>
-      <w:r>
-        <w:rPr>
-          <w:b/>
-          <w:bCs/>
+      <w:pPr>
+        <w:spacing w:after="160" w:line="278" w:lineRule="auto"/>
+      </w:pPr>
+      <w:r>
+        <w:rPr>
+          <w:rFonts w:ascii="Aptos" w:hAnsi="Aptos" w:eastAsia="Aptos" w:cs="Aptos" w:asciiTheme="minorHAnsi" w:hAnsiTheme="minorHAnsi" w:eastAsiaTheme="minorHAnsi" w:csTheme="minorBidi"/>
+          <w:b/>
+          <w:bCs/>
+          <w:kern w:val="2"/>
+          <w:sz w:val="24"/>
+          <w:szCs w:val="24"/>
         </w:rPr>
         <w:t>Post-Quantum Secure Communication Layer</w:t>
       </w:r>
     </w:p>
     <w:p>
-      <w:r>
-        <w:rPr>
-          <w:b/>
-          <w:bCs/>
+      <w:pPr>
+        <w:spacing w:after="160" w:line="278" w:lineRule="auto"/>
+      </w:pPr>
+      <w:r>
+        <w:rPr>
+          <w:rFonts w:ascii="Aptos" w:hAnsi="Aptos" w:eastAsia="Aptos" w:cs="Aptos" w:asciiTheme="minorHAnsi" w:hAnsiTheme="minorHAnsi" w:eastAsiaTheme="minorHAnsi" w:csTheme="minorBidi"/>
+          <w:b/>
+          <w:bCs/>
+          <w:kern w:val="2"/>
+          <w:sz w:val="24"/>
+          <w:szCs w:val="24"/>
         </w:rPr>
         <w:t>Frontend Dashboard</w:t>
       </w:r>
@@ -8394,90 +8655,188 @@
         <w:pStyle w:val="Heading2"/>
       </w:pPr>
       <w:r>
+        <w:rPr>
+          <w:rFonts w:ascii="Aptos Display" w:hAnsi="Aptos Display" w:cs="Aptos Display" w:asciiTheme="majorHAnsi" w:hAnsiTheme="majorHAnsi" w:eastAsiaTheme="majorEastAsia" w:csTheme="majorBidi"/>
+          <w:color w:val="0F4761" w:themeColor="accent1" w:themeShade="BF"/>
+          <w:kern w:val="2"/>
+          <w:sz w:val="32"/>
+          <w:szCs w:val="32"/>
+        </w:rPr>
         <w:t>5. Recommended Technologies</w:t>
       </w:r>
     </w:p>
     <w:p>
-      <w:r>
-        <w:rPr>
-          <w:b/>
-          <w:bCs/>
+      <w:pPr>
+        <w:spacing w:after="160" w:line="278" w:lineRule="auto"/>
+      </w:pPr>
+      <w:r>
+        <w:rPr>
+          <w:rFonts w:ascii="Aptos" w:hAnsi="Aptos" w:eastAsia="Aptos" w:cs="Aptos" w:asciiTheme="minorHAnsi" w:hAnsiTheme="minorHAnsi" w:eastAsiaTheme="minorHAnsi" w:csTheme="minorBidi"/>
+          <w:b/>
+          <w:bCs/>
+          <w:kern w:val="2"/>
+          <w:sz w:val="24"/>
+          <w:szCs w:val="24"/>
         </w:rPr>
         <w:t>Image Preprocessing</w:t>
       </w:r>
       <w:r>
+        <w:rPr>
+          <w:rFonts w:ascii="Aptos" w:hAnsi="Aptos" w:eastAsia="Aptos" w:cs="Aptos" w:asciiTheme="minorHAnsi" w:hAnsiTheme="minorHAnsi" w:eastAsiaTheme="minorHAnsi" w:csTheme="minorBidi"/>
+          <w:kern w:val="2"/>
+          <w:sz w:val="24"/>
+          <w:szCs w:val="24"/>
+        </w:rPr>
         <w:t>: OpenCV, Pillow</w:t>
       </w:r>
     </w:p>
     <w:p>
-      <w:r>
-        <w:rPr>
-          <w:b/>
-          <w:bCs/>
+      <w:pPr>
+        <w:spacing w:after="160" w:line="278" w:lineRule="auto"/>
+      </w:pPr>
+      <w:r>
+        <w:rPr>
+          <w:rFonts w:ascii="Aptos" w:hAnsi="Aptos" w:eastAsia="Aptos" w:cs="Aptos" w:asciiTheme="minorHAnsi" w:hAnsiTheme="minorHAnsi" w:eastAsiaTheme="minorHAnsi" w:csTheme="minorBidi"/>
+          <w:b/>
+          <w:bCs/>
+          <w:kern w:val="2"/>
+          <w:sz w:val="24"/>
+          <w:szCs w:val="24"/>
         </w:rPr>
         <w:t>AI Model</w:t>
       </w:r>
       <w:r>
+        <w:rPr>
+          <w:rFonts w:ascii="Aptos" w:hAnsi="Aptos" w:eastAsia="Aptos" w:cs="Aptos" w:asciiTheme="minorHAnsi" w:hAnsiTheme="minorHAnsi" w:eastAsiaTheme="minorHAnsi" w:csTheme="minorBidi"/>
+          <w:kern w:val="2"/>
+          <w:sz w:val="24"/>
+          <w:szCs w:val="24"/>
+        </w:rPr>
         <w:t>: PyTorch or TensorFlow/Keras</w:t>
       </w:r>
     </w:p>
     <w:p>
-      <w:r>
-        <w:rPr>
-          <w:b/>
-          <w:bCs/>
+      <w:pPr>
+        <w:spacing w:after="160" w:line="278" w:lineRule="auto"/>
+      </w:pPr>
+      <w:r>
+        <w:rPr>
+          <w:rFonts w:ascii="Aptos" w:hAnsi="Aptos" w:eastAsia="Aptos" w:cs="Aptos" w:asciiTheme="minorHAnsi" w:hAnsiTheme="minorHAnsi" w:eastAsiaTheme="minorHAnsi" w:csTheme="minorBidi"/>
+          <w:b/>
+          <w:bCs/>
+          <w:kern w:val="2"/>
+          <w:sz w:val="24"/>
+          <w:szCs w:val="24"/>
         </w:rPr>
         <w:t>Recommendation Engine</w:t>
       </w:r>
       <w:r>
+        <w:rPr>
+          <w:rFonts w:ascii="Aptos" w:hAnsi="Aptos" w:eastAsia="Aptos" w:cs="Aptos" w:asciiTheme="minorHAnsi" w:hAnsiTheme="minorHAnsi" w:eastAsiaTheme="minorHAnsi" w:csTheme="minorBidi"/>
+          <w:kern w:val="2"/>
+          <w:sz w:val="24"/>
+          <w:szCs w:val="24"/>
+        </w:rPr>
         <w:t>: Python (rule-based + ML hybrid)</w:t>
       </w:r>
     </w:p>
     <w:p>
-      <w:r>
-        <w:rPr>
-          <w:b/>
-          <w:bCs/>
+      <w:pPr>
+        <w:spacing w:after="160" w:line="278" w:lineRule="auto"/>
+      </w:pPr>
+      <w:r>
+        <w:rPr>
+          <w:rFonts w:ascii="Aptos" w:hAnsi="Aptos" w:eastAsia="Aptos" w:cs="Aptos" w:asciiTheme="minorHAnsi" w:hAnsiTheme="minorHAnsi" w:eastAsiaTheme="minorHAnsi" w:csTheme="minorBidi"/>
+          <w:b/>
+          <w:bCs/>
+          <w:kern w:val="2"/>
+          <w:sz w:val="24"/>
+          <w:szCs w:val="24"/>
         </w:rPr>
         <w:t>Backend</w:t>
       </w:r>
       <w:r>
+        <w:rPr>
+          <w:rFonts w:ascii="Aptos" w:hAnsi="Aptos" w:eastAsia="Aptos" w:cs="Aptos" w:asciiTheme="minorHAnsi" w:hAnsiTheme="minorHAnsi" w:eastAsiaTheme="minorHAnsi" w:csTheme="minorBidi"/>
+          <w:kern w:val="2"/>
+          <w:sz w:val="24"/>
+          <w:szCs w:val="24"/>
+        </w:rPr>
         <w:t>: FastAPI (Python, lightweight, async)</w:t>
       </w:r>
     </w:p>
     <w:p>
-      <w:r>
-        <w:rPr>
-          <w:b/>
-          <w:bCs/>
+      <w:pPr>
+        <w:spacing w:after="160" w:line="278" w:lineRule="auto"/>
+      </w:pPr>
+      <w:r>
+        <w:rPr>
+          <w:rFonts w:ascii="Aptos" w:hAnsi="Aptos" w:eastAsia="Aptos" w:cs="Aptos" w:asciiTheme="minorHAnsi" w:hAnsiTheme="minorHAnsi" w:eastAsiaTheme="minorHAnsi" w:csTheme="minorBidi"/>
+          <w:b/>
+          <w:bCs/>
+          <w:kern w:val="2"/>
+          <w:sz w:val="24"/>
+          <w:szCs w:val="24"/>
         </w:rPr>
         <w:t>Database</w:t>
       </w:r>
       <w:r>
+        <w:rPr>
+          <w:rFonts w:ascii="Aptos" w:hAnsi="Aptos" w:eastAsia="Aptos" w:cs="Aptos" w:asciiTheme="minorHAnsi" w:hAnsiTheme="minorHAnsi" w:eastAsiaTheme="minorHAnsi" w:csTheme="minorBidi"/>
+          <w:kern w:val="2"/>
+          <w:sz w:val="24"/>
+          <w:szCs w:val="24"/>
+        </w:rPr>
         <w:t>: MongoDB (flexible schema for disease/recommendation data)</w:t>
       </w:r>
     </w:p>
     <w:p>
-      <w:r>
-        <w:rPr>
-          <w:b/>
-          <w:bCs/>
+      <w:pPr>
+        <w:spacing w:after="160" w:line="278" w:lineRule="auto"/>
+      </w:pPr>
+      <w:r>
+        <w:rPr>
+          <w:rFonts w:ascii="Aptos" w:hAnsi="Aptos" w:eastAsia="Aptos" w:cs="Aptos" w:asciiTheme="minorHAnsi" w:hAnsiTheme="minorHAnsi" w:eastAsiaTheme="minorHAnsi" w:csTheme="minorBidi"/>
+          <w:b/>
+          <w:bCs/>
+          <w:kern w:val="2"/>
+          <w:sz w:val="24"/>
+          <w:szCs w:val="24"/>
         </w:rPr>
         <w:t>Cloud Security</w:t>
       </w:r>
       <w:r>
+        <w:rPr>
+          <w:rFonts w:ascii="Aptos" w:hAnsi="Aptos" w:eastAsia="Aptos" w:cs="Aptos" w:asciiTheme="minorHAnsi" w:hAnsiTheme="minorHAnsi" w:eastAsiaTheme="minorHAnsi" w:csTheme="minorBidi"/>
+          <w:kern w:val="2"/>
+          <w:sz w:val="24"/>
+          <w:szCs w:val="24"/>
+        </w:rPr>
         <w:t>: Open Quantum Safe (OQS) library for PQC</w:t>
       </w:r>
     </w:p>
     <w:p>
-      <w:r>
-        <w:rPr>
-          <w:b/>
-          <w:bCs/>
+      <w:pPr>
+        <w:spacing w:after="160" w:line="278" w:lineRule="auto"/>
+      </w:pPr>
+      <w:r>
+        <w:rPr>
+          <w:rFonts w:ascii="Aptos" w:hAnsi="Aptos" w:eastAsia="Aptos" w:cs="Aptos" w:asciiTheme="minorHAnsi" w:hAnsiTheme="minorHAnsi" w:eastAsiaTheme="minorHAnsi" w:csTheme="minorBidi"/>
+          <w:b/>
+          <w:bCs/>
+          <w:kern w:val="2"/>
+          <w:sz w:val="24"/>
+          <w:szCs w:val="24"/>
         </w:rPr>
         <w:t>Frontend</w:t>
       </w:r>
       <w:r>
+        <w:rPr>
+          <w:rFonts w:ascii="Aptos" w:hAnsi="Aptos" w:eastAsia="Aptos" w:cs="Aptos" w:asciiTheme="minorHAnsi" w:hAnsiTheme="minorHAnsi" w:eastAsiaTheme="minorHAnsi" w:csTheme="minorBidi"/>
+          <w:kern w:val="2"/>
+          <w:sz w:val="24"/>
+          <w:szCs w:val="24"/>
+        </w:rPr>
         <w:t>: React.js or Streamlit (for quick dashboards)</w:t>
       </w:r>
     </w:p>
@@ -8486,31 +8845,75 @@
         <w:pStyle w:val="Heading2"/>
       </w:pPr>
       <w:r>
+        <w:rPr>
+          <w:rFonts w:ascii="Aptos Display" w:hAnsi="Aptos Display" w:cs="Aptos Display" w:asciiTheme="majorHAnsi" w:hAnsiTheme="majorHAnsi" w:eastAsiaTheme="majorEastAsia" w:csTheme="majorBidi"/>
+          <w:color w:val="0F4761" w:themeColor="accent1" w:themeShade="BF"/>
+          <w:kern w:val="2"/>
+          <w:sz w:val="32"/>
+          <w:szCs w:val="32"/>
+        </w:rPr>
         <w:t>6. AI/ML Approach for Disease Detection</w:t>
       </w:r>
     </w:p>
     <w:p>
-      <w:r>
+      <w:pPr>
+        <w:spacing w:after="160" w:line="278" w:lineRule="auto"/>
+      </w:pPr>
+      <w:r>
+        <w:rPr>
+          <w:rFonts w:ascii="Aptos" w:hAnsi="Aptos" w:eastAsia="Aptos" w:cs="Aptos" w:asciiTheme="minorHAnsi" w:hAnsiTheme="minorHAnsi" w:eastAsiaTheme="minorHAnsi" w:csTheme="minorBidi"/>
+          <w:kern w:val="2"/>
+          <w:sz w:val="24"/>
+          <w:szCs w:val="24"/>
+        </w:rPr>
         <w:t xml:space="preserve">Use </w:t>
       </w:r>
       <w:r>
         <w:rPr>
-          <w:b/>
-          <w:bCs/>
+          <w:rFonts w:ascii="Aptos" w:hAnsi="Aptos" w:eastAsia="Aptos" w:cs="Aptos" w:asciiTheme="minorHAnsi" w:hAnsiTheme="minorHAnsi" w:eastAsiaTheme="minorHAnsi" w:csTheme="minorBidi"/>
+          <w:b/>
+          <w:bCs/>
+          <w:kern w:val="2"/>
+          <w:sz w:val="24"/>
+          <w:szCs w:val="24"/>
         </w:rPr>
         <w:t>CNN-based transfer learning</w:t>
       </w:r>
       <w:r>
+        <w:rPr>
+          <w:rFonts w:ascii="Aptos" w:hAnsi="Aptos" w:eastAsia="Aptos" w:cs="Aptos" w:asciiTheme="minorHAnsi" w:hAnsiTheme="minorHAnsi" w:eastAsiaTheme="minorHAnsi" w:csTheme="minorBidi"/>
+          <w:kern w:val="2"/>
+          <w:sz w:val="24"/>
+          <w:szCs w:val="24"/>
+        </w:rPr>
         <w:t xml:space="preserve"> (ResNet50, EfficientNet).</w:t>
       </w:r>
     </w:p>
     <w:p>
-      <w:r>
+      <w:pPr>
+        <w:spacing w:after="160" w:line="278" w:lineRule="auto"/>
+      </w:pPr>
+      <w:r>
+        <w:rPr>
+          <w:rFonts w:ascii="Aptos" w:hAnsi="Aptos" w:eastAsia="Aptos" w:cs="Aptos" w:asciiTheme="minorHAnsi" w:hAnsiTheme="minorHAnsi" w:eastAsiaTheme="minorHAnsi" w:csTheme="minorBidi"/>
+          <w:kern w:val="2"/>
+          <w:sz w:val="24"/>
+          <w:szCs w:val="24"/>
+        </w:rPr>
         <w:t>Train on leaf disease datasets.</w:t>
       </w:r>
     </w:p>
     <w:p>
-      <w:r>
+      <w:pPr>
+        <w:spacing w:after="160" w:line="278" w:lineRule="auto"/>
+      </w:pPr>
+      <w:r>
+        <w:rPr>
+          <w:rFonts w:ascii="Aptos" w:hAnsi="Aptos" w:eastAsia="Aptos" w:cs="Aptos" w:asciiTheme="minorHAnsi" w:hAnsiTheme="minorHAnsi" w:eastAsiaTheme="minorHAnsi" w:csTheme="minorBidi"/>
+          <w:kern w:val="2"/>
+          <w:sz w:val="24"/>
+          <w:szCs w:val="24"/>
+        </w:rPr>
         <w:t>Output: Disease class (e.g., “Powdery Mildew in Tomato”).</w:t>
       </w:r>
     </w:p>
@@ -8519,21 +8922,55 @@
         <w:pStyle w:val="Heading2"/>
       </w:pPr>
       <w:r>
+        <w:rPr>
+          <w:rFonts w:ascii="Aptos Display" w:hAnsi="Aptos Display" w:cs="Aptos Display" w:asciiTheme="majorHAnsi" w:hAnsiTheme="majorHAnsi" w:eastAsiaTheme="majorEastAsia" w:csTheme="majorBidi"/>
+          <w:color w:val="0F4761" w:themeColor="accent1" w:themeShade="BF"/>
+          <w:kern w:val="2"/>
+          <w:sz w:val="32"/>
+          <w:szCs w:val="32"/>
+        </w:rPr>
         <w:t>7. Smart Agrochemical Recommendation</w:t>
       </w:r>
     </w:p>
     <w:p>
-      <w:r>
+      <w:pPr>
+        <w:spacing w:after="160" w:line="278" w:lineRule="auto"/>
+      </w:pPr>
+      <w:r>
+        <w:rPr>
+          <w:rFonts w:ascii="Aptos" w:hAnsi="Aptos" w:eastAsia="Aptos" w:cs="Aptos" w:asciiTheme="minorHAnsi" w:hAnsiTheme="minorHAnsi" w:eastAsiaTheme="minorHAnsi" w:csTheme="minorBidi"/>
+          <w:kern w:val="2"/>
+          <w:sz w:val="24"/>
+          <w:szCs w:val="24"/>
+        </w:rPr>
         <w:t>Rule-based mapping: Disease → Recommended agrochemical.</w:t>
       </w:r>
     </w:p>
     <w:p>
-      <w:r>
+      <w:pPr>
+        <w:spacing w:after="160" w:line="278" w:lineRule="auto"/>
+      </w:pPr>
+      <w:r>
+        <w:rPr>
+          <w:rFonts w:ascii="Aptos" w:hAnsi="Aptos" w:eastAsia="Aptos" w:cs="Aptos" w:asciiTheme="minorHAnsi" w:hAnsiTheme="minorHAnsi" w:eastAsiaTheme="minorHAnsi" w:csTheme="minorBidi"/>
+          <w:kern w:val="2"/>
+          <w:sz w:val="24"/>
+          <w:szCs w:val="24"/>
+        </w:rPr>
         <w:t>Extend with ML (collaborative filtering based on crop, soil, region).</w:t>
       </w:r>
     </w:p>
     <w:p>
-      <w:r>
+      <w:pPr>
+        <w:spacing w:after="160" w:line="278" w:lineRule="auto"/>
+      </w:pPr>
+      <w:r>
+        <w:rPr>
+          <w:rFonts w:ascii="Aptos" w:hAnsi="Aptos" w:eastAsia="Aptos" w:cs="Aptos" w:asciiTheme="minorHAnsi" w:hAnsiTheme="minorHAnsi" w:eastAsiaTheme="minorHAnsi" w:csTheme="minorBidi"/>
+          <w:kern w:val="2"/>
+          <w:sz w:val="24"/>
+          <w:szCs w:val="24"/>
+        </w:rPr>
         <w:t>Output: Chemical name, dosage, application frequency.</w:t>
       </w:r>
     </w:p>
@@ -8542,56 +8979,129 @@
         <w:pStyle w:val="Heading2"/>
       </w:pPr>
       <w:r>
+        <w:rPr>
+          <w:rFonts w:ascii="Aptos Display" w:hAnsi="Aptos Display" w:cs="Aptos Display" w:asciiTheme="majorHAnsi" w:hAnsiTheme="majorHAnsi" w:eastAsiaTheme="majorEastAsia" w:csTheme="majorBidi"/>
+          <w:color w:val="0F4761" w:themeColor="accent1" w:themeShade="BF"/>
+          <w:kern w:val="2"/>
+          <w:sz w:val="32"/>
+          <w:szCs w:val="32"/>
+        </w:rPr>
         <w:t>8. Post-Quantum Secure Cloud Communication</w:t>
       </w:r>
     </w:p>
     <w:p>
-      <w:r>
+      <w:pPr>
+        <w:spacing w:after="160" w:line="278" w:lineRule="auto"/>
+      </w:pPr>
+      <w:r>
+        <w:rPr>
+          <w:rFonts w:ascii="Aptos" w:hAnsi="Aptos" w:eastAsia="Aptos" w:cs="Aptos" w:asciiTheme="minorHAnsi" w:hAnsiTheme="minorHAnsi" w:eastAsiaTheme="minorHAnsi" w:csTheme="minorBidi"/>
+          <w:kern w:val="2"/>
+          <w:sz w:val="24"/>
+          <w:szCs w:val="24"/>
+        </w:rPr>
         <w:t xml:space="preserve">Use </w:t>
       </w:r>
       <w:r>
         <w:rPr>
-          <w:b/>
-          <w:bCs/>
+          <w:rFonts w:ascii="Aptos" w:hAnsi="Aptos" w:eastAsia="Aptos" w:cs="Aptos" w:asciiTheme="minorHAnsi" w:hAnsiTheme="minorHAnsi" w:eastAsiaTheme="minorHAnsi" w:csTheme="minorBidi"/>
+          <w:b/>
+          <w:bCs/>
+          <w:kern w:val="2"/>
+          <w:sz w:val="24"/>
+          <w:szCs w:val="24"/>
         </w:rPr>
         <w:t>Kyber (CRYSTALS-Kyber)</w:t>
       </w:r>
       <w:r>
+        <w:rPr>
+          <w:rFonts w:ascii="Aptos" w:hAnsi="Aptos" w:eastAsia="Aptos" w:cs="Aptos" w:asciiTheme="minorHAnsi" w:hAnsiTheme="minorHAnsi" w:eastAsiaTheme="minorHAnsi" w:csTheme="minorBidi"/>
+          <w:kern w:val="2"/>
+          <w:sz w:val="24"/>
+          <w:szCs w:val="24"/>
+        </w:rPr>
         <w:t xml:space="preserve"> for key exchange (NIST PQC standard).</w:t>
       </w:r>
     </w:p>
     <w:p>
-      <w:r>
+      <w:pPr>
+        <w:spacing w:after="160" w:line="278" w:lineRule="auto"/>
+      </w:pPr>
+      <w:r>
+        <w:rPr>
+          <w:rFonts w:ascii="Aptos" w:hAnsi="Aptos" w:eastAsia="Aptos" w:cs="Aptos" w:asciiTheme="minorHAnsi" w:hAnsiTheme="minorHAnsi" w:eastAsiaTheme="minorHAnsi" w:csTheme="minorBidi"/>
+          <w:kern w:val="2"/>
+          <w:sz w:val="24"/>
+          <w:szCs w:val="24"/>
+        </w:rPr>
         <w:t xml:space="preserve">Use </w:t>
       </w:r>
       <w:r>
         <w:rPr>
-          <w:b/>
-          <w:bCs/>
+          <w:rFonts w:ascii="Aptos" w:hAnsi="Aptos" w:eastAsia="Aptos" w:cs="Aptos" w:asciiTheme="minorHAnsi" w:hAnsiTheme="minorHAnsi" w:eastAsiaTheme="minorHAnsi" w:csTheme="minorBidi"/>
+          <w:b/>
+          <w:bCs/>
+          <w:kern w:val="2"/>
+          <w:sz w:val="24"/>
+          <w:szCs w:val="24"/>
         </w:rPr>
         <w:t>Dilithium</w:t>
       </w:r>
       <w:r>
+        <w:rPr>
+          <w:rFonts w:ascii="Aptos" w:hAnsi="Aptos" w:eastAsia="Aptos" w:cs="Aptos" w:asciiTheme="minorHAnsi" w:hAnsiTheme="minorHAnsi" w:eastAsiaTheme="minorHAnsi" w:csTheme="minorBidi"/>
+          <w:kern w:val="2"/>
+          <w:sz w:val="24"/>
+          <w:szCs w:val="24"/>
+        </w:rPr>
         <w:t xml:space="preserve"> for digital signatures.</w:t>
       </w:r>
     </w:p>
     <w:p>
-      <w:r>
+      <w:pPr>
+        <w:spacing w:after="160" w:line="278" w:lineRule="auto"/>
+      </w:pPr>
+      <w:r>
+        <w:rPr>
+          <w:rFonts w:ascii="Aptos" w:hAnsi="Aptos" w:eastAsia="Aptos" w:cs="Aptos" w:asciiTheme="minorHAnsi" w:hAnsiTheme="minorHAnsi" w:eastAsiaTheme="minorHAnsi" w:csTheme="minorBidi"/>
+          <w:kern w:val="2"/>
+          <w:sz w:val="24"/>
+          <w:szCs w:val="24"/>
+        </w:rPr>
         <w:t xml:space="preserve">Integrate via </w:t>
       </w:r>
       <w:r>
         <w:rPr>
-          <w:b/>
-          <w:bCs/>
+          <w:rFonts w:ascii="Aptos" w:hAnsi="Aptos" w:eastAsia="Aptos" w:cs="Aptos" w:asciiTheme="minorHAnsi" w:hAnsiTheme="minorHAnsi" w:eastAsiaTheme="minorHAnsi" w:csTheme="minorBidi"/>
+          <w:b/>
+          <w:bCs/>
+          <w:kern w:val="2"/>
+          <w:sz w:val="24"/>
+          <w:szCs w:val="24"/>
         </w:rPr>
         <w:t>Open Quantum Safe (liboqs)</w:t>
       </w:r>
       <w:r>
+        <w:rPr>
+          <w:rFonts w:ascii="Aptos" w:hAnsi="Aptos" w:eastAsia="Aptos" w:cs="Aptos" w:asciiTheme="minorHAnsi" w:hAnsiTheme="minorHAnsi" w:eastAsiaTheme="minorHAnsi" w:csTheme="minorBidi"/>
+          <w:kern w:val="2"/>
+          <w:sz w:val="24"/>
+          <w:szCs w:val="24"/>
+        </w:rPr>
         <w:t xml:space="preserve"> in Python backend.</w:t>
       </w:r>
     </w:p>
     <w:p>
-      <w:r>
+      <w:pPr>
+        <w:spacing w:after="160" w:line="278" w:lineRule="auto"/>
+      </w:pPr>
+      <w:r>
+        <w:rPr>
+          <w:rFonts w:ascii="Aptos" w:hAnsi="Aptos" w:eastAsia="Aptos" w:cs="Aptos" w:asciiTheme="minorHAnsi" w:hAnsiTheme="minorHAnsi" w:eastAsiaTheme="minorHAnsi" w:csTheme="minorBidi"/>
+          <w:kern w:val="2"/>
+          <w:sz w:val="24"/>
+          <w:szCs w:val="24"/>
+        </w:rPr>
         <w:t>Encrypt farmer ↔ cloud communication channels.</w:t>
       </w:r>
     </w:p>
@@ -8600,35 +9110,77 @@
         <w:pStyle w:val="Heading2"/>
       </w:pPr>
       <w:r>
+        <w:rPr>
+          <w:rFonts w:ascii="Aptos Display" w:hAnsi="Aptos Display" w:cs="Aptos Display" w:asciiTheme="majorHAnsi" w:hAnsiTheme="majorHAnsi" w:eastAsiaTheme="majorEastAsia" w:csTheme="majorBidi"/>
+          <w:color w:val="0F4761" w:themeColor="accent1" w:themeShade="BF"/>
+          <w:kern w:val="2"/>
+          <w:sz w:val="32"/>
+          <w:szCs w:val="32"/>
+        </w:rPr>
         <w:t>9. Recommended Datasets</w:t>
       </w:r>
     </w:p>
     <w:p>
-      <w:r>
-        <w:rPr>
-          <w:b/>
-          <w:bCs/>
+      <w:pPr>
+        <w:spacing w:after="160" w:line="278" w:lineRule="auto"/>
+      </w:pPr>
+      <w:r>
+        <w:rPr>
+          <w:rFonts w:ascii="Aptos" w:hAnsi="Aptos" w:eastAsia="Aptos" w:cs="Aptos" w:asciiTheme="minorHAnsi" w:hAnsiTheme="minorHAnsi" w:eastAsiaTheme="minorHAnsi" w:csTheme="minorBidi"/>
+          <w:b/>
+          <w:bCs/>
+          <w:kern w:val="2"/>
+          <w:sz w:val="24"/>
+          <w:szCs w:val="24"/>
         </w:rPr>
         <w:t>PlantVillage Dataset</w:t>
       </w:r>
       <w:r>
+        <w:rPr>
+          <w:rFonts w:ascii="Aptos" w:hAnsi="Aptos" w:eastAsia="Aptos" w:cs="Aptos" w:asciiTheme="minorHAnsi" w:hAnsiTheme="minorHAnsi" w:eastAsiaTheme="minorHAnsi" w:csTheme="minorBidi"/>
+          <w:kern w:val="2"/>
+          <w:sz w:val="24"/>
+          <w:szCs w:val="24"/>
+        </w:rPr>
         <w:t xml:space="preserve"> (public, &gt;50,000 leaf images).</w:t>
       </w:r>
     </w:p>
     <w:p>
-      <w:r>
-        <w:rPr>
-          <w:b/>
-          <w:bCs/>
+      <w:pPr>
+        <w:spacing w:after="160" w:line="278" w:lineRule="auto"/>
+      </w:pPr>
+      <w:r>
+        <w:rPr>
+          <w:rFonts w:ascii="Aptos" w:hAnsi="Aptos" w:eastAsia="Aptos" w:cs="Aptos" w:asciiTheme="minorHAnsi" w:hAnsiTheme="minorHAnsi" w:eastAsiaTheme="minorHAnsi" w:csTheme="minorBidi"/>
+          <w:b/>
+          <w:bCs/>
+          <w:kern w:val="2"/>
+          <w:sz w:val="24"/>
+          <w:szCs w:val="24"/>
         </w:rPr>
         <w:t>Kaggle Crop Disease datasets</w:t>
       </w:r>
       <w:r>
+        <w:rPr>
+          <w:rFonts w:ascii="Aptos" w:hAnsi="Aptos" w:eastAsia="Aptos" w:cs="Aptos" w:asciiTheme="minorHAnsi" w:hAnsiTheme="minorHAnsi" w:eastAsiaTheme="minorHAnsi" w:csTheme="minorBidi"/>
+          <w:kern w:val="2"/>
+          <w:sz w:val="24"/>
+          <w:szCs w:val="24"/>
+        </w:rPr>
         <w:t>.</w:t>
       </w:r>
     </w:p>
     <w:p>
-      <w:r>
+      <w:pPr>
+        <w:spacing w:after="160" w:line="278" w:lineRule="auto"/>
+      </w:pPr>
+      <w:r>
+        <w:rPr>
+          <w:rFonts w:ascii="Aptos" w:hAnsi="Aptos" w:eastAsia="Aptos" w:cs="Aptos" w:asciiTheme="minorHAnsi" w:hAnsiTheme="minorHAnsi" w:eastAsiaTheme="minorHAnsi" w:csTheme="minorBidi"/>
+          <w:kern w:val="2"/>
+          <w:sz w:val="24"/>
+          <w:szCs w:val="24"/>
+        </w:rPr>
         <w:t>Optionally augment with synthetic images using Albumentations.</w:t>
       </w:r>
     </w:p>
@@ -8637,16 +9189,41 @@
         <w:pStyle w:val="Heading2"/>
       </w:pPr>
       <w:r>
+        <w:rPr>
+          <w:rFonts w:ascii="Aptos Display" w:hAnsi="Aptos Display" w:cs="Aptos Display" w:asciiTheme="majorHAnsi" w:hAnsiTheme="majorHAnsi" w:eastAsiaTheme="majorEastAsia" w:csTheme="majorBidi"/>
+          <w:color w:val="0F4761" w:themeColor="accent1" w:themeShade="BF"/>
+          <w:kern w:val="2"/>
+          <w:sz w:val="32"/>
+          <w:szCs w:val="32"/>
+        </w:rPr>
         <w:t>10. System Architecture</w:t>
       </w:r>
     </w:p>
     <w:p>
-      <w:r>
+      <w:pPr>
+        <w:spacing w:after="160" w:line="278" w:lineRule="auto"/>
+      </w:pPr>
+      <w:r>
+        <w:rPr>
+          <w:rFonts w:ascii="Aptos" w:hAnsi="Aptos" w:eastAsia="Aptos" w:cs="Aptos" w:asciiTheme="minorHAnsi" w:hAnsiTheme="minorHAnsi" w:eastAsiaTheme="minorHAnsi" w:csTheme="minorBidi"/>
+          <w:kern w:val="2"/>
+          <w:sz w:val="24"/>
+          <w:szCs w:val="24"/>
+        </w:rPr>
         <w:t>Code</w:t>
       </w:r>
     </w:p>
     <w:p>
-      <w:r>
+      <w:pPr>
+        <w:spacing w:after="160" w:line="278" w:lineRule="auto"/>
+      </w:pPr>
+      <w:r>
+        <w:rPr>
+          <w:rFonts w:ascii="Aptos" w:hAnsi="Aptos" w:eastAsia="Aptos" w:cs="Aptos" w:asciiTheme="minorHAnsi" w:hAnsiTheme="minorHAnsi" w:eastAsiaTheme="minorHAnsi" w:csTheme="minorBidi"/>
+          <w:kern w:val="2"/>
+          <w:sz w:val="24"/>
+          <w:szCs w:val="24"/>
+        </w:rPr>
         <w:t xml:space="preserve">Farmer Dashboard → API Gateway → Backend (FastAPI)    ├─ AI Model (PyTorch)    ├─ Recommendation Engine    ├─ Database (MongoDB)    └─ PQC Security Layer (OQS) </w:t>
       </w:r>
     </w:p>
@@ -8655,38 +9232,94 @@
         <w:pStyle w:val="Heading2"/>
       </w:pPr>
       <w:r>
+        <w:rPr>
+          <w:rFonts w:ascii="Aptos Display" w:hAnsi="Aptos Display" w:cs="Aptos Display" w:asciiTheme="majorHAnsi" w:hAnsiTheme="majorHAnsi" w:eastAsiaTheme="majorEastAsia" w:csTheme="majorBidi"/>
+          <w:color w:val="0F4761" w:themeColor="accent1" w:themeShade="BF"/>
+          <w:kern w:val="2"/>
+          <w:sz w:val="32"/>
+          <w:szCs w:val="32"/>
+        </w:rPr>
         <w:t>11. Database Requirements</w:t>
       </w:r>
     </w:p>
     <w:p>
-      <w:r>
-        <w:rPr>
-          <w:b/>
-          <w:bCs/>
+      <w:pPr>
+        <w:spacing w:after="160" w:line="278" w:lineRule="auto"/>
+      </w:pPr>
+      <w:r>
+        <w:rPr>
+          <w:rFonts w:ascii="Aptos" w:hAnsi="Aptos" w:eastAsia="Aptos" w:cs="Aptos" w:asciiTheme="minorHAnsi" w:hAnsiTheme="minorHAnsi" w:eastAsiaTheme="minorHAnsi" w:csTheme="minorBidi"/>
+          <w:b/>
+          <w:bCs/>
+          <w:kern w:val="2"/>
+          <w:sz w:val="24"/>
+          <w:szCs w:val="24"/>
         </w:rPr>
         <w:t>Collections</w:t>
       </w:r>
       <w:r>
+        <w:rPr>
+          <w:rFonts w:ascii="Aptos" w:hAnsi="Aptos" w:eastAsia="Aptos" w:cs="Aptos" w:asciiTheme="minorHAnsi" w:hAnsiTheme="minorHAnsi" w:eastAsiaTheme="minorHAnsi" w:csTheme="minorBidi"/>
+          <w:kern w:val="2"/>
+          <w:sz w:val="24"/>
+          <w:szCs w:val="24"/>
+        </w:rPr>
         <w:t>:</w:t>
       </w:r>
     </w:p>
     <w:p>
-      <w:r>
+      <w:pPr>
+        <w:spacing w:after="160" w:line="278" w:lineRule="auto"/>
+      </w:pPr>
+      <w:r>
+        <w:rPr>
+          <w:rFonts w:ascii="Aptos" w:hAnsi="Aptos" w:eastAsia="Aptos" w:cs="Aptos" w:asciiTheme="minorHAnsi" w:hAnsiTheme="minorHAnsi" w:eastAsiaTheme="minorHAnsi" w:csTheme="minorBidi"/>
+          <w:kern w:val="2"/>
+          <w:sz w:val="24"/>
+          <w:szCs w:val="24"/>
+        </w:rPr>
         <w:t>Users (farmer profiles)</w:t>
       </w:r>
     </w:p>
     <w:p>
-      <w:r>
+      <w:pPr>
+        <w:spacing w:after="160" w:line="278" w:lineRule="auto"/>
+      </w:pPr>
+      <w:r>
+        <w:rPr>
+          <w:rFonts w:ascii="Aptos" w:hAnsi="Aptos" w:eastAsia="Aptos" w:cs="Aptos" w:asciiTheme="minorHAnsi" w:hAnsiTheme="minorHAnsi" w:eastAsiaTheme="minorHAnsi" w:csTheme="minorBidi"/>
+          <w:kern w:val="2"/>
+          <w:sz w:val="24"/>
+          <w:szCs w:val="24"/>
+        </w:rPr>
         <w:t>Diseases (disease name, crop, symptoms)</w:t>
       </w:r>
     </w:p>
     <w:p>
-      <w:r>
+      <w:pPr>
+        <w:spacing w:after="160" w:line="278" w:lineRule="auto"/>
+      </w:pPr>
+      <w:r>
+        <w:rPr>
+          <w:rFonts w:ascii="Aptos" w:hAnsi="Aptos" w:eastAsia="Aptos" w:cs="Aptos" w:asciiTheme="minorHAnsi" w:hAnsiTheme="minorHAnsi" w:eastAsiaTheme="minorHAnsi" w:csTheme="minorBidi"/>
+          <w:kern w:val="2"/>
+          <w:sz w:val="24"/>
+          <w:szCs w:val="24"/>
+        </w:rPr>
         <w:t>Agrochemicals (chemical, dosage, mapping)</w:t>
       </w:r>
     </w:p>
     <w:p>
-      <w:r>
+      <w:pPr>
+        <w:spacing w:after="160" w:line="278" w:lineRule="auto"/>
+      </w:pPr>
+      <w:r>
+        <w:rPr>
+          <w:rFonts w:ascii="Aptos" w:hAnsi="Aptos" w:eastAsia="Aptos" w:cs="Aptos" w:asciiTheme="minorHAnsi" w:hAnsiTheme="minorHAnsi" w:eastAsiaTheme="minorHAnsi" w:csTheme="minorBidi"/>
+          <w:kern w:val="2"/>
+          <w:sz w:val="24"/>
+          <w:szCs w:val="24"/>
+        </w:rPr>
         <w:t>Predictions (image, disease, timestamp)</w:t>
       </w:r>
     </w:p>
@@ -8695,26 +9328,69 @@
         <w:pStyle w:val="Heading2"/>
       </w:pPr>
       <w:r>
+        <w:rPr>
+          <w:rFonts w:ascii="Aptos Display" w:hAnsi="Aptos Display" w:cs="Aptos Display" w:asciiTheme="majorHAnsi" w:hAnsiTheme="majorHAnsi" w:eastAsiaTheme="majorEastAsia" w:csTheme="majorBidi"/>
+          <w:color w:val="0F4761" w:themeColor="accent1" w:themeShade="BF"/>
+          <w:kern w:val="2"/>
+          <w:sz w:val="32"/>
+          <w:szCs w:val="32"/>
+        </w:rPr>
         <w:t>12. API Requirements</w:t>
       </w:r>
     </w:p>
     <w:p>
-      <w:r>
+      <w:pPr>
+        <w:spacing w:after="160" w:line="278" w:lineRule="auto"/>
+      </w:pPr>
+      <w:r>
+        <w:rPr>
+          <w:rFonts w:ascii="Aptos" w:hAnsi="Aptos" w:eastAsia="Aptos" w:cs="Aptos" w:asciiTheme="minorHAnsi" w:hAnsiTheme="minorHAnsi" w:eastAsiaTheme="minorHAnsi" w:csTheme="minorBidi"/>
+          <w:kern w:val="2"/>
+          <w:sz w:val="24"/>
+          <w:szCs w:val="24"/>
+        </w:rPr>
         <w:t>/upload_image → returns disease prediction</w:t>
       </w:r>
     </w:p>
     <w:p>
-      <w:r>
+      <w:pPr>
+        <w:spacing w:after="160" w:line="278" w:lineRule="auto"/>
+      </w:pPr>
+      <w:r>
+        <w:rPr>
+          <w:rFonts w:ascii="Aptos" w:hAnsi="Aptos" w:eastAsia="Aptos" w:cs="Aptos" w:asciiTheme="minorHAnsi" w:hAnsiTheme="minorHAnsi" w:eastAsiaTheme="minorHAnsi" w:csTheme="minorBidi"/>
+          <w:kern w:val="2"/>
+          <w:sz w:val="24"/>
+          <w:szCs w:val="24"/>
+        </w:rPr>
         <w:t>/get_recommendation → returns agrochemical advice</w:t>
       </w:r>
     </w:p>
     <w:p>
-      <w:r>
+      <w:pPr>
+        <w:spacing w:after="160" w:line="278" w:lineRule="auto"/>
+      </w:pPr>
+      <w:r>
+        <w:rPr>
+          <w:rFonts w:ascii="Aptos" w:hAnsi="Aptos" w:eastAsia="Aptos" w:cs="Aptos" w:asciiTheme="minorHAnsi" w:hAnsiTheme="minorHAnsi" w:eastAsiaTheme="minorHAnsi" w:csTheme="minorBidi"/>
+          <w:kern w:val="2"/>
+          <w:sz w:val="24"/>
+          <w:szCs w:val="24"/>
+        </w:rPr>
         <w:t>/secure_channel → PQC handshake</w:t>
       </w:r>
     </w:p>
     <w:p>
-      <w:r>
+      <w:pPr>
+        <w:spacing w:after="160" w:line="278" w:lineRule="auto"/>
+      </w:pPr>
+      <w:r>
+        <w:rPr>
+          <w:rFonts w:ascii="Aptos" w:hAnsi="Aptos" w:eastAsia="Aptos" w:cs="Aptos" w:asciiTheme="minorHAnsi" w:hAnsiTheme="minorHAnsi" w:eastAsiaTheme="minorHAnsi" w:csTheme="minorBidi"/>
+          <w:kern w:val="2"/>
+          <w:sz w:val="24"/>
+          <w:szCs w:val="24"/>
+        </w:rPr>
         <w:t>/dashboard_data → fetch insights</w:t>
       </w:r>
     </w:p>
@@ -8723,31 +9399,83 @@
         <w:pStyle w:val="Heading2"/>
       </w:pPr>
       <w:r>
+        <w:rPr>
+          <w:rFonts w:ascii="Aptos Display" w:hAnsi="Aptos Display" w:cs="Aptos Display" w:asciiTheme="majorHAnsi" w:hAnsiTheme="majorHAnsi" w:eastAsiaTheme="majorEastAsia" w:csTheme="majorBidi"/>
+          <w:color w:val="0F4761" w:themeColor="accent1" w:themeShade="BF"/>
+          <w:kern w:val="2"/>
+          <w:sz w:val="32"/>
+          <w:szCs w:val="32"/>
+        </w:rPr>
         <w:t>13. Frontend/Dashboard Requirements</w:t>
       </w:r>
     </w:p>
     <w:p>
-      <w:r>
+      <w:pPr>
+        <w:spacing w:after="160" w:line="278" w:lineRule="auto"/>
+      </w:pPr>
+      <w:r>
+        <w:rPr>
+          <w:rFonts w:ascii="Aptos" w:hAnsi="Aptos" w:eastAsia="Aptos" w:cs="Aptos" w:asciiTheme="minorHAnsi" w:hAnsiTheme="minorHAnsi" w:eastAsiaTheme="minorHAnsi" w:csTheme="minorBidi"/>
+          <w:kern w:val="2"/>
+          <w:sz w:val="24"/>
+          <w:szCs w:val="24"/>
+        </w:rPr>
         <w:t>Upload leaf image</w:t>
       </w:r>
     </w:p>
     <w:p>
-      <w:r>
+      <w:pPr>
+        <w:spacing w:after="160" w:line="278" w:lineRule="auto"/>
+      </w:pPr>
+      <w:r>
+        <w:rPr>
+          <w:rFonts w:ascii="Aptos" w:hAnsi="Aptos" w:eastAsia="Aptos" w:cs="Aptos" w:asciiTheme="minorHAnsi" w:hAnsiTheme="minorHAnsi" w:eastAsiaTheme="minorHAnsi" w:csTheme="minorBidi"/>
+          <w:kern w:val="2"/>
+          <w:sz w:val="24"/>
+          <w:szCs w:val="24"/>
+        </w:rPr>
         <w:t>Show disease prediction</w:t>
       </w:r>
     </w:p>
     <w:p>
-      <w:r>
+      <w:pPr>
+        <w:spacing w:after="160" w:line="278" w:lineRule="auto"/>
+      </w:pPr>
+      <w:r>
+        <w:rPr>
+          <w:rFonts w:ascii="Aptos" w:hAnsi="Aptos" w:eastAsia="Aptos" w:cs="Aptos" w:asciiTheme="minorHAnsi" w:hAnsiTheme="minorHAnsi" w:eastAsiaTheme="minorHAnsi" w:csTheme="minorBidi"/>
+          <w:kern w:val="2"/>
+          <w:sz w:val="24"/>
+          <w:szCs w:val="24"/>
+        </w:rPr>
         <w:t>Show recommended agrochemical</w:t>
       </w:r>
     </w:p>
     <w:p>
-      <w:r>
+      <w:pPr>
+        <w:spacing w:after="160" w:line="278" w:lineRule="auto"/>
+      </w:pPr>
+      <w:r>
+        <w:rPr>
+          <w:rFonts w:ascii="Aptos" w:hAnsi="Aptos" w:eastAsia="Aptos" w:cs="Aptos" w:asciiTheme="minorHAnsi" w:hAnsiTheme="minorHAnsi" w:eastAsiaTheme="minorHAnsi" w:csTheme="minorBidi"/>
+          <w:kern w:val="2"/>
+          <w:sz w:val="24"/>
+          <w:szCs w:val="24"/>
+        </w:rPr>
         <w:t>History of past diagnoses</w:t>
       </w:r>
     </w:p>
     <w:p>
-      <w:r>
+      <w:pPr>
+        <w:spacing w:after="160" w:line="278" w:lineRule="auto"/>
+      </w:pPr>
+      <w:r>
+        <w:rPr>
+          <w:rFonts w:ascii="Aptos" w:hAnsi="Aptos" w:eastAsia="Aptos" w:cs="Aptos" w:asciiTheme="minorHAnsi" w:hAnsiTheme="minorHAnsi" w:eastAsiaTheme="minorHAnsi" w:csTheme="minorBidi"/>
+          <w:kern w:val="2"/>
+          <w:sz w:val="24"/>
+          <w:szCs w:val="24"/>
+        </w:rPr>
         <w:t>Secure login (PQC-based)</w:t>
       </w:r>
     </w:p>
@@ -8756,66 +9484,138 @@
         <w:pStyle w:val="Heading2"/>
       </w:pPr>
       <w:r>
+        <w:rPr>
+          <w:rFonts w:ascii="Aptos Display" w:hAnsi="Aptos Display" w:cs="Aptos Display" w:asciiTheme="majorHAnsi" w:hAnsiTheme="majorHAnsi" w:eastAsiaTheme="majorEastAsia" w:csTheme="majorBidi"/>
+          <w:color w:val="0F4761" w:themeColor="accent1" w:themeShade="BF"/>
+          <w:kern w:val="2"/>
+          <w:sz w:val="32"/>
+          <w:szCs w:val="32"/>
+        </w:rPr>
         <w:t>14. Communication Between Components</w:t>
       </w:r>
     </w:p>
     <w:p>
-      <w:r>
-        <w:rPr>
-          <w:b/>
-          <w:bCs/>
+      <w:pPr>
+        <w:spacing w:after="160" w:line="278" w:lineRule="auto"/>
+      </w:pPr>
+      <w:r>
+        <w:rPr>
+          <w:rFonts w:ascii="Aptos" w:hAnsi="Aptos" w:eastAsia="Aptos" w:cs="Aptos" w:asciiTheme="minorHAnsi" w:hAnsiTheme="minorHAnsi" w:eastAsiaTheme="minorHAnsi" w:csTheme="minorBidi"/>
+          <w:b/>
+          <w:bCs/>
+          <w:kern w:val="2"/>
+          <w:sz w:val="24"/>
+          <w:szCs w:val="24"/>
         </w:rPr>
         <w:t>AI Model</w:t>
       </w:r>
       <w:r>
+        <w:rPr>
+          <w:rFonts w:ascii="Aptos" w:hAnsi="Aptos" w:eastAsia="Aptos" w:cs="Aptos" w:asciiTheme="minorHAnsi" w:hAnsiTheme="minorHAnsi" w:eastAsiaTheme="minorHAnsi" w:csTheme="minorBidi"/>
+          <w:kern w:val="2"/>
+          <w:sz w:val="24"/>
+          <w:szCs w:val="24"/>
+        </w:rPr>
         <w:t>: Runs in backend, outputs disease.</w:t>
       </w:r>
     </w:p>
     <w:p>
-      <w:r>
-        <w:rPr>
-          <w:b/>
-          <w:bCs/>
+      <w:pPr>
+        <w:spacing w:after="160" w:line="278" w:lineRule="auto"/>
+      </w:pPr>
+      <w:r>
+        <w:rPr>
+          <w:rFonts w:ascii="Aptos" w:hAnsi="Aptos" w:eastAsia="Aptos" w:cs="Aptos" w:asciiTheme="minorHAnsi" w:hAnsiTheme="minorHAnsi" w:eastAsiaTheme="minorHAnsi" w:csTheme="minorBidi"/>
+          <w:b/>
+          <w:bCs/>
+          <w:kern w:val="2"/>
+          <w:sz w:val="24"/>
+          <w:szCs w:val="24"/>
         </w:rPr>
         <w:t>Recommendation Engine</w:t>
       </w:r>
       <w:r>
+        <w:rPr>
+          <w:rFonts w:ascii="Aptos" w:hAnsi="Aptos" w:eastAsia="Aptos" w:cs="Aptos" w:asciiTheme="minorHAnsi" w:hAnsiTheme="minorHAnsi" w:eastAsiaTheme="minorHAnsi" w:csTheme="minorBidi"/>
+          <w:kern w:val="2"/>
+          <w:sz w:val="24"/>
+          <w:szCs w:val="24"/>
+        </w:rPr>
         <w:t>: Consumes disease output, generates advice.</w:t>
       </w:r>
     </w:p>
     <w:p>
-      <w:r>
-        <w:rPr>
-          <w:b/>
-          <w:bCs/>
+      <w:pPr>
+        <w:spacing w:after="160" w:line="278" w:lineRule="auto"/>
+      </w:pPr>
+      <w:r>
+        <w:rPr>
+          <w:rFonts w:ascii="Aptos" w:hAnsi="Aptos" w:eastAsia="Aptos" w:cs="Aptos" w:asciiTheme="minorHAnsi" w:hAnsiTheme="minorHAnsi" w:eastAsiaTheme="minorHAnsi" w:csTheme="minorBidi"/>
+          <w:b/>
+          <w:bCs/>
+          <w:kern w:val="2"/>
+          <w:sz w:val="24"/>
+          <w:szCs w:val="24"/>
         </w:rPr>
         <w:t>Cloud Backend</w:t>
       </w:r>
       <w:r>
+        <w:rPr>
+          <w:rFonts w:ascii="Aptos" w:hAnsi="Aptos" w:eastAsia="Aptos" w:cs="Aptos" w:asciiTheme="minorHAnsi" w:hAnsiTheme="minorHAnsi" w:eastAsiaTheme="minorHAnsi" w:csTheme="minorBidi"/>
+          <w:kern w:val="2"/>
+          <w:sz w:val="24"/>
+          <w:szCs w:val="24"/>
+        </w:rPr>
         <w:t>: Orchestrates API calls, stores results.</w:t>
       </w:r>
     </w:p>
     <w:p>
-      <w:r>
-        <w:rPr>
-          <w:b/>
-          <w:bCs/>
+      <w:pPr>
+        <w:spacing w:after="160" w:line="278" w:lineRule="auto"/>
+      </w:pPr>
+      <w:r>
+        <w:rPr>
+          <w:rFonts w:ascii="Aptos" w:hAnsi="Aptos" w:eastAsia="Aptos" w:cs="Aptos" w:asciiTheme="minorHAnsi" w:hAnsiTheme="minorHAnsi" w:eastAsiaTheme="minorHAnsi" w:csTheme="minorBidi"/>
+          <w:b/>
+          <w:bCs/>
+          <w:kern w:val="2"/>
+          <w:sz w:val="24"/>
+          <w:szCs w:val="24"/>
         </w:rPr>
         <w:t>PQC Layer</w:t>
       </w:r>
       <w:r>
+        <w:rPr>
+          <w:rFonts w:ascii="Aptos" w:hAnsi="Aptos" w:eastAsia="Aptos" w:cs="Aptos" w:asciiTheme="minorHAnsi" w:hAnsiTheme="minorHAnsi" w:eastAsiaTheme="minorHAnsi" w:csTheme="minorBidi"/>
+          <w:kern w:val="2"/>
+          <w:sz w:val="24"/>
+          <w:szCs w:val="24"/>
+        </w:rPr>
         <w:t>: Wraps all API communication in secure channel.</w:t>
       </w:r>
     </w:p>
     <w:p>
-      <w:r>
-        <w:rPr>
-          <w:b/>
-          <w:bCs/>
+      <w:pPr>
+        <w:spacing w:after="160" w:line="278" w:lineRule="auto"/>
+      </w:pPr>
+      <w:r>
+        <w:rPr>
+          <w:rFonts w:ascii="Aptos" w:hAnsi="Aptos" w:eastAsia="Aptos" w:cs="Aptos" w:asciiTheme="minorHAnsi" w:hAnsiTheme="minorHAnsi" w:eastAsiaTheme="minorHAnsi" w:csTheme="minorBidi"/>
+          <w:b/>
+          <w:bCs/>
+          <w:kern w:val="2"/>
+          <w:sz w:val="24"/>
+          <w:szCs w:val="24"/>
         </w:rPr>
         <w:t>Frontend</w:t>
       </w:r>
       <w:r>
+        <w:rPr>
+          <w:rFonts w:ascii="Aptos" w:hAnsi="Aptos" w:eastAsia="Aptos" w:cs="Aptos" w:asciiTheme="minorHAnsi" w:hAnsiTheme="minorHAnsi" w:eastAsiaTheme="minorHAnsi" w:csTheme="minorBidi"/>
+          <w:kern w:val="2"/>
+          <w:sz w:val="24"/>
+          <w:szCs w:val="24"/>
+        </w:rPr>
         <w:t>: Displays results securely.</w:t>
       </w:r>
     </w:p>
@@ -8824,78 +9624,187 @@
         <w:pStyle w:val="Heading2"/>
       </w:pPr>
       <w:r>
+        <w:rPr>
+          <w:rFonts w:ascii="Aptos Display" w:hAnsi="Aptos Display" w:cs="Aptos Display" w:asciiTheme="majorHAnsi" w:hAnsiTheme="majorHAnsi" w:eastAsiaTheme="majorEastAsia" w:csTheme="majorBidi"/>
+          <w:color w:val="0F4761" w:themeColor="accent1" w:themeShade="BF"/>
+          <w:kern w:val="2"/>
+          <w:sz w:val="32"/>
+          <w:szCs w:val="32"/>
+        </w:rPr>
         <w:t>15. Development Roadmap</w:t>
       </w:r>
     </w:p>
     <w:p>
-      <w:r>
-        <w:rPr>
-          <w:b/>
-          <w:bCs/>
+      <w:pPr>
+        <w:spacing w:after="160" w:line="278" w:lineRule="auto"/>
+      </w:pPr>
+      <w:r>
+        <w:rPr>
+          <w:rFonts w:ascii="Aptos" w:hAnsi="Aptos" w:eastAsia="Aptos" w:cs="Aptos" w:asciiTheme="minorHAnsi" w:hAnsiTheme="minorHAnsi" w:eastAsiaTheme="minorHAnsi" w:csTheme="minorBidi"/>
+          <w:b/>
+          <w:bCs/>
+          <w:kern w:val="2"/>
+          <w:sz w:val="24"/>
+          <w:szCs w:val="24"/>
         </w:rPr>
         <w:t>Phase 1 (MVP)</w:t>
       </w:r>
     </w:p>
     <w:p>
-      <w:r>
+      <w:pPr>
+        <w:spacing w:after="160" w:line="278" w:lineRule="auto"/>
+      </w:pPr>
+      <w:r>
+        <w:rPr>
+          <w:rFonts w:ascii="Aptos" w:hAnsi="Aptos" w:eastAsia="Aptos" w:cs="Aptos" w:asciiTheme="minorHAnsi" w:hAnsiTheme="minorHAnsi" w:eastAsiaTheme="minorHAnsi" w:csTheme="minorBidi"/>
+          <w:kern w:val="2"/>
+          <w:sz w:val="24"/>
+          <w:szCs w:val="24"/>
+        </w:rPr>
         <w:t>Build AI model (transfer learning).</w:t>
       </w:r>
     </w:p>
     <w:p>
-      <w:r>
+      <w:pPr>
+        <w:spacing w:after="160" w:line="278" w:lineRule="auto"/>
+      </w:pPr>
+      <w:r>
+        <w:rPr>
+          <w:rFonts w:ascii="Aptos" w:hAnsi="Aptos" w:eastAsia="Aptos" w:cs="Aptos" w:asciiTheme="minorHAnsi" w:hAnsiTheme="minorHAnsi" w:eastAsiaTheme="minorHAnsi" w:csTheme="minorBidi"/>
+          <w:kern w:val="2"/>
+          <w:sz w:val="24"/>
+          <w:szCs w:val="24"/>
+        </w:rPr>
         <w:t>Rule-based recommendation engine.</w:t>
       </w:r>
     </w:p>
     <w:p>
-      <w:r>
+      <w:pPr>
+        <w:spacing w:after="160" w:line="278" w:lineRule="auto"/>
+      </w:pPr>
+      <w:r>
+        <w:rPr>
+          <w:rFonts w:ascii="Aptos" w:hAnsi="Aptos" w:eastAsia="Aptos" w:cs="Aptos" w:asciiTheme="minorHAnsi" w:hAnsiTheme="minorHAnsi" w:eastAsiaTheme="minorHAnsi" w:csTheme="minorBidi"/>
+          <w:kern w:val="2"/>
+          <w:sz w:val="24"/>
+          <w:szCs w:val="24"/>
+        </w:rPr>
         <w:t>Simple FastAPI backend + MongoDB.</w:t>
       </w:r>
     </w:p>
     <w:p>
-      <w:r>
+      <w:pPr>
+        <w:spacing w:after="160" w:line="278" w:lineRule="auto"/>
+      </w:pPr>
+      <w:r>
+        <w:rPr>
+          <w:rFonts w:ascii="Aptos" w:hAnsi="Aptos" w:eastAsia="Aptos" w:cs="Aptos" w:asciiTheme="minorHAnsi" w:hAnsiTheme="minorHAnsi" w:eastAsiaTheme="minorHAnsi" w:csTheme="minorBidi"/>
+          <w:kern w:val="2"/>
+          <w:sz w:val="24"/>
+          <w:szCs w:val="24"/>
+        </w:rPr>
         <w:t>Basic React/Streamlit dashboard.</w:t>
       </w:r>
     </w:p>
     <w:p>
-      <w:r>
-        <w:rPr>
-          <w:b/>
-          <w:bCs/>
+      <w:pPr>
+        <w:spacing w:after="160" w:line="278" w:lineRule="auto"/>
+      </w:pPr>
+      <w:r>
+        <w:rPr>
+          <w:rFonts w:ascii="Aptos" w:hAnsi="Aptos" w:eastAsia="Aptos" w:cs="Aptos" w:asciiTheme="minorHAnsi" w:hAnsiTheme="minorHAnsi" w:eastAsiaTheme="minorHAnsi" w:csTheme="minorBidi"/>
+          <w:b/>
+          <w:bCs/>
+          <w:kern w:val="2"/>
+          <w:sz w:val="24"/>
+          <w:szCs w:val="24"/>
         </w:rPr>
         <w:t>Phase 2 (Security Integration)</w:t>
       </w:r>
     </w:p>
     <w:p>
-      <w:r>
+      <w:pPr>
+        <w:spacing w:after="160" w:line="278" w:lineRule="auto"/>
+      </w:pPr>
+      <w:r>
+        <w:rPr>
+          <w:rFonts w:ascii="Aptos" w:hAnsi="Aptos" w:eastAsia="Aptos" w:cs="Aptos" w:asciiTheme="minorHAnsi" w:hAnsiTheme="minorHAnsi" w:eastAsiaTheme="minorHAnsi" w:csTheme="minorBidi"/>
+          <w:kern w:val="2"/>
+          <w:sz w:val="24"/>
+          <w:szCs w:val="24"/>
+        </w:rPr>
         <w:t>Add PQC layer using OQS (Kyber + Dilithium).</w:t>
       </w:r>
     </w:p>
     <w:p>
-      <w:r>
+      <w:pPr>
+        <w:spacing w:after="160" w:line="278" w:lineRule="auto"/>
+      </w:pPr>
+      <w:r>
+        <w:rPr>
+          <w:rFonts w:ascii="Aptos" w:hAnsi="Aptos" w:eastAsia="Aptos" w:cs="Aptos" w:asciiTheme="minorHAnsi" w:hAnsiTheme="minorHAnsi" w:eastAsiaTheme="minorHAnsi" w:csTheme="minorBidi"/>
+          <w:kern w:val="2"/>
+          <w:sz w:val="24"/>
+          <w:szCs w:val="24"/>
+        </w:rPr>
         <w:t>Secure API endpoints.</w:t>
       </w:r>
     </w:p>
     <w:p>
-      <w:r>
-        <w:rPr>
-          <w:b/>
-          <w:bCs/>
+      <w:pPr>
+        <w:spacing w:after="160" w:line="278" w:lineRule="auto"/>
+      </w:pPr>
+      <w:r>
+        <w:rPr>
+          <w:rFonts w:ascii="Aptos" w:hAnsi="Aptos" w:eastAsia="Aptos" w:cs="Aptos" w:asciiTheme="minorHAnsi" w:hAnsiTheme="minorHAnsi" w:eastAsiaTheme="minorHAnsi" w:csTheme="minorBidi"/>
+          <w:b/>
+          <w:bCs/>
+          <w:kern w:val="2"/>
+          <w:sz w:val="24"/>
+          <w:szCs w:val="24"/>
         </w:rPr>
         <w:t>Phase 3 (Enhancements)</w:t>
       </w:r>
     </w:p>
     <w:p>
-      <w:r>
+      <w:pPr>
+        <w:spacing w:after="160" w:line="278" w:lineRule="auto"/>
+      </w:pPr>
+      <w:r>
+        <w:rPr>
+          <w:rFonts w:ascii="Aptos" w:hAnsi="Aptos" w:eastAsia="Aptos" w:cs="Aptos" w:asciiTheme="minorHAnsi" w:hAnsiTheme="minorHAnsi" w:eastAsiaTheme="minorHAnsi" w:csTheme="minorBidi"/>
+          <w:kern w:val="2"/>
+          <w:sz w:val="24"/>
+          <w:szCs w:val="24"/>
+        </w:rPr>
         <w:t>Improve recommendation engine with ML.</w:t>
       </w:r>
     </w:p>
     <w:p>
-      <w:r>
+      <w:pPr>
+        <w:spacing w:after="160" w:line="278" w:lineRule="auto"/>
+      </w:pPr>
+      <w:r>
+        <w:rPr>
+          <w:rFonts w:ascii="Aptos" w:hAnsi="Aptos" w:eastAsia="Aptos" w:cs="Aptos" w:asciiTheme="minorHAnsi" w:hAnsiTheme="minorHAnsi" w:eastAsiaTheme="minorHAnsi" w:csTheme="minorBidi"/>
+          <w:kern w:val="2"/>
+          <w:sz w:val="24"/>
+          <w:szCs w:val="24"/>
+        </w:rPr>
         <w:t>Add farmer history tracking.</w:t>
       </w:r>
     </w:p>
     <w:p>
-      <w:r>
+      <w:pPr>
+        <w:spacing w:after="160" w:line="278" w:lineRule="auto"/>
+      </w:pPr>
+      <w:r>
+        <w:rPr>
+          <w:rFonts w:ascii="Aptos" w:hAnsi="Aptos" w:eastAsia="Aptos" w:cs="Aptos" w:asciiTheme="minorHAnsi" w:hAnsiTheme="minorHAnsi" w:eastAsiaTheme="minorHAnsi" w:csTheme="minorBidi"/>
+          <w:kern w:val="2"/>
+          <w:sz w:val="24"/>
+          <w:szCs w:val="24"/>
+        </w:rPr>
         <w:t>Deploy on cloud (Azure/AWS/GCP).</w:t>
       </w:r>
     </w:p>
@@ -8904,108 +9813,253 @@
         <w:pStyle w:val="Heading2"/>
       </w:pPr>
       <w:r>
+        <w:rPr>
+          <w:rFonts w:ascii="Aptos Display" w:hAnsi="Aptos Display" w:cs="Aptos Display" w:asciiTheme="majorHAnsi" w:hAnsiTheme="majorHAnsi" w:eastAsiaTheme="majorEastAsia" w:csTheme="majorBidi"/>
+          <w:color w:val="0F4761" w:themeColor="accent1" w:themeShade="BF"/>
+          <w:kern w:val="2"/>
+          <w:sz w:val="32"/>
+          <w:szCs w:val="32"/>
+        </w:rPr>
         <w:t>Final Recommended Tech Stack</w:t>
       </w:r>
     </w:p>
     <w:p>
-      <w:r>
-        <w:rPr>
-          <w:b/>
-          <w:bCs/>
+      <w:pPr>
+        <w:spacing w:after="160" w:line="278" w:lineRule="auto"/>
+      </w:pPr>
+      <w:r>
+        <w:rPr>
+          <w:rFonts w:ascii="Aptos" w:hAnsi="Aptos" w:eastAsia="Aptos" w:cs="Aptos" w:asciiTheme="minorHAnsi" w:hAnsiTheme="minorHAnsi" w:eastAsiaTheme="minorHAnsi" w:csTheme="minorBidi"/>
+          <w:b/>
+          <w:bCs/>
+          <w:kern w:val="2"/>
+          <w:sz w:val="24"/>
+          <w:szCs w:val="24"/>
         </w:rPr>
         <w:t>AI/ML</w:t>
       </w:r>
       <w:r>
+        <w:rPr>
+          <w:rFonts w:ascii="Aptos" w:hAnsi="Aptos" w:eastAsia="Aptos" w:cs="Aptos" w:asciiTheme="minorHAnsi" w:hAnsiTheme="minorHAnsi" w:eastAsiaTheme="minorHAnsi" w:csTheme="minorBidi"/>
+          <w:kern w:val="2"/>
+          <w:sz w:val="24"/>
+          <w:szCs w:val="24"/>
+        </w:rPr>
         <w:t>: PyTorch + OpenCV</w:t>
       </w:r>
     </w:p>
     <w:p>
-      <w:r>
-        <w:rPr>
-          <w:b/>
-          <w:bCs/>
+      <w:pPr>
+        <w:spacing w:after="160" w:line="278" w:lineRule="auto"/>
+      </w:pPr>
+      <w:r>
+        <w:rPr>
+          <w:rFonts w:ascii="Aptos" w:hAnsi="Aptos" w:eastAsia="Aptos" w:cs="Aptos" w:asciiTheme="minorHAnsi" w:hAnsiTheme="minorHAnsi" w:eastAsiaTheme="minorHAnsi" w:csTheme="minorBidi"/>
+          <w:b/>
+          <w:bCs/>
+          <w:kern w:val="2"/>
+          <w:sz w:val="24"/>
+          <w:szCs w:val="24"/>
         </w:rPr>
         <w:t>Backend</w:t>
       </w:r>
       <w:r>
+        <w:rPr>
+          <w:rFonts w:ascii="Aptos" w:hAnsi="Aptos" w:eastAsia="Aptos" w:cs="Aptos" w:asciiTheme="minorHAnsi" w:hAnsiTheme="minorHAnsi" w:eastAsiaTheme="minorHAnsi" w:csTheme="minorBidi"/>
+          <w:kern w:val="2"/>
+          <w:sz w:val="24"/>
+          <w:szCs w:val="24"/>
+        </w:rPr>
         <w:t>: FastAPI + MongoDB</w:t>
       </w:r>
     </w:p>
     <w:p>
-      <w:r>
-        <w:rPr>
-          <w:b/>
-          <w:bCs/>
+      <w:pPr>
+        <w:spacing w:after="160" w:line="278" w:lineRule="auto"/>
+      </w:pPr>
+      <w:r>
+        <w:rPr>
+          <w:rFonts w:ascii="Aptos" w:hAnsi="Aptos" w:eastAsia="Aptos" w:cs="Aptos" w:asciiTheme="minorHAnsi" w:hAnsiTheme="minorHAnsi" w:eastAsiaTheme="minorHAnsi" w:csTheme="minorBidi"/>
+          <w:b/>
+          <w:bCs/>
+          <w:kern w:val="2"/>
+          <w:sz w:val="24"/>
+          <w:szCs w:val="24"/>
         </w:rPr>
         <w:t>Security</w:t>
       </w:r>
       <w:r>
+        <w:rPr>
+          <w:rFonts w:ascii="Aptos" w:hAnsi="Aptos" w:eastAsia="Aptos" w:cs="Aptos" w:asciiTheme="minorHAnsi" w:hAnsiTheme="minorHAnsi" w:eastAsiaTheme="minorHAnsi" w:csTheme="minorBidi"/>
+          <w:kern w:val="2"/>
+          <w:sz w:val="24"/>
+          <w:szCs w:val="24"/>
+        </w:rPr>
         <w:t>: Open Quantum Safe (Kyber, Dilithium)</w:t>
       </w:r>
     </w:p>
     <w:p>
-      <w:r>
-        <w:rPr>
-          <w:b/>
-          <w:bCs/>
+      <w:pPr>
+        <w:spacing w:after="160" w:line="278" w:lineRule="auto"/>
+      </w:pPr>
+      <w:r>
+        <w:rPr>
+          <w:rFonts w:ascii="Aptos" w:hAnsi="Aptos" w:eastAsia="Aptos" w:cs="Aptos" w:asciiTheme="minorHAnsi" w:hAnsiTheme="minorHAnsi" w:eastAsiaTheme="minorHAnsi" w:csTheme="minorBidi"/>
+          <w:b/>
+          <w:bCs/>
+          <w:kern w:val="2"/>
+          <w:sz w:val="24"/>
+          <w:szCs w:val="24"/>
         </w:rPr>
         <w:t>Frontend</w:t>
       </w:r>
       <w:r>
+        <w:rPr>
+          <w:rFonts w:ascii="Aptos" w:hAnsi="Aptos" w:eastAsia="Aptos" w:cs="Aptos" w:asciiTheme="minorHAnsi" w:hAnsiTheme="minorHAnsi" w:eastAsiaTheme="minorHAnsi" w:csTheme="minorBidi"/>
+          <w:kern w:val="2"/>
+          <w:sz w:val="24"/>
+          <w:szCs w:val="24"/>
+        </w:rPr>
         <w:t>: React.js or Streamlit</w:t>
       </w:r>
     </w:p>
     <w:p>
-      <w:r>
-        <w:rPr>
-          <w:b/>
-          <w:bCs/>
+      <w:pPr>
+        <w:spacing w:after="160" w:line="278" w:lineRule="auto"/>
+      </w:pPr>
+      <w:r>
+        <w:rPr>
+          <w:rFonts w:ascii="Aptos" w:hAnsi="Aptos" w:eastAsia="Aptos" w:cs="Aptos" w:asciiTheme="minorHAnsi" w:hAnsiTheme="minorHAnsi" w:eastAsiaTheme="minorHAnsi" w:csTheme="minorBidi"/>
+          <w:b/>
+          <w:bCs/>
+          <w:kern w:val="2"/>
+          <w:sz w:val="24"/>
+          <w:szCs w:val="24"/>
         </w:rPr>
         <w:t>Cloud</w:t>
       </w:r>
       <w:r>
+        <w:rPr>
+          <w:rFonts w:ascii="Aptos" w:hAnsi="Aptos" w:eastAsia="Aptos" w:cs="Aptos" w:asciiTheme="minorHAnsi" w:hAnsiTheme="minorHAnsi" w:eastAsiaTheme="minorHAnsi" w:csTheme="minorBidi"/>
+          <w:kern w:val="2"/>
+          <w:sz w:val="24"/>
+          <w:szCs w:val="24"/>
+        </w:rPr>
         <w:t>: Azure/AWS free tier for deployment</w:t>
       </w:r>
     </w:p>
     <w:p>
-      <w:r>
+      <w:pPr>
+        <w:spacing w:after="160" w:line="278" w:lineRule="auto"/>
+      </w:pPr>
+      <w:r>
+        <w:rPr>
+          <w:rFonts w:ascii="Aptos" w:hAnsi="Aptos" w:eastAsia="Aptos" w:cs="Aptos" w:asciiTheme="minorHAnsi" w:hAnsiTheme="minorHAnsi" w:eastAsiaTheme="minorHAnsi" w:csTheme="minorBidi"/>
+          <w:kern w:val="2"/>
+          <w:sz w:val="24"/>
+          <w:szCs w:val="24"/>
+        </w:rPr>
         <w:t xml:space="preserve">✅ </w:t>
       </w:r>
       <w:r>
         <w:rPr>
-          <w:b/>
-          <w:bCs/>
+          <w:rFonts w:ascii="Aptos" w:hAnsi="Aptos" w:eastAsia="Aptos" w:cs="Aptos" w:asciiTheme="minorHAnsi" w:hAnsiTheme="minorHAnsi" w:eastAsiaTheme="minorHAnsi" w:csTheme="minorBidi"/>
+          <w:b/>
+          <w:bCs/>
+          <w:kern w:val="2"/>
+          <w:sz w:val="24"/>
+          <w:szCs w:val="24"/>
         </w:rPr>
         <w:t>Essential for MVP</w:t>
       </w:r>
       <w:r>
+        <w:rPr>
+          <w:rFonts w:ascii="Aptos" w:hAnsi="Aptos" w:eastAsia="Aptos" w:cs="Aptos" w:asciiTheme="minorHAnsi" w:hAnsiTheme="minorHAnsi" w:eastAsiaTheme="minorHAnsi" w:csTheme="minorBidi"/>
+          <w:kern w:val="2"/>
+          <w:sz w:val="24"/>
+          <w:szCs w:val="24"/>
+        </w:rPr>
         <w:t xml:space="preserve">: AI model, rule-based recommendation, FastAPI backend, MongoDB, basic dashboard. ✅ </w:t>
       </w:r>
       <w:r>
         <w:rPr>
-          <w:b/>
-          <w:bCs/>
+          <w:rFonts w:ascii="Aptos" w:hAnsi="Aptos" w:eastAsia="Aptos" w:cs="Aptos" w:asciiTheme="minorHAnsi" w:hAnsiTheme="minorHAnsi" w:eastAsiaTheme="minorHAnsi" w:csTheme="minorBidi"/>
+          <w:b/>
+          <w:bCs/>
+          <w:kern w:val="2"/>
+          <w:sz w:val="24"/>
+          <w:szCs w:val="24"/>
         </w:rPr>
         <w:t>Add Later</w:t>
       </w:r>
       <w:r>
+        <w:rPr>
+          <w:rFonts w:ascii="Aptos" w:hAnsi="Aptos" w:eastAsia="Aptos" w:cs="Aptos" w:asciiTheme="minorHAnsi" w:hAnsiTheme="minorHAnsi" w:eastAsiaTheme="minorHAnsi" w:csTheme="minorBidi"/>
+          <w:kern w:val="2"/>
+          <w:sz w:val="24"/>
+          <w:szCs w:val="24"/>
+        </w:rPr>
         <w:t>: PQC integration, advanced ML recommendations, cloud deployment.</w:t>
       </w:r>
     </w:p>
     <w:p>
-      <w:r>
+      <w:pPr>
+        <w:spacing w:after="160" w:line="278" w:lineRule="auto"/>
+      </w:pPr>
+      <w:r>
+        <w:rPr>
+          <w:rFonts w:ascii="Aptos" w:hAnsi="Aptos" w:eastAsia="Aptos" w:cs="Aptos" w:asciiTheme="minorHAnsi" w:hAnsiTheme="minorHAnsi" w:eastAsiaTheme="minorHAnsi" w:csTheme="minorBidi"/>
+          <w:kern w:val="2"/>
+          <w:sz w:val="24"/>
+          <w:szCs w:val="24"/>
+        </w:rPr>
         <w:t xml:space="preserve">  </w:t>
       </w:r>
     </w:p>
-    <w:p/>
-    <w:p/>
-    <w:p/>
-    <w:p/>
-    <w:p/>
-    <w:p/>
-    <w:p/>
-    <w:p/>
-    <w:p>
+    <w:p>
+      <w:pPr>
+        <w:spacing w:after="160" w:line="278" w:lineRule="auto"/>
+      </w:pPr>
+    </w:p>
+    <w:p>
+      <w:pPr>
+        <w:spacing w:after="160" w:line="278" w:lineRule="auto"/>
+      </w:pPr>
+    </w:p>
+    <w:p>
+      <w:pPr>
+        <w:spacing w:after="160" w:line="278" w:lineRule="auto"/>
+      </w:pPr>
+    </w:p>
+    <w:p>
+      <w:pPr>
+        <w:spacing w:after="160" w:line="278" w:lineRule="auto"/>
+      </w:pPr>
+    </w:p>
+    <w:p>
+      <w:pPr>
+        <w:spacing w:after="160" w:line="278" w:lineRule="auto"/>
+      </w:pPr>
+    </w:p>
+    <w:p>
+      <w:pPr>
+        <w:spacing w:after="160" w:line="278" w:lineRule="auto"/>
+      </w:pPr>
+    </w:p>
+    <w:p>
+      <w:pPr>
+        <w:spacing w:after="160" w:line="278" w:lineRule="auto"/>
+      </w:pPr>
+    </w:p>
+    <w:p>
+      <w:pPr>
+        <w:spacing w:after="160" w:line="278" w:lineRule="auto"/>
+      </w:pPr>
+    </w:p>
+    <w:p>
+      <w:pPr>
+        <w:spacing w:after="160" w:line="278" w:lineRule="auto"/>
+      </w:pPr>
       <w:r>
         <w:drawing>
           <wp:inline distT="0" distB="0" distL="0" distR="0">
@@ -9023,7 +10077,7 @@
                     <pic:cNvPicPr/>
                   </pic:nvPicPr>
                   <pic:blipFill>
-                    <a:blip r:embed="rId20"/>
+                    <a:blip r:embed="rId24"/>
                     <a:stretch>
                       <a:fillRect/>
                     </a:stretch>
@@ -9044,20 +10098,338 @@
         </w:drawing>
       </w:r>
     </w:p>
+    <w:p>
+      <w:pPr>
+        <w:spacing w:after="160" w:line="278" w:lineRule="auto"/>
+      </w:pPr>
+    </w:p>
+    <w:p>
+      <w:pPr>
+        <w:spacing w:after="160" w:line="278" w:lineRule="auto"/>
+      </w:pPr>
+    </w:p>
+    <w:p>
+      <w:pPr>
+        <w:spacing w:after="160" w:line="278" w:lineRule="auto"/>
+      </w:pPr>
+    </w:p>
+    <w:p>
+      <w:pPr>
+        <w:spacing w:after="160" w:line="278" w:lineRule="auto"/>
+      </w:pPr>
+    </w:p>
+    <w:p>
+      <w:pPr>
+        <w:spacing w:after="160" w:line="278" w:lineRule="auto"/>
+      </w:pPr>
+    </w:p>
+    <w:p>
+      <w:pPr>
+        <w:spacing w:after="160" w:line="278" w:lineRule="auto"/>
+      </w:pPr>
+    </w:p>
+    <w:p>
+      <w:pPr>
+        <w:spacing w:after="160" w:line="278" w:lineRule="auto"/>
+      </w:pPr>
+    </w:p>
+    <w:p>
+      <w:pPr>
+        <w:spacing w:after="160" w:line="278" w:lineRule="auto"/>
+      </w:pPr>
+      <w:r>
+        <w:t>Implementation Roadmap</w:t>
+      </w:r>
+    </w:p>
+    <w:p>
+      <w:pPr>
+        <w:pStyle w:val="Heading2"/>
+        <w:outlineLvl w:val="1"/>
+      </w:pPr>
+      <w:r>
+        <w:rPr>
+          <w:b/>
+          <w:bCs/>
+        </w:rPr>
+        <w:t>Phase 1: Disease Detection (Weeks 1-8)</w:t>
+      </w:r>
+    </w:p>
+    <w:p>
+      <w:r>
+        <w:t>Data collection and preprocessing (PlantVillage + field images)</w:t>
+      </w:r>
+    </w:p>
+    <w:p>
+      <w:r>
+        <w:t>Implement baseline CNN (ResNet-50, EfficientNet-B0)</w:t>
+      </w:r>
+    </w:p>
+    <w:p>
+      <w:r>
+        <w:t>Experiment with Vision Transformer (ViT-B/16)</w:t>
+      </w:r>
+    </w:p>
+    <w:p>
+      <w:r>
+        <w:t>Hybrid CNN-ViT architecture development</w:t>
+      </w:r>
+    </w:p>
+    <w:p>
+      <w:r>
+        <w:t>Real-time optimization (quantization, pruning)</w:t>
+      </w:r>
+    </w:p>
+    <w:p>
+      <w:pPr>
+        <w:pStyle w:val="Heading2"/>
+        <w:outlineLvl w:val="1"/>
+      </w:pPr>
+      <w:r>
+        <w:rPr>
+          <w:b/>
+          <w:bCs/>
+        </w:rPr>
+        <w:t>Phase 2: Recommendation System (Weeks 9-14)</w:t>
+      </w:r>
+    </w:p>
+    <w:p>
+      <w:r>
+        <w:t>Soil nutrient dataset curation</w:t>
+      </w:r>
+    </w:p>
+    <w:p>
+      <w:r>
+        <w:t>TabNet implementation for tabular data</w:t>
+      </w:r>
+    </w:p>
+    <w:p>
+      <w:r>
+        <w:t>Integrate climate forecasting (STGCN)</w:t>
+      </w:r>
+    </w:p>
+    <w:p>
+      <w:r>
+        <w:t>SHAP-based explainability layer</w:t>
+      </w:r>
+    </w:p>
+    <w:p>
+      <w:r>
+        <w:t>Knowledge graph for agrochemical interactions</w:t>
+      </w:r>
+    </w:p>
+    <w:p>
+      <w:pPr>
+        <w:pStyle w:val="Heading2"/>
+        <w:outlineLvl w:val="1"/>
+      </w:pPr>
+      <w:r>
+        <w:rPr>
+          <w:b/>
+          <w:bCs/>
+        </w:rPr>
+        <w:t>Phase 3: Post-Quantum Security (Weeks 15-20)</w:t>
+      </w:r>
+    </w:p>
+    <w:p>
+      <w:r>
+        <w:t>Integrate liboqs (Open Quantum Safe library)</w:t>
+      </w:r>
+    </w:p>
+    <w:p>
+      <w:r>
+        <w:t>Implement PQ-TLS 1.3 handshake</w:t>
+      </w:r>
+    </w:p>
+    <w:p>
+      <w:r>
+        <w:t>Kyber-512 key exchange + Dilithium-2 signatures</w:t>
+      </w:r>
+    </w:p>
+    <w:p>
+      <w:r>
+        <w:t>Cloud communication layer (AWS/Azure with PQC)</w:t>
+      </w:r>
+    </w:p>
+    <w:p>
+      <w:r>
+        <w:t>Performance benchmarking on IoT hardware</w:t>
+      </w:r>
+    </w:p>
+    <w:p>
+      <w:pPr>
+        <w:pStyle w:val="Heading2"/>
+        <w:outlineLvl w:val="1"/>
+      </w:pPr>
+      <w:r>
+        <w:rPr>
+          <w:b/>
+          <w:bCs/>
+        </w:rPr>
+        <w:t>Phase 4: Integration &amp; Deployment (Weeks 21-24)</w:t>
+      </w:r>
+    </w:p>
+    <w:p>
+      <w:r>
+        <w:t>Full-stack integration (FastAPI backend + React/Flutter frontend)</w:t>
+      </w:r>
+    </w:p>
+    <w:p>
+      <w:r>
+        <w:t>Mobile app development for farmers</w:t>
+      </w:r>
+    </w:p>
+    <w:p>
+      <w:r>
+        <w:t>Field testing with real agricultural data</w:t>
+      </w:r>
+    </w:p>
+    <w:p>
+      <w:r>
+        <w:t>Security audit and penetration testing</w:t>
+      </w:r>
+    </w:p>
+    <w:p>
+      <w:r>
+        <w:t>Documentation and paper writing</w:t>
+      </w:r>
+    </w:p>
     <w:p/>
-    <w:p>
-      <w:pPr>
-        <w:spacing w:after="160" w:line="278" w:lineRule="auto"/>
-      </w:pPr>
-      <w:r>
-        <w:rPr>
-          <w:rFonts w:ascii="Aptos" w:hAnsi="Aptos" w:cs="Aptos" w:asciiTheme="minorHAnsi"/>
-          <w:b/>
-          <w:bCs/>
-          <w:sz w:val="24"/>
-          <w:szCs w:val="24"/>
-        </w:rPr>
-        <w:t>h</w:t>
+    <w:p/>
+    <w:p>
+      <w:r>
+        <w:t>Novelty &amp; Contribution</w:t>
+      </w:r>
+    </w:p>
+    <w:p>
+      <w:r>
+        <w:t>Your project's unique contributions:</w:t>
+      </w:r>
+    </w:p>
+    <w:p>
+      <w:r>
+        <w:rPr>
+          <w:b/>
+          <w:bCs/>
+        </w:rPr>
+        <w:t>First integrated system</w:t>
+      </w:r>
+      <w:r>
+        <w:t xml:space="preserve"> combining disease detection, agrochemical recommendation, and PQC security in agriculture</w:t>
+      </w:r>
+    </w:p>
+    <w:p>
+      <w:r>
+        <w:rPr>
+          <w:b/>
+          <w:bCs/>
+        </w:rPr>
+        <w:t>Post-quantum readiness</w:t>
+      </w:r>
+      <w:r>
+        <w:t xml:space="preserve"> for long-term data security (critical for agricultural records spanning decades)</w:t>
+      </w:r>
+    </w:p>
+    <w:p>
+      <w:r>
+        <w:rPr>
+          <w:b/>
+          <w:bCs/>
+        </w:rPr>
+        <w:t>Explainable AI</w:t>
+      </w:r>
+      <w:r>
+        <w:t xml:space="preserve"> for farmer trust and regulatory compliance</w:t>
+      </w:r>
+    </w:p>
+    <w:p>
+      <w:r>
+        <w:rPr>
+          <w:b/>
+          <w:bCs/>
+        </w:rPr>
+        <w:t>Edge-cloud hybrid architecture</w:t>
+      </w:r>
+      <w:r>
+        <w:t xml:space="preserve"> balancing accuracy and latency</w:t>
+      </w:r>
+    </w:p>
+    <w:p>
+      <w:r>
+        <w:rPr>
+          <w:b/>
+          <w:bCs/>
+        </w:rPr>
+        <w:t>Multimodal fusion</w:t>
+      </w:r>
+      <w:r>
+        <w:t xml:space="preserve"> of images, sensor data, and climate forecasts</w:t>
+      </w:r>
+    </w:p>
+    <w:p/>
+    <w:p/>
+    <w:p>
+      <w:r>
+        <w:t>Expected Outcomes</w:t>
+      </w:r>
+    </w:p>
+    <w:p>
+      <w:r>
+        <w:rPr>
+          <w:b/>
+          <w:bCs/>
+        </w:rPr>
+        <w:t>Accuracy</w:t>
+      </w:r>
+      <w:r>
+        <w:t>: &gt;95% disease detection (field conditions), &gt;90% recommendation accuracy</w:t>
+      </w:r>
+    </w:p>
+    <w:p>
+      <w:r>
+        <w:rPr>
+          <w:b/>
+          <w:bCs/>
+        </w:rPr>
+        <w:t>Security</w:t>
+      </w:r>
+      <w:r>
+        <w:t>: NIST-compliant PQC implementation resistant to quantum attacks</w:t>
+      </w:r>
+    </w:p>
+    <w:p>
+      <w:r>
+        <w:rPr>
+          <w:b/>
+          <w:bCs/>
+        </w:rPr>
+        <w:t>Latency</w:t>
+      </w:r>
+      <w:r>
+        <w:t>: &lt;100ms end-to-end inference + recommendation</w:t>
+      </w:r>
+    </w:p>
+    <w:p>
+      <w:r>
+        <w:rPr>
+          <w:b/>
+          <w:bCs/>
+        </w:rPr>
+        <w:t>Scalability</w:t>
+      </w:r>
+      <w:r>
+        <w:t>: Support for 1000+ concurrent IoT devices</w:t>
+      </w:r>
+    </w:p>
+    <w:p>
+      <w:r>
+        <w:rPr>
+          <w:b/>
+          <w:bCs/>
+        </w:rPr>
+        <w:t>Publications</w:t>
+      </w:r>
+      <w:r>
+        <w:t>: 2-3 conference/journal papers (agriculture + security venues)</w:t>
       </w:r>
     </w:p>
     <w:sectPr>
